--- a/downloads/student/ai-2-week-21.docx
+++ b/downloads/student/ai-2-week-21.docx
@@ -1865,6 +1865,16 @@
     <w:p>
       <w:r>
         <w:t>A toy numeric encoding does not establish meaningful interpersonal distances or suitability of a recommendation.</w:t>
+      </w:r>
+    </w:p>
+    <w:p>
+      <w:r>
+        <w:t>Read the labelled picture: Explain why B ceases to be a closest option without any candidate data changing.</w:t>
+      </w:r>
+    </w:p>
+    <w:p>
+      <w:r>
+        <w:t>Change one thing: Give the first-coordinate difference weight 2 while the second keeps weight 1. Predict the result before checking the explanation. What remains the same?</w:t>
       </w:r>
     </w:p>
     <w:p>
@@ -3877,6 +3887,187 @@
     <w:p>
       <w:r>
         <w:t>Attempt the independent case before hints. Record whether you worked alone, used a hint or followed a model. After feedback, fix the first unsupported step and explain why it changed. A later check uses a changed case, not a copied answer.</w:t>
+      </w:r>
+    </w:p>
+    <w:p>
+      <w:pPr>
+        <w:pStyle w:val="Heading1"/>
+      </w:pPr>
+      <w:r>
+        <w:t>15. Your lesson route</w:t>
+      </w:r>
+    </w:p>
+    <w:p>
+      <w:r>
+        <w:t>Start with this question: A fictional toy book matcher represents two preferences with numeric features.</w:t>
+      </w:r>
+    </w:p>
+    <w:tbl>
+      <w:tblPr>
+        <w:tblStyle w:val="LightShading-Accent1"/>
+        <w:tblW w:type="auto" w:w="0"/>
+        <w:tblLook w:firstColumn="1" w:firstRow="1" w:lastColumn="0" w:lastRow="0" w:noHBand="0" w:noVBand="1" w:val="04A0"/>
+      </w:tblPr>
+      <w:tblGrid>
+        <w:gridCol w:w="5112"/>
+        <w:gridCol w:w="5112"/>
+      </w:tblGrid>
+      <w:tr>
+        <w:trPr>
+          <w:tblHeader/>
+        </w:trPr>
+        <w:tc>
+          <w:tcPr>
+            <w:tcW w:type="dxa" w:w="5112"/>
+          </w:tcPr>
+          <w:p>
+            <w:r>
+              <w:t>By the end, I can</w:t>
+            </w:r>
+          </w:p>
+        </w:tc>
+        <w:tc>
+          <w:tcPr>
+            <w:tcW w:type="dxa" w:w="5112"/>
+          </w:tcPr>
+          <w:p>
+            <w:r>
+              <w:t>How I will show it</w:t>
+            </w:r>
+          </w:p>
+        </w:tc>
+      </w:tr>
+      <w:tr>
+        <w:tc>
+          <w:tcPr>
+            <w:tcW w:type="dxa" w:w="5112"/>
+          </w:tcPr>
+          <w:p>
+            <w:r>
+              <w:t>Represent items with numeric features</w:t>
+            </w:r>
+          </w:p>
+        </w:tc>
+        <w:tc>
+          <w:tcPr>
+            <w:tcW w:type="dxa" w:w="5112"/>
+          </w:tcPr>
+          <w:p>
+            <w:r>
+              <w:t>Explain the deciding step, show a trace or test, and state one limit.</w:t>
+            </w:r>
+          </w:p>
+        </w:tc>
+      </w:tr>
+      <w:tr>
+        <w:tc>
+          <w:tcPr>
+            <w:tcW w:type="dxa" w:w="5112"/>
+          </w:tcPr>
+          <w:p>
+            <w:r>
+              <w:t>Calculate a simple distance</w:t>
+            </w:r>
+          </w:p>
+        </w:tc>
+        <w:tc>
+          <w:tcPr>
+            <w:tcW w:type="dxa" w:w="5112"/>
+          </w:tcPr>
+          <w:p>
+            <w:r>
+              <w:t>Explain the deciding step, show a trace or test, and state one limit.</w:t>
+            </w:r>
+          </w:p>
+        </w:tc>
+      </w:tr>
+      <w:tr>
+        <w:tc>
+          <w:tcPr>
+            <w:tcW w:type="dxa" w:w="5112"/>
+          </w:tcPr>
+          <w:p>
+            <w:r>
+              <w:t>Explain how units and chosen features affect similarity</w:t>
+            </w:r>
+          </w:p>
+        </w:tc>
+        <w:tc>
+          <w:tcPr>
+            <w:tcW w:type="dxa" w:w="5112"/>
+          </w:tcPr>
+          <w:p>
+            <w:r>
+              <w:t>Explain the deciding step, show a trace or test, and state one limit.</w:t>
+            </w:r>
+          </w:p>
+        </w:tc>
+      </w:tr>
+    </w:tbl>
+    <w:p>
+      <w:r>
+        <w:t>Remember → watch and explain → try with help → investigate → try independently → keep project evidence. Your teacher may spread this lesson across several classes.</w:t>
+      </w:r>
+    </w:p>
+    <w:p>
+      <w:r>
+        <w:t>Keep your first prediction. Compare it with what the evidence shows and explain any change.</w:t>
+      </w:r>
+    </w:p>
+    <w:p>
+      <w:pPr>
+        <w:pStyle w:val="Heading1"/>
+      </w:pPr>
+      <w:r>
+        <w:t>16. Finish and return</w:t>
+      </w:r>
+    </w:p>
+    <w:p>
+      <w:r>
+        <w:t>Close your notes. Explain this goal in your own words: Represent items with numeric features</w:t>
+      </w:r>
+    </w:p>
+    <w:p>
+      <w:pPr>
+        <w:pStyle w:val="Heading3"/>
+      </w:pPr>
+      <w:r>
+        <w:t>My deciding step, evidence and one remaining question</w:t>
+      </w:r>
+    </w:p>
+    <w:p>
+      <w:r>
+        <w:t>________________________________________________________________</w:t>
+      </w:r>
+    </w:p>
+    <w:p>
+      <w:r>
+        <w:t>________________________________________________________________</w:t>
+      </w:r>
+    </w:p>
+    <w:p>
+      <w:r>
+        <w:t>________________________________________________________________</w:t>
+      </w:r>
+    </w:p>
+    <w:p>
+      <w:r>
+        <w:t>________________________________________________________________</w:t>
+      </w:r>
+    </w:p>
+    <w:p>
+      <w:r>
+        <w:t>________________________________________________________________</w:t>
+      </w:r>
+    </w:p>
+    <w:p>
+      <w:r>
+        <w:t>If you are unsure, return to the worked picture and explain one arrow. If you are ready, change an input or assumption and justify your prediction.</w:t>
+      </w:r>
+    </w:p>
+    <w:p>
+      <w:r>
+        <w:t>Save your workbook evidence. At the next review, try a different case before opening your old answer.</w:t>
       </w:r>
     </w:p>
     <w:sectPr>

--- a/downloads/student/ai-2-week-21.docx
+++ b/downloads/student/ai-2-week-21.docx
@@ -4068,6 +4068,220 @@
     <w:p>
       <w:r>
         <w:t>Save your workbook evidence. At the next review, try a different case before opening your old answer.</w:t>
+      </w:r>
+    </w:p>
+    <w:p>
+      <w:pPr>
+        <w:pStyle w:val="Heading1"/>
+      </w:pPr>
+      <w:r>
+        <w:t>17. Supported practice, repair and portfolio</w:t>
+      </w:r>
+    </w:p>
+    <w:p>
+      <w:r>
+        <w:t>Use this supported practice once, in the browser or on paper. Keep the reserved independent assessment for a separate first attempt before teacher feedback.</w:t>
+      </w:r>
+    </w:p>
+    <w:p>
+      <w:r>
+        <w:t>A fictional toy book matcher represents two preferences with numeric features.</w:t>
+      </w:r>
+    </w:p>
+    <w:p>
+      <w:pPr>
+        <w:pStyle w:val="Heading3"/>
+      </w:pPr>
+      <w:r>
+        <w:t>Practice 1: explain the deciding evidence</w:t>
+      </w:r>
+    </w:p>
+    <w:p>
+      <w:r>
+        <w:t>Which labelled step matches this detail? B and C tie at distance 2; keep the tie visible.</w:t>
+      </w:r>
+    </w:p>
+    <w:p>
+      <w:r>
+        <w:t>1. Distance C</w:t>
+      </w:r>
+    </w:p>
+    <w:p>
+      <w:r>
+        <w:t>2. Choose closest</w:t>
+      </w:r>
+    </w:p>
+    <w:p>
+      <w:r>
+        <w:t>3. Distance A</w:t>
+      </w:r>
+    </w:p>
+    <w:p>
+      <w:r>
+        <w:t>4. Distance B</w:t>
+      </w:r>
+    </w:p>
+    <w:p>
+      <w:pPr>
+        <w:pStyle w:val="Heading3"/>
+      </w:pPr>
+      <w:r>
+        <w:t>My selected conclusion, deciding fact and explanation</w:t>
+      </w:r>
+    </w:p>
+    <w:p>
+      <w:r>
+        <w:t>________________________________________________________________</w:t>
+      </w:r>
+    </w:p>
+    <w:p>
+      <w:r>
+        <w:t>________________________________________________________________</w:t>
+      </w:r>
+    </w:p>
+    <w:p>
+      <w:r>
+        <w:t>________________________________________________________________</w:t>
+      </w:r>
+    </w:p>
+    <w:p>
+      <w:r>
+        <w:t>________________________________________________________________</w:t>
+      </w:r>
+    </w:p>
+    <w:p>
+      <w:r>
+        <w:t>________________________________________________________________</w:t>
+      </w:r>
+    </w:p>
+    <w:p>
+      <w:r>
+        <w:t>Hint if needed: Read the steps in the pictorial case. Match the supplied detail to the stage that performs or records it.</w:t>
+      </w:r>
+    </w:p>
+    <w:p>
+      <w:r>
+        <w:t>After your attempt, compare with the supported explanation: Choose closest B and C tie at distance 2; keep the tie visible. Each coordinate contributes according to the declared distance rule. Smaller distance means closer in this representation, not automatically a better reading experience. If one coordinate uses a much larger numerical scale, it can dominate the sum even when it is not more important. Feature units and scaling belong in the method record.</w:t>
+      </w:r>
+    </w:p>
+    <w:p>
+      <w:pPr>
+        <w:pStyle w:val="Heading3"/>
+      </w:pPr>
+      <w:r>
+        <w:t>Practice 2: explain the deciding evidence</w:t>
+      </w:r>
+    </w:p>
+    <w:p>
+      <w:r>
+        <w:t>Changed-case practice: Give the first-coordinate difference weight 2 while the second keeps weight 1. Which conclusion is supported by the supplied facts?</w:t>
+      </w:r>
+    </w:p>
+    <w:p>
+      <w:r>
+        <w:t>1. Distances become A=3, B=4, C=3; A and C tie.</w:t>
+      </w:r>
+    </w:p>
+    <w:p>
+      <w:r>
+        <w:t>2. This one example guarantees correct results for every future input.</w:t>
+      </w:r>
+    </w:p>
+    <w:p>
+      <w:r>
+        <w:t>3. We can decide the result without examining the changed input or the procedure.</w:t>
+      </w:r>
+    </w:p>
+    <w:p>
+      <w:pPr>
+        <w:pStyle w:val="Heading3"/>
+      </w:pPr>
+      <w:r>
+        <w:t>My selected conclusion, deciding fact and explanation</w:t>
+      </w:r>
+    </w:p>
+    <w:p>
+      <w:r>
+        <w:t>________________________________________________________________</w:t>
+      </w:r>
+    </w:p>
+    <w:p>
+      <w:r>
+        <w:t>________________________________________________________________</w:t>
+      </w:r>
+    </w:p>
+    <w:p>
+      <w:r>
+        <w:t>________________________________________________________________</w:t>
+      </w:r>
+    </w:p>
+    <w:p>
+      <w:r>
+        <w:t>________________________________________________________________</w:t>
+      </w:r>
+    </w:p>
+    <w:p>
+      <w:r>
+        <w:t>________________________________________________________________</w:t>
+      </w:r>
+    </w:p>
+    <w:p>
+      <w:r>
+        <w:t>Hint if needed: Use the changed condition and the deciding step in the pictorial trace. The answer must say what follows from those facts.</w:t>
+      </w:r>
+    </w:p>
+    <w:p>
+      <w:r>
+        <w:t>After your attempt, compare with the supported explanation: Distances become A=3, B=4, C=3; A and C tie. The representation’s comparison rule changes; the supplied vectors stay the same.</w:t>
+      </w:r>
+    </w:p>
+    <w:p>
+      <w:pPr>
+        <w:pStyle w:val="Heading3"/>
+      </w:pPr>
+      <w:r>
+        <w:t>Repair a missing building block</w:t>
+      </w:r>
+    </w:p>
+    <w:p>
+      <w:r>
+        <w:t>Review Repair Bias in Data (ai-2/20). Goal: Identify selection and coverage bias. Short practice: Why must 35% be labelled an illustration rather than the measured grade-wide Yes rate?. Return to this week and explain what you changed.</w:t>
+      </w:r>
+    </w:p>
+    <w:p>
+      <w:r>
+        <w:t>Review Missing Data (ai-2/18). Goal: Detect absent and unusable values. Short practice: Why is the Boolean True rejected even though arithmetic can treat it like 1 in Python?. Return to this week and explain what you changed.</w:t>
+      </w:r>
+    </w:p>
+    <w:p>
+      <w:r>
+        <w:t>Review Choose Informative Questions (ai-2/15). Goal: Fit a root question and leaf predictions from training examples. Short practice: Choose the best original question and explain why its more balanced split matters here.. Return to this week and explain what you changed.</w:t>
+      </w:r>
+    </w:p>
+    <w:p>
+      <w:pPr>
+        <w:pStyle w:val="Heading3"/>
+      </w:pPr>
+      <w:r>
+        <w:t>Predict, run and debug</w:t>
+      </w:r>
+    </w:p>
+    <w:p>
+      <w:r>
+        <w:t>The browser lab lets you edit the supported Python examples already included in this lesson. Predict first, run, inspect the actual output or error, change one input, then run again. Keep code, predictions, actual results and a reasoned revision together. On paper, label your result as a trace rather than an execution.</w:t>
+      </w:r>
+    </w:p>
+    <w:p>
+      <w:pPr>
+        <w:pStyle w:val="Heading3"/>
+      </w:pPr>
+      <w:r>
+        <w:t>Keep your completed work</w:t>
+      </w:r>
+    </w:p>
+    <w:p>
+      <w:r>
+        <w:t>Use Download completed work in the hosted lesson to export your answers, reflections, practice feedback and code-run evidence. Open the HTML copy to read or print it. Drafts stay in this browser when storage is available; clear drafts on a shared device.</w:t>
       </w:r>
     </w:p>
     <w:sectPr>

--- a/downloads/student/ai-2-week-21.docx
+++ b/downloads/student/ai-2-week-21.docx
@@ -42,6 +42,11 @@
       </w:r>
     </w:p>
     <w:p>
+      <w:r>
+        <w:t>Start with the target: Represent items with numeric features. Try the recall before opening notes.</w:t>
+      </w:r>
+    </w:p>
+    <w:p>
       <w:pPr>
         <w:pStyle w:val="Heading3"/>
       </w:pPr>
@@ -50,18 +55,60 @@
       </w:r>
     </w:p>
     <w:p>
-      <w:r>
+      <w:pPr>
+        <w:spacing w:line="336" w:lineRule="auto" w:after="180"/>
+      </w:pPr>
+      <w:r>
+        <w:rPr>
+          <w:b w:val="0"/>
+        </w:rPr>
         <w:t>I can represent items with numeric features.</w:t>
       </w:r>
     </w:p>
     <w:p>
-      <w:r>
-        <w:t>I can calculate a simple distance.</w:t>
-      </w:r>
-    </w:p>
-    <w:p>
-      <w:r>
-        <w:t>I can explain how units and chosen features affect similarity.</w:t>
+      <w:pPr>
+        <w:spacing w:line="336" w:lineRule="auto" w:after="180"/>
+      </w:pPr>
+      <w:r>
+        <w:rPr>
+          <w:b w:val="0"/>
+        </w:rPr>
+        <w:t xml:space="preserve">I can calculate a simple </w:t>
+      </w:r>
+      <w:r>
+        <w:rPr>
+          <w:b/>
+        </w:rPr>
+        <w:t>distance</w:t>
+      </w:r>
+      <w:r>
+        <w:rPr>
+          <w:b w:val="0"/>
+        </w:rPr>
+        <w:t>.</w:t>
+      </w:r>
+    </w:p>
+    <w:p>
+      <w:pPr>
+        <w:spacing w:line="336" w:lineRule="auto" w:after="180"/>
+      </w:pPr>
+      <w:r>
+        <w:rPr>
+          <w:b w:val="0"/>
+        </w:rPr>
+        <w:t xml:space="preserve">I can explain how units and chosen features affect </w:t>
+      </w:r>
+      <w:r>
+        <w:rPr>
+          <w:b/>
+        </w:rPr>
+        <w:t>similarity</w:t>
+      </w:r>
+      <w:r>
+        <w:rPr>
+          <w:b w:val="0"/>
+        </w:rPr>
+        <w:t>.</w:t>
       </w:r>
     </w:p>
     <w:p>
@@ -73,37 +120,103 @@
       </w:r>
     </w:p>
     <w:p>
-      <w:r>
+      <w:pPr>
+        <w:spacing w:line="336" w:lineRule="auto" w:after="180"/>
+      </w:pPr>
+      <w:r>
+        <w:rPr>
+          <w:b w:val="0"/>
+        </w:rPr>
         <w:t>Close your notes first. A rough first answer helps us choose the right starting point; it is not a score for your ability.</w:t>
       </w:r>
     </w:p>
     <w:p>
-      <w:r>
+      <w:pPr>
+        <w:spacing w:line="336" w:lineRule="auto" w:after="180"/>
+      </w:pPr>
+      <w:r>
+        <w:rPr>
+          <w:b w:val="0"/>
+        </w:rPr>
         <w:t>Without opening the old lesson, explain one key idea from Repair Bias in Data. Give an example and a mistake that the idea helps you avoid.</w:t>
       </w:r>
     </w:p>
     <w:p>
-      <w:r>
+      <w:pPr>
+        <w:spacing w:line="336" w:lineRule="auto" w:after="180"/>
+      </w:pPr>
+      <w:r>
+        <w:rPr>
+          <w:b w:val="0"/>
+        </w:rPr>
         <w:t>Without opening the old lesson, explain one key idea from Missing Data. Give an example and a mistake that the idea helps you avoid.</w:t>
       </w:r>
     </w:p>
     <w:p>
-      <w:r>
+      <w:pPr>
+        <w:spacing w:line="336" w:lineRule="auto" w:after="180"/>
+      </w:pPr>
+      <w:r>
+        <w:rPr>
+          <w:b w:val="0"/>
+        </w:rPr>
         <w:t>Without opening the old lesson, explain one key idea from Choose Informative Questions. Give an example and a mistake that the idea helps you avoid.</w:t>
       </w:r>
     </w:p>
     <w:p>
-      <w:r>
-        <w:t>After trying, check the relevant lesson or ask your teacher. Change the part of your explanation that the evidence shows was wrong.</w:t>
-      </w:r>
-    </w:p>
-    <w:p>
-      <w:r>
-        <w:t>Week 21: Similarity by Selected Traits</w:t>
-      </w:r>
-    </w:p>
-    <w:p>
-      <w:r>
+      <w:pPr>
+        <w:spacing w:line="336" w:lineRule="auto" w:after="180"/>
+      </w:pPr>
+      <w:r>
+        <w:rPr>
+          <w:b w:val="0"/>
+        </w:rPr>
+        <w:t xml:space="preserve">After trying, check the relevant lesson or ask your teacher. Change the part of your explanation that the </w:t>
+      </w:r>
+      <w:r>
+        <w:rPr>
+          <w:b/>
+        </w:rPr>
+        <w:t>evidence</w:t>
+      </w:r>
+      <w:r>
+        <w:rPr>
+          <w:b w:val="0"/>
+        </w:rPr>
+        <w:t xml:space="preserve"> shows was wrong.</w:t>
+      </w:r>
+    </w:p>
+    <w:p>
+      <w:pPr>
+        <w:spacing w:line="336" w:lineRule="auto" w:after="180"/>
+      </w:pPr>
+      <w:r>
+        <w:rPr>
+          <w:b w:val="0"/>
+        </w:rPr>
+        <w:t xml:space="preserve">Week 21: </w:t>
+      </w:r>
+      <w:r>
+        <w:rPr>
+          <w:b/>
+        </w:rPr>
+        <w:t>Similarity</w:t>
+      </w:r>
+      <w:r>
+        <w:rPr>
+          <w:b w:val="0"/>
+        </w:rPr>
+        <w:t xml:space="preserve"> by Selected Traits</w:t>
+      </w:r>
+    </w:p>
+    <w:p>
+      <w:pPr>
+        <w:spacing w:line="336" w:lineRule="auto" w:after="180"/>
+      </w:pPr>
+      <w:r>
+        <w:rPr>
+          <w:b w:val="0"/>
+        </w:rPr>
         <w:t>Different feature choices produce different notions of closeness.</w:t>
       </w:r>
     </w:p>
@@ -144,17 +257,47 @@
       </w:r>
     </w:p>
     <w:p>
-      <w:r>
+      <w:pPr>
+        <w:spacing w:line="336" w:lineRule="auto" w:after="180"/>
+      </w:pPr>
+      <w:r>
+        <w:rPr>
+          <w:b/>
+        </w:rPr>
         <w:t>THINKER MISSION</w:t>
       </w:r>
     </w:p>
     <w:p>
-      <w:r>
-        <w:t>Compute simple distance on genre, length, and difficulty.</w:t>
-      </w:r>
-    </w:p>
-    <w:p>
-      <w:r>
+      <w:pPr>
+        <w:spacing w:line="336" w:lineRule="auto" w:after="180"/>
+      </w:pPr>
+      <w:r>
+        <w:rPr>
+          <w:b w:val="0"/>
+        </w:rPr>
+        <w:t xml:space="preserve">Compute simple </w:t>
+      </w:r>
+      <w:r>
+        <w:rPr>
+          <w:b/>
+        </w:rPr>
+        <w:t>distance</w:t>
+      </w:r>
+      <w:r>
+        <w:rPr>
+          <w:b w:val="0"/>
+        </w:rPr>
+        <w:t xml:space="preserve"> on genre, length, and difficulty.</w:t>
+      </w:r>
+    </w:p>
+    <w:p>
+      <w:pPr>
+        <w:spacing w:line="336" w:lineRule="auto" w:after="180"/>
+      </w:pPr>
+      <w:r>
+        <w:rPr>
+          <w:b w:val="0"/>
+        </w:rPr>
         <w:t>Thinker name and date:</w:t>
       </w:r>
     </w:p>
@@ -200,7 +343,13 @@
       </w:r>
     </w:p>
     <w:p>
-      <w:r>
+      <w:pPr>
+        <w:spacing w:line="336" w:lineRule="auto" w:after="180"/>
+      </w:pPr>
+      <w:r>
+        <w:rPr>
+          <w:b w:val="0"/>
+        </w:rPr>
         <w:t>What does abs(3 - 7) measure? If unfamiliar, calculate the positive gap.</w:t>
       </w:r>
     </w:p>
@@ -213,8 +362,26 @@
       </w:r>
     </w:p>
     <w:p>
-      <w:r>
-        <w:t>By the end, I can calculate a feature distance and state how scaling changes its meaning.</w:t>
+      <w:pPr>
+        <w:spacing w:line="336" w:lineRule="auto" w:after="180"/>
+      </w:pPr>
+      <w:r>
+        <w:rPr>
+          <w:b w:val="0"/>
+        </w:rPr>
+        <w:t xml:space="preserve">By the end, I can calculate a feature </w:t>
+      </w:r>
+      <w:r>
+        <w:rPr>
+          <w:b/>
+        </w:rPr>
+        <w:t>distance</w:t>
+      </w:r>
+      <w:r>
+        <w:rPr>
+          <w:b w:val="0"/>
+        </w:rPr>
+        <w:t xml:space="preserve"> and state how scaling changes its meaning.</w:t>
       </w:r>
     </w:p>
     <w:p>
@@ -227,17 +394,52 @@
     </w:p>
     <w:p>
       <w:r>
+        <w:t>Investigate the supplied Similarity by Selected Traits case. Separate observations, given facts and assumptions before choosing an explanation.</w:t>
+      </w:r>
+    </w:p>
+    <w:p>
+      <w:pPr>
+        <w:spacing w:line="336" w:lineRule="auto" w:after="180"/>
+      </w:pPr>
+      <w:r>
+        <w:rPr>
+          <w:b/>
+        </w:rPr>
         <w:t>PICTURE STORY</w:t>
       </w:r>
     </w:p>
     <w:p>
-      <w:r>
+      <w:pPr>
+        <w:spacing w:line="336" w:lineRule="auto" w:after="180"/>
+      </w:pPr>
+      <w:r>
+        <w:rPr>
+          <w:b w:val="0"/>
+        </w:rPr>
         <w:t>Notice → Predict → Explain</w:t>
       </w:r>
     </w:p>
     <w:p>
-      <w:r>
-        <w:t>Begin with visible evidence. Do not explain more than the picture and information support.</w:t>
+      <w:pPr>
+        <w:spacing w:line="336" w:lineRule="auto" w:after="180"/>
+      </w:pPr>
+      <w:r>
+        <w:rPr>
+          <w:b w:val="0"/>
+        </w:rPr>
+        <w:t xml:space="preserve">Begin with visible </w:t>
+      </w:r>
+      <w:r>
+        <w:rPr>
+          <w:b/>
+        </w:rPr>
+        <w:t>evidence</w:t>
+      </w:r>
+      <w:r>
+        <w:rPr>
+          <w:b w:val="0"/>
+        </w:rPr>
+        <w:t>. Do not explain more than the picture and information support.</w:t>
       </w:r>
     </w:p>
     <w:p>
@@ -277,18 +479,82 @@
       </w:r>
     </w:p>
     <w:p>
-      <w:r>
+      <w:pPr>
+        <w:pStyle w:val="Heading3"/>
+      </w:pPr>
+      <w:r>
+        <w:t>Start with this puzzle</w:t>
+      </w:r>
+    </w:p>
+    <w:p>
+      <w:pPr>
+        <w:spacing w:line="336" w:lineRule="auto" w:after="180"/>
+        <w:shd w:fill="F1F6FC"/>
+      </w:pPr>
+      <w:r>
+        <w:rPr>
+          <w:b w:val="0"/>
+        </w:rPr>
         <w:t>MYSTERY</w:t>
       </w:r>
     </w:p>
     <w:p>
-      <w:r>
-        <w:t>The learners must use similarity by selected traits to solve a problem. What information do they have? What decision or calculation do they make? What would count as evidence that it worked?</w:t>
-      </w:r>
-    </w:p>
-    <w:p>
-      <w:r>
-        <w:t>Three observations (what you can point to):</w:t>
+      <w:pPr>
+        <w:spacing w:line="336" w:lineRule="auto" w:after="180"/>
+        <w:shd w:fill="F5F1FB"/>
+      </w:pPr>
+      <w:r>
+        <w:rPr>
+          <w:b w:val="0"/>
+        </w:rPr>
+        <w:t xml:space="preserve">The learners must use </w:t>
+      </w:r>
+      <w:r>
+        <w:rPr>
+          <w:b/>
+        </w:rPr>
+        <w:t>similarity</w:t>
+      </w:r>
+      <w:r>
+        <w:rPr>
+          <w:b w:val="0"/>
+        </w:rPr>
+        <w:t xml:space="preserve"> by selected traits to solve a problem. What information do they have? What decision or calculation do they make? What would count as </w:t>
+      </w:r>
+      <w:r>
+        <w:rPr>
+          <w:b/>
+        </w:rPr>
+        <w:t>evidence</w:t>
+      </w:r>
+      <w:r>
+        <w:rPr>
+          <w:b w:val="0"/>
+        </w:rPr>
+        <w:t xml:space="preserve"> that it worked?</w:t>
+      </w:r>
+    </w:p>
+    <w:p>
+      <w:pPr>
+        <w:spacing w:line="336" w:lineRule="auto" w:after="180"/>
+      </w:pPr>
+      <w:r>
+        <w:rPr>
+          <w:b w:val="0"/>
+        </w:rPr>
+        <w:t xml:space="preserve">Three </w:t>
+      </w:r>
+      <w:r>
+        <w:rPr>
+          <w:b/>
+        </w:rPr>
+        <w:t>observation</w:t>
+      </w:r>
+      <w:r>
+        <w:rPr>
+          <w:b w:val="0"/>
+        </w:rPr>
+        <w:t>s (what you can point to):</w:t>
       </w:r>
     </w:p>
     <w:p>
@@ -325,8 +591,26 @@
       </w:r>
     </w:p>
     <w:p>
-      <w:r>
-        <w:t>My prediction and the clue supporting it:</w:t>
+      <w:pPr>
+        <w:spacing w:line="336" w:lineRule="auto" w:after="180"/>
+      </w:pPr>
+      <w:r>
+        <w:rPr>
+          <w:b w:val="0"/>
+        </w:rPr>
+        <w:t xml:space="preserve">My </w:t>
+      </w:r>
+      <w:r>
+        <w:rPr>
+          <w:b/>
+        </w:rPr>
+        <w:t>prediction</w:t>
+      </w:r>
+      <w:r>
+        <w:rPr>
+          <w:b w:val="0"/>
+        </w:rPr>
+        <w:t xml:space="preserve"> and the clue supporting it:</w:t>
       </w:r>
     </w:p>
     <w:p>
@@ -371,8 +655,61 @@
       </w:r>
     </w:p>
     <w:p>
-      <w:r>
-        <w:t>A fictional activity chooser represents each activity with energy and group-work ratings on a 0 to 5 scale. A learner requests [2, 4]. We compare options by adding absolute differences. This is a chosen rule for similarity; it is not a learned model or an objective measure of quality.</w:t>
+      <w:pPr>
+        <w:spacing w:line="336" w:lineRule="auto" w:after="180"/>
+      </w:pPr>
+      <w:r>
+        <w:rPr>
+          <w:b w:val="0"/>
+        </w:rPr>
+        <w:t xml:space="preserve">A fictional activity chooser represents each activity with energy and group-work ratings on a 0 to 5 </w:t>
+      </w:r>
+      <w:r>
+        <w:rPr>
+          <w:b/>
+        </w:rPr>
+        <w:t>scale</w:t>
+      </w:r>
+      <w:r>
+        <w:rPr>
+          <w:b w:val="0"/>
+        </w:rPr>
+        <w:t>. A learner requests [2, 4]. We compare options by adding absolute differences.</w:t>
+      </w:r>
+    </w:p>
+    <w:p>
+      <w:pPr>
+        <w:spacing w:line="336" w:lineRule="auto" w:after="180"/>
+      </w:pPr>
+      <w:r>
+        <w:rPr>
+          <w:b w:val="0"/>
+        </w:rPr>
+        <w:t xml:space="preserve">This is a chosen rule for </w:t>
+      </w:r>
+      <w:r>
+        <w:rPr>
+          <w:b/>
+        </w:rPr>
+        <w:t>similarity</w:t>
+      </w:r>
+      <w:r>
+        <w:rPr>
+          <w:b w:val="0"/>
+        </w:rPr>
+        <w:t xml:space="preserve">; it is not a </w:t>
+      </w:r>
+      <w:r>
+        <w:rPr>
+          <w:b/>
+        </w:rPr>
+        <w:t>learned model</w:t>
+      </w:r>
+      <w:r>
+        <w:rPr>
+          <w:b w:val="0"/>
+        </w:rPr>
+        <w:t xml:space="preserve"> or an objective measure of quality.</w:t>
       </w:r>
     </w:p>
     <w:p>
@@ -385,16 +722,69 @@
     </w:p>
     <w:p>
       <w:r>
-        <w:t>VISUAL MECHANISM</w:t>
-      </w:r>
-    </w:p>
-    <w:p>
-      <w:r>
-        <w:t>Input → Process → Output</w:t>
-      </w:r>
-    </w:p>
-    <w:p>
-      <w:r>
+        <w:t>Follow the mechanism for Similarity by Selected Traits. Connect each labelled input, deciding step and result.</w:t>
+      </w:r>
+    </w:p>
+    <w:p>
+      <w:pPr>
+        <w:spacing w:line="336" w:lineRule="auto" w:after="180"/>
+      </w:pPr>
+      <w:r>
+        <w:rPr>
+          <w:b/>
+        </w:rPr>
+        <w:t xml:space="preserve">VISUAL </w:t>
+      </w:r>
+      <w:r>
+        <w:rPr>
+          <w:b/>
+        </w:rPr>
+        <w:t>MECHANISM</w:t>
+      </w:r>
+    </w:p>
+    <w:p>
+      <w:pPr>
+        <w:spacing w:line="336" w:lineRule="auto" w:after="180"/>
+      </w:pPr>
+      <w:r>
+        <w:rPr>
+          <w:b/>
+        </w:rPr>
+        <w:t>Input</w:t>
+      </w:r>
+      <w:r>
+        <w:rPr>
+          <w:b w:val="0"/>
+        </w:rPr>
+        <w:t xml:space="preserve"> → </w:t>
+      </w:r>
+      <w:r>
+        <w:rPr>
+          <w:b/>
+        </w:rPr>
+        <w:t>Process</w:t>
+      </w:r>
+      <w:r>
+        <w:rPr>
+          <w:b w:val="0"/>
+        </w:rPr>
+        <w:t xml:space="preserve"> → </w:t>
+      </w:r>
+      <w:r>
+        <w:rPr>
+          <w:b/>
+        </w:rPr>
+        <w:t>Output</w:t>
+      </w:r>
+    </w:p>
+    <w:p>
+      <w:pPr>
+        <w:spacing w:line="336" w:lineRule="auto" w:after="180"/>
+      </w:pPr>
+      <w:r>
+        <w:rPr>
+          <w:b w:val="0"/>
+        </w:rPr>
         <w:t>Trace the information. At each stage, ask what changed and how you could test it.</w:t>
       </w:r>
     </w:p>
@@ -435,7 +825,13 @@
       </w:r>
     </w:p>
     <w:p>
-      <w:r>
+      <w:pPr>
+        <w:spacing w:line="336" w:lineRule="auto" w:after="180"/>
+      </w:pPr>
+      <w:r>
+        <w:rPr>
+          <w:b w:val="0"/>
+        </w:rPr>
         <w:t>↓</w:t>
       </w:r>
     </w:p>
@@ -476,7 +872,13 @@
       </w:r>
     </w:p>
     <w:p>
-      <w:r>
+      <w:pPr>
+        <w:spacing w:line="336" w:lineRule="auto" w:after="180"/>
+      </w:pPr>
+      <w:r>
+        <w:rPr>
+          <w:b w:val="0"/>
+        </w:rPr>
         <w:t>↓</w:t>
       </w:r>
     </w:p>
@@ -517,7 +919,13 @@
       </w:r>
     </w:p>
     <w:p>
-      <w:r>
+      <w:pPr>
+        <w:spacing w:line="336" w:lineRule="auto" w:after="180"/>
+      </w:pPr>
+      <w:r>
+        <w:rPr>
+          <w:b w:val="0"/>
+        </w:rPr>
         <w:t>Which stage could fail even when the other two are correct? Explain:</w:t>
       </w:r>
     </w:p>
@@ -708,8 +1116,26 @@
       </w:r>
     </w:p>
     <w:p>
-      <w:r>
-        <w:t>abs gives a nonnegative gap. Under this rule Sketch is closer. Feature order must match: first energy, then group work. Both scales are 0 to 5, but that does not prove one unit has identical practical meaning in both features.</w:t>
+      <w:pPr>
+        <w:spacing w:line="336" w:lineRule="auto" w:after="180"/>
+      </w:pPr>
+      <w:r>
+        <w:rPr>
+          <w:b w:val="0"/>
+        </w:rPr>
+        <w:t xml:space="preserve">abs gives a nonnegative gap. Under this rule Sketch is closer. Feature order must match: first energy, then group work. Both </w:t>
+      </w:r>
+      <w:r>
+        <w:rPr>
+          <w:b/>
+        </w:rPr>
+        <w:t>scale</w:t>
+      </w:r>
+      <w:r>
+        <w:rPr>
+          <w:b w:val="0"/>
+        </w:rPr>
+        <w:t>s are 0 to 5, but that does not prove one unit has identical practical meaning in both features.</w:t>
       </w:r>
     </w:p>
     <w:p>
@@ -721,8 +1147,49 @@
       </w:r>
     </w:p>
     <w:p>
-      <w:r>
-        <w:t>Keep the features in the same order: energy first, group work second. For target [2,4] and Sketch [1,3], the gaps are abs(1-2)=1 and abs(3-4)=1; the distance is 2. Relay [5,4] has gaps 3 and 0, so its distance is 3. Smaller means closer under this particular rule. It does not mean better in every way, because the two recorded features leave out other needs.</w:t>
+      <w:pPr>
+        <w:spacing w:line="336" w:lineRule="auto" w:after="180"/>
+      </w:pPr>
+      <w:r>
+        <w:rPr>
+          <w:b w:val="0"/>
+        </w:rPr>
+        <w:t xml:space="preserve">Keep the features in the same order: energy first, group work second. For target [2,4] and Sketch [1,3], the gaps are abs(1-2)=1 and abs(3-4)=1; the </w:t>
+      </w:r>
+      <w:r>
+        <w:rPr>
+          <w:b/>
+        </w:rPr>
+        <w:t>distance</w:t>
+      </w:r>
+      <w:r>
+        <w:rPr>
+          <w:b w:val="0"/>
+        </w:rPr>
+        <w:t xml:space="preserve"> is 2. Relay [5,4] has gaps 3 and 0, so its </w:t>
+      </w:r>
+      <w:r>
+        <w:rPr>
+          <w:b/>
+        </w:rPr>
+        <w:t>distance</w:t>
+      </w:r>
+      <w:r>
+        <w:rPr>
+          <w:b w:val="0"/>
+        </w:rPr>
+        <w:t xml:space="preserve"> is 3.</w:t>
+      </w:r>
+    </w:p>
+    <w:p>
+      <w:pPr>
+        <w:spacing w:line="336" w:lineRule="auto" w:after="180"/>
+      </w:pPr>
+      <w:r>
+        <w:rPr>
+          <w:b w:val="0"/>
+        </w:rPr>
+        <w:t>Smaller means closer under this particular rule. It does not mean better in every way, because the two recorded features leave out other needs.</w:t>
       </w:r>
     </w:p>
     <w:p>
@@ -734,8 +1201,26 @@
       </w:r>
     </w:p>
     <w:p>
-      <w:r>
-        <w:t>Point to the input, the deciding step and the result in this week’s visual. Explain the same step in ordinary words. A picture helps when you can say what each part represents.</w:t>
+      <w:pPr>
+        <w:spacing w:line="336" w:lineRule="auto" w:after="180"/>
+      </w:pPr>
+      <w:r>
+        <w:rPr>
+          <w:b w:val="0"/>
+        </w:rPr>
+        <w:t xml:space="preserve">Point to the </w:t>
+      </w:r>
+      <w:r>
+        <w:rPr>
+          <w:b/>
+        </w:rPr>
+        <w:t>input</w:t>
+      </w:r>
+      <w:r>
+        <w:rPr>
+          <w:b w:val="0"/>
+        </w:rPr>
+        <w:t>, the deciding step and the result in this week’s visual. Explain the same step in ordinary words. A picture helps when you can say what each part represents.</w:t>
       </w:r>
     </w:p>
     <w:p>
@@ -748,16 +1233,54 @@
     </w:p>
     <w:p>
       <w:r>
+        <w:t>Compare the supplied cases for Similarity by Selected Traits. Identify the detail that changes the conclusion.</w:t>
+      </w:r>
+    </w:p>
+    <w:p>
+      <w:pPr>
+        <w:pStyle w:val="Heading3"/>
+      </w:pPr>
+      <w:r>
+        <w:t>The case to investigate</w:t>
+      </w:r>
+    </w:p>
+    <w:p>
+      <w:pPr>
+        <w:spacing w:line="336" w:lineRule="auto" w:after="180"/>
+        <w:shd w:fill="F1F6FC"/>
+      </w:pPr>
+      <w:r>
+        <w:rPr>
+          <w:b w:val="0"/>
+        </w:rPr>
         <w:t>CASE GALLERY</w:t>
       </w:r>
     </w:p>
     <w:p>
-      <w:r>
-        <w:t>Four Tests, Four Kinds of Evidence</w:t>
-      </w:r>
-    </w:p>
-    <w:p>
-      <w:r>
+      <w:pPr>
+        <w:spacing w:line="336" w:lineRule="auto" w:after="180"/>
+      </w:pPr>
+      <w:r>
+        <w:rPr>
+          <w:b w:val="0"/>
+        </w:rPr>
+        <w:t xml:space="preserve">Four Tests, Four Kinds of </w:t>
+      </w:r>
+      <w:r>
+        <w:rPr>
+          <w:b/>
+        </w:rPr>
+        <w:t>Evidence</w:t>
+      </w:r>
+    </w:p>
+    <w:p>
+      <w:pPr>
+        <w:spacing w:line="336" w:lineRule="auto" w:after="180"/>
+      </w:pPr>
+      <w:r>
+        <w:rPr>
+          <w:b w:val="0"/>
+        </w:rPr>
         <w:t>A system is not understood until it survives more than one comfortable example.</w:t>
       </w:r>
     </w:p>
@@ -834,8 +1357,47 @@
       </w:r>
     </w:p>
     <w:p>
-      <w:r>
-        <w:t>NORMAL CASE: predict and name evidence.     BOUNDARY CASE: predict and name evidence.</w:t>
+      <w:pPr>
+        <w:pStyle w:val="Heading3"/>
+      </w:pPr>
+      <w:r>
+        <w:t>The normal case</w:t>
+      </w:r>
+    </w:p>
+    <w:p>
+      <w:pPr>
+        <w:spacing w:line="336" w:lineRule="auto" w:after="180"/>
+        <w:shd w:fill="F1F6FC"/>
+      </w:pPr>
+      <w:r>
+        <w:rPr>
+          <w:b w:val="0"/>
+        </w:rPr>
+        <w:t xml:space="preserve">NORMAL CASE: predict and name </w:t>
+      </w:r>
+      <w:r>
+        <w:rPr>
+          <w:b/>
+        </w:rPr>
+        <w:t>evidence</w:t>
+      </w:r>
+      <w:r>
+        <w:rPr>
+          <w:b w:val="0"/>
+        </w:rPr>
+        <w:t xml:space="preserve">.     BOUNDARY CASE: predict and name </w:t>
+      </w:r>
+      <w:r>
+        <w:rPr>
+          <w:b/>
+        </w:rPr>
+        <w:t>evidence</w:t>
+      </w:r>
+      <w:r>
+        <w:rPr>
+          <w:b w:val="0"/>
+        </w:rPr>
+        <w:t>.</w:t>
       </w:r>
     </w:p>
     <w:p>
@@ -911,12 +1473,58 @@
       </w:r>
     </w:p>
     <w:p>
-      <w:r>
-        <w:t>MISSING INFORMATION: predict and name evidence.     TRANSFER CASE: predict and name evidence.</w:t>
-      </w:r>
-    </w:p>
-    <w:p>
-      <w:r>
+      <w:pPr>
+        <w:pStyle w:val="Heading3"/>
+      </w:pPr>
+      <w:r>
+        <w:t>Check missing information</w:t>
+      </w:r>
+    </w:p>
+    <w:p>
+      <w:pPr>
+        <w:spacing w:line="336" w:lineRule="auto" w:after="180"/>
+        <w:shd w:fill="FFF5E6"/>
+      </w:pPr>
+      <w:r>
+        <w:rPr>
+          <w:b w:val="0"/>
+        </w:rPr>
+        <w:t xml:space="preserve">MISSING INFORMATION: predict and name </w:t>
+      </w:r>
+      <w:r>
+        <w:rPr>
+          <w:b/>
+        </w:rPr>
+        <w:t>evidence</w:t>
+      </w:r>
+      <w:r>
+        <w:rPr>
+          <w:b w:val="0"/>
+        </w:rPr>
+        <w:t xml:space="preserve">.     TRANSFER CASE: predict and name </w:t>
+      </w:r>
+      <w:r>
+        <w:rPr>
+          <w:b/>
+        </w:rPr>
+        <w:t>evidence</w:t>
+      </w:r>
+      <w:r>
+        <w:rPr>
+          <w:b w:val="0"/>
+        </w:rPr>
+        <w:t>.</w:t>
+      </w:r>
+    </w:p>
+    <w:p>
+      <w:pPr>
+        <w:spacing w:line="336" w:lineRule="auto" w:after="180"/>
+        <w:shd w:fill="F5F1FB"/>
+      </w:pPr>
+      <w:r>
+        <w:rPr>
+          <w:b w:val="0"/>
+        </w:rPr>
         <w:t>Which case is most likely to reveal a hidden assumption? Why?</w:t>
       </w:r>
     </w:p>
@@ -962,17 +1570,92 @@
       </w:r>
     </w:p>
     <w:p>
-      <w:r>
-        <w:t>Change: Give the first-coordinate difference weight 2 while the second keeps weight 1.</w:t>
-      </w:r>
-    </w:p>
-    <w:p>
-      <w:r>
-        <w:t>Prediction: Distances become A=3, B=4, C=3; A and C tie.</w:t>
-      </w:r>
-    </w:p>
-    <w:p>
-      <w:r>
+      <w:pPr>
+        <w:pStyle w:val="Heading3"/>
+      </w:pPr>
+      <w:r>
+        <w:t>Change one thing</w:t>
+      </w:r>
+    </w:p>
+    <w:p>
+      <w:pPr>
+        <w:spacing w:line="336" w:lineRule="auto" w:after="180"/>
+        <w:shd w:fill="F5F1FB"/>
+      </w:pPr>
+      <w:r>
+        <w:rPr>
+          <w:b w:val="0"/>
+        </w:rPr>
+        <w:t>Change: Give the first-</w:t>
+      </w:r>
+      <w:r>
+        <w:rPr>
+          <w:b/>
+        </w:rPr>
+        <w:t>coordinate</w:t>
+      </w:r>
+      <w:r>
+        <w:rPr>
+          <w:b w:val="0"/>
+        </w:rPr>
+        <w:t xml:space="preserve"> difference weight 2 while the second keeps weight 1.</w:t>
+      </w:r>
+    </w:p>
+    <w:p>
+      <w:pPr>
+        <w:pStyle w:val="Heading3"/>
+      </w:pPr>
+      <w:r>
+        <w:t>Predicted result</w:t>
+      </w:r>
+    </w:p>
+    <w:p>
+      <w:pPr>
+        <w:spacing w:line="336" w:lineRule="auto" w:after="180"/>
+        <w:shd w:fill="F1F6FC"/>
+      </w:pPr>
+      <w:r>
+        <w:rPr>
+          <w:b/>
+        </w:rPr>
+        <w:t>Prediction</w:t>
+      </w:r>
+      <w:r>
+        <w:rPr>
+          <w:b w:val="0"/>
+        </w:rPr>
+        <w:t xml:space="preserve">: </w:t>
+      </w:r>
+      <w:r>
+        <w:rPr>
+          <w:b/>
+        </w:rPr>
+        <w:t>Distance</w:t>
+      </w:r>
+      <w:r>
+        <w:rPr>
+          <w:b w:val="0"/>
+        </w:rPr>
+        <w:t>s become A=3, B=4, C=3; A and C tie.</w:t>
+      </w:r>
+    </w:p>
+    <w:p>
+      <w:pPr>
+        <w:pStyle w:val="Heading3"/>
+      </w:pPr>
+      <w:r>
+        <w:t>Why the result follows</w:t>
+      </w:r>
+    </w:p>
+    <w:p>
+      <w:pPr>
+        <w:spacing w:line="336" w:lineRule="auto" w:after="180"/>
+        <w:shd w:fill="F1F6FC"/>
+      </w:pPr>
+      <w:r>
+        <w:rPr>
+          <w:b w:val="0"/>
+        </w:rPr>
         <w:t>Reason: The representation’s comparison rule changes; the supplied vectors stay the same.</w:t>
       </w:r>
     </w:p>
@@ -986,16 +1669,39 @@
     </w:p>
     <w:p>
       <w:r>
+        <w:t>Use the vocabulary of Similarity by Selected Traits to explain a concrete decision, rather than only memorising definitions.</w:t>
+      </w:r>
+    </w:p>
+    <w:p>
+      <w:pPr>
+        <w:spacing w:line="336" w:lineRule="auto" w:after="180"/>
+      </w:pPr>
+      <w:r>
+        <w:rPr>
+          <w:b/>
+        </w:rPr>
         <w:t>VOCABULARY LAB</w:t>
       </w:r>
     </w:p>
     <w:p>
-      <w:r>
+      <w:pPr>
+        <w:spacing w:line="336" w:lineRule="auto" w:after="180"/>
+      </w:pPr>
+      <w:r>
+        <w:rPr>
+          <w:b w:val="0"/>
+        </w:rPr>
         <w:t>Words You Can Use to Reason</w:t>
       </w:r>
     </w:p>
     <w:p>
-      <w:r>
+      <w:pPr>
+        <w:spacing w:line="336" w:lineRule="auto" w:after="180"/>
+      </w:pPr>
+      <w:r>
+        <w:rPr>
+          <w:b w:val="0"/>
+        </w:rPr>
         <w:t>A definition matters when you can recognize the idea, use it, and contrast it with a near-miss.</w:t>
       </w:r>
     </w:p>
@@ -1430,17 +2136,58 @@
     </w:p>
     <w:p>
       <w:r>
-        <w:t>WORKED EVIDENCE</w:t>
-      </w:r>
-    </w:p>
-    <w:p>
-      <w:r>
+        <w:t>Follow the worked trace for Similarity by Selected Traits, predict a step, then compare with its explanation.</w:t>
+      </w:r>
+    </w:p>
+    <w:p>
+      <w:pPr>
+        <w:spacing w:line="336" w:lineRule="auto" w:after="180"/>
+      </w:pPr>
+      <w:r>
+        <w:rPr>
+          <w:b/>
+        </w:rPr>
+        <w:t xml:space="preserve">WORKED </w:t>
+      </w:r>
+      <w:r>
+        <w:rPr>
+          <w:b/>
+        </w:rPr>
+        <w:t>EVIDENCE</w:t>
+      </w:r>
+    </w:p>
+    <w:p>
+      <w:pPr>
+        <w:spacing w:line="336" w:lineRule="auto" w:after="180"/>
+      </w:pPr>
+      <w:r>
+        <w:rPr>
+          <w:b w:val="0"/>
+        </w:rPr>
         <w:t>Reason Step by Step</w:t>
       </w:r>
     </w:p>
     <w:p>
-      <w:r>
-        <w:t>Predict first. Then check each step. A correct answer without visible reasoning is incomplete evidence.</w:t>
+      <w:pPr>
+        <w:spacing w:line="336" w:lineRule="auto" w:after="180"/>
+      </w:pPr>
+      <w:r>
+        <w:rPr>
+          <w:b w:val="0"/>
+        </w:rPr>
+        <w:t xml:space="preserve">Predict first. Then check each step. A correct answer without visible reasoning is incomplete </w:t>
+      </w:r>
+      <w:r>
+        <w:rPr>
+          <w:b/>
+        </w:rPr>
+        <w:t>evidence</w:t>
+      </w:r>
+      <w:r>
+        <w:rPr>
+          <w:b w:val="0"/>
+        </w:rPr>
+        <w:t>.</w:t>
       </w:r>
     </w:p>
     <w:p>
@@ -1480,27 +2227,85 @@
       </w:r>
     </w:p>
     <w:p>
-      <w:r>
+      <w:pPr>
+        <w:spacing w:line="336" w:lineRule="auto" w:after="180"/>
+        <w:shd w:fill="F4F9FC"/>
+      </w:pPr>
+      <w:r>
+        <w:rPr>
+          <w:b w:val="0"/>
+        </w:rPr>
         <w:t>1. Reader target: length=2, difficulty=3.</w:t>
       </w:r>
     </w:p>
     <w:p>
-      <w:r>
-        <w:t>2. Book A: (2,2) → grid distance |2−2|+|2−3|=1.</w:t>
-      </w:r>
-    </w:p>
-    <w:p>
-      <w:r>
-        <w:t>3. Book B: (4,3) → distance |4−2|+|3−3|=2.</w:t>
-      </w:r>
-    </w:p>
-    <w:p>
-      <w:r>
+      <w:pPr>
+        <w:spacing w:line="336" w:lineRule="auto" w:after="180"/>
+        <w:shd w:fill="F4F9FC"/>
+      </w:pPr>
+      <w:r>
+        <w:rPr>
+          <w:b w:val="0"/>
+        </w:rPr>
+        <w:t xml:space="preserve">2. Book A: (2,2) → grid </w:t>
+      </w:r>
+      <w:r>
+        <w:rPr>
+          <w:b/>
+        </w:rPr>
+        <w:t>distance</w:t>
+      </w:r>
+      <w:r>
+        <w:rPr>
+          <w:b w:val="0"/>
+        </w:rPr>
+        <w:t xml:space="preserve"> |2−2|+|2−3|=1.</w:t>
+      </w:r>
+    </w:p>
+    <w:p>
+      <w:pPr>
+        <w:spacing w:line="336" w:lineRule="auto" w:after="180"/>
+        <w:shd w:fill="F4F9FC"/>
+      </w:pPr>
+      <w:r>
+        <w:rPr>
+          <w:b w:val="0"/>
+        </w:rPr>
+        <w:t xml:space="preserve">3. Book B: (4,3) → </w:t>
+      </w:r>
+      <w:r>
+        <w:rPr>
+          <w:b/>
+        </w:rPr>
+        <w:t>distance</w:t>
+      </w:r>
+      <w:r>
+        <w:rPr>
+          <w:b w:val="0"/>
+        </w:rPr>
+        <w:t xml:space="preserve"> |4−2|+|3−3|=2.</w:t>
+      </w:r>
+    </w:p>
+    <w:p>
+      <w:pPr>
+        <w:spacing w:line="336" w:lineRule="auto" w:after="180"/>
+        <w:shd w:fill="F4F9FC"/>
+      </w:pPr>
+      <w:r>
+        <w:rPr>
+          <w:b w:val="0"/>
+        </w:rPr>
         <w:t>4. A is closer under these features; changing features can change the answer.</w:t>
       </w:r>
     </w:p>
     <w:p>
-      <w:r>
+      <w:pPr>
+        <w:spacing w:line="336" w:lineRule="auto" w:after="180"/>
+      </w:pPr>
+      <w:r>
+        <w:rPr>
+          <w:b w:val="0"/>
+        </w:rPr>
         <w:t>Recalculate, retrace, or restate the reasoning in your own representation:</w:t>
       </w:r>
     </w:p>
@@ -1538,8 +2343,27 @@
       </w:r>
     </w:p>
     <w:p>
-      <w:r>
-        <w:t>CHECK  Did the evidence answer the exact question? Did the total, path, or source record stay consistent?</w:t>
+      <w:pPr>
+        <w:spacing w:line="336" w:lineRule="auto" w:after="180"/>
+        <w:shd w:fill="F5F1FB"/>
+      </w:pPr>
+      <w:r>
+        <w:rPr>
+          <w:b w:val="0"/>
+        </w:rPr>
+        <w:t xml:space="preserve">CHECK  Did the </w:t>
+      </w:r>
+      <w:r>
+        <w:rPr>
+          <w:b/>
+        </w:rPr>
+        <w:t>evidence</w:t>
+      </w:r>
+      <w:r>
+        <w:rPr>
+          <w:b w:val="0"/>
+        </w:rPr>
+        <w:t xml:space="preserve"> answer the exact question? Did the total, path, or source record stay consistent?</w:t>
       </w:r>
     </w:p>
     <w:p>
@@ -1597,7 +2421,13 @@
       </w:r>
     </w:p>
     <w:p>
-      <w:r>
+      <w:pPr>
+        <w:spacing w:line="336" w:lineRule="auto" w:after="180"/>
+      </w:pPr>
+      <w:r>
+        <w:rPr>
+          <w:b w:val="0"/>
+        </w:rPr>
         <w:t>Cover the result before checking it. Say what is given, choose the procedure, and follow one step at a time. Then uncover the result and explain your first mismatch. Ask why a step is allowed, not only what number it produces.</w:t>
       </w:r>
     </w:p>
@@ -1610,7 +2440,13 @@
       </w:r>
     </w:p>
     <w:p>
-      <w:r>
+      <w:pPr>
+        <w:spacing w:line="336" w:lineRule="auto" w:after="180"/>
+      </w:pPr>
+      <w:r>
+        <w:rPr>
+          <w:b w:val="0"/>
+        </w:rPr>
         <w:t>A fictional toy book matcher represents two preferences with numeric features.</w:t>
       </w:r>
     </w:p>
@@ -1623,13 +2459,79 @@
       </w:r>
     </w:p>
     <w:p>
-      <w:r>
+      <w:pPr>
+        <w:pStyle w:val="Heading3"/>
+      </w:pPr>
+      <w:r>
+        <w:t>Supplied facts</w:t>
+      </w:r>
+    </w:p>
+    <w:p>
+      <w:pPr>
+        <w:spacing w:line="336" w:lineRule="auto" w:after="180"/>
+        <w:shd w:fill="F1F6FC"/>
+      </w:pPr>
+      <w:r>
+        <w:rPr>
+          <w:b w:val="0"/>
+        </w:rPr>
         <w:t>Target vector [2,5]. Candidate A=[2,2], B=[4,5], C=[3,4].</w:t>
       </w:r>
     </w:p>
     <w:p>
-      <w:r>
-        <w:t>Use Manhattan distance: add absolute coordinate differences; return all smallest-distance candidates.</w:t>
+      <w:pPr>
+        <w:pStyle w:val="Heading3"/>
+      </w:pPr>
+      <w:r>
+        <w:t>Supplied facts</w:t>
+      </w:r>
+    </w:p>
+    <w:p>
+      <w:pPr>
+        <w:spacing w:line="336" w:lineRule="auto" w:after="180"/>
+        <w:shd w:fill="F1F6FC"/>
+      </w:pPr>
+      <w:r>
+        <w:rPr>
+          <w:b w:val="0"/>
+        </w:rPr>
+        <w:t xml:space="preserve">Use </w:t>
+      </w:r>
+      <w:r>
+        <w:rPr>
+          <w:b/>
+        </w:rPr>
+        <w:t>Manhattan distance</w:t>
+      </w:r>
+      <w:r>
+        <w:rPr>
+          <w:b w:val="0"/>
+        </w:rPr>
+        <w:t xml:space="preserve">: add absolute </w:t>
+      </w:r>
+      <w:r>
+        <w:rPr>
+          <w:b/>
+        </w:rPr>
+        <w:t>coordinate</w:t>
+      </w:r>
+      <w:r>
+        <w:rPr>
+          <w:b w:val="0"/>
+        </w:rPr>
+        <w:t xml:space="preserve"> differences; return all smallest-</w:t>
+      </w:r>
+      <w:r>
+        <w:rPr>
+          <w:b/>
+        </w:rPr>
+        <w:t>distance</w:t>
+      </w:r>
+      <w:r>
+        <w:rPr>
+          <w:b w:val="0"/>
+        </w:rPr>
+        <w:t xml:space="preserve"> candidates.</w:t>
       </w:r>
     </w:p>
     <w:p>
@@ -1850,31 +2752,187 @@
       </w:r>
     </w:p>
     <w:p>
-      <w:r>
-        <w:t>Each coordinate contributes according to the declared distance rule. Smaller distance means closer in this representation, not automatically a better reading experience. If one coordinate uses a much larger numerical scale, it can dominate the sum even when it is not more important. Feature units and scaling belong in the method record.</w:t>
-      </w:r>
-    </w:p>
-    <w:p>
       <w:pPr>
         <w:pStyle w:val="Heading3"/>
       </w:pPr>
       <w:r>
+        <w:t>Why the result follows</w:t>
+      </w:r>
+    </w:p>
+    <w:p>
+      <w:pPr>
+        <w:spacing w:line="336" w:lineRule="auto" w:after="180"/>
+        <w:shd w:fill="F1F6FC"/>
+      </w:pPr>
+      <w:r>
+        <w:rPr>
+          <w:b w:val="0"/>
+        </w:rPr>
+        <w:t xml:space="preserve">Each </w:t>
+      </w:r>
+      <w:r>
+        <w:rPr>
+          <w:b/>
+        </w:rPr>
+        <w:t>coordinate</w:t>
+      </w:r>
+      <w:r>
+        <w:rPr>
+          <w:b w:val="0"/>
+        </w:rPr>
+        <w:t xml:space="preserve"> contributes according to the declared </w:t>
+      </w:r>
+      <w:r>
+        <w:rPr>
+          <w:b/>
+        </w:rPr>
+        <w:t>distance</w:t>
+      </w:r>
+      <w:r>
+        <w:rPr>
+          <w:b w:val="0"/>
+        </w:rPr>
+        <w:t xml:space="preserve"> rule. Smaller </w:t>
+      </w:r>
+      <w:r>
+        <w:rPr>
+          <w:b/>
+        </w:rPr>
+        <w:t>distance</w:t>
+      </w:r>
+      <w:r>
+        <w:rPr>
+          <w:b w:val="0"/>
+        </w:rPr>
+        <w:t xml:space="preserve"> means closer in this representation, not automatically a better reading experience.</w:t>
+      </w:r>
+    </w:p>
+    <w:p>
+      <w:pPr>
+        <w:spacing w:line="336" w:lineRule="auto" w:after="180"/>
+        <w:shd w:fill="F1F6FC"/>
+      </w:pPr>
+      <w:r>
+        <w:rPr>
+          <w:b w:val="0"/>
+        </w:rPr>
+        <w:t xml:space="preserve">If one </w:t>
+      </w:r>
+      <w:r>
+        <w:rPr>
+          <w:b/>
+        </w:rPr>
+        <w:t>coordinate</w:t>
+      </w:r>
+      <w:r>
+        <w:rPr>
+          <w:b w:val="0"/>
+        </w:rPr>
+        <w:t xml:space="preserve"> uses a much larger numerical </w:t>
+      </w:r>
+      <w:r>
+        <w:rPr>
+          <w:b/>
+        </w:rPr>
+        <w:t>scale</w:t>
+      </w:r>
+      <w:r>
+        <w:rPr>
+          <w:b w:val="0"/>
+        </w:rPr>
+        <w:t>, it can dominate the sum even when it is not more important. Feature units and scaling belong in the method record.</w:t>
+      </w:r>
+    </w:p>
+    <w:p>
+      <w:pPr>
+        <w:pStyle w:val="Heading3"/>
+      </w:pPr>
+      <w:r>
         <w:t>What this example does not establish</w:t>
       </w:r>
     </w:p>
     <w:p>
-      <w:r>
-        <w:t>A toy numeric encoding does not establish meaningful interpersonal distances or suitability of a recommendation.</w:t>
-      </w:r>
-    </w:p>
-    <w:p>
-      <w:r>
+      <w:pPr>
+        <w:pStyle w:val="Heading3"/>
+      </w:pPr>
+      <w:r>
+        <w:t>Keep the stated limit</w:t>
+      </w:r>
+    </w:p>
+    <w:p>
+      <w:pPr>
+        <w:spacing w:line="336" w:lineRule="auto" w:after="180"/>
+        <w:shd w:fill="FFF5E6"/>
+      </w:pPr>
+      <w:r>
+        <w:rPr>
+          <w:b w:val="0"/>
+        </w:rPr>
+        <w:t xml:space="preserve">A toy numeric encoding does not establish meaningful interpersonal </w:t>
+      </w:r>
+      <w:r>
+        <w:rPr>
+          <w:b/>
+        </w:rPr>
+        <w:t>distance</w:t>
+      </w:r>
+      <w:r>
+        <w:rPr>
+          <w:b w:val="0"/>
+        </w:rPr>
+        <w:t>s or suitability of a recommendation.</w:t>
+      </w:r>
+    </w:p>
+    <w:p>
+      <w:pPr>
+        <w:pStyle w:val="Heading3"/>
+      </w:pPr>
+      <w:r>
+        <w:t>Keep the stated limit</w:t>
+      </w:r>
+    </w:p>
+    <w:p>
+      <w:pPr>
+        <w:spacing w:line="336" w:lineRule="auto" w:after="180"/>
+        <w:shd w:fill="FFF5E6"/>
+      </w:pPr>
+      <w:r>
+        <w:rPr>
+          <w:b w:val="0"/>
+        </w:rPr>
         <w:t>Read the labelled picture: Explain why B ceases to be a closest option without any candidate data changing.</w:t>
       </w:r>
     </w:p>
     <w:p>
-      <w:r>
-        <w:t>Change one thing: Give the first-coordinate difference weight 2 while the second keeps weight 1. Predict the result before checking the explanation. What remains the same?</w:t>
+      <w:pPr>
+        <w:pStyle w:val="Heading3"/>
+      </w:pPr>
+      <w:r>
+        <w:t>Keep the stated limit</w:t>
+      </w:r>
+    </w:p>
+    <w:p>
+      <w:pPr>
+        <w:spacing w:line="336" w:lineRule="auto" w:after="180"/>
+        <w:shd w:fill="FFF5E6"/>
+      </w:pPr>
+      <w:r>
+        <w:rPr>
+          <w:b w:val="0"/>
+        </w:rPr>
+        <w:t>Change one thing: Give the first-</w:t>
+      </w:r>
+      <w:r>
+        <w:rPr>
+          <w:b/>
+        </w:rPr>
+        <w:t>coordinate</w:t>
+      </w:r>
+      <w:r>
+        <w:rPr>
+          <w:b w:val="0"/>
+        </w:rPr>
+        <w:t xml:space="preserve"> difference weight 2 while the second keeps weight 1. Predict the result before checking the explanation. What remains the same?</w:t>
       </w:r>
     </w:p>
     <w:p>
@@ -1887,17 +2945,61 @@
     </w:p>
     <w:p>
       <w:r>
+        <w:t>Find the unsupported step in the Similarity by Selected Traits claim and explain a repair using the supplied evidence.</w:t>
+      </w:r>
+    </w:p>
+    <w:p>
+      <w:pPr>
+        <w:pStyle w:val="Heading3"/>
+      </w:pPr>
+      <w:r>
+        <w:t>Find the first error</w:t>
+      </w:r>
+    </w:p>
+    <w:p>
+      <w:pPr>
+        <w:spacing w:line="336" w:lineRule="auto" w:after="180"/>
+        <w:shd w:fill="FFF5E6"/>
+      </w:pPr>
+      <w:r>
+        <w:rPr>
+          <w:b w:val="0"/>
+        </w:rPr>
         <w:t>ERROR DETECTIVE</w:t>
       </w:r>
     </w:p>
     <w:p>
-      <w:r>
+      <w:pPr>
+        <w:spacing w:line="336" w:lineRule="auto" w:after="180"/>
+      </w:pPr>
+      <w:r>
+        <w:rPr>
+          <w:b w:val="0"/>
+        </w:rPr>
         <w:t>Compare → Diagnose → Repair</w:t>
       </w:r>
     </w:p>
     <w:p>
-      <w:r>
-        <w:t>Do not patch the answer. Find the earliest unsupported assumption, wrong step, or weak evidence.</w:t>
+      <w:pPr>
+        <w:spacing w:line="336" w:lineRule="auto" w:after="180"/>
+      </w:pPr>
+      <w:r>
+        <w:rPr>
+          <w:b w:val="0"/>
+        </w:rPr>
+        <w:t xml:space="preserve">Do not patch the answer. Find the earliest unsupported assumption, wrong step, or weak </w:t>
+      </w:r>
+      <w:r>
+        <w:rPr>
+          <w:b/>
+        </w:rPr>
+        <w:t>evidence</w:t>
+      </w:r>
+      <w:r>
+        <w:rPr>
+          <w:b w:val="0"/>
+        </w:rPr>
+        <w:t>.</w:t>
       </w:r>
     </w:p>
     <w:p>
@@ -2147,7 +3249,14 @@
       </w:tr>
     </w:tbl>
     <w:p>
-      <w:r>
+      <w:pPr>
+        <w:spacing w:line="336" w:lineRule="auto" w:after="180"/>
+        <w:shd w:fill="F5F1FB"/>
+      </w:pPr>
+      <w:r>
+        <w:rPr>
+          <w:b w:val="0"/>
+        </w:rPr>
         <w:t>Repair one cause. Why is this repair better than changing several things?</w:t>
       </w:r>
     </w:p>
@@ -2193,8 +3302,32 @@
       </w:r>
     </w:p>
     <w:p>
-      <w:r>
-        <w:t>Similarity depends on the features collected and the distance rule. Missing accessibility, cost or preference information can make the closest item unsuitable. Hard requirements should be checked separately.</w:t>
+      <w:pPr>
+        <w:spacing w:line="336" w:lineRule="auto" w:after="180"/>
+      </w:pPr>
+      <w:r>
+        <w:rPr>
+          <w:b/>
+        </w:rPr>
+        <w:t>Similarity</w:t>
+      </w:r>
+      <w:r>
+        <w:rPr>
+          <w:b w:val="0"/>
+        </w:rPr>
+        <w:t xml:space="preserve"> depends on the features collected and the </w:t>
+      </w:r>
+      <w:r>
+        <w:rPr>
+          <w:b/>
+        </w:rPr>
+        <w:t>distance</w:t>
+      </w:r>
+      <w:r>
+        <w:rPr>
+          <w:b w:val="0"/>
+        </w:rPr>
+        <w:t xml:space="preserve"> rule. Missing accessibility, cost or preference information can make the closest item unsuitable. Hard requirements should be checked separately.</w:t>
       </w:r>
     </w:p>
     <w:p>
@@ -2245,16 +3378,39 @@
     </w:p>
     <w:p>
       <w:r>
+        <w:t>Practise Similarity by Selected Traits with support, then explain the deciding step in your own words.</w:t>
+      </w:r>
+    </w:p>
+    <w:p>
+      <w:pPr>
+        <w:spacing w:line="336" w:lineRule="auto" w:after="180"/>
+      </w:pPr>
+      <w:r>
+        <w:rPr>
+          <w:b/>
+        </w:rPr>
         <w:t>LOGIC STUDIO</w:t>
       </w:r>
     </w:p>
     <w:p>
-      <w:r>
+      <w:pPr>
+        <w:spacing w:line="336" w:lineRule="auto" w:after="180"/>
+      </w:pPr>
+      <w:r>
+        <w:rPr>
+          <w:b w:val="0"/>
+        </w:rPr>
         <w:t>Trace Before You Run</w:t>
       </w:r>
     </w:p>
     <w:p>
-      <w:r>
+      <w:pPr>
+        <w:spacing w:line="336" w:lineRule="auto" w:after="180"/>
+      </w:pPr>
+      <w:r>
+        <w:rPr>
+          <w:b w:val="0"/>
+        </w:rPr>
         <w:t>Block code, pseudocode, tables, and diagrams are different ways to expose the same reasoning.</w:t>
       </w:r>
     </w:p>
@@ -2295,8 +3451,26 @@
       </w:r>
     </w:p>
     <w:p>
-      <w:r>
-        <w:t>SET evidence_record</w:t>
+      <w:pPr>
+        <w:spacing w:line="336" w:lineRule="auto" w:after="180"/>
+      </w:pPr>
+      <w:r>
+        <w:rPr>
+          <w:b w:val="0"/>
+        </w:rPr>
+        <w:t xml:space="preserve">SET </w:t>
+      </w:r>
+      <w:r>
+        <w:rPr>
+          <w:b/>
+        </w:rPr>
+        <w:t>evidence</w:t>
+      </w:r>
+      <w:r>
+        <w:rPr>
+          <w:b w:val="0"/>
+        </w:rPr>
+        <w:t>_record</w:t>
         <w:br/>
         <w:t>PREDICT expected_result</w:t>
         <w:br/>
@@ -2310,8 +3484,27 @@
       </w:r>
     </w:p>
     <w:p>
-      <w:r>
-        <w:t>Trace one input. Which line changes the state or chooses a path?</w:t>
+      <w:pPr>
+        <w:spacing w:line="336" w:lineRule="auto" w:after="180"/>
+        <w:shd w:fill="F5F1FB"/>
+      </w:pPr>
+      <w:r>
+        <w:rPr>
+          <w:b w:val="0"/>
+        </w:rPr>
+        <w:t xml:space="preserve">Trace one </w:t>
+      </w:r>
+      <w:r>
+        <w:rPr>
+          <w:b/>
+        </w:rPr>
+        <w:t>input</w:t>
+      </w:r>
+      <w:r>
+        <w:rPr>
+          <w:b w:val="0"/>
+        </w:rPr>
+        <w:t>. Which line changes the state or chooses a path?</w:t>
       </w:r>
     </w:p>
     <w:p>
@@ -2356,8 +3549,26 @@
       </w:r>
     </w:p>
     <w:p>
-      <w:r>
-        <w:t>If one feature is duration in minutes up to 60 and another a rating up to 5, raw distance may be dominated by duration. Specify scaling or weights before ranking; do not silently change units to get a preferred winner.</w:t>
+      <w:pPr>
+        <w:spacing w:line="336" w:lineRule="auto" w:after="180"/>
+      </w:pPr>
+      <w:r>
+        <w:rPr>
+          <w:b w:val="0"/>
+        </w:rPr>
+        <w:t xml:space="preserve">If one feature is duration in minutes up to 60 and another a rating up to 5, raw </w:t>
+      </w:r>
+      <w:r>
+        <w:rPr>
+          <w:b/>
+        </w:rPr>
+        <w:t>distance</w:t>
+      </w:r>
+      <w:r>
+        <w:rPr>
+          <w:b w:val="0"/>
+        </w:rPr>
+        <w:t xml:space="preserve"> may be dominated by duration. Specify scaling or weights before ranking; do not silently change units to get a preferred winner.</w:t>
       </w:r>
     </w:p>
     <w:p>
@@ -2369,8 +3580,50 @@
       </w:r>
     </w:p>
     <w:p>
-      <w:r>
-        <w:t>Use workbook W2 for the connected example “Distance between feature vectors”. First fill the input and rule boxes. Try the middle steps before asking for a hint. After a hint, try the next step yourself.</w:t>
+      <w:pPr>
+        <w:spacing w:line="336" w:lineRule="auto" w:after="180"/>
+      </w:pPr>
+      <w:r>
+        <w:rPr>
+          <w:b w:val="0"/>
+        </w:rPr>
+        <w:t>Use workbook W2 for the connected example “</w:t>
+      </w:r>
+      <w:r>
+        <w:rPr>
+          <w:b/>
+        </w:rPr>
+        <w:t>Distance</w:t>
+      </w:r>
+      <w:r>
+        <w:rPr>
+          <w:b w:val="0"/>
+        </w:rPr>
+        <w:t xml:space="preserve"> between </w:t>
+      </w:r>
+      <w:r>
+        <w:rPr>
+          <w:b/>
+        </w:rPr>
+        <w:t>feature vector</w:t>
+      </w:r>
+      <w:r>
+        <w:rPr>
+          <w:b w:val="0"/>
+        </w:rPr>
+        <w:t xml:space="preserve">s”. First fill the </w:t>
+      </w:r>
+      <w:r>
+        <w:rPr>
+          <w:b/>
+        </w:rPr>
+        <w:t>input</w:t>
+      </w:r>
+      <w:r>
+        <w:rPr>
+          <w:b w:val="0"/>
+        </w:rPr>
+        <w:t xml:space="preserve"> and rule boxes. Try the middle steps before asking for a hint. After a hint, try the next step yourself.</w:t>
       </w:r>
     </w:p>
     <w:tbl>
@@ -2453,7 +3706,13 @@
       </w:tr>
     </w:tbl>
     <w:p>
-      <w:r>
+      <w:pPr>
+        <w:spacing w:line="336" w:lineRule="auto" w:after="180"/>
+      </w:pPr>
+      <w:r>
+        <w:rPr>
+          <w:b w:val="0"/>
+        </w:rPr>
         <w:t>Explain your trace to a partner. Your partner points to one step to check. Swap roles on the next case. Each person writes their own explanation.</w:t>
       </w:r>
     </w:p>
@@ -2466,12 +3725,59 @@
       </w:r>
     </w:p>
     <w:p>
-      <w:r>
-        <w:t>Use the worked case for Distance between feature vectors. Proposed explanation: “A successful run proves the conclusion”. Decide whether this explanation is supported. Point to the step or supplied fact that decides; explain your repair if needed.</w:t>
-      </w:r>
-    </w:p>
-    <w:p>
-      <w:r>
+      <w:pPr>
+        <w:spacing w:line="336" w:lineRule="auto" w:after="180"/>
+      </w:pPr>
+      <w:r>
+        <w:rPr>
+          <w:b w:val="0"/>
+        </w:rPr>
+        <w:t xml:space="preserve">Use the worked case for </w:t>
+      </w:r>
+      <w:r>
+        <w:rPr>
+          <w:b/>
+        </w:rPr>
+        <w:t>Distance</w:t>
+      </w:r>
+      <w:r>
+        <w:rPr>
+          <w:b w:val="0"/>
+        </w:rPr>
+        <w:t xml:space="preserve"> between </w:t>
+      </w:r>
+      <w:r>
+        <w:rPr>
+          <w:b/>
+        </w:rPr>
+        <w:t>feature vector</w:t>
+      </w:r>
+      <w:r>
+        <w:rPr>
+          <w:b w:val="0"/>
+        </w:rPr>
+        <w:t>s. Proposed explanation: “A successful run proves the conclusion”. Decide whether this explanation is supported.</w:t>
+      </w:r>
+    </w:p>
+    <w:p>
+      <w:pPr>
+        <w:spacing w:line="336" w:lineRule="auto" w:after="180"/>
+      </w:pPr>
+      <w:r>
+        <w:rPr>
+          <w:b w:val="0"/>
+        </w:rPr>
+        <w:t>Point to the step or supplied fact that decides; explain your repair if needed.</w:t>
+      </w:r>
+    </w:p>
+    <w:p>
+      <w:pPr>
+        <w:spacing w:line="336" w:lineRule="auto" w:after="180"/>
+      </w:pPr>
+      <w:r>
+        <w:rPr>
+          <w:b w:val="0"/>
+        </w:rPr>
         <w:t>Answer on your own before discussion. If you are unsure, say which step you need help with.</w:t>
       </w:r>
     </w:p>
@@ -2484,7 +3790,13 @@
       </w:r>
     </w:p>
     <w:p>
-      <w:r>
+      <w:pPr>
+        <w:spacing w:line="336" w:lineRule="auto" w:after="180"/>
+      </w:pPr>
+      <w:r>
+        <w:rPr>
+          <w:b w:val="0"/>
+        </w:rPr>
         <w:t>Explain why B ceases to be a closest option without any candidate data changing.</w:t>
       </w:r>
     </w:p>
@@ -2517,7 +3829,13 @@
       </w:r>
     </w:p>
     <w:p>
-      <w:r>
+      <w:pPr>
+        <w:spacing w:line="336" w:lineRule="auto" w:after="180"/>
+      </w:pPr>
+      <w:r>
+        <w:rPr>
+          <w:b w:val="0"/>
+        </w:rPr>
         <w:t>This is supported practice. Keep the separately named independent case for an attempt before feedback.</w:t>
       </w:r>
     </w:p>
@@ -2531,16 +3849,45 @@
     </w:p>
     <w:p>
       <w:r>
-        <w:t>EVIDENCE LAB</w:t>
-      </w:r>
-    </w:p>
-    <w:p>
-      <w:r>
+        <w:t>Investigate Similarity by Selected Traits. Record the prediction, actual observation or labelled paper trace, explanation and next test separately.</w:t>
+      </w:r>
+    </w:p>
+    <w:p>
+      <w:pPr>
+        <w:spacing w:line="336" w:lineRule="auto" w:after="180"/>
+      </w:pPr>
+      <w:r>
+        <w:rPr>
+          <w:b/>
+        </w:rPr>
+        <w:t>EVIDENCE</w:t>
+      </w:r>
+      <w:r>
+        <w:rPr>
+          <w:b/>
+        </w:rPr>
+        <w:t xml:space="preserve"> LAB</w:t>
+      </w:r>
+    </w:p>
+    <w:p>
+      <w:pPr>
+        <w:spacing w:line="336" w:lineRule="auto" w:after="180"/>
+      </w:pPr>
+      <w:r>
+        <w:rPr>
+          <w:b w:val="0"/>
+        </w:rPr>
         <w:t>Predict → Test → Record → Explain</w:t>
       </w:r>
     </w:p>
     <w:p>
-      <w:r>
+      <w:pPr>
+        <w:spacing w:line="336" w:lineRule="auto" w:after="180"/>
+      </w:pPr>
+      <w:r>
+        <w:rPr>
+          <w:b w:val="0"/>
+        </w:rPr>
         <w:t>Keep expected and actual results separate. Surprises are useful data when recorded honestly.</w:t>
       </w:r>
     </w:p>
@@ -2581,8 +3928,26 @@
       </w:r>
     </w:p>
     <w:p>
-      <w:r>
-        <w:t>Plot six books on a 2-feature grid, compute simple grid distance, find nearest, then change one selected feature and compare.</w:t>
+      <w:pPr>
+        <w:spacing w:line="336" w:lineRule="auto" w:after="180"/>
+      </w:pPr>
+      <w:r>
+        <w:rPr>
+          <w:b w:val="0"/>
+        </w:rPr>
+        <w:t xml:space="preserve">Plot six books on a 2-feature grid, compute simple grid </w:t>
+      </w:r>
+      <w:r>
+        <w:rPr>
+          <w:b/>
+        </w:rPr>
+        <w:t>distance</w:t>
+      </w:r>
+      <w:r>
+        <w:rPr>
+          <w:b w:val="0"/>
+        </w:rPr>
+        <w:t>, find nearest, then change one selected feature and compare.</w:t>
       </w:r>
     </w:p>
     <w:tbl>
@@ -2831,7 +4196,14 @@
       </w:tr>
     </w:tbl>
     <w:p>
-      <w:r>
+      <w:pPr>
+        <w:spacing w:line="336" w:lineRule="auto" w:after="180"/>
+        <w:shd w:fill="F5F1FB"/>
+      </w:pPr>
+      <w:r>
+        <w:rPr>
+          <w:b w:val="0"/>
+        </w:rPr>
         <w:t>What did the hardest test teach you that the normal test did not?</w:t>
       </w:r>
     </w:p>
@@ -2877,7 +4249,13 @@
       </w:r>
     </w:p>
     <w:p>
-      <w:r>
+      <w:pPr>
+        <w:spacing w:line="336" w:lineRule="auto" w:after="180"/>
+      </w:pPr>
+      <w:r>
+        <w:rPr>
+          <w:b w:val="0"/>
+        </w:rPr>
         <w:t>Before trying: what do I expect, and why? While trying: which step could first go wrong? Afterwards: what did I actually observe, and what should change? Keep “not run” if you only traced the procedure.</w:t>
       </w:r>
     </w:p>
@@ -2891,17 +4269,52 @@
     </w:p>
     <w:p>
       <w:r>
+        <w:t>Move from recall to tracing, diagnosis and transfer in Similarity by Selected Traits. Explain why each step is justified.</w:t>
+      </w:r>
+    </w:p>
+    <w:p>
+      <w:pPr>
+        <w:spacing w:line="336" w:lineRule="auto" w:after="180"/>
+      </w:pPr>
+      <w:r>
+        <w:rPr>
+          <w:b/>
+        </w:rPr>
         <w:t>MASTERY</w:t>
       </w:r>
     </w:p>
     <w:p>
-      <w:r>
+      <w:pPr>
+        <w:spacing w:line="336" w:lineRule="auto" w:after="180"/>
+      </w:pPr>
+      <w:r>
+        <w:rPr>
+          <w:b w:val="0"/>
+        </w:rPr>
         <w:t>From Knowing the Word to Owning the Idea</w:t>
       </w:r>
     </w:p>
     <w:p>
-      <w:r>
-        <w:t>Move upward only when you can produce evidence without copying the worked example.</w:t>
+      <w:pPr>
+        <w:spacing w:line="336" w:lineRule="auto" w:after="180"/>
+      </w:pPr>
+      <w:r>
+        <w:rPr>
+          <w:b w:val="0"/>
+        </w:rPr>
+        <w:t xml:space="preserve">Move upward only when you can produce </w:t>
+      </w:r>
+      <w:r>
+        <w:rPr>
+          <w:b/>
+        </w:rPr>
+        <w:t>evidence</w:t>
+      </w:r>
+      <w:r>
+        <w:rPr>
+          <w:b w:val="0"/>
+        </w:rPr>
+        <w:t xml:space="preserve"> without copying the worked example.</w:t>
       </w:r>
     </w:p>
     <w:p>
@@ -2941,33 +4354,93 @@
       </w:r>
     </w:p>
     <w:p>
-      <w:r>
+      <w:pPr>
+        <w:spacing w:line="336" w:lineRule="auto" w:after="180"/>
+      </w:pPr>
+      <w:r>
+        <w:rPr>
+          <w:b w:val="0"/>
+        </w:rPr>
         <w:t>1 • NAME: Define the concept without repeating the textbook.</w:t>
       </w:r>
     </w:p>
     <w:p>
-      <w:r>
-        <w:t>2 • TRACE: Show the information, state, branch, calculation, or evidence path.</w:t>
-      </w:r>
-    </w:p>
-    <w:p>
-      <w:r>
+      <w:pPr>
+        <w:spacing w:line="336" w:lineRule="auto" w:after="180"/>
+      </w:pPr>
+      <w:r>
+        <w:rPr>
+          <w:b w:val="0"/>
+        </w:rPr>
+        <w:t xml:space="preserve">2 • TRACE: Show the information, state, branch, calculation, or </w:t>
+      </w:r>
+      <w:r>
+        <w:rPr>
+          <w:b/>
+        </w:rPr>
+        <w:t>evidence</w:t>
+      </w:r>
+      <w:r>
+        <w:rPr>
+          <w:b w:val="0"/>
+        </w:rPr>
+        <w:t xml:space="preserve"> path.</w:t>
+      </w:r>
+    </w:p>
+    <w:p>
+      <w:pPr>
+        <w:spacing w:line="336" w:lineRule="auto" w:after="180"/>
+      </w:pPr>
+      <w:r>
+        <w:rPr>
+          <w:b w:val="0"/>
+        </w:rPr>
         <w:t>3 • APPLY: Solve a different example independently.</w:t>
       </w:r>
     </w:p>
     <w:p>
-      <w:r>
+      <w:pPr>
+        <w:spacing w:line="336" w:lineRule="auto" w:after="180"/>
+      </w:pPr>
+      <w:r>
+        <w:rPr>
+          <w:b w:val="0"/>
+        </w:rPr>
         <w:t>4 • CHALLENGE: Find a boundary case, counterexample, or unfair outcome.</w:t>
       </w:r>
     </w:p>
     <w:p>
-      <w:r>
+      <w:pPr>
+        <w:spacing w:line="336" w:lineRule="auto" w:after="180"/>
+      </w:pPr>
+      <w:r>
+        <w:rPr>
+          <w:b w:val="0"/>
+        </w:rPr>
         <w:t>5 • EXPLAIN LIMITS: Say when the result should not be trusted or used alone.</w:t>
       </w:r>
     </w:p>
     <w:p>
-      <w:r>
-        <w:t>My strongest evidence of independent understanding:</w:t>
+      <w:pPr>
+        <w:spacing w:line="336" w:lineRule="auto" w:after="180"/>
+      </w:pPr>
+      <w:r>
+        <w:rPr>
+          <w:b w:val="0"/>
+        </w:rPr>
+        <w:t xml:space="preserve">My strongest </w:t>
+      </w:r>
+      <w:r>
+        <w:rPr>
+          <w:b/>
+        </w:rPr>
+        <w:t>evidence</w:t>
+      </w:r>
+      <w:r>
+        <w:rPr>
+          <w:b w:val="0"/>
+        </w:rPr>
+        <w:t xml:space="preserve"> of independent understanding:</w:t>
       </w:r>
     </w:p>
     <w:p>
@@ -3013,16 +4486,39 @@
     </w:p>
     <w:p>
       <w:r>
+        <w:t>Apply this week’s idea to Transparent Book Recommender. Keep an annotated decision and the evidence supporting it.</w:t>
+      </w:r>
+    </w:p>
+    <w:p>
+      <w:pPr>
+        <w:spacing w:line="336" w:lineRule="auto" w:after="180"/>
+      </w:pPr>
+      <w:r>
+        <w:rPr>
+          <w:b/>
+        </w:rPr>
         <w:t>CUMULATIVE PROJECT</w:t>
       </w:r>
     </w:p>
     <w:p>
-      <w:r>
+      <w:pPr>
+        <w:spacing w:line="336" w:lineRule="auto" w:after="180"/>
+      </w:pPr>
+      <w:r>
+        <w:rPr>
+          <w:b w:val="0"/>
+        </w:rPr>
         <w:t>Transparent Book Recommender</w:t>
       </w:r>
     </w:p>
     <w:p>
-      <w:r>
+      <w:pPr>
+        <w:spacing w:line="336" w:lineRule="auto" w:after="180"/>
+      </w:pPr>
+      <w:r>
+        <w:rPr>
+          <w:b w:val="0"/>
+        </w:rPr>
         <w:t>Every week adds one inspectable piece. The system must show how it reached a result.</w:t>
       </w:r>
     </w:p>
@@ -3063,17 +4559,75 @@
       </w:r>
     </w:p>
     <w:p>
-      <w:r>
-        <w:t>THIS WEEK’S CHECKPOINT  Make selected traits and their scales visible in every recommendation explanation.</w:t>
-      </w:r>
-    </w:p>
-    <w:p>
-      <w:r>
-        <w:t>SYSTEM MAP  Reader need → allowed inputs → transparent rule or score → ranked candidates → explanation → test record → human decision</w:t>
-      </w:r>
-    </w:p>
-    <w:p>
-      <w:r>
+      <w:pPr>
+        <w:spacing w:line="336" w:lineRule="auto" w:after="180"/>
+      </w:pPr>
+      <w:r>
+        <w:rPr>
+          <w:b w:val="0"/>
+        </w:rPr>
+        <w:t xml:space="preserve">THIS WEEK’S CHECKPOINT  Make selected traits and their </w:t>
+      </w:r>
+      <w:r>
+        <w:rPr>
+          <w:b/>
+        </w:rPr>
+        <w:t>scale</w:t>
+      </w:r>
+      <w:r>
+        <w:rPr>
+          <w:b w:val="0"/>
+        </w:rPr>
+        <w:t>s visible in every recommendation explanation.</w:t>
+      </w:r>
+    </w:p>
+    <w:p>
+      <w:pPr>
+        <w:pStyle w:val="Heading3"/>
+      </w:pPr>
+      <w:r>
+        <w:t>Trace the system</w:t>
+      </w:r>
+    </w:p>
+    <w:p>
+      <w:pPr>
+        <w:spacing w:line="336" w:lineRule="auto" w:after="180"/>
+        <w:shd w:fill="EDF7F3"/>
+      </w:pPr>
+      <w:r>
+        <w:rPr>
+          <w:b w:val="0"/>
+        </w:rPr>
+        <w:t xml:space="preserve">SYSTEM MAP  Reader need → allowed </w:t>
+      </w:r>
+      <w:r>
+        <w:rPr>
+          <w:b/>
+        </w:rPr>
+        <w:t>input</w:t>
+      </w:r>
+      <w:r>
+        <w:rPr>
+          <w:b w:val="0"/>
+        </w:rPr>
+        <w:t xml:space="preserve">s → transparent rule or score → ranked candidates → explanation → test record → </w:t>
+      </w:r>
+      <w:r>
+        <w:rPr>
+          <w:b/>
+        </w:rPr>
+        <w:t>human decision</w:t>
+      </w:r>
+    </w:p>
+    <w:p>
+      <w:pPr>
+        <w:spacing w:line="336" w:lineRule="auto" w:after="180"/>
+        <w:shd w:fill="F5F1FB"/>
+      </w:pPr>
+      <w:r>
+        <w:rPr>
+          <w:b w:val="0"/>
+        </w:rPr>
         <w:t>What will you add, change, or verify in the project this week?</w:t>
       </w:r>
     </w:p>
@@ -3111,8 +4665,27 @@
       </w:r>
     </w:p>
     <w:p>
-      <w:r>
-        <w:t>What should remain under human control?</w:t>
+      <w:pPr>
+        <w:spacing w:line="336" w:lineRule="auto" w:after="180"/>
+        <w:shd w:fill="F5F1FB"/>
+      </w:pPr>
+      <w:r>
+        <w:rPr>
+          <w:b w:val="0"/>
+        </w:rPr>
+        <w:t xml:space="preserve">What should remain under </w:t>
+      </w:r>
+      <w:r>
+        <w:rPr>
+          <w:b/>
+        </w:rPr>
+        <w:t>human control</w:t>
+      </w:r>
+      <w:r>
+        <w:rPr>
+          <w:b w:val="0"/>
+        </w:rPr>
+        <w:t>?</w:t>
       </w:r>
     </w:p>
     <w:p>
@@ -3149,7 +4722,22 @@
       </w:r>
     </w:p>
     <w:p>
-      <w:r>
+      <w:pPr>
+        <w:pStyle w:val="Heading3"/>
+      </w:pPr>
+      <w:r>
+        <w:t>Responsible design</w:t>
+      </w:r>
+    </w:p>
+    <w:p>
+      <w:pPr>
+        <w:spacing w:line="336" w:lineRule="auto" w:after="180"/>
+        <w:shd w:fill="FFF5E6"/>
+      </w:pPr>
+      <w:r>
+        <w:rPr>
+          <w:b w:val="0"/>
+        </w:rPr>
         <w:t>RESPONSIBLE DESIGN  Collect only necessary information. Show uncertainty and limits. Never confuse a ranking with a fact about a person.</w:t>
       </w:r>
     </w:p>
@@ -3162,7 +4750,13 @@
       </w:r>
     </w:p>
     <w:p>
-      <w:r>
+      <w:pPr>
+        <w:spacing w:line="336" w:lineRule="auto" w:after="180"/>
+      </w:pPr>
+      <w:r>
+        <w:rPr>
+          <w:b w:val="0"/>
+        </w:rPr>
         <w:t>Specify recommender feature meanings, units, scaling and tie policy before explaining nearest matches.</w:t>
       </w:r>
     </w:p>
@@ -3176,16 +4770,48 @@
     </w:p>
     <w:p>
       <w:r>
+        <w:t>Use a genuinely new case for independent evidence. Previously discussed examples remain practice; use the separately named independent case before feedback.</w:t>
+      </w:r>
+    </w:p>
+    <w:p>
+      <w:pPr>
+        <w:pStyle w:val="Heading3"/>
+      </w:pPr>
+      <w:r>
+        <w:t>Independent evidence</w:t>
+      </w:r>
+    </w:p>
+    <w:p>
+      <w:pPr>
+        <w:spacing w:line="336" w:lineRule="auto" w:after="180"/>
+        <w:shd w:fill="FFF5E6"/>
+      </w:pPr>
+      <w:r>
+        <w:rPr>
+          <w:b w:val="0"/>
+        </w:rPr>
         <w:t>INDEPENDENT MASTERY PROOF</w:t>
       </w:r>
     </w:p>
     <w:p>
-      <w:r>
+      <w:pPr>
+        <w:spacing w:line="336" w:lineRule="auto" w:after="180"/>
+      </w:pPr>
+      <w:r>
+        <w:rPr>
+          <w:b w:val="0"/>
+        </w:rPr>
         <w:t>Explain • Transfer • Test • Defend</w:t>
       </w:r>
     </w:p>
     <w:p>
-      <w:r>
+      <w:pPr>
+        <w:spacing w:line="336" w:lineRule="auto" w:after="180"/>
+      </w:pPr>
+      <w:r>
+        <w:rPr>
+          <w:b w:val="0"/>
+        </w:rPr>
         <w:t>Complete this page without copying the worked example. Your reasoning matters more than decoration.</w:t>
       </w:r>
     </w:p>
@@ -3226,12 +4852,46 @@
       </w:r>
     </w:p>
     <w:p>
-      <w:r>
-        <w:t>CHALLENGE  Compute simple distance on genre, length, and difficulty.</w:t>
-      </w:r>
-    </w:p>
-    <w:p>
-      <w:r>
+      <w:pPr>
+        <w:pStyle w:val="Heading3"/>
+      </w:pPr>
+      <w:r>
+        <w:t>Try a more demanding case</w:t>
+      </w:r>
+    </w:p>
+    <w:p>
+      <w:pPr>
+        <w:spacing w:line="336" w:lineRule="auto" w:after="180"/>
+        <w:shd w:fill="F5F1FB"/>
+      </w:pPr>
+      <w:r>
+        <w:rPr>
+          <w:b w:val="0"/>
+        </w:rPr>
+        <w:t xml:space="preserve">CHALLENGE  Compute simple </w:t>
+      </w:r>
+      <w:r>
+        <w:rPr>
+          <w:b/>
+        </w:rPr>
+        <w:t>distance</w:t>
+      </w:r>
+      <w:r>
+        <w:rPr>
+          <w:b w:val="0"/>
+        </w:rPr>
+        <w:t xml:space="preserve"> on genre, length, and difficulty.</w:t>
+      </w:r>
+    </w:p>
+    <w:p>
+      <w:pPr>
+        <w:spacing w:line="336" w:lineRule="auto" w:after="180"/>
+        <w:shd w:fill="F4F9FC"/>
+      </w:pPr>
+      <w:r>
+        <w:rPr>
+          <w:b w:val="0"/>
+        </w:rPr>
         <w:t>1. My fresh example, trace, calculation, or design:</w:t>
       </w:r>
     </w:p>
@@ -3269,8 +4929,27 @@
       </w:r>
     </w:p>
     <w:p>
-      <w:r>
-        <w:t>2. My evidence that it works (include a boundary or missing-data case):</w:t>
+      <w:pPr>
+        <w:spacing w:line="336" w:lineRule="auto" w:after="180"/>
+        <w:shd w:fill="F4F9FC"/>
+      </w:pPr>
+      <w:r>
+        <w:rPr>
+          <w:b w:val="0"/>
+        </w:rPr>
+        <w:t xml:space="preserve">2. My </w:t>
+      </w:r>
+      <w:r>
+        <w:rPr>
+          <w:b/>
+        </w:rPr>
+        <w:t>evidence</w:t>
+      </w:r>
+      <w:r>
+        <w:rPr>
+          <w:b w:val="0"/>
+        </w:rPr>
+        <w:t xml:space="preserve"> that it works (include a boundary or missing-data case):</w:t>
       </w:r>
     </w:p>
     <w:p>
@@ -3307,7 +4986,14 @@
       </w:r>
     </w:p>
     <w:p>
-      <w:r>
+      <w:pPr>
+        <w:spacing w:line="336" w:lineRule="auto" w:after="180"/>
+        <w:shd w:fill="F4F9FC"/>
+      </w:pPr>
+      <w:r>
+        <w:rPr>
+          <w:b w:val="0"/>
+        </w:rPr>
         <w:t>3. One limitation, fairness concern, or situation needing human review:</w:t>
       </w:r>
     </w:p>
@@ -3345,8 +5031,47 @@
       </w:r>
     </w:p>
     <w:p>
-      <w:r>
-        <w:t>SELF-CHECK  □ I explained the mechanism  □ I used evidence  □ I tested a fresh case  □ I named a limitation  □ I can answer ‘why?’</w:t>
+      <w:pPr>
+        <w:pStyle w:val="Heading3"/>
+      </w:pPr>
+      <w:r>
+        <w:t>Check your explanation</w:t>
+      </w:r>
+    </w:p>
+    <w:p>
+      <w:pPr>
+        <w:spacing w:line="336" w:lineRule="auto" w:after="180"/>
+        <w:shd w:fill="F5F1FB"/>
+      </w:pPr>
+      <w:r>
+        <w:rPr>
+          <w:b w:val="0"/>
+        </w:rPr>
+        <w:t xml:space="preserve">SELF-CHECK  □ I explained the </w:t>
+      </w:r>
+      <w:r>
+        <w:rPr>
+          <w:b/>
+        </w:rPr>
+        <w:t>mechanism</w:t>
+      </w:r>
+      <w:r>
+        <w:rPr>
+          <w:b w:val="0"/>
+        </w:rPr>
+        <w:t xml:space="preserve">  □ I used </w:t>
+      </w:r>
+      <w:r>
+        <w:rPr>
+          <w:b/>
+        </w:rPr>
+        <w:t>evidence</w:t>
+      </w:r>
+      <w:r>
+        <w:rPr>
+          <w:b w:val="0"/>
+        </w:rPr>
+        <w:t xml:space="preserve">  □ I tested a fresh case  □ I named a limitation  □ I can answer ‘why?’</w:t>
       </w:r>
     </w:p>
     <w:p>
@@ -3358,6 +5083,11 @@
       </w:r>
     </w:p>
     <w:p>
+      <w:r>
+        <w:t>Revisit the complete Similarity by Selected Traits case for supported practice. Repeated examples do not become fresh assessments.</w:t>
+      </w:r>
+    </w:p>
+    <w:p>
       <w:pPr>
         <w:pStyle w:val="Heading3"/>
       </w:pPr>
@@ -3366,7 +5096,13 @@
       </w:r>
     </w:p>
     <w:p>
-      <w:r>
+      <w:pPr>
+        <w:spacing w:line="336" w:lineRule="auto" w:after="180"/>
+      </w:pPr>
+      <w:r>
+        <w:rPr>
+          <w:b w:val="0"/>
+        </w:rPr>
         <w:t>Use the supplied details to practise the weekly concept before attempting the independent question. This case extends the illustrated lesson.</w:t>
       </w:r>
     </w:p>
@@ -3379,7 +5115,13 @@
       </w:r>
     </w:p>
     <w:p>
-      <w:r>
+      <w:pPr>
+        <w:spacing w:line="336" w:lineRule="auto" w:after="180"/>
+      </w:pPr>
+      <w:r>
+        <w:rPr>
+          <w:b w:val="0"/>
+        </w:rPr>
         <w:t>Traits are [animals,adventure]. A=[1,1], B=[1,0], C=[0,0]; query=[1,0].</w:t>
       </w:r>
     </w:p>
@@ -3392,8 +5134,26 @@
       </w:r>
     </w:p>
     <w:p>
-      <w:r>
-        <w:t>Use number of differing traits as distance.</w:t>
+      <w:pPr>
+        <w:spacing w:line="336" w:lineRule="auto" w:after="180"/>
+      </w:pPr>
+      <w:r>
+        <w:rPr>
+          <w:b w:val="0"/>
+        </w:rPr>
+        <w:t xml:space="preserve">Use number of differing traits as </w:t>
+      </w:r>
+      <w:r>
+        <w:rPr>
+          <w:b/>
+        </w:rPr>
+        <w:t>distance</w:t>
+      </w:r>
+      <w:r>
+        <w:rPr>
+          <w:b w:val="0"/>
+        </w:rPr>
+        <w:t>.</w:t>
       </w:r>
     </w:p>
     <w:p>
@@ -3405,8 +5165,20 @@
       </w:r>
     </w:p>
     <w:p>
-      <w:r>
-        <w:t>Distances: A=1, B=0, C=1. B is nearest with equal feature weights.</w:t>
+      <w:pPr>
+        <w:spacing w:line="336" w:lineRule="auto" w:after="180"/>
+      </w:pPr>
+      <w:r>
+        <w:rPr>
+          <w:b/>
+        </w:rPr>
+        <w:t>Distance</w:t>
+      </w:r>
+      <w:r>
+        <w:rPr>
+          <w:b w:val="0"/>
+        </w:rPr>
+        <w:t>s: A=1, B=0, C=1. B is nearest with equal feature weights.</w:t>
       </w:r>
     </w:p>
     <w:p>
@@ -3418,7 +5190,14 @@
       </w:r>
     </w:p>
     <w:p>
-      <w:r>
+      <w:pPr>
+        <w:spacing w:line="336" w:lineRule="auto" w:after="180"/>
+        <w:shd w:fill="F5F1FB"/>
+      </w:pPr>
+      <w:r>
+        <w:rPr>
+          <w:b w:val="0"/>
+        </w:rPr>
         <w:t>Which detail supports the answer, and why does it matter?</w:t>
       </w:r>
     </w:p>
@@ -3574,18 +5353,54 @@
       </w:tr>
     </w:tbl>
     <w:p>
-      <w:r>
+      <w:pPr>
+        <w:spacing w:line="336" w:lineRule="auto" w:after="180"/>
+      </w:pPr>
+      <w:r>
+        <w:rPr>
+          <w:b w:val="0"/>
+        </w:rPr>
         <w:t>Traits are [animals,adventure]. A=[1,1], B=[1,0], C=[0,0]; query=[1,0].</w:t>
       </w:r>
     </w:p>
     <w:p>
-      <w:r>
-        <w:t>Use number of differing traits as distance.</w:t>
-      </w:r>
-    </w:p>
-    <w:p>
-      <w:r>
-        <w:t>Distances: A=1, B=0, C=1. B is nearest with equal feature weights.</w:t>
+      <w:pPr>
+        <w:spacing w:line="336" w:lineRule="auto" w:after="180"/>
+      </w:pPr>
+      <w:r>
+        <w:rPr>
+          <w:b w:val="0"/>
+        </w:rPr>
+        <w:t xml:space="preserve">Use number of differing traits as </w:t>
+      </w:r>
+      <w:r>
+        <w:rPr>
+          <w:b/>
+        </w:rPr>
+        <w:t>distance</w:t>
+      </w:r>
+      <w:r>
+        <w:rPr>
+          <w:b w:val="0"/>
+        </w:rPr>
+        <w:t>.</w:t>
+      </w:r>
+    </w:p>
+    <w:p>
+      <w:pPr>
+        <w:spacing w:line="336" w:lineRule="auto" w:after="180"/>
+      </w:pPr>
+      <w:r>
+        <w:rPr>
+          <w:b/>
+        </w:rPr>
+        <w:t>Distance</w:t>
+      </w:r>
+      <w:r>
+        <w:rPr>
+          <w:b w:val="0"/>
+        </w:rPr>
+        <w:t>s: A=1, B=0, C=1. B is nearest with equal feature weights.</w:t>
       </w:r>
     </w:p>
     <w:p>
@@ -3597,6 +5412,11 @@
       </w:r>
     </w:p>
     <w:p>
+      <w:r>
+        <w:t>Attempt the reserved new case before feedback. Record support; the earlier examples below remain additional practice.</w:t>
+      </w:r>
+    </w:p>
+    <w:p>
       <w:pPr>
         <w:pStyle w:val="Heading3"/>
       </w:pPr>
@@ -3605,8 +5425,26 @@
       </w:r>
     </w:p>
     <w:p>
-      <w:r>
-        <w:t>Target is [3, 2]. Options A [1, 2], B [3, 4], C [4, 2]. Calculate distances, select the closest, and identify a tie among the others.</w:t>
+      <w:pPr>
+        <w:spacing w:line="336" w:lineRule="auto" w:after="180"/>
+      </w:pPr>
+      <w:r>
+        <w:rPr>
+          <w:b w:val="0"/>
+        </w:rPr>
+        <w:t xml:space="preserve">Target is [3, 2]. Options A [1, 2], B [3, 4], C [4, 2]. Calculate </w:t>
+      </w:r>
+      <w:r>
+        <w:rPr>
+          <w:b/>
+        </w:rPr>
+        <w:t>distance</w:t>
+      </w:r>
+      <w:r>
+        <w:rPr>
+          <w:b w:val="0"/>
+        </w:rPr>
+        <w:t>s, select the closest, and identify a tie among the others.</w:t>
       </w:r>
     </w:p>
     <w:p>
@@ -3653,7 +5491,13 @@
       </w:r>
     </w:p>
     <w:p>
-      <w:r>
+      <w:pPr>
+        <w:spacing w:line="336" w:lineRule="auto" w:after="180"/>
+      </w:pPr>
+      <w:r>
+        <w:rPr>
+          <w:b w:val="0"/>
+        </w:rPr>
         <w:t>Attempt this case before feedback. Record any help. Earlier examples below are further practice; a case already practised with feedback cannot establish fresh transfer.</w:t>
       </w:r>
     </w:p>
@@ -3666,18 +5510,55 @@
       </w:r>
     </w:p>
     <w:p>
-      <w:r>
+      <w:pPr>
+        <w:spacing w:line="336" w:lineRule="auto" w:after="180"/>
+      </w:pPr>
+      <w:r>
+        <w:rPr>
+          <w:b w:val="0"/>
+        </w:rPr>
         <w:t>Close the worked explanation. Apply the idea to this different question without copying.</w:t>
       </w:r>
     </w:p>
     <w:p>
-      <w:r>
-        <w:t>Score similarity using one point for same topic and one for same difficulty. Target is space, easy. A is space, hard; B is animals, easy. What happens?</w:t>
-      </w:r>
-    </w:p>
-    <w:p>
-      <w:r>
-        <w:t>My answer, with a trace, calculation or supporting evidence</w:t>
+      <w:pPr>
+        <w:spacing w:line="336" w:lineRule="auto" w:after="180"/>
+        <w:shd w:fill="F5F1FB"/>
+      </w:pPr>
+      <w:r>
+        <w:rPr>
+          <w:b w:val="0"/>
+        </w:rPr>
+        <w:t xml:space="preserve">Score </w:t>
+      </w:r>
+      <w:r>
+        <w:rPr>
+          <w:b/>
+        </w:rPr>
+        <w:t>similarity</w:t>
+      </w:r>
+      <w:r>
+        <w:rPr>
+          <w:b w:val="0"/>
+        </w:rPr>
+        <w:t xml:space="preserve"> using one point for same topic and one for same difficulty. Target is space, easy. A is space, hard; B is animals, easy. What happens?</w:t>
+      </w:r>
+    </w:p>
+    <w:p>
+      <w:pPr>
+        <w:spacing w:line="336" w:lineRule="auto" w:after="180"/>
+      </w:pPr>
+      <w:r>
+        <w:rPr>
+          <w:b w:val="0"/>
+        </w:rPr>
+        <w:t xml:space="preserve">My answer, with a trace, calculation or supporting </w:t>
+      </w:r>
+      <w:r>
+        <w:rPr>
+          <w:b/>
+        </w:rPr>
+        <w:t>evidence</w:t>
       </w:r>
     </w:p>
     <w:p>
@@ -3722,13 +5603,37 @@
       </w:r>
     </w:p>
     <w:p>
-      <w:r>
+      <w:pPr>
+        <w:spacing w:line="336" w:lineRule="auto" w:after="180"/>
+      </w:pPr>
+      <w:r>
+        <w:rPr>
+          <w:b w:val="0"/>
+        </w:rPr>
         <w:t>Change one relevant detail. Predict the result before testing. Include a boundary or missing-information case when it helps reveal a limit.</w:t>
       </w:r>
     </w:p>
     <w:p>
-      <w:r>
-        <w:t>My changed input and expected result</w:t>
+      <w:pPr>
+        <w:spacing w:line="336" w:lineRule="auto" w:after="180"/>
+      </w:pPr>
+      <w:r>
+        <w:rPr>
+          <w:b w:val="0"/>
+        </w:rPr>
+        <w:t xml:space="preserve">My changed </w:t>
+      </w:r>
+      <w:r>
+        <w:rPr>
+          <w:b/>
+        </w:rPr>
+        <w:t>input</w:t>
+      </w:r>
+      <w:r>
+        <w:rPr>
+          <w:b w:val="0"/>
+        </w:rPr>
+        <w:t xml:space="preserve"> and expected result</w:t>
       </w:r>
     </w:p>
     <w:p>
@@ -3773,13 +5678,49 @@
       </w:r>
     </w:p>
     <w:p>
-      <w:r>
-        <w:t>Make selected traits and their scales visible in every recommendation explanation.</w:t>
-      </w:r>
-    </w:p>
-    <w:p>
-      <w:r>
-        <w:t>The evidence I will keep</w:t>
+      <w:pPr>
+        <w:spacing w:line="336" w:lineRule="auto" w:after="180"/>
+      </w:pPr>
+      <w:r>
+        <w:rPr>
+          <w:b w:val="0"/>
+        </w:rPr>
+        <w:t xml:space="preserve">Make selected traits and their </w:t>
+      </w:r>
+      <w:r>
+        <w:rPr>
+          <w:b/>
+        </w:rPr>
+        <w:t>scale</w:t>
+      </w:r>
+      <w:r>
+        <w:rPr>
+          <w:b w:val="0"/>
+        </w:rPr>
+        <w:t>s visible in every recommendation explanation.</w:t>
+      </w:r>
+    </w:p>
+    <w:p>
+      <w:pPr>
+        <w:spacing w:line="336" w:lineRule="auto" w:after="180"/>
+      </w:pPr>
+      <w:r>
+        <w:rPr>
+          <w:b w:val="0"/>
+        </w:rPr>
+        <w:t xml:space="preserve">The </w:t>
+      </w:r>
+      <w:r>
+        <w:rPr>
+          <w:b/>
+        </w:rPr>
+        <w:t>evidence</w:t>
+      </w:r>
+      <w:r>
+        <w:rPr>
+          <w:b w:val="0"/>
+        </w:rPr>
+        <w:t xml:space="preserve"> I will keep</w:t>
       </w:r>
     </w:p>
     <w:p>
@@ -3816,8 +5757,26 @@
       </w:r>
     </w:p>
     <w:p>
-      <w:r>
-        <w:t>Your teacher has the independent answer and scoring criteria. Complete the matching workbook week to keep your practice evidence together.</w:t>
+      <w:pPr>
+        <w:spacing w:line="336" w:lineRule="auto" w:after="180"/>
+      </w:pPr>
+      <w:r>
+        <w:rPr>
+          <w:b w:val="0"/>
+        </w:rPr>
+        <w:t xml:space="preserve">Your teacher has the independent answer and scoring criteria. Complete the matching workbook week to keep your practice </w:t>
+      </w:r>
+      <w:r>
+        <w:rPr>
+          <w:b/>
+        </w:rPr>
+        <w:t>evidence</w:t>
+      </w:r>
+      <w:r>
+        <w:rPr>
+          <w:b w:val="0"/>
+        </w:rPr>
+        <w:t xml:space="preserve"> together.</w:t>
       </w:r>
     </w:p>
     <w:p>
@@ -3829,7 +5788,14 @@
       </w:r>
     </w:p>
     <w:p>
-      <w:r>
+      <w:pPr>
+        <w:spacing w:line="336" w:lineRule="auto" w:after="180"/>
+        <w:shd w:fill="F5F1FB"/>
+      </w:pPr>
+      <w:r>
+        <w:rPr>
+          <w:b w:val="0"/>
+        </w:rPr>
         <w:t>Represent books as [animal,short,illustrated] with 1=yes. Query=[1,1,0]; A=[1,0,0], B=[1,1,1], C=[0,0,0]. Count mismatches. What changes if illustrations matter twice as much?</w:t>
       </w:r>
     </w:p>
@@ -3885,8 +5851,25 @@
       </w:r>
     </w:p>
     <w:p>
-      <w:r>
-        <w:t>Attempt the independent case before hints. Record whether you worked alone, used a hint or followed a model. After feedback, fix the first unsupported step and explain why it changed. A later check uses a changed case, not a copied answer.</w:t>
+      <w:pPr>
+        <w:spacing w:line="336" w:lineRule="auto" w:after="180"/>
+      </w:pPr>
+      <w:r>
+        <w:rPr>
+          <w:b w:val="0"/>
+        </w:rPr>
+        <w:t>Attempt the independent case before hints. Record whether you worked alone, used a hint or followed a model. After feedback, fix the first unsupported step and explain why it changed.</w:t>
+      </w:r>
+    </w:p>
+    <w:p>
+      <w:pPr>
+        <w:spacing w:line="336" w:lineRule="auto" w:after="180"/>
+      </w:pPr>
+      <w:r>
+        <w:rPr>
+          <w:b w:val="0"/>
+        </w:rPr>
+        <w:t>A later check uses a changed case, not a copied answer.</w:t>
       </w:r>
     </w:p>
     <w:p>
@@ -3899,6 +5882,17 @@
     </w:p>
     <w:p>
       <w:r>
+        <w:t>Use this map to navigate Similarity by Selected Traits, connect the goals to tasks and keep one evidence record for each attempt.</w:t>
+      </w:r>
+    </w:p>
+    <w:p>
+      <w:pPr>
+        <w:spacing w:line="336" w:lineRule="auto" w:after="180"/>
+      </w:pPr>
+      <w:r>
+        <w:rPr>
+          <w:b w:val="0"/>
+        </w:rPr>
         <w:t>Start with this question: A fictional toy book matcher represents two preferences with numeric features.</w:t>
       </w:r>
     </w:p>
@@ -4005,13 +5999,61 @@
       </w:tr>
     </w:tbl>
     <w:p>
-      <w:r>
-        <w:t>Remember → watch and explain → try with help → investigate → try independently → keep project evidence. Your teacher may spread this lesson across several classes.</w:t>
-      </w:r>
-    </w:p>
-    <w:p>
-      <w:r>
-        <w:t>Keep your first prediction. Compare it with what the evidence shows and explain any change.</w:t>
+      <w:pPr>
+        <w:spacing w:line="336" w:lineRule="auto" w:after="180"/>
+      </w:pPr>
+      <w:r>
+        <w:rPr>
+          <w:b w:val="0"/>
+        </w:rPr>
+        <w:t xml:space="preserve">Remember → watch and explain → try with help → investigate → try independently → keep project </w:t>
+      </w:r>
+      <w:r>
+        <w:rPr>
+          <w:b/>
+        </w:rPr>
+        <w:t>evidence</w:t>
+      </w:r>
+      <w:r>
+        <w:rPr>
+          <w:b w:val="0"/>
+        </w:rPr>
+        <w:t>. Your teacher may spread this lesson across several classes.</w:t>
+      </w:r>
+    </w:p>
+    <w:p>
+      <w:pPr>
+        <w:spacing w:line="336" w:lineRule="auto" w:after="180"/>
+      </w:pPr>
+      <w:r>
+        <w:rPr>
+          <w:b w:val="0"/>
+        </w:rPr>
+        <w:t xml:space="preserve">Keep your first </w:t>
+      </w:r>
+      <w:r>
+        <w:rPr>
+          <w:b/>
+        </w:rPr>
+        <w:t>prediction</w:t>
+      </w:r>
+      <w:r>
+        <w:rPr>
+          <w:b w:val="0"/>
+        </w:rPr>
+        <w:t xml:space="preserve">. Compare it with what the </w:t>
+      </w:r>
+      <w:r>
+        <w:rPr>
+          <w:b/>
+        </w:rPr>
+        <w:t>evidence</w:t>
+      </w:r>
+      <w:r>
+        <w:rPr>
+          <w:b w:val="0"/>
+        </w:rPr>
+        <w:t xml:space="preserve"> shows and explain any change.</w:t>
       </w:r>
     </w:p>
     <w:p>
@@ -4024,6 +6066,17 @@
     </w:p>
     <w:p>
       <w:r>
+        <w:t>Explain Similarity by Selected Traits without notes, identify a remaining question and plan a later check with a changed case.</w:t>
+      </w:r>
+    </w:p>
+    <w:p>
+      <w:pPr>
+        <w:spacing w:line="336" w:lineRule="auto" w:after="180"/>
+      </w:pPr>
+      <w:r>
+        <w:rPr>
+          <w:b w:val="0"/>
+        </w:rPr>
         <w:t>Close your notes. Explain this goal in your own words: Represent items with numeric features</w:t>
       </w:r>
     </w:p>
@@ -4061,13 +6114,61 @@
       </w:r>
     </w:p>
     <w:p>
-      <w:r>
-        <w:t>If you are unsure, return to the worked picture and explain one arrow. If you are ready, change an input or assumption and justify your prediction.</w:t>
-      </w:r>
-    </w:p>
-    <w:p>
-      <w:r>
-        <w:t>Save your workbook evidence. At the next review, try a different case before opening your old answer.</w:t>
+      <w:pPr>
+        <w:spacing w:line="336" w:lineRule="auto" w:after="180"/>
+      </w:pPr>
+      <w:r>
+        <w:rPr>
+          <w:b w:val="0"/>
+        </w:rPr>
+        <w:t xml:space="preserve">If you are unsure, return to the worked picture and explain one arrow. If you are ready, change an </w:t>
+      </w:r>
+      <w:r>
+        <w:rPr>
+          <w:b/>
+        </w:rPr>
+        <w:t>input</w:t>
+      </w:r>
+      <w:r>
+        <w:rPr>
+          <w:b w:val="0"/>
+        </w:rPr>
+        <w:t xml:space="preserve"> or assumption and justify your </w:t>
+      </w:r>
+      <w:r>
+        <w:rPr>
+          <w:b/>
+        </w:rPr>
+        <w:t>prediction</w:t>
+      </w:r>
+      <w:r>
+        <w:rPr>
+          <w:b w:val="0"/>
+        </w:rPr>
+        <w:t>.</w:t>
+      </w:r>
+    </w:p>
+    <w:p>
+      <w:pPr>
+        <w:spacing w:line="336" w:lineRule="auto" w:after="180"/>
+      </w:pPr>
+      <w:r>
+        <w:rPr>
+          <w:b w:val="0"/>
+        </w:rPr>
+        <w:t xml:space="preserve">Save your workbook </w:t>
+      </w:r>
+      <w:r>
+        <w:rPr>
+          <w:b/>
+        </w:rPr>
+        <w:t>evidence</w:t>
+      </w:r>
+      <w:r>
+        <w:rPr>
+          <w:b w:val="0"/>
+        </w:rPr>
+        <w:t>. At the next review, try a different case before opening your old answer.</w:t>
       </w:r>
     </w:p>
     <w:p>
@@ -4080,11 +6181,28 @@
     </w:p>
     <w:p>
       <w:r>
+        <w:t>Attempt supported questions before using hints or feedback. Review a missing building block, then keep the completed work.</w:t>
+      </w:r>
+    </w:p>
+    <w:p>
+      <w:pPr>
+        <w:spacing w:line="336" w:lineRule="auto" w:after="180"/>
+      </w:pPr>
+      <w:r>
+        <w:rPr>
+          <w:b w:val="0"/>
+        </w:rPr>
         <w:t>Use this supported practice once, in the browser or on paper. Keep the reserved independent assessment for a separate first attempt before teacher feedback.</w:t>
       </w:r>
     </w:p>
     <w:p>
-      <w:r>
+      <w:pPr>
+        <w:spacing w:line="336" w:lineRule="auto" w:after="180"/>
+      </w:pPr>
+      <w:r>
+        <w:rPr>
+          <w:b w:val="0"/>
+        </w:rPr>
         <w:t>A fictional toy book matcher represents two preferences with numeric features.</w:t>
       </w:r>
     </w:p>
@@ -4097,28 +6215,110 @@
       </w:r>
     </w:p>
     <w:p>
-      <w:r>
-        <w:t>Which labelled step matches this detail? B and C tie at distance 2; keep the tie visible.</w:t>
-      </w:r>
-    </w:p>
-    <w:p>
-      <w:r>
-        <w:t>1. Distance C</w:t>
-      </w:r>
-    </w:p>
-    <w:p>
-      <w:r>
+      <w:pPr>
+        <w:spacing w:line="336" w:lineRule="auto" w:after="180"/>
+      </w:pPr>
+      <w:r>
+        <w:rPr>
+          <w:b w:val="0"/>
+        </w:rPr>
+        <w:t xml:space="preserve">Which labelled step matches this detail? B and C tie at </w:t>
+      </w:r>
+      <w:r>
+        <w:rPr>
+          <w:b/>
+        </w:rPr>
+        <w:t>distance</w:t>
+      </w:r>
+      <w:r>
+        <w:rPr>
+          <w:b w:val="0"/>
+        </w:rPr>
+        <w:t xml:space="preserve"> 2; keep the tie visible.</w:t>
+      </w:r>
+    </w:p>
+    <w:p>
+      <w:pPr>
+        <w:spacing w:line="336" w:lineRule="auto" w:after="180"/>
+        <w:shd w:fill="F4F9FC"/>
+      </w:pPr>
+      <w:r>
+        <w:rPr>
+          <w:b w:val="0"/>
+        </w:rPr>
+        <w:t xml:space="preserve">1. </w:t>
+      </w:r>
+      <w:r>
+        <w:rPr>
+          <w:b/>
+        </w:rPr>
+        <w:t>Distance</w:t>
+      </w:r>
+      <w:r>
+        <w:rPr>
+          <w:b w:val="0"/>
+        </w:rPr>
+        <w:t xml:space="preserve"> C</w:t>
+      </w:r>
+    </w:p>
+    <w:p>
+      <w:pPr>
+        <w:spacing w:line="336" w:lineRule="auto" w:after="180"/>
+        <w:shd w:fill="F4F9FC"/>
+      </w:pPr>
+      <w:r>
+        <w:rPr>
+          <w:b w:val="0"/>
+        </w:rPr>
         <w:t>2. Choose closest</w:t>
       </w:r>
     </w:p>
     <w:p>
-      <w:r>
-        <w:t>3. Distance A</w:t>
-      </w:r>
-    </w:p>
-    <w:p>
-      <w:r>
-        <w:t>4. Distance B</w:t>
+      <w:pPr>
+        <w:spacing w:line="336" w:lineRule="auto" w:after="180"/>
+        <w:shd w:fill="F4F9FC"/>
+      </w:pPr>
+      <w:r>
+        <w:rPr>
+          <w:b w:val="0"/>
+        </w:rPr>
+        <w:t xml:space="preserve">3. </w:t>
+      </w:r>
+      <w:r>
+        <w:rPr>
+          <w:b/>
+        </w:rPr>
+        <w:t>Distance</w:t>
+      </w:r>
+      <w:r>
+        <w:rPr>
+          <w:b w:val="0"/>
+        </w:rPr>
+        <w:t xml:space="preserve"> A</w:t>
+      </w:r>
+    </w:p>
+    <w:p>
+      <w:pPr>
+        <w:spacing w:line="336" w:lineRule="auto" w:after="180"/>
+        <w:shd w:fill="F4F9FC"/>
+      </w:pPr>
+      <w:r>
+        <w:rPr>
+          <w:b w:val="0"/>
+        </w:rPr>
+        <w:t xml:space="preserve">4. </w:t>
+      </w:r>
+      <w:r>
+        <w:rPr>
+          <w:b/>
+        </w:rPr>
+        <w:t>Distance</w:t>
+      </w:r>
+      <w:r>
+        <w:rPr>
+          <w:b w:val="0"/>
+        </w:rPr>
+        <w:t xml:space="preserve"> B</w:t>
       </w:r>
     </w:p>
     <w:p>
@@ -4155,48 +6355,258 @@
       </w:r>
     </w:p>
     <w:p>
-      <w:r>
+      <w:pPr>
+        <w:pStyle w:val="Heading3"/>
+      </w:pPr>
+      <w:r>
+        <w:t>Hint · try first</w:t>
+      </w:r>
+    </w:p>
+    <w:p>
+      <w:pPr>
+        <w:spacing w:line="336" w:lineRule="auto" w:after="180"/>
+        <w:shd w:fill="F1F6F8"/>
+      </w:pPr>
+      <w:r>
+        <w:rPr>
+          <w:b w:val="0"/>
+        </w:rPr>
         <w:t>Hint if needed: Read the steps in the pictorial case. Match the supplied detail to the stage that performs or records it.</w:t>
       </w:r>
     </w:p>
     <w:p>
-      <w:r>
-        <w:t>After your attempt, compare with the supported explanation: Choose closest B and C tie at distance 2; keep the tie visible. Each coordinate contributes according to the declared distance rule. Smaller distance means closer in this representation, not automatically a better reading experience. If one coordinate uses a much larger numerical scale, it can dominate the sum even when it is not more important. Feature units and scaling belong in the method record.</w:t>
-      </w:r>
-    </w:p>
-    <w:p>
       <w:pPr>
         <w:pStyle w:val="Heading3"/>
       </w:pPr>
       <w:r>
+        <w:t>Feedback · compare after trying</w:t>
+      </w:r>
+    </w:p>
+    <w:p>
+      <w:pPr>
+        <w:spacing w:line="336" w:lineRule="auto" w:after="180"/>
+        <w:shd w:fill="F1F6FC"/>
+      </w:pPr>
+      <w:r>
+        <w:rPr>
+          <w:b w:val="0"/>
+        </w:rPr>
+        <w:t xml:space="preserve">After your attempt, compare with the supported explanation: Choose closest B and C tie at </w:t>
+      </w:r>
+      <w:r>
+        <w:rPr>
+          <w:b/>
+        </w:rPr>
+        <w:t>distance</w:t>
+      </w:r>
+      <w:r>
+        <w:rPr>
+          <w:b w:val="0"/>
+        </w:rPr>
+        <w:t xml:space="preserve"> 2; keep the tie visible. Each </w:t>
+      </w:r>
+      <w:r>
+        <w:rPr>
+          <w:b/>
+        </w:rPr>
+        <w:t>coordinate</w:t>
+      </w:r>
+      <w:r>
+        <w:rPr>
+          <w:b w:val="0"/>
+        </w:rPr>
+        <w:t xml:space="preserve"> contributes according to the declared </w:t>
+      </w:r>
+      <w:r>
+        <w:rPr>
+          <w:b/>
+        </w:rPr>
+        <w:t>distance</w:t>
+      </w:r>
+      <w:r>
+        <w:rPr>
+          <w:b w:val="0"/>
+        </w:rPr>
+        <w:t xml:space="preserve"> rule.</w:t>
+      </w:r>
+    </w:p>
+    <w:p>
+      <w:pPr>
+        <w:spacing w:line="336" w:lineRule="auto" w:after="180"/>
+        <w:shd w:fill="F1F6FC"/>
+      </w:pPr>
+      <w:r>
+        <w:rPr>
+          <w:b w:val="0"/>
+        </w:rPr>
+        <w:t xml:space="preserve">Smaller </w:t>
+      </w:r>
+      <w:r>
+        <w:rPr>
+          <w:b/>
+        </w:rPr>
+        <w:t>distance</w:t>
+      </w:r>
+      <w:r>
+        <w:rPr>
+          <w:b w:val="0"/>
+        </w:rPr>
+        <w:t xml:space="preserve"> means closer in this representation, not automatically a better reading experience. If one </w:t>
+      </w:r>
+      <w:r>
+        <w:rPr>
+          <w:b/>
+        </w:rPr>
+        <w:t>coordinate</w:t>
+      </w:r>
+      <w:r>
+        <w:rPr>
+          <w:b w:val="0"/>
+        </w:rPr>
+        <w:t xml:space="preserve"> uses a much larger numerical </w:t>
+      </w:r>
+      <w:r>
+        <w:rPr>
+          <w:b/>
+        </w:rPr>
+        <w:t>scale</w:t>
+      </w:r>
+      <w:r>
+        <w:rPr>
+          <w:b w:val="0"/>
+        </w:rPr>
+        <w:t>, it can dominate the sum even when it is not more important.</w:t>
+      </w:r>
+    </w:p>
+    <w:p>
+      <w:pPr>
+        <w:spacing w:line="336" w:lineRule="auto" w:after="180"/>
+        <w:shd w:fill="F1F6FC"/>
+      </w:pPr>
+      <w:r>
+        <w:rPr>
+          <w:b w:val="0"/>
+        </w:rPr>
+        <w:t>Feature units and scaling belong in the method record.</w:t>
+      </w:r>
+    </w:p>
+    <w:p>
+      <w:pPr>
+        <w:pStyle w:val="Heading3"/>
+      </w:pPr>
+      <w:r>
         <w:t>Practice 2: explain the deciding evidence</w:t>
       </w:r>
     </w:p>
     <w:p>
-      <w:r>
-        <w:t>Changed-case practice: Give the first-coordinate difference weight 2 while the second keeps weight 1. Which conclusion is supported by the supplied facts?</w:t>
-      </w:r>
-    </w:p>
-    <w:p>
-      <w:r>
-        <w:t>1. Distances become A=3, B=4, C=3; A and C tie.</w:t>
-      </w:r>
-    </w:p>
-    <w:p>
-      <w:r>
-        <w:t>2. This one example guarantees correct results for every future input.</w:t>
-      </w:r>
-    </w:p>
-    <w:p>
-      <w:r>
-        <w:t>3. We can decide the result without examining the changed input or the procedure.</w:t>
-      </w:r>
-    </w:p>
-    <w:p>
       <w:pPr>
         <w:pStyle w:val="Heading3"/>
       </w:pPr>
       <w:r>
+        <w:t>Changed case · predict first</w:t>
+      </w:r>
+    </w:p>
+    <w:p>
+      <w:pPr>
+        <w:spacing w:line="336" w:lineRule="auto" w:after="180"/>
+        <w:shd w:fill="F5F1FB"/>
+      </w:pPr>
+      <w:r>
+        <w:rPr>
+          <w:b w:val="0"/>
+        </w:rPr>
+        <w:t>Changed-case practice: Give the first-</w:t>
+      </w:r>
+      <w:r>
+        <w:rPr>
+          <w:b/>
+        </w:rPr>
+        <w:t>coordinate</w:t>
+      </w:r>
+      <w:r>
+        <w:rPr>
+          <w:b w:val="0"/>
+        </w:rPr>
+        <w:t xml:space="preserve"> difference weight 2 while the second keeps weight 1. Which conclusion is supported by the supplied facts?</w:t>
+      </w:r>
+    </w:p>
+    <w:p>
+      <w:pPr>
+        <w:spacing w:line="336" w:lineRule="auto" w:after="180"/>
+        <w:shd w:fill="F4F9FC"/>
+      </w:pPr>
+      <w:r>
+        <w:rPr>
+          <w:b w:val="0"/>
+        </w:rPr>
+        <w:t xml:space="preserve">1. </w:t>
+      </w:r>
+      <w:r>
+        <w:rPr>
+          <w:b/>
+        </w:rPr>
+        <w:t>Distance</w:t>
+      </w:r>
+      <w:r>
+        <w:rPr>
+          <w:b w:val="0"/>
+        </w:rPr>
+        <w:t>s become A=3, B=4, C=3; A and C tie.</w:t>
+      </w:r>
+    </w:p>
+    <w:p>
+      <w:pPr>
+        <w:spacing w:line="336" w:lineRule="auto" w:after="180"/>
+        <w:shd w:fill="F4F9FC"/>
+      </w:pPr>
+      <w:r>
+        <w:rPr>
+          <w:b w:val="0"/>
+        </w:rPr>
+        <w:t xml:space="preserve">2. This one example guarantees correct results for every future </w:t>
+      </w:r>
+      <w:r>
+        <w:rPr>
+          <w:b/>
+        </w:rPr>
+        <w:t>input</w:t>
+      </w:r>
+      <w:r>
+        <w:rPr>
+          <w:b w:val="0"/>
+        </w:rPr>
+        <w:t>.</w:t>
+      </w:r>
+    </w:p>
+    <w:p>
+      <w:pPr>
+        <w:spacing w:line="336" w:lineRule="auto" w:after="180"/>
+        <w:shd w:fill="F4F9FC"/>
+      </w:pPr>
+      <w:r>
+        <w:rPr>
+          <w:b w:val="0"/>
+        </w:rPr>
+        <w:t xml:space="preserve">3. We can decide the result without examining the changed </w:t>
+      </w:r>
+      <w:r>
+        <w:rPr>
+          <w:b/>
+        </w:rPr>
+        <w:t>input</w:t>
+      </w:r>
+      <w:r>
+        <w:rPr>
+          <w:b w:val="0"/>
+        </w:rPr>
+        <w:t xml:space="preserve"> or the procedure.</w:t>
+      </w:r>
+    </w:p>
+    <w:p>
+      <w:pPr>
+        <w:pStyle w:val="Heading3"/>
+      </w:pPr>
+      <w:r>
         <w:t>My selected conclusion, deciding fact and explanation</w:t>
       </w:r>
     </w:p>
@@ -4226,36 +6636,142 @@
       </w:r>
     </w:p>
     <w:p>
-      <w:r>
+      <w:pPr>
+        <w:pStyle w:val="Heading3"/>
+      </w:pPr>
+      <w:r>
+        <w:t>Hint · try first</w:t>
+      </w:r>
+    </w:p>
+    <w:p>
+      <w:pPr>
+        <w:spacing w:line="336" w:lineRule="auto" w:after="180"/>
+        <w:shd w:fill="F1F6F8"/>
+      </w:pPr>
+      <w:r>
+        <w:rPr>
+          <w:b w:val="0"/>
+        </w:rPr>
         <w:t>Hint if needed: Use the changed condition and the deciding step in the pictorial trace. The answer must say what follows from those facts.</w:t>
       </w:r>
     </w:p>
     <w:p>
-      <w:r>
-        <w:t>After your attempt, compare with the supported explanation: Distances become A=3, B=4, C=3; A and C tie. The representation’s comparison rule changes; the supplied vectors stay the same.</w:t>
-      </w:r>
-    </w:p>
-    <w:p>
       <w:pPr>
         <w:pStyle w:val="Heading3"/>
       </w:pPr>
       <w:r>
+        <w:t>Feedback · compare after trying</w:t>
+      </w:r>
+    </w:p>
+    <w:p>
+      <w:pPr>
+        <w:spacing w:line="336" w:lineRule="auto" w:after="180"/>
+        <w:shd w:fill="F1F6FC"/>
+      </w:pPr>
+      <w:r>
+        <w:rPr>
+          <w:b w:val="0"/>
+        </w:rPr>
+        <w:t xml:space="preserve">After your attempt, compare with the supported explanation: </w:t>
+      </w:r>
+      <w:r>
+        <w:rPr>
+          <w:b/>
+        </w:rPr>
+        <w:t>Distance</w:t>
+      </w:r>
+      <w:r>
+        <w:rPr>
+          <w:b w:val="0"/>
+        </w:rPr>
+        <w:t>s become A=3, B=4, C=3; A and C tie. The representation’s comparison rule changes; the supplied vectors stay the same.</w:t>
+      </w:r>
+    </w:p>
+    <w:p>
+      <w:pPr>
+        <w:pStyle w:val="Heading3"/>
+      </w:pPr>
+      <w:r>
         <w:t>Repair a missing building block</w:t>
       </w:r>
     </w:p>
     <w:p>
-      <w:r>
-        <w:t>Review Repair Bias in Data (ai-2/20). Goal: Identify selection and coverage bias. Short practice: Why must 35% be labelled an illustration rather than the measured grade-wide Yes rate?. Return to this week and explain what you changed.</w:t>
-      </w:r>
-    </w:p>
-    <w:p>
-      <w:r>
+      <w:pPr>
+        <w:spacing w:line="336" w:lineRule="auto" w:after="180"/>
+      </w:pPr>
+      <w:r>
+        <w:rPr>
+          <w:b w:val="0"/>
+        </w:rPr>
+        <w:t>Review Repair Bias in Data (ai-2/20). Goal: Identify selection and coverage bias. Short practice: Why must 35% be labelled an illustration rather than the measured grade-wide Yes rate?.</w:t>
+      </w:r>
+    </w:p>
+    <w:p>
+      <w:pPr>
+        <w:spacing w:line="336" w:lineRule="auto" w:after="180"/>
+      </w:pPr>
+      <w:r>
+        <w:rPr>
+          <w:b w:val="0"/>
+        </w:rPr>
+        <w:t>Return to this week and explain what you changed.</w:t>
+      </w:r>
+    </w:p>
+    <w:p>
+      <w:pPr>
+        <w:spacing w:line="336" w:lineRule="auto" w:after="180"/>
+      </w:pPr>
+      <w:r>
+        <w:rPr>
+          <w:b w:val="0"/>
+        </w:rPr>
         <w:t>Review Missing Data (ai-2/18). Goal: Detect absent and unusable values. Short practice: Why is the Boolean True rejected even though arithmetic can treat it like 1 in Python?. Return to this week and explain what you changed.</w:t>
       </w:r>
     </w:p>
     <w:p>
-      <w:r>
-        <w:t>Review Choose Informative Questions (ai-2/15). Goal: Fit a root question and leaf predictions from training examples. Short practice: Choose the best original question and explain why its more balanced split matters here.. Return to this week and explain what you changed.</w:t>
+      <w:pPr>
+        <w:spacing w:line="336" w:lineRule="auto" w:after="180"/>
+      </w:pPr>
+      <w:r>
+        <w:rPr>
+          <w:b w:val="0"/>
+        </w:rPr>
+        <w:t xml:space="preserve">Review Choose Informative Questions (ai-2/15). Goal: Fit a root question and leaf </w:t>
+      </w:r>
+      <w:r>
+        <w:rPr>
+          <w:b/>
+        </w:rPr>
+        <w:t>prediction</w:t>
+      </w:r>
+      <w:r>
+        <w:rPr>
+          <w:b w:val="0"/>
+        </w:rPr>
+        <w:t xml:space="preserve">s from </w:t>
+      </w:r>
+      <w:r>
+        <w:rPr>
+          <w:b/>
+        </w:rPr>
+        <w:t>training</w:t>
+      </w:r>
+      <w:r>
+        <w:rPr>
+          <w:b w:val="0"/>
+        </w:rPr>
+        <w:t xml:space="preserve"> examples. Short practice: Choose the best original question and explain why its more balanced split matters here..</w:t>
+      </w:r>
+    </w:p>
+    <w:p>
+      <w:pPr>
+        <w:spacing w:line="336" w:lineRule="auto" w:after="180"/>
+      </w:pPr>
+      <w:r>
+        <w:rPr>
+          <w:b w:val="0"/>
+        </w:rPr>
+        <w:t>Return to this week and explain what you changed.</w:t>
       </w:r>
     </w:p>
     <w:p>
@@ -4267,8 +6783,61 @@
       </w:r>
     </w:p>
     <w:p>
-      <w:r>
-        <w:t>The browser lab lets you edit the supported Python examples already included in this lesson. Predict first, run, inspect the actual output or error, change one input, then run again. Keep code, predictions, actual results and a reasoned revision together. On paper, label your result as a trace rather than an execution.</w:t>
+      <w:pPr>
+        <w:spacing w:line="336" w:lineRule="auto" w:after="180"/>
+      </w:pPr>
+      <w:r>
+        <w:rPr>
+          <w:b w:val="0"/>
+        </w:rPr>
+        <w:t xml:space="preserve">The browser lab lets you edit the supported Python examples already included in this lesson. Predict first, run, inspect the actual </w:t>
+      </w:r>
+      <w:r>
+        <w:rPr>
+          <w:b/>
+        </w:rPr>
+        <w:t>output</w:t>
+      </w:r>
+      <w:r>
+        <w:rPr>
+          <w:b w:val="0"/>
+        </w:rPr>
+        <w:t xml:space="preserve"> or error, change one </w:t>
+      </w:r>
+      <w:r>
+        <w:rPr>
+          <w:b/>
+        </w:rPr>
+        <w:t>input</w:t>
+      </w:r>
+      <w:r>
+        <w:rPr>
+          <w:b w:val="0"/>
+        </w:rPr>
+        <w:t>, then run again.</w:t>
+      </w:r>
+    </w:p>
+    <w:p>
+      <w:pPr>
+        <w:spacing w:line="336" w:lineRule="auto" w:after="180"/>
+      </w:pPr>
+      <w:r>
+        <w:rPr>
+          <w:b w:val="0"/>
+        </w:rPr>
+        <w:t xml:space="preserve">Keep code, </w:t>
+      </w:r>
+      <w:r>
+        <w:rPr>
+          <w:b/>
+        </w:rPr>
+        <w:t>prediction</w:t>
+      </w:r>
+      <w:r>
+        <w:rPr>
+          <w:b w:val="0"/>
+        </w:rPr>
+        <w:t>s, actual results and a reasoned revision together. On paper, label your result as a trace rather than an execution.</w:t>
       </w:r>
     </w:p>
     <w:p>
@@ -4280,8 +6849,753 @@
       </w:r>
     </w:p>
     <w:p>
-      <w:r>
-        <w:t>Use Download completed work in the hosted lesson to export your answers, reflections, practice feedback and code-run evidence. Open the HTML copy to read or print it. Drafts stay in this browser when storage is available; clear drafts on a shared device.</w:t>
+      <w:pPr>
+        <w:spacing w:line="336" w:lineRule="auto" w:after="180"/>
+      </w:pPr>
+      <w:r>
+        <w:rPr>
+          <w:b w:val="0"/>
+        </w:rPr>
+        <w:t xml:space="preserve">Use Download completed work in the hosted lesson to export your answers, reflections, practice feedback and code-run </w:t>
+      </w:r>
+      <w:r>
+        <w:rPr>
+          <w:b/>
+        </w:rPr>
+        <w:t>evidence</w:t>
+      </w:r>
+      <w:r>
+        <w:rPr>
+          <w:b w:val="0"/>
+        </w:rPr>
+        <w:t>. Open the HTML copy to read or print it.</w:t>
+      </w:r>
+    </w:p>
+    <w:p>
+      <w:pPr>
+        <w:spacing w:line="336" w:lineRule="auto" w:after="180"/>
+      </w:pPr>
+      <w:r>
+        <w:rPr>
+          <w:b w:val="0"/>
+        </w:rPr>
+        <w:t>Drafts stay in this browser when storage is available; clear drafts on a shared device.</w:t>
+      </w:r>
+    </w:p>
+    <w:p>
+      <w:pPr>
+        <w:pStyle w:val="Heading1"/>
+      </w:pPr>
+      <w:r>
+        <w:t>18. Visual concept journey</w:t>
+      </w:r>
+    </w:p>
+    <w:p>
+      <w:r>
+        <w:t>Explain each Similarity by Selected Traits graphic using its labels, deciding evidence and relevant limitation.</w:t>
+      </w:r>
+    </w:p>
+    <w:p>
+      <w:pPr>
+        <w:pStyle w:val="Heading3"/>
+      </w:pPr>
+      <w:r>
+        <w:t>01. Similarity by Selected Traits: the case</w:t>
+      </w:r>
+    </w:p>
+    <w:p>
+      <w:r>
+        <w:drawing>
+          <wp:inline xmlns:a="http://schemas.openxmlformats.org/drawingml/2006/main" xmlns:pic="http://schemas.openxmlformats.org/drawingml/2006/picture">
+            <wp:extent cx="5486400" cy="2840736"/>
+            <wp:docPr id="23" name="Picture 23" descr="A fictional toy book matcher represents two preferences with numeric features. Supplied facts: Target vector [2,5]. Candidate A=[2,2], B=[4,5], C=[3,4]. Use Manhattan distance: add absolute coordinate differences; return all smallest-distance candidates."/>
+            <wp:cNvGraphicFramePr>
+              <a:graphicFrameLocks noChangeAspect="1"/>
+            </wp:cNvGraphicFramePr>
+            <a:graphic>
+              <a:graphicData uri="http://schemas.openxmlformats.org/drawingml/2006/picture">
+                <pic:pic>
+                  <pic:nvPicPr>
+                    <pic:cNvPr id="0" name="academy-story-ai-2-21-01.png"/>
+                    <pic:cNvPicPr/>
+                  </pic:nvPicPr>
+                  <pic:blipFill>
+                    <a:blip r:embed="rId30"/>
+                    <a:stretch>
+                      <a:fillRect/>
+                    </a:stretch>
+                  </pic:blipFill>
+                  <pic:spPr>
+                    <a:xfrm>
+                      <a:off x="0" y="0"/>
+                      <a:ext cx="5486400" cy="2840736"/>
+                    </a:xfrm>
+                    <a:prstGeom prst="rect"/>
+                  </pic:spPr>
+                </pic:pic>
+              </a:graphicData>
+            </a:graphic>
+          </wp:inline>
+        </w:drawing>
+      </w:r>
+    </w:p>
+    <w:p>
+      <w:pPr>
+        <w:spacing w:line="336" w:lineRule="auto" w:after="180"/>
+      </w:pPr>
+      <w:r>
+        <w:rPr>
+          <w:b w:val="0"/>
+        </w:rPr>
+        <w:t>A fictional toy book matcher represents two preferences with numeric features. Supplied facts: Target vector [2,5]. Candidate A=[2,2], B=[4,5], C=[3,4].</w:t>
+      </w:r>
+    </w:p>
+    <w:p>
+      <w:pPr>
+        <w:spacing w:line="336" w:lineRule="auto" w:after="180"/>
+      </w:pPr>
+      <w:r>
+        <w:rPr>
+          <w:b w:val="0"/>
+        </w:rPr>
+        <w:t xml:space="preserve">Use </w:t>
+      </w:r>
+      <w:r>
+        <w:rPr>
+          <w:b/>
+        </w:rPr>
+        <w:t>Manhattan distance</w:t>
+      </w:r>
+      <w:r>
+        <w:rPr>
+          <w:b w:val="0"/>
+        </w:rPr>
+        <w:t xml:space="preserve">: add absolute </w:t>
+      </w:r>
+      <w:r>
+        <w:rPr>
+          <w:b/>
+        </w:rPr>
+        <w:t>coordinate</w:t>
+      </w:r>
+      <w:r>
+        <w:rPr>
+          <w:b w:val="0"/>
+        </w:rPr>
+        <w:t xml:space="preserve"> differences; return all smallest-</w:t>
+      </w:r>
+      <w:r>
+        <w:rPr>
+          <w:b/>
+        </w:rPr>
+        <w:t>distance</w:t>
+      </w:r>
+      <w:r>
+        <w:rPr>
+          <w:b w:val="0"/>
+        </w:rPr>
+        <w:t xml:space="preserve"> candidates.</w:t>
+      </w:r>
+    </w:p>
+    <w:p>
+      <w:pPr>
+        <w:spacing w:line="336" w:lineRule="auto" w:after="180"/>
+        <w:shd w:fill="F5F1FB"/>
+      </w:pPr>
+      <w:r>
+        <w:rPr>
+          <w:b w:val="0"/>
+        </w:rPr>
+        <w:t>Point to the given fact that matters most. Explain why it matters.</w:t>
+      </w:r>
+    </w:p>
+    <w:p>
+      <w:pPr>
+        <w:pStyle w:val="Heading3"/>
+      </w:pPr>
+      <w:r>
+        <w:t>02. Follow the deciding steps</w:t>
+      </w:r>
+    </w:p>
+    <w:p>
+      <w:r>
+        <w:drawing>
+          <wp:inline xmlns:a="http://schemas.openxmlformats.org/drawingml/2006/main" xmlns:pic="http://schemas.openxmlformats.org/drawingml/2006/picture">
+            <wp:extent cx="5486400" cy="4005072"/>
+            <wp:docPr id="24" name="Picture 24" descr="Distance A: |2−2|+|5−2|=0+3=3. → Distance B: |2−4|+|5−5|=2+0=2. → Distance C: |2−3|+|5−4|=1+1=2. → Choose closest: B and C tie at distance 2; keep the tie visible."/>
+            <wp:cNvGraphicFramePr>
+              <a:graphicFrameLocks noChangeAspect="1"/>
+            </wp:cNvGraphicFramePr>
+            <a:graphic>
+              <a:graphicData uri="http://schemas.openxmlformats.org/drawingml/2006/picture">
+                <pic:pic>
+                  <pic:nvPicPr>
+                    <pic:cNvPr id="0" name="academy-story-ai-2-21-02.png"/>
+                    <pic:cNvPicPr/>
+                  </pic:nvPicPr>
+                  <pic:blipFill>
+                    <a:blip r:embed="rId31"/>
+                    <a:stretch>
+                      <a:fillRect/>
+                    </a:stretch>
+                  </pic:blipFill>
+                  <pic:spPr>
+                    <a:xfrm>
+                      <a:off x="0" y="0"/>
+                      <a:ext cx="5486400" cy="4005072"/>
+                    </a:xfrm>
+                    <a:prstGeom prst="rect"/>
+                  </pic:spPr>
+                </pic:pic>
+              </a:graphicData>
+            </a:graphic>
+          </wp:inline>
+        </w:drawing>
+      </w:r>
+    </w:p>
+    <w:p>
+      <w:pPr>
+        <w:spacing w:line="336" w:lineRule="auto" w:after="180"/>
+      </w:pPr>
+      <w:r>
+        <w:rPr>
+          <w:b/>
+        </w:rPr>
+        <w:t>Distance</w:t>
+      </w:r>
+      <w:r>
+        <w:rPr>
+          <w:b w:val="0"/>
+        </w:rPr>
+        <w:t xml:space="preserve"> A: |2−2|+|5−2|=0+3=3. → </w:t>
+      </w:r>
+      <w:r>
+        <w:rPr>
+          <w:b/>
+        </w:rPr>
+        <w:t>Distance</w:t>
+      </w:r>
+      <w:r>
+        <w:rPr>
+          <w:b w:val="0"/>
+        </w:rPr>
+        <w:t xml:space="preserve"> B: |2−4|+|5−5|=2+0=2. → </w:t>
+      </w:r>
+      <w:r>
+        <w:rPr>
+          <w:b/>
+        </w:rPr>
+        <w:t>Distance</w:t>
+      </w:r>
+      <w:r>
+        <w:rPr>
+          <w:b w:val="0"/>
+        </w:rPr>
+        <w:t xml:space="preserve"> C: |2−3|+|5−4|=1+1=2. → Choose closest: B and C tie at </w:t>
+      </w:r>
+      <w:r>
+        <w:rPr>
+          <w:b/>
+        </w:rPr>
+        <w:t>distance</w:t>
+      </w:r>
+      <w:r>
+        <w:rPr>
+          <w:b w:val="0"/>
+        </w:rPr>
+        <w:t xml:space="preserve"> 2; keep the tie visible.</w:t>
+      </w:r>
+    </w:p>
+    <w:p>
+      <w:pPr>
+        <w:spacing w:line="336" w:lineRule="auto" w:after="180"/>
+        <w:shd w:fill="F5F1FB"/>
+      </w:pPr>
+      <w:r>
+        <w:rPr>
+          <w:b w:val="0"/>
+        </w:rPr>
+        <w:t xml:space="preserve">Point to each numbered stage and explain which recorded </w:t>
+      </w:r>
+      <w:r>
+        <w:rPr>
+          <w:b/>
+        </w:rPr>
+        <w:t>input</w:t>
+      </w:r>
+      <w:r>
+        <w:rPr>
+          <w:b w:val="0"/>
+        </w:rPr>
+        <w:t xml:space="preserve"> it uses.</w:t>
+      </w:r>
+    </w:p>
+    <w:p>
+      <w:pPr>
+        <w:pStyle w:val="Heading3"/>
+      </w:pPr>
+      <w:r>
+        <w:t>03. Toy feature positions</w:t>
+      </w:r>
+    </w:p>
+    <w:p>
+      <w:r>
+        <w:drawing>
+          <wp:inline xmlns:a="http://schemas.openxmlformats.org/drawingml/2006/main" xmlns:pic="http://schemas.openxmlformats.org/drawingml/2006/picture">
+            <wp:extent cx="5486400" cy="3938016"/>
+            <wp:docPr id="25" name="Picture 25" descr="Toy feature positions. A: (2, 2). B: (4, 5). C: (3, 4). Query Target: (2, 5). Axes: first toy feature; second toy feature. Distance: Manhattan distance; horizontal=first feature, vertical=second feature."/>
+            <wp:cNvGraphicFramePr>
+              <a:graphicFrameLocks noChangeAspect="1"/>
+            </wp:cNvGraphicFramePr>
+            <a:graphic>
+              <a:graphicData uri="http://schemas.openxmlformats.org/drawingml/2006/picture">
+                <pic:pic>
+                  <pic:nvPicPr>
+                    <pic:cNvPr id="0" name="academy-story-ai-2-21-03.png"/>
+                    <pic:cNvPicPr/>
+                  </pic:nvPicPr>
+                  <pic:blipFill>
+                    <a:blip r:embed="rId32"/>
+                    <a:stretch>
+                      <a:fillRect/>
+                    </a:stretch>
+                  </pic:blipFill>
+                  <pic:spPr>
+                    <a:xfrm>
+                      <a:off x="0" y="0"/>
+                      <a:ext cx="5486400" cy="3938016"/>
+                    </a:xfrm>
+                    <a:prstGeom prst="rect"/>
+                  </pic:spPr>
+                </pic:pic>
+              </a:graphicData>
+            </a:graphic>
+          </wp:inline>
+        </w:drawing>
+      </w:r>
+    </w:p>
+    <w:p>
+      <w:pPr>
+        <w:spacing w:line="336" w:lineRule="auto" w:after="180"/>
+      </w:pPr>
+      <w:r>
+        <w:rPr>
+          <w:b w:val="0"/>
+        </w:rPr>
+        <w:t xml:space="preserve">Toy feature positions. A: (2, 2). B: (4, 5). C: (3, 4). Query Target: (2, 5). Axes: first toy feature; second toy feature. </w:t>
+      </w:r>
+      <w:r>
+        <w:rPr>
+          <w:b/>
+        </w:rPr>
+        <w:t>Distance</w:t>
+      </w:r>
+      <w:r>
+        <w:rPr>
+          <w:b w:val="0"/>
+        </w:rPr>
+        <w:t xml:space="preserve">: </w:t>
+      </w:r>
+      <w:r>
+        <w:rPr>
+          <w:b/>
+        </w:rPr>
+        <w:t>Manhattan distance</w:t>
+      </w:r>
+      <w:r>
+        <w:rPr>
+          <w:b w:val="0"/>
+        </w:rPr>
+        <w:t>; horizontal=first feature, vertical=second feature.</w:t>
+      </w:r>
+    </w:p>
+    <w:p>
+      <w:pPr>
+        <w:spacing w:line="336" w:lineRule="auto" w:after="180"/>
+        <w:shd w:fill="F5F1FB"/>
+      </w:pPr>
+      <w:r>
+        <w:rPr>
+          <w:b w:val="0"/>
+        </w:rPr>
+        <w:t>Read the labels and values. Explain the relationship the model shows.</w:t>
+      </w:r>
+    </w:p>
+    <w:p>
+      <w:pPr>
+        <w:pStyle w:val="Heading3"/>
+      </w:pPr>
+      <w:r>
+        <w:t>04. Change one thing. Trace what follows.</w:t>
+      </w:r>
+    </w:p>
+    <w:p>
+      <w:r>
+        <w:drawing>
+          <wp:inline xmlns:a="http://schemas.openxmlformats.org/drawingml/2006/main" xmlns:pic="http://schemas.openxmlformats.org/drawingml/2006/picture">
+            <wp:extent cx="5486400" cy="3026664"/>
+            <wp:docPr id="26" name="Picture 26" descr="Original case: B and C tie at distance 2; keep the tie visible. Changed condition: Give the first-coordinate difference weight 2 while the second keeps weight 1. Expected result: Distances become A=3, B=4, C=3; A and C tie. Reason: The representation’s comparison rule changes; the supplied vectors stay the same."/>
+            <wp:cNvGraphicFramePr>
+              <a:graphicFrameLocks noChangeAspect="1"/>
+            </wp:cNvGraphicFramePr>
+            <a:graphic>
+              <a:graphicData uri="http://schemas.openxmlformats.org/drawingml/2006/picture">
+                <pic:pic>
+                  <pic:nvPicPr>
+                    <pic:cNvPr id="0" name="academy-story-ai-2-21-04.png"/>
+                    <pic:cNvPicPr/>
+                  </pic:nvPicPr>
+                  <pic:blipFill>
+                    <a:blip r:embed="rId33"/>
+                    <a:stretch>
+                      <a:fillRect/>
+                    </a:stretch>
+                  </pic:blipFill>
+                  <pic:spPr>
+                    <a:xfrm>
+                      <a:off x="0" y="0"/>
+                      <a:ext cx="5486400" cy="3026664"/>
+                    </a:xfrm>
+                    <a:prstGeom prst="rect"/>
+                  </pic:spPr>
+                </pic:pic>
+              </a:graphicData>
+            </a:graphic>
+          </wp:inline>
+        </w:drawing>
+      </w:r>
+    </w:p>
+    <w:p>
+      <w:pPr>
+        <w:spacing w:line="336" w:lineRule="auto" w:after="180"/>
+      </w:pPr>
+      <w:r>
+        <w:rPr>
+          <w:b w:val="0"/>
+        </w:rPr>
+        <w:t xml:space="preserve">Original case: B and C tie at </w:t>
+      </w:r>
+      <w:r>
+        <w:rPr>
+          <w:b/>
+        </w:rPr>
+        <w:t>distance</w:t>
+      </w:r>
+      <w:r>
+        <w:rPr>
+          <w:b w:val="0"/>
+        </w:rPr>
+        <w:t xml:space="preserve"> 2; keep the tie visible. Changed condition: Give the first-</w:t>
+      </w:r>
+      <w:r>
+        <w:rPr>
+          <w:b/>
+        </w:rPr>
+        <w:t>coordinate</w:t>
+      </w:r>
+      <w:r>
+        <w:rPr>
+          <w:b w:val="0"/>
+        </w:rPr>
+        <w:t xml:space="preserve"> difference weight 2 while the second keeps weight 1. Expected result: </w:t>
+      </w:r>
+      <w:r>
+        <w:rPr>
+          <w:b/>
+        </w:rPr>
+        <w:t>Distance</w:t>
+      </w:r>
+      <w:r>
+        <w:rPr>
+          <w:b w:val="0"/>
+        </w:rPr>
+        <w:t>s become A=3, B=4, C=3; A and C tie.</w:t>
+      </w:r>
+    </w:p>
+    <w:p>
+      <w:pPr>
+        <w:spacing w:line="336" w:lineRule="auto" w:after="180"/>
+      </w:pPr>
+      <w:r>
+        <w:rPr>
+          <w:b w:val="0"/>
+        </w:rPr>
+        <w:t>Reason: The representation’s comparison rule changes; the supplied vectors stay the same.</w:t>
+      </w:r>
+    </w:p>
+    <w:p>
+      <w:pPr>
+        <w:spacing w:line="336" w:lineRule="auto" w:after="180"/>
+        <w:shd w:fill="F5F1FB"/>
+      </w:pPr>
+      <w:r>
+        <w:rPr>
+          <w:b w:val="0"/>
+        </w:rPr>
+        <w:t>Predict before checking the worked changed-case result. Name what changed and what the supplied facts allow you to conclude.</w:t>
+      </w:r>
+    </w:p>
+    <w:p>
+      <w:pPr>
+        <w:pStyle w:val="Heading3"/>
+      </w:pPr>
+      <w:r>
+        <w:t>05. Connect the explanation to its limit</w:t>
+      </w:r>
+    </w:p>
+    <w:p>
+      <w:r>
+        <w:drawing>
+          <wp:inline xmlns:a="http://schemas.openxmlformats.org/drawingml/2006/main" xmlns:pic="http://schemas.openxmlformats.org/drawingml/2006/picture">
+            <wp:extent cx="5486400" cy="2834640"/>
+            <wp:docPr id="27" name="Picture 27" descr="Each coordinate contributes according to the declared distance rule. Smaller distance means closer in this representation, not automatically a better reading experience. If one coordinate uses a much larger numerical scale, it can dominate the sum even when it is not more important. Feature units and scaling belong in the method record. Limit: A toy numeric encoding does not establish meaningful interpersonal distances or suitability of a recommendation."/>
+            <wp:cNvGraphicFramePr>
+              <a:graphicFrameLocks noChangeAspect="1"/>
+            </wp:cNvGraphicFramePr>
+            <a:graphic>
+              <a:graphicData uri="http://schemas.openxmlformats.org/drawingml/2006/picture">
+                <pic:pic>
+                  <pic:nvPicPr>
+                    <pic:cNvPr id="0" name="academy-story-ai-2-21-05.png"/>
+                    <pic:cNvPicPr/>
+                  </pic:nvPicPr>
+                  <pic:blipFill>
+                    <a:blip r:embed="rId34"/>
+                    <a:stretch>
+                      <a:fillRect/>
+                    </a:stretch>
+                  </pic:blipFill>
+                  <pic:spPr>
+                    <a:xfrm>
+                      <a:off x="0" y="0"/>
+                      <a:ext cx="5486400" cy="2834640"/>
+                    </a:xfrm>
+                    <a:prstGeom prst="rect"/>
+                  </pic:spPr>
+                </pic:pic>
+              </a:graphicData>
+            </a:graphic>
+          </wp:inline>
+        </w:drawing>
+      </w:r>
+    </w:p>
+    <w:p>
+      <w:pPr>
+        <w:spacing w:line="336" w:lineRule="auto" w:after="180"/>
+      </w:pPr>
+      <w:r>
+        <w:rPr>
+          <w:b w:val="0"/>
+        </w:rPr>
+        <w:t xml:space="preserve">Each </w:t>
+      </w:r>
+      <w:r>
+        <w:rPr>
+          <w:b/>
+        </w:rPr>
+        <w:t>coordinate</w:t>
+      </w:r>
+      <w:r>
+        <w:rPr>
+          <w:b w:val="0"/>
+        </w:rPr>
+        <w:t xml:space="preserve"> contributes according to the declared </w:t>
+      </w:r>
+      <w:r>
+        <w:rPr>
+          <w:b/>
+        </w:rPr>
+        <w:t>distance</w:t>
+      </w:r>
+      <w:r>
+        <w:rPr>
+          <w:b w:val="0"/>
+        </w:rPr>
+        <w:t xml:space="preserve"> rule. Smaller </w:t>
+      </w:r>
+      <w:r>
+        <w:rPr>
+          <w:b/>
+        </w:rPr>
+        <w:t>distance</w:t>
+      </w:r>
+      <w:r>
+        <w:rPr>
+          <w:b w:val="0"/>
+        </w:rPr>
+        <w:t xml:space="preserve"> means closer in this representation, not automatically a better reading experience.</w:t>
+      </w:r>
+    </w:p>
+    <w:p>
+      <w:pPr>
+        <w:spacing w:line="336" w:lineRule="auto" w:after="180"/>
+      </w:pPr>
+      <w:r>
+        <w:rPr>
+          <w:b w:val="0"/>
+        </w:rPr>
+        <w:t xml:space="preserve">If one </w:t>
+      </w:r>
+      <w:r>
+        <w:rPr>
+          <w:b/>
+        </w:rPr>
+        <w:t>coordinate</w:t>
+      </w:r>
+      <w:r>
+        <w:rPr>
+          <w:b w:val="0"/>
+        </w:rPr>
+        <w:t xml:space="preserve"> uses a much larger numerical </w:t>
+      </w:r>
+      <w:r>
+        <w:rPr>
+          <w:b/>
+        </w:rPr>
+        <w:t>scale</w:t>
+      </w:r>
+      <w:r>
+        <w:rPr>
+          <w:b w:val="0"/>
+        </w:rPr>
+        <w:t>, it can dominate the sum even when it is not more important. Feature units and scaling belong in the method record.</w:t>
+      </w:r>
+    </w:p>
+    <w:p>
+      <w:pPr>
+        <w:spacing w:line="336" w:lineRule="auto" w:after="180"/>
+      </w:pPr>
+      <w:r>
+        <w:rPr>
+          <w:b w:val="0"/>
+        </w:rPr>
+        <w:t xml:space="preserve">Limit: A toy numeric encoding does not establish meaningful interpersonal </w:t>
+      </w:r>
+      <w:r>
+        <w:rPr>
+          <w:b/>
+        </w:rPr>
+        <w:t>distance</w:t>
+      </w:r>
+      <w:r>
+        <w:rPr>
+          <w:b w:val="0"/>
+        </w:rPr>
+        <w:t>s or suitability of a recommendation.</w:t>
+      </w:r>
+    </w:p>
+    <w:p>
+      <w:pPr>
+        <w:spacing w:line="336" w:lineRule="auto" w:after="180"/>
+        <w:shd w:fill="F5F1FB"/>
+      </w:pPr>
+      <w:r>
+        <w:rPr>
+          <w:b w:val="0"/>
+        </w:rPr>
+        <w:t>Explain the case, then point to a limit on the claim.</w:t>
+      </w:r>
+    </w:p>
+    <w:p>
+      <w:pPr>
+        <w:pStyle w:val="Heading3"/>
+      </w:pPr>
+      <w:r>
+        <w:t>06. Make the idea visible in your project</w:t>
+      </w:r>
+    </w:p>
+    <w:p>
+      <w:r>
+        <w:drawing>
+          <wp:inline xmlns:a="http://schemas.openxmlformats.org/drawingml/2006/main" xmlns:pic="http://schemas.openxmlformats.org/drawingml/2006/picture">
+            <wp:extent cx="5486400" cy="3380232"/>
+            <wp:docPr id="28" name="Picture 28" descr="Specify recommender feature meanings, units, scaling and tie policy before explaining nearest matches. Draw your input, deciding step, result and limit. Supported question: Explain why B ceases to be a closest option without any candidate data changing."/>
+            <wp:cNvGraphicFramePr>
+              <a:graphicFrameLocks noChangeAspect="1"/>
+            </wp:cNvGraphicFramePr>
+            <a:graphic>
+              <a:graphicData uri="http://schemas.openxmlformats.org/drawingml/2006/picture">
+                <pic:pic>
+                  <pic:nvPicPr>
+                    <pic:cNvPr id="0" name="academy-story-ai-2-21-06.png"/>
+                    <pic:cNvPicPr/>
+                  </pic:nvPicPr>
+                  <pic:blipFill>
+                    <a:blip r:embed="rId35"/>
+                    <a:stretch>
+                      <a:fillRect/>
+                    </a:stretch>
+                  </pic:blipFill>
+                  <pic:spPr>
+                    <a:xfrm>
+                      <a:off x="0" y="0"/>
+                      <a:ext cx="5486400" cy="3380232"/>
+                    </a:xfrm>
+                    <a:prstGeom prst="rect"/>
+                  </pic:spPr>
+                </pic:pic>
+              </a:graphicData>
+            </a:graphic>
+          </wp:inline>
+        </w:drawing>
+      </w:r>
+    </w:p>
+    <w:p>
+      <w:pPr>
+        <w:spacing w:line="336" w:lineRule="auto" w:after="180"/>
+      </w:pPr>
+      <w:r>
+        <w:rPr>
+          <w:b w:val="0"/>
+        </w:rPr>
+        <w:t xml:space="preserve">Specify recommender feature meanings, units, scaling and tie policy before explaining nearest matches. Draw your </w:t>
+      </w:r>
+      <w:r>
+        <w:rPr>
+          <w:b/>
+        </w:rPr>
+        <w:t>input</w:t>
+      </w:r>
+      <w:r>
+        <w:rPr>
+          <w:b w:val="0"/>
+        </w:rPr>
+        <w:t>, deciding step, result and limit.</w:t>
+      </w:r>
+    </w:p>
+    <w:p>
+      <w:pPr>
+        <w:spacing w:line="336" w:lineRule="auto" w:after="180"/>
+      </w:pPr>
+      <w:r>
+        <w:rPr>
+          <w:b w:val="0"/>
+        </w:rPr>
+        <w:t>Supported question: Explain why B ceases to be a closest option without any candidate data changing.</w:t>
+      </w:r>
+    </w:p>
+    <w:p>
+      <w:pPr>
+        <w:spacing w:line="336" w:lineRule="auto" w:after="180"/>
+        <w:shd w:fill="F5F1FB"/>
+      </w:pPr>
+      <w:r>
+        <w:rPr>
+          <w:b w:val="0"/>
+        </w:rPr>
+        <w:t xml:space="preserve">Draw your project trace and justify the deciding step using </w:t>
+      </w:r>
+      <w:r>
+        <w:rPr>
+          <w:b/>
+        </w:rPr>
+        <w:t>evidence</w:t>
+      </w:r>
+      <w:r>
+        <w:rPr>
+          <w:b w:val="0"/>
+        </w:rPr>
+        <w:t>.</w:t>
       </w:r>
     </w:p>
     <w:sectPr>

--- a/downloads/student/ai-2-week-21.docx
+++ b/downloads/student/ai-2-week-21.docx
@@ -25,12 +25,17 @@
         <w:pStyle w:val="Heading1"/>
       </w:pPr>
       <w:r>
-        <w:t>Before you start</w:t>
-      </w:r>
-    </w:p>
-    <w:p>
-      <w:r>
-        <w:t>Week 9: selected features determine what similarity means.</w:t>
+        <w:t>Name the traits. Add the gaps. Keep the ties.</w:t>
+      </w:r>
+    </w:p>
+    <w:p>
+      <w:r>
+        <w:t>Compare activity and book vectors under explicit rules without treating similarity as quality.</w:t>
+      </w:r>
+    </w:p>
+    <w:p>
+      <w:r>
+        <w:t>Feature contract → coordinate gaps → tied book comparison → unchanged data with a changed weight.</w:t>
       </w:r>
     </w:p>
     <w:p>
@@ -38,12 +43,140 @@
         <w:pStyle w:val="Heading1"/>
       </w:pPr>
       <w:r>
-        <w:t>01. Your mission</w:t>
-      </w:r>
-    </w:p>
-    <w:p>
-      <w:r>
-        <w:t>Start with the target: Represent items with numeric features. Try the recall before opening notes.</w:t>
+        <w:t>01. Closer under which traits and distance rule?</w:t>
+      </w:r>
+    </w:p>
+    <w:p>
+      <w:r>
+        <w:t>Keep feature meaning, order, scale and ties visible.</w:t>
+      </w:r>
+    </w:p>
+    <w:p>
+      <w:pPr>
+        <w:pStyle w:val="Heading2"/>
+      </w:pPr>
+      <w:r>
+        <w:t>Your learning goals</w:t>
+      </w:r>
+    </w:p>
+    <w:p>
+      <w:pPr>
+        <w:spacing w:line="336" w:lineRule="auto" w:after="180"/>
+      </w:pPr>
+      <w:r>
+        <w:rPr>
+          <w:b w:val="0"/>
+        </w:rPr>
+        <w:t>I can represent items with numeric features.</w:t>
+      </w:r>
+    </w:p>
+    <w:p>
+      <w:pPr>
+        <w:spacing w:line="336" w:lineRule="auto" w:after="180"/>
+      </w:pPr>
+      <w:r>
+        <w:rPr>
+          <w:b w:val="0"/>
+        </w:rPr>
+        <w:t xml:space="preserve">I can calculate a simple </w:t>
+      </w:r>
+      <w:r>
+        <w:rPr>
+          <w:b/>
+        </w:rPr>
+        <w:t>distance</w:t>
+      </w:r>
+      <w:r>
+        <w:rPr>
+          <w:b w:val="0"/>
+        </w:rPr>
+        <w:t>.</w:t>
+      </w:r>
+    </w:p>
+    <w:p>
+      <w:pPr>
+        <w:spacing w:line="336" w:lineRule="auto" w:after="180"/>
+      </w:pPr>
+      <w:r>
+        <w:rPr>
+          <w:b w:val="0"/>
+        </w:rPr>
+        <w:t xml:space="preserve">I can explain how units and chosen features affect </w:t>
+      </w:r>
+      <w:r>
+        <w:rPr>
+          <w:b/>
+        </w:rPr>
+        <w:t>similarity</w:t>
+      </w:r>
+      <w:r>
+        <w:rPr>
+          <w:b w:val="0"/>
+        </w:rPr>
+        <w:t>.</w:t>
+      </w:r>
+    </w:p>
+    <w:p>
+      <w:pPr>
+        <w:pStyle w:val="Heading2"/>
+      </w:pPr>
+      <w:r>
+        <w:t>Recall the size of an absolute gap</w:t>
+      </w:r>
+    </w:p>
+    <w:p>
+      <w:pPr>
+        <w:pStyle w:val="ListBullet"/>
+      </w:pPr>
+      <w:r>
+        <w:t>Close your notes first. A rough first answer helps us choose the right starting point; it is not a score for your ability.</w:t>
+      </w:r>
+    </w:p>
+    <w:p>
+      <w:pPr>
+        <w:pStyle w:val="ListBullet"/>
+      </w:pPr>
+      <w:r>
+        <w:t>What does abs(3 - 7) measure? If unfamiliar, calculate the positive gap.</w:t>
+      </w:r>
+    </w:p>
+    <w:p>
+      <w:pPr>
+        <w:pStyle w:val="Heading2"/>
+      </w:pPr>
+      <w:r>
+        <w:t>Your end goal</w:t>
+      </w:r>
+    </w:p>
+    <w:p>
+      <w:pPr>
+        <w:spacing w:line="336" w:lineRule="auto" w:after="180"/>
+      </w:pPr>
+      <w:r>
+        <w:rPr>
+          <w:b w:val="0"/>
+        </w:rPr>
+        <w:t xml:space="preserve">By the end, I can calculate a feature </w:t>
+      </w:r>
+      <w:r>
+        <w:rPr>
+          <w:b/>
+        </w:rPr>
+        <w:t>distance</w:t>
+      </w:r>
+      <w:r>
+        <w:rPr>
+          <w:b w:val="0"/>
+        </w:rPr>
+        <w:t xml:space="preserve"> and state how scaling changes its meaning.</w:t>
+      </w:r>
+    </w:p>
+    <w:p>
+      <w:pPr>
+        <w:pStyle w:val="Heading2"/>
+      </w:pPr>
+      <w:r>
+        <w:t>Earlier wording, alternatives and picture transcripts · reference / check after trying</w:t>
       </w:r>
     </w:p>
     <w:p>
@@ -56,78 +189,10 @@
     </w:p>
     <w:p>
       <w:pPr>
-        <w:spacing w:line="336" w:lineRule="auto" w:after="180"/>
-      </w:pPr>
-      <w:r>
-        <w:rPr>
-          <w:b w:val="0"/>
-        </w:rPr>
-        <w:t>I can represent items with numeric features.</w:t>
-      </w:r>
-    </w:p>
-    <w:p>
-      <w:pPr>
-        <w:spacing w:line="336" w:lineRule="auto" w:after="180"/>
-      </w:pPr>
-      <w:r>
-        <w:rPr>
-          <w:b w:val="0"/>
-        </w:rPr>
-        <w:t xml:space="preserve">I can calculate a simple </w:t>
-      </w:r>
-      <w:r>
-        <w:rPr>
-          <w:b/>
-        </w:rPr>
-        <w:t>distance</w:t>
-      </w:r>
-      <w:r>
-        <w:rPr>
-          <w:b w:val="0"/>
-        </w:rPr>
-        <w:t>.</w:t>
-      </w:r>
-    </w:p>
-    <w:p>
-      <w:pPr>
-        <w:spacing w:line="336" w:lineRule="auto" w:after="180"/>
-      </w:pPr>
-      <w:r>
-        <w:rPr>
-          <w:b w:val="0"/>
-        </w:rPr>
-        <w:t xml:space="preserve">I can explain how units and chosen features affect </w:t>
-      </w:r>
-      <w:r>
-        <w:rPr>
-          <w:b/>
-        </w:rPr>
-        <w:t>similarity</w:t>
-      </w:r>
-      <w:r>
-        <w:rPr>
-          <w:b w:val="0"/>
-        </w:rPr>
-        <w:t>.</w:t>
-      </w:r>
-    </w:p>
-    <w:p>
-      <w:pPr>
         <w:pStyle w:val="Heading3"/>
       </w:pPr>
       <w:r>
         <w:t>Remember before reading</w:t>
-      </w:r>
-    </w:p>
-    <w:p>
-      <w:pPr>
-        <w:spacing w:line="336" w:lineRule="auto" w:after="180"/>
-      </w:pPr>
-      <w:r>
-        <w:rPr>
-          <w:b w:val="0"/>
-        </w:rPr>
-        <w:t>Close your notes first. A rough first answer helps us choose the right starting point; it is not a score for your ability.</w:t>
       </w:r>
     </w:p>
     <w:p>
@@ -262,9 +327,32 @@
       </w:pPr>
       <w:r>
         <w:rPr>
+          <w:b w:val="0"/>
+        </w:rPr>
+        <w:t>THINKER MISSION</w:t>
+      </w:r>
+    </w:p>
+    <w:p>
+      <w:pPr>
+        <w:spacing w:line="336" w:lineRule="auto" w:after="180"/>
+      </w:pPr>
+      <w:r>
+        <w:rPr>
+          <w:b w:val="0"/>
+        </w:rPr>
+        <w:t xml:space="preserve">Compute simple </w:t>
+      </w:r>
+      <w:r>
+        <w:rPr>
           <w:b/>
         </w:rPr>
-        <w:t>THINKER MISSION</w:t>
+        <w:t>distance</w:t>
+      </w:r>
+      <w:r>
+        <w:rPr>
+          <w:b w:val="0"/>
+        </w:rPr>
+        <w:t xml:space="preserve"> on genre, length, and difficulty.</w:t>
       </w:r>
     </w:p>
     <w:p>
@@ -275,19 +363,100 @@
         <w:rPr>
           <w:b w:val="0"/>
         </w:rPr>
-        <w:t xml:space="preserve">Compute simple </w:t>
+        <w:t>Thinker name and date:</w:t>
+      </w:r>
+    </w:p>
+    <w:p>
+      <w:pPr>
+        <w:pStyle w:val="Heading3"/>
+      </w:pPr>
+      <w:r>
+        <w:t>Write or draw your reasoning and evidence.</w:t>
+      </w:r>
+    </w:p>
+    <w:p>
+      <w:r>
+        <w:t>________________________________________________________________</w:t>
+      </w:r>
+    </w:p>
+    <w:p>
+      <w:r>
+        <w:t>________________________________________________________________</w:t>
+      </w:r>
+    </w:p>
+    <w:p>
+      <w:r>
+        <w:t>________________________________________________________________</w:t>
+      </w:r>
+    </w:p>
+    <w:p>
+      <w:r>
+        <w:t>________________________________________________________________</w:t>
+      </w:r>
+    </w:p>
+    <w:p>
+      <w:r>
+        <w:t>________________________________________________________________</w:t>
+      </w:r>
+    </w:p>
+    <w:p>
+      <w:pPr>
+        <w:pStyle w:val="Heading3"/>
+      </w:pPr>
+      <w:r>
+        <w:t>Readiness for the connected explanation</w:t>
+      </w:r>
+    </w:p>
+    <w:p>
+      <w:pPr>
+        <w:pStyle w:val="Heading3"/>
+      </w:pPr>
+      <w:r>
+        <w:t>This week’s end goal</w:t>
+      </w:r>
+    </w:p>
+    <w:p>
+      <w:pPr>
+        <w:pStyle w:val="Heading1"/>
+      </w:pPr>
+      <w:r>
+        <w:t>02. Define the two-feature activity representation</w:t>
+      </w:r>
+    </w:p>
+    <w:p>
+      <w:r>
+        <w:t>This is a chosen comparison rule, not learned quality.</w:t>
+      </w:r>
+    </w:p>
+    <w:p>
+      <w:pPr>
+        <w:pStyle w:val="Heading2"/>
+      </w:pPr>
+      <w:r>
+        <w:t>Task, feature order, scale and target</w:t>
+      </w:r>
+    </w:p>
+    <w:p>
+      <w:pPr>
+        <w:spacing w:line="336" w:lineRule="auto" w:after="180"/>
+      </w:pPr>
+      <w:r>
+        <w:rPr>
+          <w:b w:val="0"/>
+        </w:rPr>
+        <w:t xml:space="preserve">A fictional activity chooser represents each activity with energy and group-work ratings on a 0 to 5 </w:t>
       </w:r>
       <w:r>
         <w:rPr>
           <w:b/>
         </w:rPr>
-        <w:t>distance</w:t>
+        <w:t>scale</w:t>
       </w:r>
       <w:r>
         <w:rPr>
           <w:b w:val="0"/>
         </w:rPr>
-        <w:t xml:space="preserve"> on genre, length, and difficulty.</w:t>
+        <w:t>. A learner requests [2, 4]. We compare options by adding absolute differences.</w:t>
       </w:r>
     </w:p>
     <w:p>
@@ -298,48 +467,39 @@
         <w:rPr>
           <w:b w:val="0"/>
         </w:rPr>
-        <w:t>Thinker name and date:</w:t>
-      </w:r>
-    </w:p>
-    <w:p>
-      <w:pPr>
-        <w:pStyle w:val="Heading3"/>
-      </w:pPr>
-      <w:r>
-        <w:t>Write or draw your reasoning and evidence.</w:t>
-      </w:r>
-    </w:p>
-    <w:p>
-      <w:r>
-        <w:t>________________________________________________________________</w:t>
-      </w:r>
-    </w:p>
-    <w:p>
-      <w:r>
-        <w:t>________________________________________________________________</w:t>
-      </w:r>
-    </w:p>
-    <w:p>
-      <w:r>
-        <w:t>________________________________________________________________</w:t>
-      </w:r>
-    </w:p>
-    <w:p>
-      <w:r>
-        <w:t>________________________________________________________________</w:t>
-      </w:r>
-    </w:p>
-    <w:p>
-      <w:r>
-        <w:t>________________________________________________________________</w:t>
-      </w:r>
-    </w:p>
-    <w:p>
-      <w:pPr>
-        <w:pStyle w:val="Heading3"/>
-      </w:pPr>
-      <w:r>
-        <w:t>Readiness for the connected explanation</w:t>
+        <w:t xml:space="preserve">This is a chosen rule for </w:t>
+      </w:r>
+      <w:r>
+        <w:rPr>
+          <w:b/>
+        </w:rPr>
+        <w:t>similarity</w:t>
+      </w:r>
+      <w:r>
+        <w:rPr>
+          <w:b w:val="0"/>
+        </w:rPr>
+        <w:t xml:space="preserve">; it is not a </w:t>
+      </w:r>
+      <w:r>
+        <w:rPr>
+          <w:b/>
+        </w:rPr>
+        <w:t>learned model</w:t>
+      </w:r>
+      <w:r>
+        <w:rPr>
+          <w:b w:val="0"/>
+        </w:rPr>
+        <w:t xml:space="preserve"> or an objective measure of quality.</w:t>
+      </w:r>
+    </w:p>
+    <w:p>
+      <w:pPr>
+        <w:pStyle w:val="Heading2"/>
+      </w:pPr>
+      <w:r>
+        <w:t>Earlier wording, alternatives and picture transcripts · reference / check after trying</w:t>
       </w:r>
     </w:p>
     <w:p>
@@ -349,61 +509,6 @@
       <w:r>
         <w:rPr>
           <w:b w:val="0"/>
-        </w:rPr>
-        <w:t>What does abs(3 - 7) measure? If unfamiliar, calculate the positive gap.</w:t>
-      </w:r>
-    </w:p>
-    <w:p>
-      <w:pPr>
-        <w:pStyle w:val="Heading3"/>
-      </w:pPr>
-      <w:r>
-        <w:t>This week’s end goal</w:t>
-      </w:r>
-    </w:p>
-    <w:p>
-      <w:pPr>
-        <w:spacing w:line="336" w:lineRule="auto" w:after="180"/>
-      </w:pPr>
-      <w:r>
-        <w:rPr>
-          <w:b w:val="0"/>
-        </w:rPr>
-        <w:t xml:space="preserve">By the end, I can calculate a feature </w:t>
-      </w:r>
-      <w:r>
-        <w:rPr>
-          <w:b/>
-        </w:rPr>
-        <w:t>distance</w:t>
-      </w:r>
-      <w:r>
-        <w:rPr>
-          <w:b w:val="0"/>
-        </w:rPr>
-        <w:t xml:space="preserve"> and state how scaling changes its meaning.</w:t>
-      </w:r>
-    </w:p>
-    <w:p>
-      <w:pPr>
-        <w:pStyle w:val="Heading1"/>
-      </w:pPr>
-      <w:r>
-        <w:t>02. Notice the evidence</w:t>
-      </w:r>
-    </w:p>
-    <w:p>
-      <w:r>
-        <w:t>Investigate the supplied Similarity by Selected Traits case. Separate observations, given facts and assumptions before choosing an explanation.</w:t>
-      </w:r>
-    </w:p>
-    <w:p>
-      <w:pPr>
-        <w:spacing w:line="336" w:lineRule="auto" w:after="180"/>
-      </w:pPr>
-      <w:r>
-        <w:rPr>
-          <w:b/>
         </w:rPr>
         <w:t>PICTURE STORY</w:t>
       </w:r>
@@ -480,81 +585,127 @@
     </w:p>
     <w:p>
       <w:pPr>
+        <w:spacing w:line="336" w:lineRule="auto" w:after="180"/>
+      </w:pPr>
+      <w:r>
+        <w:rPr>
+          <w:b w:val="0"/>
+        </w:rPr>
+        <w:t>MYSTERY</w:t>
+      </w:r>
+    </w:p>
+    <w:p>
+      <w:pPr>
+        <w:spacing w:line="336" w:lineRule="auto" w:after="180"/>
+      </w:pPr>
+      <w:r>
+        <w:rPr>
+          <w:b w:val="0"/>
+        </w:rPr>
+        <w:t xml:space="preserve">The learners must use </w:t>
+      </w:r>
+      <w:r>
+        <w:rPr>
+          <w:b/>
+        </w:rPr>
+        <w:t>similarity</w:t>
+      </w:r>
+      <w:r>
+        <w:rPr>
+          <w:b w:val="0"/>
+        </w:rPr>
+        <w:t xml:space="preserve"> by selected traits to solve a problem. What information do they have? What decision or calculation do they make? What would count as </w:t>
+      </w:r>
+      <w:r>
+        <w:rPr>
+          <w:b/>
+        </w:rPr>
+        <w:t>evidence</w:t>
+      </w:r>
+      <w:r>
+        <w:rPr>
+          <w:b w:val="0"/>
+        </w:rPr>
+        <w:t xml:space="preserve"> that it worked?</w:t>
+      </w:r>
+    </w:p>
+    <w:p>
+      <w:pPr>
+        <w:spacing w:line="336" w:lineRule="auto" w:after="180"/>
+      </w:pPr>
+      <w:r>
+        <w:rPr>
+          <w:b w:val="0"/>
+        </w:rPr>
+        <w:t xml:space="preserve">Three </w:t>
+      </w:r>
+      <w:r>
+        <w:rPr>
+          <w:b/>
+        </w:rPr>
+        <w:t>observation</w:t>
+      </w:r>
+      <w:r>
+        <w:rPr>
+          <w:b w:val="0"/>
+        </w:rPr>
+        <w:t>s (what you can point to):</w:t>
+      </w:r>
+    </w:p>
+    <w:p>
+      <w:pPr>
         <w:pStyle w:val="Heading3"/>
       </w:pPr>
       <w:r>
-        <w:t>Start with this puzzle</w:t>
+        <w:t>Write or draw your reasoning and evidence.</w:t>
+      </w:r>
+    </w:p>
+    <w:p>
+      <w:r>
+        <w:t>________________________________________________________________</w:t>
+      </w:r>
+    </w:p>
+    <w:p>
+      <w:r>
+        <w:t>________________________________________________________________</w:t>
+      </w:r>
+    </w:p>
+    <w:p>
+      <w:r>
+        <w:t>________________________________________________________________</w:t>
+      </w:r>
+    </w:p>
+    <w:p>
+      <w:r>
+        <w:t>________________________________________________________________</w:t>
+      </w:r>
+    </w:p>
+    <w:p>
+      <w:r>
+        <w:t>________________________________________________________________</w:t>
       </w:r>
     </w:p>
     <w:p>
       <w:pPr>
         <w:spacing w:line="336" w:lineRule="auto" w:after="180"/>
-        <w:shd w:fill="F1F6FC"/>
       </w:pPr>
       <w:r>
         <w:rPr>
           <w:b w:val="0"/>
         </w:rPr>
-        <w:t>MYSTERY</w:t>
-      </w:r>
-    </w:p>
-    <w:p>
-      <w:pPr>
-        <w:spacing w:line="336" w:lineRule="auto" w:after="180"/>
-        <w:shd w:fill="F5F1FB"/>
-      </w:pPr>
+        <w:t xml:space="preserve">My </w:t>
+      </w:r>
+      <w:r>
+        <w:rPr>
+          <w:b/>
+        </w:rPr>
+        <w:t>prediction</w:t>
+      </w:r>
       <w:r>
         <w:rPr>
           <w:b w:val="0"/>
         </w:rPr>
-        <w:t xml:space="preserve">The learners must use </w:t>
-      </w:r>
-      <w:r>
-        <w:rPr>
-          <w:b/>
-        </w:rPr>
-        <w:t>similarity</w:t>
-      </w:r>
-      <w:r>
-        <w:rPr>
-          <w:b w:val="0"/>
-        </w:rPr>
-        <w:t xml:space="preserve"> by selected traits to solve a problem. What information do they have? What decision or calculation do they make? What would count as </w:t>
-      </w:r>
-      <w:r>
-        <w:rPr>
-          <w:b/>
-        </w:rPr>
-        <w:t>evidence</w:t>
-      </w:r>
-      <w:r>
-        <w:rPr>
-          <w:b w:val="0"/>
-        </w:rPr>
-        <w:t xml:space="preserve"> that it worked?</w:t>
-      </w:r>
-    </w:p>
-    <w:p>
-      <w:pPr>
-        <w:spacing w:line="336" w:lineRule="auto" w:after="180"/>
-      </w:pPr>
-      <w:r>
-        <w:rPr>
-          <w:b w:val="0"/>
-        </w:rPr>
-        <w:t xml:space="preserve">Three </w:t>
-      </w:r>
-      <w:r>
-        <w:rPr>
-          <w:b/>
-        </w:rPr>
-        <w:t>observation</w:t>
-      </w:r>
-      <w:r>
-        <w:rPr>
-          <w:b w:val="0"/>
-        </w:rPr>
-        <w:t>s (what you can point to):</w:t>
+        <w:t xml:space="preserve"> and the clue supporting it:</w:t>
       </w:r>
     </w:p>
     <w:p>
@@ -592,382 +743,31 @@
     </w:p>
     <w:p>
       <w:pPr>
-        <w:spacing w:line="336" w:lineRule="auto" w:after="180"/>
-      </w:pPr>
-      <w:r>
-        <w:rPr>
-          <w:b w:val="0"/>
-        </w:rPr>
-        <w:t xml:space="preserve">My </w:t>
-      </w:r>
-      <w:r>
-        <w:rPr>
-          <w:b/>
-        </w:rPr>
-        <w:t>prediction</w:t>
-      </w:r>
-      <w:r>
-        <w:rPr>
-          <w:b w:val="0"/>
-        </w:rPr>
-        <w:t xml:space="preserve"> and the clue supporting it:</w:t>
-      </w:r>
-    </w:p>
-    <w:p>
-      <w:pPr>
         <w:pStyle w:val="Heading3"/>
       </w:pPr>
       <w:r>
-        <w:t>Write or draw your reasoning and evidence.</w:t>
-      </w:r>
-    </w:p>
-    <w:p>
-      <w:r>
-        <w:t>________________________________________________________________</w:t>
-      </w:r>
-    </w:p>
-    <w:p>
-      <w:r>
-        <w:t>________________________________________________________________</w:t>
-      </w:r>
-    </w:p>
-    <w:p>
-      <w:r>
-        <w:t>________________________________________________________________</w:t>
-      </w:r>
-    </w:p>
-    <w:p>
-      <w:r>
-        <w:t>________________________________________________________________</w:t>
-      </w:r>
-    </w:p>
-    <w:p>
-      <w:r>
-        <w:t>________________________________________________________________</w:t>
-      </w:r>
-    </w:p>
-    <w:p>
-      <w:pPr>
-        <w:pStyle w:val="Heading3"/>
-      </w:pPr>
-      <w:r>
         <w:t>A closer explanation</w:t>
       </w:r>
     </w:p>
     <w:p>
       <w:pPr>
-        <w:spacing w:line="336" w:lineRule="auto" w:after="180"/>
-      </w:pPr>
-      <w:r>
-        <w:rPr>
-          <w:b w:val="0"/>
-        </w:rPr>
-        <w:t xml:space="preserve">A fictional activity chooser represents each activity with energy and group-work ratings on a 0 to 5 </w:t>
-      </w:r>
-      <w:r>
-        <w:rPr>
-          <w:b/>
-        </w:rPr>
-        <w:t>scale</w:t>
-      </w:r>
-      <w:r>
-        <w:rPr>
-          <w:b w:val="0"/>
-        </w:rPr>
-        <w:t>. A learner requests [2, 4]. We compare options by adding absolute differences.</w:t>
-      </w:r>
-    </w:p>
-    <w:p>
-      <w:pPr>
-        <w:spacing w:line="336" w:lineRule="auto" w:after="180"/>
-      </w:pPr>
-      <w:r>
-        <w:rPr>
-          <w:b w:val="0"/>
-        </w:rPr>
-        <w:t xml:space="preserve">This is a chosen rule for </w:t>
-      </w:r>
-      <w:r>
-        <w:rPr>
-          <w:b/>
-        </w:rPr>
-        <w:t>similarity</w:t>
-      </w:r>
-      <w:r>
-        <w:rPr>
-          <w:b w:val="0"/>
-        </w:rPr>
-        <w:t xml:space="preserve">; it is not a </w:t>
-      </w:r>
-      <w:r>
-        <w:rPr>
-          <w:b/>
-        </w:rPr>
-        <w:t>learned model</w:t>
-      </w:r>
-      <w:r>
-        <w:rPr>
-          <w:b w:val="0"/>
-        </w:rPr>
-        <w:t xml:space="preserve"> or an objective measure of quality.</w:t>
-      </w:r>
-    </w:p>
-    <w:p>
-      <w:pPr>
         <w:pStyle w:val="Heading1"/>
       </w:pPr>
       <w:r>
-        <w:t>03. See how it works</w:t>
-      </w:r>
-    </w:p>
-    <w:p>
-      <w:r>
-        <w:t>Follow the mechanism for Similarity by Selected Traits. Connect each labelled input, deciding step and result.</w:t>
-      </w:r>
-    </w:p>
-    <w:p>
-      <w:pPr>
-        <w:spacing w:line="336" w:lineRule="auto" w:after="180"/>
-      </w:pPr>
-      <w:r>
-        <w:rPr>
-          <w:b/>
-        </w:rPr>
-        <w:t xml:space="preserve">VISUAL </w:t>
-      </w:r>
-      <w:r>
-        <w:rPr>
-          <w:b/>
-        </w:rPr>
-        <w:t>MECHANISM</w:t>
-      </w:r>
-    </w:p>
-    <w:p>
-      <w:pPr>
-        <w:spacing w:line="336" w:lineRule="auto" w:after="180"/>
-      </w:pPr>
-      <w:r>
-        <w:rPr>
-          <w:b/>
-        </w:rPr>
-        <w:t>Input</w:t>
-      </w:r>
-      <w:r>
-        <w:rPr>
-          <w:b w:val="0"/>
-        </w:rPr>
-        <w:t xml:space="preserve"> → </w:t>
-      </w:r>
-      <w:r>
-        <w:rPr>
-          <w:b/>
-        </w:rPr>
-        <w:t>Process</w:t>
-      </w:r>
-      <w:r>
-        <w:rPr>
-          <w:b w:val="0"/>
-        </w:rPr>
-        <w:t xml:space="preserve"> → </w:t>
-      </w:r>
-      <w:r>
-        <w:rPr>
-          <w:b/>
-        </w:rPr>
-        <w:t>Output</w:t>
-      </w:r>
-    </w:p>
-    <w:p>
-      <w:pPr>
-        <w:spacing w:line="336" w:lineRule="auto" w:after="180"/>
-      </w:pPr>
-      <w:r>
-        <w:rPr>
-          <w:b w:val="0"/>
-        </w:rPr>
-        <w:t>Trace the information. At each stage, ask what changed and how you could test it.</w:t>
-      </w:r>
-    </w:p>
-    <w:p>
-      <w:r>
-        <w:drawing>
-          <wp:inline xmlns:a="http://schemas.openxmlformats.org/drawingml/2006/main" xmlns:pic="http://schemas.openxmlformats.org/drawingml/2006/picture">
-            <wp:extent cx="5486400" cy="3145536"/>
-            <wp:docPr id="3" name="Picture 3" descr="INPUT stage for Similarity by Selected Traits"/>
-            <wp:cNvGraphicFramePr>
-              <a:graphicFrameLocks noChangeAspect="1"/>
-            </wp:cNvGraphicFramePr>
-            <a:graphic>
-              <a:graphicData uri="http://schemas.openxmlformats.org/drawingml/2006/picture">
-                <pic:pic>
-                  <pic:nvPicPr>
-                    <pic:cNvPr id="0" name="3dcb2fbd216e373cfd5c2ca801ea51fc2a3c1acd8ace06e8866eb03d42515035.png"/>
-                    <pic:cNvPicPr/>
-                  </pic:nvPicPr>
-                  <pic:blipFill>
-                    <a:blip r:embed="rId10"/>
-                    <a:stretch>
-                      <a:fillRect/>
-                    </a:stretch>
-                  </pic:blipFill>
-                  <pic:spPr>
-                    <a:xfrm>
-                      <a:off x="0" y="0"/>
-                      <a:ext cx="5486400" cy="3145536"/>
-                    </a:xfrm>
-                    <a:prstGeom prst="rect"/>
-                  </pic:spPr>
-                </pic:pic>
-              </a:graphicData>
-            </a:graphic>
-          </wp:inline>
-        </w:drawing>
-      </w:r>
-    </w:p>
-    <w:p>
-      <w:pPr>
-        <w:spacing w:line="336" w:lineRule="auto" w:after="180"/>
-      </w:pPr>
-      <w:r>
-        <w:rPr>
-          <w:b w:val="0"/>
-        </w:rPr>
-        <w:t>↓</w:t>
-      </w:r>
-    </w:p>
-    <w:p>
-      <w:r>
-        <w:drawing>
-          <wp:inline xmlns:a="http://schemas.openxmlformats.org/drawingml/2006/main" xmlns:pic="http://schemas.openxmlformats.org/drawingml/2006/picture">
-            <wp:extent cx="5486400" cy="3145536"/>
-            <wp:docPr id="4" name="Picture 4" descr="PROCESS stage for Similarity by Selected Traits"/>
-            <wp:cNvGraphicFramePr>
-              <a:graphicFrameLocks noChangeAspect="1"/>
-            </wp:cNvGraphicFramePr>
-            <a:graphic>
-              <a:graphicData uri="http://schemas.openxmlformats.org/drawingml/2006/picture">
-                <pic:pic>
-                  <pic:nvPicPr>
-                    <pic:cNvPr id="0" name="0ac8ff91dc484003be72f6326205ae73a9b713cfe11f3889818254e5385a684d.png"/>
-                    <pic:cNvPicPr/>
-                  </pic:nvPicPr>
-                  <pic:blipFill>
-                    <a:blip r:embed="rId11"/>
-                    <a:stretch>
-                      <a:fillRect/>
-                    </a:stretch>
-                  </pic:blipFill>
-                  <pic:spPr>
-                    <a:xfrm>
-                      <a:off x="0" y="0"/>
-                      <a:ext cx="5486400" cy="3145536"/>
-                    </a:xfrm>
-                    <a:prstGeom prst="rect"/>
-                  </pic:spPr>
-                </pic:pic>
-              </a:graphicData>
-            </a:graphic>
-          </wp:inline>
-        </w:drawing>
-      </w:r>
-    </w:p>
-    <w:p>
-      <w:pPr>
-        <w:spacing w:line="336" w:lineRule="auto" w:after="180"/>
-      </w:pPr>
-      <w:r>
-        <w:rPr>
-          <w:b w:val="0"/>
-        </w:rPr>
-        <w:t>↓</w:t>
-      </w:r>
-    </w:p>
-    <w:p>
-      <w:r>
-        <w:drawing>
-          <wp:inline xmlns:a="http://schemas.openxmlformats.org/drawingml/2006/main" xmlns:pic="http://schemas.openxmlformats.org/drawingml/2006/picture">
-            <wp:extent cx="5486400" cy="3145536"/>
-            <wp:docPr id="5" name="Picture 5" descr="OUTPUT stage for Similarity by Selected Traits"/>
-            <wp:cNvGraphicFramePr>
-              <a:graphicFrameLocks noChangeAspect="1"/>
-            </wp:cNvGraphicFramePr>
-            <a:graphic>
-              <a:graphicData uri="http://schemas.openxmlformats.org/drawingml/2006/picture">
-                <pic:pic>
-                  <pic:nvPicPr>
-                    <pic:cNvPr id="0" name="b4db7454d6871252356a6fed3501a6042ed99fff33d3c0227ad65a3ce51d2546.png"/>
-                    <pic:cNvPicPr/>
-                  </pic:nvPicPr>
-                  <pic:blipFill>
-                    <a:blip r:embed="rId12"/>
-                    <a:stretch>
-                      <a:fillRect/>
-                    </a:stretch>
-                  </pic:blipFill>
-                  <pic:spPr>
-                    <a:xfrm>
-                      <a:off x="0" y="0"/>
-                      <a:ext cx="5486400" cy="3145536"/>
-                    </a:xfrm>
-                    <a:prstGeom prst="rect"/>
-                  </pic:spPr>
-                </pic:pic>
-              </a:graphicData>
-            </a:graphic>
-          </wp:inline>
-        </w:drawing>
-      </w:r>
-    </w:p>
-    <w:p>
-      <w:pPr>
-        <w:spacing w:line="336" w:lineRule="auto" w:after="180"/>
-      </w:pPr>
-      <w:r>
-        <w:rPr>
-          <w:b w:val="0"/>
-        </w:rPr>
-        <w:t>Which stage could fail even when the other two are correct? Explain:</w:t>
-      </w:r>
-    </w:p>
-    <w:p>
-      <w:pPr>
-        <w:pStyle w:val="Heading3"/>
-      </w:pPr>
-      <w:r>
-        <w:t>Write or draw your reasoning and evidence.</w:t>
-      </w:r>
-    </w:p>
-    <w:p>
-      <w:r>
-        <w:t>________________________________________________________________</w:t>
-      </w:r>
-    </w:p>
-    <w:p>
-      <w:r>
-        <w:t>________________________________________________________________</w:t>
-      </w:r>
-    </w:p>
-    <w:p>
-      <w:r>
-        <w:t>________________________________________________________________</w:t>
-      </w:r>
-    </w:p>
-    <w:p>
-      <w:r>
-        <w:t>________________________________________________________________</w:t>
-      </w:r>
-    </w:p>
-    <w:p>
-      <w:r>
-        <w:t>________________________________________________________________</w:t>
-      </w:r>
-    </w:p>
-    <w:p>
-      <w:pPr>
-        <w:pStyle w:val="Heading3"/>
-      </w:pPr>
-      <w:r>
-        <w:t>A closer explanation</w:t>
+        <w:t>03. Add the two absolute coordinate gaps</w:t>
+      </w:r>
+    </w:p>
+    <w:p>
+      <w:r>
+        <w:t>Smaller means closer only under the declared representation.</w:t>
+      </w:r>
+    </w:p>
+    <w:p>
+      <w:pPr>
+        <w:pStyle w:val="Heading2"/>
+      </w:pPr>
+      <w:r>
+        <w:t>Predict and run the complete activity script</w:t>
       </w:r>
     </w:p>
     <w:p>
@@ -989,6 +789,14 @@
         <w:t xml:space="preserve">                + abs(features[1] - target[1]))</w:t>
         <w:br/>
         <w:t xml:space="preserve">    print(name, distance)</w:t>
+      </w:r>
+    </w:p>
+    <w:p>
+      <w:pPr>
+        <w:pStyle w:val="Heading2"/>
+      </w:pPr>
+      <w:r>
+        <w:t>Trace Sketch and Relay coordinate by coordinate</w:t>
       </w:r>
     </w:p>
     <w:p>
@@ -1140,60 +948,329 @@
     </w:p>
     <w:p>
       <w:pPr>
+        <w:spacing w:line="336" w:lineRule="auto" w:after="180"/>
+      </w:pPr>
+      <w:r>
+        <w:rPr>
+          <w:b w:val="0"/>
+        </w:rPr>
+        <w:t xml:space="preserve">Keep the features in the same order: energy first, group work second. For target [2,4] and Sketch [1,3], the gaps are abs(1-2)=1 and abs(3-4)=1; the </w:t>
+      </w:r>
+      <w:r>
+        <w:rPr>
+          <w:b/>
+        </w:rPr>
+        <w:t>distance</w:t>
+      </w:r>
+      <w:r>
+        <w:rPr>
+          <w:b w:val="0"/>
+        </w:rPr>
+        <w:t xml:space="preserve"> is 2. Relay [5,4] has gaps 3 and 0, so its </w:t>
+      </w:r>
+      <w:r>
+        <w:rPr>
+          <w:b/>
+        </w:rPr>
+        <w:t>distance</w:t>
+      </w:r>
+      <w:r>
+        <w:rPr>
+          <w:b w:val="0"/>
+        </w:rPr>
+        <w:t xml:space="preserve"> is 3.</w:t>
+      </w:r>
+    </w:p>
+    <w:p>
+      <w:pPr>
+        <w:spacing w:line="336" w:lineRule="auto" w:after="180"/>
+      </w:pPr>
+      <w:r>
+        <w:rPr>
+          <w:b w:val="0"/>
+        </w:rPr>
+        <w:t>Smaller means closer under this particular rule. It does not mean better in every way, because the two recorded features leave out other needs.</w:t>
+      </w:r>
+    </w:p>
+    <w:p>
+      <w:pPr>
+        <w:pStyle w:val="Heading2"/>
+      </w:pPr>
+      <w:r>
+        <w:t>Explain what a pictured step means</w:t>
+      </w:r>
+    </w:p>
+    <w:p>
+      <w:pPr>
+        <w:pStyle w:val="ListBullet"/>
+      </w:pPr>
+      <w:r>
+        <w:t>Point to the input, the deciding step and the result in this week’s visual. Explain the same step in ordinary words. A picture helps when you can say what each part represents.</w:t>
+      </w:r>
+    </w:p>
+    <w:p>
+      <w:pPr>
+        <w:pStyle w:val="Heading2"/>
+      </w:pPr>
+      <w:r>
+        <w:t>Earlier wording, alternatives and picture transcripts · reference / check after trying</w:t>
+      </w:r>
+    </w:p>
+    <w:p>
+      <w:pPr>
+        <w:spacing w:line="336" w:lineRule="auto" w:after="180"/>
+      </w:pPr>
+      <w:r>
+        <w:rPr>
+          <w:b w:val="0"/>
+        </w:rPr>
+        <w:t xml:space="preserve">VISUAL </w:t>
+      </w:r>
+      <w:r>
+        <w:rPr>
+          <w:b/>
+        </w:rPr>
+        <w:t>MECHANISM</w:t>
+      </w:r>
+    </w:p>
+    <w:p>
+      <w:pPr>
+        <w:spacing w:line="336" w:lineRule="auto" w:after="180"/>
+      </w:pPr>
+      <w:r>
+        <w:rPr>
+          <w:b/>
+        </w:rPr>
+        <w:t>Input</w:t>
+      </w:r>
+      <w:r>
+        <w:rPr>
+          <w:b w:val="0"/>
+        </w:rPr>
+        <w:t xml:space="preserve"> → </w:t>
+      </w:r>
+      <w:r>
+        <w:rPr>
+          <w:b/>
+        </w:rPr>
+        <w:t>Process</w:t>
+      </w:r>
+      <w:r>
+        <w:rPr>
+          <w:b w:val="0"/>
+        </w:rPr>
+        <w:t xml:space="preserve"> → </w:t>
+      </w:r>
+      <w:r>
+        <w:rPr>
+          <w:b/>
+        </w:rPr>
+        <w:t>Output</w:t>
+      </w:r>
+    </w:p>
+    <w:p>
+      <w:pPr>
+        <w:spacing w:line="336" w:lineRule="auto" w:after="180"/>
+      </w:pPr>
+      <w:r>
+        <w:rPr>
+          <w:b w:val="0"/>
+        </w:rPr>
+        <w:t>Trace the information. At each stage, ask what changed and how you could test it.</w:t>
+      </w:r>
+    </w:p>
+    <w:p>
+      <w:r>
+        <w:drawing>
+          <wp:inline xmlns:a="http://schemas.openxmlformats.org/drawingml/2006/main" xmlns:pic="http://schemas.openxmlformats.org/drawingml/2006/picture">
+            <wp:extent cx="5486400" cy="3145536"/>
+            <wp:docPr id="3" name="Picture 3" descr="INPUT stage for Similarity by Selected Traits"/>
+            <wp:cNvGraphicFramePr>
+              <a:graphicFrameLocks noChangeAspect="1"/>
+            </wp:cNvGraphicFramePr>
+            <a:graphic>
+              <a:graphicData uri="http://schemas.openxmlformats.org/drawingml/2006/picture">
+                <pic:pic>
+                  <pic:nvPicPr>
+                    <pic:cNvPr id="0" name="3dcb2fbd216e373cfd5c2ca801ea51fc2a3c1acd8ace06e8866eb03d42515035.png"/>
+                    <pic:cNvPicPr/>
+                  </pic:nvPicPr>
+                  <pic:blipFill>
+                    <a:blip r:embed="rId10"/>
+                    <a:stretch>
+                      <a:fillRect/>
+                    </a:stretch>
+                  </pic:blipFill>
+                  <pic:spPr>
+                    <a:xfrm>
+                      <a:off x="0" y="0"/>
+                      <a:ext cx="5486400" cy="3145536"/>
+                    </a:xfrm>
+                    <a:prstGeom prst="rect"/>
+                  </pic:spPr>
+                </pic:pic>
+              </a:graphicData>
+            </a:graphic>
+          </wp:inline>
+        </w:drawing>
+      </w:r>
+    </w:p>
+    <w:p>
+      <w:pPr>
+        <w:spacing w:line="336" w:lineRule="auto" w:after="180"/>
+      </w:pPr>
+      <w:r>
+        <w:rPr>
+          <w:b w:val="0"/>
+        </w:rPr>
+        <w:t>↓</w:t>
+      </w:r>
+    </w:p>
+    <w:p>
+      <w:r>
+        <w:drawing>
+          <wp:inline xmlns:a="http://schemas.openxmlformats.org/drawingml/2006/main" xmlns:pic="http://schemas.openxmlformats.org/drawingml/2006/picture">
+            <wp:extent cx="5486400" cy="3145536"/>
+            <wp:docPr id="4" name="Picture 4" descr="PROCESS stage for Similarity by Selected Traits"/>
+            <wp:cNvGraphicFramePr>
+              <a:graphicFrameLocks noChangeAspect="1"/>
+            </wp:cNvGraphicFramePr>
+            <a:graphic>
+              <a:graphicData uri="http://schemas.openxmlformats.org/drawingml/2006/picture">
+                <pic:pic>
+                  <pic:nvPicPr>
+                    <pic:cNvPr id="0" name="0ac8ff91dc484003be72f6326205ae73a9b713cfe11f3889818254e5385a684d.png"/>
+                    <pic:cNvPicPr/>
+                  </pic:nvPicPr>
+                  <pic:blipFill>
+                    <a:blip r:embed="rId11"/>
+                    <a:stretch>
+                      <a:fillRect/>
+                    </a:stretch>
+                  </pic:blipFill>
+                  <pic:spPr>
+                    <a:xfrm>
+                      <a:off x="0" y="0"/>
+                      <a:ext cx="5486400" cy="3145536"/>
+                    </a:xfrm>
+                    <a:prstGeom prst="rect"/>
+                  </pic:spPr>
+                </pic:pic>
+              </a:graphicData>
+            </a:graphic>
+          </wp:inline>
+        </w:drawing>
+      </w:r>
+    </w:p>
+    <w:p>
+      <w:pPr>
+        <w:spacing w:line="336" w:lineRule="auto" w:after="180"/>
+      </w:pPr>
+      <w:r>
+        <w:rPr>
+          <w:b w:val="0"/>
+        </w:rPr>
+        <w:t>↓</w:t>
+      </w:r>
+    </w:p>
+    <w:p>
+      <w:r>
+        <w:drawing>
+          <wp:inline xmlns:a="http://schemas.openxmlformats.org/drawingml/2006/main" xmlns:pic="http://schemas.openxmlformats.org/drawingml/2006/picture">
+            <wp:extent cx="5486400" cy="3145536"/>
+            <wp:docPr id="5" name="Picture 5" descr="OUTPUT stage for Similarity by Selected Traits"/>
+            <wp:cNvGraphicFramePr>
+              <a:graphicFrameLocks noChangeAspect="1"/>
+            </wp:cNvGraphicFramePr>
+            <a:graphic>
+              <a:graphicData uri="http://schemas.openxmlformats.org/drawingml/2006/picture">
+                <pic:pic>
+                  <pic:nvPicPr>
+                    <pic:cNvPr id="0" name="b4db7454d6871252356a6fed3501a6042ed99fff33d3c0227ad65a3ce51d2546.png"/>
+                    <pic:cNvPicPr/>
+                  </pic:nvPicPr>
+                  <pic:blipFill>
+                    <a:blip r:embed="rId12"/>
+                    <a:stretch>
+                      <a:fillRect/>
+                    </a:stretch>
+                  </pic:blipFill>
+                  <pic:spPr>
+                    <a:xfrm>
+                      <a:off x="0" y="0"/>
+                      <a:ext cx="5486400" cy="3145536"/>
+                    </a:xfrm>
+                    <a:prstGeom prst="rect"/>
+                  </pic:spPr>
+                </pic:pic>
+              </a:graphicData>
+            </a:graphic>
+          </wp:inline>
+        </w:drawing>
+      </w:r>
+    </w:p>
+    <w:p>
+      <w:pPr>
+        <w:spacing w:line="336" w:lineRule="auto" w:after="180"/>
+      </w:pPr>
+      <w:r>
+        <w:rPr>
+          <w:b w:val="0"/>
+        </w:rPr>
+        <w:t>Which stage could fail even when the other two are correct? Explain:</w:t>
+      </w:r>
+    </w:p>
+    <w:p>
+      <w:pPr>
         <w:pStyle w:val="Heading3"/>
       </w:pPr>
       <w:r>
+        <w:t>Write or draw your reasoning and evidence.</w:t>
+      </w:r>
+    </w:p>
+    <w:p>
+      <w:r>
+        <w:t>________________________________________________________________</w:t>
+      </w:r>
+    </w:p>
+    <w:p>
+      <w:r>
+        <w:t>________________________________________________________________</w:t>
+      </w:r>
+    </w:p>
+    <w:p>
+      <w:r>
+        <w:t>________________________________________________________________</w:t>
+      </w:r>
+    </w:p>
+    <w:p>
+      <w:r>
+        <w:t>________________________________________________________________</w:t>
+      </w:r>
+    </w:p>
+    <w:p>
+      <w:r>
+        <w:t>________________________________________________________________</w:t>
+      </w:r>
+    </w:p>
+    <w:p>
+      <w:pPr>
+        <w:pStyle w:val="Heading3"/>
+      </w:pPr>
+      <w:r>
+        <w:t>A closer explanation</w:t>
+      </w:r>
+    </w:p>
+    <w:p>
+      <w:pPr>
+        <w:pStyle w:val="Heading3"/>
+      </w:pPr>
+      <w:r>
         <w:t>Calculate a gap one feature at a time</w:t>
       </w:r>
     </w:p>
     <w:p>
       <w:pPr>
-        <w:spacing w:line="336" w:lineRule="auto" w:after="180"/>
-      </w:pPr>
-      <w:r>
-        <w:rPr>
-          <w:b w:val="0"/>
-        </w:rPr>
-        <w:t xml:space="preserve">Keep the features in the same order: energy first, group work second. For target [2,4] and Sketch [1,3], the gaps are abs(1-2)=1 and abs(3-4)=1; the </w:t>
-      </w:r>
-      <w:r>
-        <w:rPr>
-          <w:b/>
-        </w:rPr>
-        <w:t>distance</w:t>
-      </w:r>
-      <w:r>
-        <w:rPr>
-          <w:b w:val="0"/>
-        </w:rPr>
-        <w:t xml:space="preserve"> is 2. Relay [5,4] has gaps 3 and 0, so its </w:t>
-      </w:r>
-      <w:r>
-        <w:rPr>
-          <w:b/>
-        </w:rPr>
-        <w:t>distance</w:t>
-      </w:r>
-      <w:r>
-        <w:rPr>
-          <w:b w:val="0"/>
-        </w:rPr>
-        <w:t xml:space="preserve"> is 3.</w:t>
-      </w:r>
-    </w:p>
-    <w:p>
-      <w:pPr>
-        <w:spacing w:line="336" w:lineRule="auto" w:after="180"/>
-      </w:pPr>
-      <w:r>
-        <w:rPr>
-          <w:b w:val="0"/>
-        </w:rPr>
-        <w:t>Smaller means closer under this particular rule. It does not mean better in every way, because the two recorded features leave out other needs.</w:t>
-      </w:r>
-    </w:p>
-    <w:p>
-      <w:pPr>
         <w:pStyle w:val="Heading3"/>
       </w:pPr>
       <w:r>
@@ -1202,86 +1279,23 @@
     </w:p>
     <w:p>
       <w:pPr>
-        <w:spacing w:line="336" w:lineRule="auto" w:after="180"/>
-      </w:pPr>
-      <w:r>
-        <w:rPr>
-          <w:b w:val="0"/>
-        </w:rPr>
-        <w:t xml:space="preserve">Point to the </w:t>
-      </w:r>
-      <w:r>
-        <w:rPr>
-          <w:b/>
-        </w:rPr>
-        <w:t>input</w:t>
-      </w:r>
-      <w:r>
-        <w:rPr>
-          <w:b w:val="0"/>
-        </w:rPr>
-        <w:t>, the deciding step and the result in this week’s visual. Explain the same step in ordinary words. A picture helps when you can say what each part represents.</w:t>
-      </w:r>
-    </w:p>
-    <w:p>
-      <w:pPr>
         <w:pStyle w:val="Heading1"/>
       </w:pPr>
       <w:r>
-        <w:t>04. Compare the cases</w:t>
-      </w:r>
-    </w:p>
-    <w:p>
-      <w:r>
-        <w:t>Compare the supplied cases for Similarity by Selected Traits. Identify the detail that changes the conclusion.</w:t>
-      </w:r>
-    </w:p>
-    <w:p>
-      <w:pPr>
-        <w:pStyle w:val="Heading3"/>
-      </w:pPr>
-      <w:r>
-        <w:t>The case to investigate</w:t>
-      </w:r>
-    </w:p>
-    <w:p>
-      <w:pPr>
-        <w:spacing w:line="336" w:lineRule="auto" w:after="180"/>
-        <w:shd w:fill="F1F6FC"/>
-      </w:pPr>
-      <w:r>
-        <w:rPr>
-          <w:b w:val="0"/>
-        </w:rPr>
-        <w:t>CASE GALLERY</w:t>
-      </w:r>
-    </w:p>
-    <w:p>
-      <w:pPr>
-        <w:spacing w:line="336" w:lineRule="auto" w:after="180"/>
-      </w:pPr>
-      <w:r>
-        <w:rPr>
-          <w:b w:val="0"/>
-        </w:rPr>
-        <w:t xml:space="preserve">Four Tests, Four Kinds of </w:t>
-      </w:r>
-      <w:r>
-        <w:rPr>
-          <w:b/>
-        </w:rPr>
-        <w:t>Evidence</w:t>
-      </w:r>
-    </w:p>
-    <w:p>
-      <w:pPr>
-        <w:spacing w:line="336" w:lineRule="auto" w:after="180"/>
-      </w:pPr>
-      <w:r>
-        <w:rPr>
-          <w:b w:val="0"/>
-        </w:rPr>
-        <w:t>A system is not understood until it survives more than one comfortable example.</w:t>
+        <w:t>04. Compare ties and a changed feature weight</w:t>
+      </w:r>
+    </w:p>
+    <w:p>
+      <w:r>
+        <w:t>Changing the comparison rule can change the answer without changing the data.</w:t>
+      </w:r>
+    </w:p>
+    <w:p>
+      <w:pPr>
+        <w:pStyle w:val="Heading2"/>
+      </w:pPr>
+      <w:r>
+        <w:t>Four pictures with a purpose</w:t>
       </w:r>
     </w:p>
     <w:p>
@@ -1322,6 +1336,11 @@
     </w:p>
     <w:p>
       <w:r>
+        <w:t>Normal case: predict the result and deciding evidence.</w:t>
+      </w:r>
+    </w:p>
+    <w:p>
+      <w:r>
         <w:drawing>
           <wp:inline xmlns:a="http://schemas.openxmlformats.org/drawingml/2006/main" xmlns:pic="http://schemas.openxmlformats.org/drawingml/2006/picture">
             <wp:extent cx="5486400" cy="3200400"/>
@@ -1357,47 +1376,8 @@
       </w:r>
     </w:p>
     <w:p>
-      <w:pPr>
-        <w:pStyle w:val="Heading3"/>
-      </w:pPr>
-      <w:r>
-        <w:t>The normal case</w:t>
-      </w:r>
-    </w:p>
-    <w:p>
-      <w:pPr>
-        <w:spacing w:line="336" w:lineRule="auto" w:after="180"/>
-        <w:shd w:fill="F1F6FC"/>
-      </w:pPr>
-      <w:r>
-        <w:rPr>
-          <w:b w:val="0"/>
-        </w:rPr>
-        <w:t xml:space="preserve">NORMAL CASE: predict and name </w:t>
-      </w:r>
-      <w:r>
-        <w:rPr>
-          <w:b/>
-        </w:rPr>
-        <w:t>evidence</w:t>
-      </w:r>
-      <w:r>
-        <w:rPr>
-          <w:b w:val="0"/>
-        </w:rPr>
-        <w:t xml:space="preserve">.     BOUNDARY CASE: predict and name </w:t>
-      </w:r>
-      <w:r>
-        <w:rPr>
-          <w:b/>
-        </w:rPr>
-        <w:t>evidence</w:t>
-      </w:r>
-      <w:r>
-        <w:rPr>
-          <w:b w:val="0"/>
-        </w:rPr>
-        <w:t>.</w:t>
+      <w:r>
+        <w:t>Boundary case: identify the exact limit.</w:t>
       </w:r>
     </w:p>
     <w:p>
@@ -1438,6 +1418,11 @@
     </w:p>
     <w:p>
       <w:r>
+        <w:t>Missing information: name what must be clarified.</w:t>
+      </w:r>
+    </w:p>
+    <w:p>
+      <w:r>
         <w:drawing>
           <wp:inline xmlns:a="http://schemas.openxmlformats.org/drawingml/2006/main" xmlns:pic="http://schemas.openxmlformats.org/drawingml/2006/picture">
             <wp:extent cx="5486400" cy="3200400"/>
@@ -1473,236 +1458,168 @@
       </w:r>
     </w:p>
     <w:p>
+      <w:r>
+        <w:t>Transfer case: explain which procedure still applies.</w:t>
+      </w:r>
+    </w:p>
+    <w:p>
+      <w:pPr>
+        <w:pStyle w:val="Heading2"/>
+      </w:pPr>
+      <w:r>
+        <w:t>Choose a revealing case</w:t>
+      </w:r>
+    </w:p>
+    <w:p>
+      <w:pPr>
+        <w:pStyle w:val="ListBullet"/>
+      </w:pPr>
+      <w:r>
+        <w:t>Which case is most likely to reveal a hidden assumption? Why?</w:t>
+      </w:r>
+    </w:p>
+    <w:p>
       <w:pPr>
         <w:pStyle w:val="Heading3"/>
       </w:pPr>
       <w:r>
-        <w:t>Check missing information</w:t>
+        <w:t>Write or draw your reasoning and evidence.</w:t>
+      </w:r>
+    </w:p>
+    <w:p>
+      <w:r>
+        <w:t>________________________________________________________________</w:t>
+      </w:r>
+    </w:p>
+    <w:p>
+      <w:r>
+        <w:t>________________________________________________________________</w:t>
+      </w:r>
+    </w:p>
+    <w:p>
+      <w:r>
+        <w:t>________________________________________________________________</w:t>
+      </w:r>
+    </w:p>
+    <w:p>
+      <w:r>
+        <w:t>________________________________________________________________</w:t>
+      </w:r>
+    </w:p>
+    <w:p>
+      <w:r>
+        <w:t>________________________________________________________________</w:t>
+      </w:r>
+    </w:p>
+    <w:p>
+      <w:pPr>
+        <w:pStyle w:val="Heading2"/>
+      </w:pPr>
+      <w:r>
+        <w:t>Predict the supplied changed case</w:t>
+      </w:r>
+    </w:p>
+    <w:p>
+      <w:pPr>
+        <w:pStyle w:val="ListBullet"/>
+      </w:pPr>
+      <w:r>
+        <w:t>Change: Give the first-coordinate difference weight 2 while the second keeps weight 1.</w:t>
+      </w:r>
+    </w:p>
+    <w:p>
+      <w:pPr>
+        <w:pStyle w:val="Heading2"/>
+      </w:pPr>
+      <w:r>
+        <w:t>Check after predicting · reference / check after trying</w:t>
       </w:r>
     </w:p>
     <w:p>
       <w:pPr>
         <w:spacing w:line="336" w:lineRule="auto" w:after="180"/>
-        <w:shd w:fill="FFF5E6"/>
-      </w:pPr>
+      </w:pPr>
+      <w:r>
+        <w:rPr>
+          <w:b/>
+        </w:rPr>
+        <w:t>Prediction</w:t>
+      </w:r>
       <w:r>
         <w:rPr>
           <w:b w:val="0"/>
         </w:rPr>
-        <w:t xml:space="preserve">MISSING INFORMATION: predict and name </w:t>
+        <w:t xml:space="preserve">: </w:t>
       </w:r>
       <w:r>
         <w:rPr>
           <w:b/>
         </w:rPr>
-        <w:t>evidence</w:t>
+        <w:t>Distance</w:t>
       </w:r>
       <w:r>
         <w:rPr>
           <w:b w:val="0"/>
         </w:rPr>
-        <w:t xml:space="preserve">.     TRANSFER CASE: predict and name </w:t>
+        <w:t>s become A=3, B=4, C=3; A and C tie.</w:t>
+      </w:r>
+    </w:p>
+    <w:p>
+      <w:pPr>
+        <w:spacing w:line="336" w:lineRule="auto" w:after="180"/>
+      </w:pPr>
+      <w:r>
+        <w:rPr>
+          <w:b w:val="0"/>
+        </w:rPr>
+        <w:t>Reason: The representation’s comparison rule changes; the supplied vectors stay the same.</w:t>
+      </w:r>
+    </w:p>
+    <w:p>
+      <w:pPr>
+        <w:pStyle w:val="Heading2"/>
+      </w:pPr>
+      <w:r>
+        <w:t>Earlier wording, alternatives and picture transcripts · reference / check after trying</w:t>
+      </w:r>
+    </w:p>
+    <w:p>
+      <w:pPr>
+        <w:spacing w:line="336" w:lineRule="auto" w:after="180"/>
+      </w:pPr>
+      <w:r>
+        <w:rPr>
+          <w:b w:val="0"/>
+        </w:rPr>
+        <w:t>CASE GALLERY</w:t>
+      </w:r>
+    </w:p>
+    <w:p>
+      <w:pPr>
+        <w:spacing w:line="336" w:lineRule="auto" w:after="180"/>
+      </w:pPr>
+      <w:r>
+        <w:rPr>
+          <w:b w:val="0"/>
+        </w:rPr>
+        <w:t xml:space="preserve">Four Tests, Four Kinds of </w:t>
       </w:r>
       <w:r>
         <w:rPr>
           <w:b/>
         </w:rPr>
-        <w:t>evidence</w:t>
-      </w:r>
+        <w:t>Evidence</w:t>
+      </w:r>
+    </w:p>
+    <w:p>
+      <w:pPr>
+        <w:spacing w:line="336" w:lineRule="auto" w:after="180"/>
+      </w:pPr>
       <w:r>
         <w:rPr>
           <w:b w:val="0"/>
         </w:rPr>
-        <w:t>.</w:t>
-      </w:r>
-    </w:p>
-    <w:p>
-      <w:pPr>
-        <w:spacing w:line="336" w:lineRule="auto" w:after="180"/>
-        <w:shd w:fill="F5F1FB"/>
-      </w:pPr>
-      <w:r>
-        <w:rPr>
-          <w:b w:val="0"/>
-        </w:rPr>
-        <w:t>Which case is most likely to reveal a hidden assumption? Why?</w:t>
-      </w:r>
-    </w:p>
-    <w:p>
-      <w:pPr>
-        <w:pStyle w:val="Heading3"/>
-      </w:pPr>
-      <w:r>
-        <w:t>Write or draw your reasoning and evidence.</w:t>
-      </w:r>
-    </w:p>
-    <w:p>
-      <w:r>
-        <w:t>________________________________________________________________</w:t>
-      </w:r>
-    </w:p>
-    <w:p>
-      <w:r>
-        <w:t>________________________________________________________________</w:t>
-      </w:r>
-    </w:p>
-    <w:p>
-      <w:r>
-        <w:t>________________________________________________________________</w:t>
-      </w:r>
-    </w:p>
-    <w:p>
-      <w:r>
-        <w:t>________________________________________________________________</w:t>
-      </w:r>
-    </w:p>
-    <w:p>
-      <w:r>
-        <w:t>________________________________________________________________</w:t>
-      </w:r>
-    </w:p>
-    <w:p>
-      <w:pPr>
-        <w:pStyle w:val="Heading3"/>
-      </w:pPr>
-      <w:r>
-        <w:t>Change one thing in the pictured case</w:t>
-      </w:r>
-    </w:p>
-    <w:p>
-      <w:pPr>
-        <w:pStyle w:val="Heading3"/>
-      </w:pPr>
-      <w:r>
-        <w:t>Change one thing</w:t>
-      </w:r>
-    </w:p>
-    <w:p>
-      <w:pPr>
-        <w:spacing w:line="336" w:lineRule="auto" w:after="180"/>
-        <w:shd w:fill="F5F1FB"/>
-      </w:pPr>
-      <w:r>
-        <w:rPr>
-          <w:b w:val="0"/>
-        </w:rPr>
-        <w:t>Change: Give the first-</w:t>
-      </w:r>
-      <w:r>
-        <w:rPr>
-          <w:b/>
-        </w:rPr>
-        <w:t>coordinate</w:t>
-      </w:r>
-      <w:r>
-        <w:rPr>
-          <w:b w:val="0"/>
-        </w:rPr>
-        <w:t xml:space="preserve"> difference weight 2 while the second keeps weight 1.</w:t>
-      </w:r>
-    </w:p>
-    <w:p>
-      <w:pPr>
-        <w:pStyle w:val="Heading3"/>
-      </w:pPr>
-      <w:r>
-        <w:t>Predicted result</w:t>
-      </w:r>
-    </w:p>
-    <w:p>
-      <w:pPr>
-        <w:spacing w:line="336" w:lineRule="auto" w:after="180"/>
-        <w:shd w:fill="F1F6FC"/>
-      </w:pPr>
-      <w:r>
-        <w:rPr>
-          <w:b/>
-        </w:rPr>
-        <w:t>Prediction</w:t>
-      </w:r>
-      <w:r>
-        <w:rPr>
-          <w:b w:val="0"/>
-        </w:rPr>
-        <w:t xml:space="preserve">: </w:t>
-      </w:r>
-      <w:r>
-        <w:rPr>
-          <w:b/>
-        </w:rPr>
-        <w:t>Distance</w:t>
-      </w:r>
-      <w:r>
-        <w:rPr>
-          <w:b w:val="0"/>
-        </w:rPr>
-        <w:t>s become A=3, B=4, C=3; A and C tie.</w:t>
-      </w:r>
-    </w:p>
-    <w:p>
-      <w:pPr>
-        <w:pStyle w:val="Heading3"/>
-      </w:pPr>
-      <w:r>
-        <w:t>Why the result follows</w:t>
-      </w:r>
-    </w:p>
-    <w:p>
-      <w:pPr>
-        <w:spacing w:line="336" w:lineRule="auto" w:after="180"/>
-        <w:shd w:fill="F1F6FC"/>
-      </w:pPr>
-      <w:r>
-        <w:rPr>
-          <w:b w:val="0"/>
-        </w:rPr>
-        <w:t>Reason: The representation’s comparison rule changes; the supplied vectors stay the same.</w:t>
-      </w:r>
-    </w:p>
-    <w:p>
-      <w:pPr>
-        <w:pStyle w:val="Heading1"/>
-      </w:pPr>
-      <w:r>
-        <w:t>05. Words that unlock the idea</w:t>
-      </w:r>
-    </w:p>
-    <w:p>
-      <w:r>
-        <w:t>Use the vocabulary of Similarity by Selected Traits to explain a concrete decision, rather than only memorising definitions.</w:t>
-      </w:r>
-    </w:p>
-    <w:p>
-      <w:pPr>
-        <w:spacing w:line="336" w:lineRule="auto" w:after="180"/>
-      </w:pPr>
-      <w:r>
-        <w:rPr>
-          <w:b/>
-        </w:rPr>
-        <w:t>VOCABULARY LAB</w:t>
-      </w:r>
-    </w:p>
-    <w:p>
-      <w:pPr>
-        <w:spacing w:line="336" w:lineRule="auto" w:after="180"/>
-      </w:pPr>
-      <w:r>
-        <w:rPr>
-          <w:b w:val="0"/>
-        </w:rPr>
-        <w:t>Words You Can Use to Reason</w:t>
-      </w:r>
-    </w:p>
-    <w:p>
-      <w:pPr>
-        <w:spacing w:line="336" w:lineRule="auto" w:after="180"/>
-      </w:pPr>
-      <w:r>
-        <w:rPr>
-          <w:b w:val="0"/>
-        </w:rPr>
-        <w:t>A definition matters when you can recognize the idea, use it, and contrast it with a near-miss.</w:t>
+        <w:t>A system is not understood until it survives more than one comfortable example.</w:t>
       </w:r>
     </w:p>
     <w:p>
@@ -1710,7 +1627,7 @@
         <w:drawing>
           <wp:inline xmlns:a="http://schemas.openxmlformats.org/drawingml/2006/main" xmlns:pic="http://schemas.openxmlformats.org/drawingml/2006/picture">
             <wp:extent cx="5486400" cy="3200400"/>
-            <wp:docPr id="10" name="Picture 10" descr="Vocabulary badge: similarity"/>
+            <wp:docPr id="10" name="Picture 10" descr="NORMAL CASE illustration"/>
             <wp:cNvGraphicFramePr>
               <a:graphicFrameLocks noChangeAspect="1"/>
             </wp:cNvGraphicFramePr>
@@ -1718,11 +1635,11 @@
               <a:graphicData uri="http://schemas.openxmlformats.org/drawingml/2006/picture">
                 <pic:pic>
                   <pic:nvPicPr>
-                    <pic:cNvPr id="0" name="58625e2e7838741e154e6bef6908c5103c82c2370ac3470df522f8444d9ffc66.png"/>
+                    <pic:cNvPr id="0" name="1f18213ba3d74c99072fa04ad7520b53eee0b2e9e845b0d8a61ccdda1b41f3f1.png"/>
                     <pic:cNvPicPr/>
                   </pic:nvPicPr>
                   <pic:blipFill>
-                    <a:blip r:embed="rId17"/>
+                    <a:blip r:embed="rId13"/>
                     <a:stretch>
                       <a:fillRect/>
                     </a:stretch>
@@ -1746,7 +1663,7 @@
         <w:drawing>
           <wp:inline xmlns:a="http://schemas.openxmlformats.org/drawingml/2006/main" xmlns:pic="http://schemas.openxmlformats.org/drawingml/2006/picture">
             <wp:extent cx="5486400" cy="3200400"/>
-            <wp:docPr id="11" name="Picture 11" descr="Vocabulary badge: distance"/>
+            <wp:docPr id="11" name="Picture 11" descr="BOUNDARY CASE illustration"/>
             <wp:cNvGraphicFramePr>
               <a:graphicFrameLocks noChangeAspect="1"/>
             </wp:cNvGraphicFramePr>
@@ -1754,11 +1671,11 @@
               <a:graphicData uri="http://schemas.openxmlformats.org/drawingml/2006/picture">
                 <pic:pic>
                   <pic:nvPicPr>
-                    <pic:cNvPr id="0" name="d3188039286fca7224a826caacbf157a6c80973eae4d5845353873e6a6d152c6.png"/>
+                    <pic:cNvPr id="0" name="fed8318cf337134a2c31a8d2c90831db67a27a43d3c6f85b25079c53ec37ff9a.png"/>
                     <pic:cNvPicPr/>
                   </pic:nvPicPr>
                   <pic:blipFill>
-                    <a:blip r:embed="rId18"/>
+                    <a:blip r:embed="rId14"/>
                     <a:stretch>
                       <a:fillRect/>
                     </a:stretch>
@@ -1778,11 +1695,46 @@
       </w:r>
     </w:p>
     <w:p>
+      <w:pPr>
+        <w:spacing w:line="336" w:lineRule="auto" w:after="180"/>
+      </w:pPr>
+      <w:r>
+        <w:rPr>
+          <w:b w:val="0"/>
+        </w:rPr>
+        <w:t xml:space="preserve">NORMAL CASE: predict and name </w:t>
+      </w:r>
+      <w:r>
+        <w:rPr>
+          <w:b/>
+        </w:rPr>
+        <w:t>evidence</w:t>
+      </w:r>
+      <w:r>
+        <w:rPr>
+          <w:b w:val="0"/>
+        </w:rPr>
+        <w:t xml:space="preserve">.     BOUNDARY CASE: predict and name </w:t>
+      </w:r>
+      <w:r>
+        <w:rPr>
+          <w:b/>
+        </w:rPr>
+        <w:t>evidence</w:t>
+      </w:r>
+      <w:r>
+        <w:rPr>
+          <w:b w:val="0"/>
+        </w:rPr>
+        <w:t>.</w:t>
+      </w:r>
+    </w:p>
+    <w:p>
       <w:r>
         <w:drawing>
           <wp:inline xmlns:a="http://schemas.openxmlformats.org/drawingml/2006/main" xmlns:pic="http://schemas.openxmlformats.org/drawingml/2006/picture">
             <wp:extent cx="5486400" cy="3200400"/>
-            <wp:docPr id="12" name="Picture 12" descr="Vocabulary badge: coordinate"/>
+            <wp:docPr id="12" name="Picture 12" descr="MISSING INFORMATION illustration"/>
             <wp:cNvGraphicFramePr>
               <a:graphicFrameLocks noChangeAspect="1"/>
             </wp:cNvGraphicFramePr>
@@ -1790,11 +1742,11 @@
               <a:graphicData uri="http://schemas.openxmlformats.org/drawingml/2006/picture">
                 <pic:pic>
                   <pic:nvPicPr>
-                    <pic:cNvPr id="0" name="86787b63adcf6c3f9fac258a0df23dd1cc17263bc0fb11c158be54e4bb8c0131.png"/>
+                    <pic:cNvPr id="0" name="75f964dbe29000347e518a59e2717387d7109bd1f947abdafa07e931a61cf754.png"/>
                     <pic:cNvPicPr/>
                   </pic:nvPicPr>
                   <pic:blipFill>
-                    <a:blip r:embed="rId19"/>
+                    <a:blip r:embed="rId15"/>
                     <a:stretch>
                       <a:fillRect/>
                     </a:stretch>
@@ -1818,7 +1770,7 @@
         <w:drawing>
           <wp:inline xmlns:a="http://schemas.openxmlformats.org/drawingml/2006/main" xmlns:pic="http://schemas.openxmlformats.org/drawingml/2006/picture">
             <wp:extent cx="5486400" cy="3200400"/>
-            <wp:docPr id="13" name="Picture 13" descr="Vocabulary badge: scale"/>
+            <wp:docPr id="13" name="Picture 13" descr="TRANSFER CASE illustration"/>
             <wp:cNvGraphicFramePr>
               <a:graphicFrameLocks noChangeAspect="1"/>
             </wp:cNvGraphicFramePr>
@@ -1826,11 +1778,11 @@
               <a:graphicData uri="http://schemas.openxmlformats.org/drawingml/2006/picture">
                 <pic:pic>
                   <pic:nvPicPr>
-                    <pic:cNvPr id="0" name="335ae75350f8b373ef914144485204bf5a763fdca962d67cc9e13d9109045cd0.png"/>
+                    <pic:cNvPr id="0" name="4d936b6648b81ac897fc99370c2788f8e0b135d8fc31cfd77afceee66a92128c.png"/>
                     <pic:cNvPicPr/>
                   </pic:nvPicPr>
                   <pic:blipFill>
-                    <a:blip r:embed="rId20"/>
+                    <a:blip r:embed="rId16"/>
                     <a:stretch>
                       <a:fillRect/>
                     </a:stretch>
@@ -1849,294 +1801,114 @@
         </w:drawing>
       </w:r>
     </w:p>
-    <w:tbl>
-      <w:tblPr>
-        <w:tblStyle w:val="LightShading-Accent1"/>
-        <w:tblW w:type="auto" w:w="0"/>
-        <w:tblLook w:firstColumn="1" w:firstRow="1" w:lastColumn="0" w:lastRow="0" w:noHBand="0" w:noVBand="1" w:val="04A0"/>
-      </w:tblPr>
-      <w:tblGrid>
-        <w:gridCol w:w="3408"/>
-        <w:gridCol w:w="3408"/>
-        <w:gridCol w:w="3408"/>
-      </w:tblGrid>
-      <w:tr>
-        <w:trPr>
-          <w:tblHeader/>
-        </w:trPr>
-        <w:tc>
-          <w:tcPr>
-            <w:tcW w:type="dxa" w:w="3408"/>
-          </w:tcPr>
-          <w:p>
-            <w:r>
-              <w:t>Word</w:t>
-            </w:r>
-          </w:p>
-        </w:tc>
-        <w:tc>
-          <w:tcPr>
-            <w:tcW w:type="dxa" w:w="3408"/>
-          </w:tcPr>
-          <w:p>
-            <w:r>
-              <w:t>My own example</w:t>
-            </w:r>
-          </w:p>
-        </w:tc>
-        <w:tc>
-          <w:tcPr>
-            <w:tcW w:type="dxa" w:w="3408"/>
-          </w:tcPr>
-          <w:p>
-            <w:r>
-              <w:t>Not this / boundary</w:t>
-            </w:r>
-          </w:p>
-        </w:tc>
-      </w:tr>
-      <w:tr>
-        <w:tc>
-          <w:tcPr>
-            <w:tcW w:type="dxa" w:w="3408"/>
-          </w:tcPr>
-          <w:p>
-            <w:r>
-              <w:t>similarity</w:t>
-            </w:r>
-          </w:p>
-        </w:tc>
-        <w:tc>
-          <w:tcPr>
-            <w:tcW w:type="dxa" w:w="3408"/>
-          </w:tcPr>
-          <w:p>
-            <w:r>
-              <w:t>How alike two items are according to selected features and a declared comparison method.</w:t>
-            </w:r>
-          </w:p>
-        </w:tc>
-        <w:tc>
-          <w:tcPr>
-            <w:tcW w:type="dxa" w:w="3408"/>
-          </w:tcPr>
-          <w:p>
-            <w:r/>
-          </w:p>
-        </w:tc>
-      </w:tr>
-      <w:tr>
-        <w:tc>
-          <w:tcPr>
-            <w:tcW w:type="dxa" w:w="3408"/>
-          </w:tcPr>
-          <w:p>
-            <w:r>
-              <w:t>distance</w:t>
-            </w:r>
-          </w:p>
-        </w:tc>
-        <w:tc>
-          <w:tcPr>
-            <w:tcW w:type="dxa" w:w="3408"/>
-          </w:tcPr>
-          <w:p>
-            <w:r>
-              <w:t>A specified measure of how far apart two representations are.</w:t>
-            </w:r>
-          </w:p>
-        </w:tc>
-        <w:tc>
-          <w:tcPr>
-            <w:tcW w:type="dxa" w:w="3408"/>
-          </w:tcPr>
-          <w:p>
-            <w:r/>
-          </w:p>
-        </w:tc>
-      </w:tr>
-      <w:tr>
-        <w:tc>
-          <w:tcPr>
-            <w:tcW w:type="dxa" w:w="3408"/>
-          </w:tcPr>
-          <w:p>
-            <w:r>
-              <w:t>coordinate</w:t>
-            </w:r>
-          </w:p>
-        </w:tc>
-        <w:tc>
-          <w:tcPr>
-            <w:tcW w:type="dxa" w:w="3408"/>
-          </w:tcPr>
-          <w:p>
-            <w:r>
-              <w:t>A value identifying position along an agreed axis or within a space.</w:t>
-            </w:r>
-          </w:p>
-        </w:tc>
-        <w:tc>
-          <w:tcPr>
-            <w:tcW w:type="dxa" w:w="3408"/>
-          </w:tcPr>
-          <w:p>
-            <w:r/>
-          </w:p>
-        </w:tc>
-      </w:tr>
-      <w:tr>
-        <w:tc>
-          <w:tcPr>
-            <w:tcW w:type="dxa" w:w="3408"/>
-          </w:tcPr>
-          <w:p>
-            <w:r>
-              <w:t>scale</w:t>
-            </w:r>
-          </w:p>
-        </w:tc>
-        <w:tc>
-          <w:tcPr>
-            <w:tcW w:type="dxa" w:w="3408"/>
-          </w:tcPr>
-          <w:p>
-            <w:r>
-              <w:t>The units and range used to represent or compare a quantity.</w:t>
-            </w:r>
-          </w:p>
-        </w:tc>
-        <w:tc>
-          <w:tcPr>
-            <w:tcW w:type="dxa" w:w="3408"/>
-          </w:tcPr>
-          <w:p>
-            <w:r/>
-          </w:p>
-        </w:tc>
-      </w:tr>
-    </w:tbl>
+    <w:p>
+      <w:pPr>
+        <w:spacing w:line="336" w:lineRule="auto" w:after="180"/>
+      </w:pPr>
+      <w:r>
+        <w:rPr>
+          <w:b w:val="0"/>
+        </w:rPr>
+        <w:t xml:space="preserve">MISSING INFORMATION: predict and name </w:t>
+      </w:r>
+      <w:r>
+        <w:rPr>
+          <w:b/>
+        </w:rPr>
+        <w:t>evidence</w:t>
+      </w:r>
+      <w:r>
+        <w:rPr>
+          <w:b w:val="0"/>
+        </w:rPr>
+        <w:t xml:space="preserve">.     TRANSFER CASE: predict and name </w:t>
+      </w:r>
+      <w:r>
+        <w:rPr>
+          <w:b/>
+        </w:rPr>
+        <w:t>evidence</w:t>
+      </w:r>
+      <w:r>
+        <w:rPr>
+          <w:b w:val="0"/>
+        </w:rPr>
+        <w:t>.</w:t>
+      </w:r>
+    </w:p>
     <w:p>
       <w:pPr>
         <w:pStyle w:val="Heading3"/>
       </w:pPr>
       <w:r>
-        <w:t>Words used in the closer explanation</w:t>
-      </w:r>
-    </w:p>
-    <w:tbl>
-      <w:tblPr>
-        <w:tblStyle w:val="LightShading-Accent1"/>
-        <w:tblW w:type="auto" w:w="0"/>
-        <w:tblLook w:firstColumn="1" w:firstRow="1" w:lastColumn="0" w:lastRow="0" w:noHBand="0" w:noVBand="1" w:val="04A0"/>
-      </w:tblPr>
-      <w:tblGrid>
-        <w:gridCol w:w="5112"/>
-        <w:gridCol w:w="5112"/>
-      </w:tblGrid>
-      <w:tr>
-        <w:trPr>
-          <w:tblHeader/>
-        </w:trPr>
-        <w:tc>
-          <w:tcPr>
-            <w:tcW w:type="dxa" w:w="5112"/>
-          </w:tcPr>
-          <w:p>
-            <w:r>
-              <w:t>Word</w:t>
-            </w:r>
-          </w:p>
-        </w:tc>
-        <w:tc>
-          <w:tcPr>
-            <w:tcW w:type="dxa" w:w="5112"/>
-          </w:tcPr>
-          <w:p>
-            <w:r>
-              <w:t>Meaning</w:t>
-            </w:r>
-          </w:p>
-        </w:tc>
-      </w:tr>
-      <w:tr>
-        <w:tc>
-          <w:tcPr>
-            <w:tcW w:type="dxa" w:w="5112"/>
-          </w:tcPr>
-          <w:p>
-            <w:r>
-              <w:t>Feature vector</w:t>
-            </w:r>
-          </w:p>
-        </w:tc>
-        <w:tc>
-          <w:tcPr>
-            <w:tcW w:type="dxa" w:w="5112"/>
-          </w:tcPr>
-          <w:p>
-            <w:r>
-              <w:t>An ordered list of numeric features</w:t>
-            </w:r>
-          </w:p>
-        </w:tc>
-      </w:tr>
-      <w:tr>
-        <w:tc>
-          <w:tcPr>
-            <w:tcW w:type="dxa" w:w="5112"/>
-          </w:tcPr>
-          <w:p>
-            <w:r>
-              <w:t>Manhattan distance</w:t>
-            </w:r>
-          </w:p>
-        </w:tc>
-        <w:tc>
-          <w:tcPr>
-            <w:tcW w:type="dxa" w:w="5112"/>
-          </w:tcPr>
-          <w:p>
-            <w:r>
-              <w:t>The sum of absolute feature differences</w:t>
-            </w:r>
-          </w:p>
-        </w:tc>
-      </w:tr>
-      <w:tr>
-        <w:tc>
-          <w:tcPr>
-            <w:tcW w:type="dxa" w:w="5112"/>
-          </w:tcPr>
-          <w:p>
-            <w:r>
-              <w:t>Normalization</w:t>
-            </w:r>
-          </w:p>
-        </w:tc>
-        <w:tc>
-          <w:tcPr>
-            <w:tcW w:type="dxa" w:w="5112"/>
-          </w:tcPr>
-          <w:p>
-            <w:r>
-              <w:t>Rescaling features to a comparable scale</w:t>
-            </w:r>
-          </w:p>
-        </w:tc>
-      </w:tr>
-    </w:tbl>
+        <w:t>Change one thing in the pictured case</w:t>
+      </w:r>
+    </w:p>
     <w:p>
       <w:pPr>
         <w:pStyle w:val="Heading1"/>
       </w:pPr>
       <w:r>
-        <w:t>06. Follow a worked example</w:t>
-      </w:r>
-    </w:p>
-    <w:p>
-      <w:r>
-        <w:t>Follow the worked trace for Similarity by Selected Traits, predict a step, then compare with its explanation.</w:t>
+        <w:t>06. Trace a separate book tie, then change its rule</w:t>
+      </w:r>
+    </w:p>
+    <w:p>
+      <w:r>
+        <w:t>Keep the target and method beside every distance.</w:t>
+      </w:r>
+    </w:p>
+    <w:p>
+      <w:pPr>
+        <w:pStyle w:val="Heading2"/>
+      </w:pPr>
+      <w:r>
+        <w:t>Practise two distances from the activity target</w:t>
+      </w:r>
+    </w:p>
+    <w:p>
+      <w:pPr>
+        <w:pStyle w:val="Heading3"/>
+      </w:pPr>
+      <w:r>
+        <w:t>Find the distance from target [2, 4] to [2, 4] and to [3, 3].</w:t>
+      </w:r>
+    </w:p>
+    <w:p>
+      <w:r>
+        <w:t>________________________________________________________________</w:t>
+      </w:r>
+    </w:p>
+    <w:p>
+      <w:r>
+        <w:t>________________________________________________________________</w:t>
+      </w:r>
+    </w:p>
+    <w:p>
+      <w:r>
+        <w:t>________________________________________________________________</w:t>
+      </w:r>
+    </w:p>
+    <w:p>
+      <w:r>
+        <w:t>________________________________________________________________</w:t>
+      </w:r>
+    </w:p>
+    <w:p>
+      <w:r>
+        <w:t>________________________________________________________________</w:t>
+      </w:r>
+    </w:p>
+    <w:p>
+      <w:r>
+        <w:t>________________________________________________________________</w:t>
+      </w:r>
+    </w:p>
+    <w:p>
+      <w:pPr>
+        <w:pStyle w:val="Heading2"/>
+      </w:pPr>
+      <w:r>
+        <w:t>Separate activity and book representations</w:t>
       </w:r>
     </w:p>
     <w:p>
@@ -2145,7 +1917,313 @@
       </w:pPr>
       <w:r>
         <w:rPr>
+          <w:b w:val="0"/>
+        </w:rPr>
+        <w:t>The opening activity target is[2,4], with energy/group-work features. The separate book target below is[2,5]. For the book exercise, label the toy coordinates pace rating first and illustration rating second, each0–5. These invented ratings and their differences are declared teaching choices, not validated measurements of book quality. Keep the populations and feature meanings separate.</w:t>
+      </w:r>
+    </w:p>
+    <w:p>
+      <w:pPr>
+        <w:pStyle w:val="Heading2"/>
+      </w:pPr>
+      <w:r>
+        <w:t>Read the book candidates and all-ties policy</w:t>
+      </w:r>
+    </w:p>
+    <w:p>
+      <w:pPr>
+        <w:spacing w:line="336" w:lineRule="auto" w:after="180"/>
+      </w:pPr>
+      <w:r>
+        <w:rPr>
+          <w:b w:val="0"/>
+        </w:rPr>
+        <w:t>A fictional toy book matcher represents two preferences with numeric features.</w:t>
+      </w:r>
+    </w:p>
+    <w:p>
+      <w:pPr>
+        <w:spacing w:line="336" w:lineRule="auto" w:after="180"/>
+      </w:pPr>
+      <w:r>
+        <w:rPr>
+          <w:b w:val="0"/>
+        </w:rPr>
+        <w:t>Target vector [2,5]. Candidate A=[2,2], B=[4,5], C=[3,4].</w:t>
+      </w:r>
+    </w:p>
+    <w:p>
+      <w:pPr>
+        <w:spacing w:line="336" w:lineRule="auto" w:after="180"/>
+      </w:pPr>
+      <w:r>
+        <w:rPr>
+          <w:b w:val="0"/>
+        </w:rPr>
+        <w:t xml:space="preserve">Use </w:t>
+      </w:r>
+      <w:r>
+        <w:rPr>
           <w:b/>
+        </w:rPr>
+        <w:t>Manhattan distance</w:t>
+      </w:r>
+      <w:r>
+        <w:rPr>
+          <w:b w:val="0"/>
+        </w:rPr>
+        <w:t xml:space="preserve">: add absolute </w:t>
+      </w:r>
+      <w:r>
+        <w:rPr>
+          <w:b/>
+        </w:rPr>
+        <w:t>coordinate</w:t>
+      </w:r>
+      <w:r>
+        <w:rPr>
+          <w:b w:val="0"/>
+        </w:rPr>
+        <w:t xml:space="preserve"> differences; return all smallest-</w:t>
+      </w:r>
+      <w:r>
+        <w:rPr>
+          <w:b/>
+        </w:rPr>
+        <w:t>distance</w:t>
+      </w:r>
+      <w:r>
+        <w:rPr>
+          <w:b w:val="0"/>
+        </w:rPr>
+        <w:t xml:space="preserve"> candidates.</w:t>
+      </w:r>
+    </w:p>
+    <w:p>
+      <w:pPr>
+        <w:pStyle w:val="Heading2"/>
+      </w:pPr>
+      <w:r>
+        <w:t>Trace the original tie</w:t>
+      </w:r>
+    </w:p>
+    <w:p>
+      <w:r>
+        <w:drawing>
+          <wp:inline xmlns:a="http://schemas.openxmlformats.org/drawingml/2006/main" xmlns:pic="http://schemas.openxmlformats.org/drawingml/2006/picture">
+            <wp:extent cx="5486400" cy="4005072"/>
+            <wp:docPr id="14" name="Picture 14" descr="Distance A: |2−2|+|5−2|=0+3=3. → Distance B: |2−4|+|5−5|=2+0=2. → Distance C: |2−3|+|5−4|=1+1=2. → Choose closest: B and C tie at distance 2; keep the tie visible."/>
+            <wp:cNvGraphicFramePr>
+              <a:graphicFrameLocks noChangeAspect="1"/>
+            </wp:cNvGraphicFramePr>
+            <a:graphic>
+              <a:graphicData uri="http://schemas.openxmlformats.org/drawingml/2006/picture">
+                <pic:pic>
+                  <pic:nvPicPr>
+                    <pic:cNvPr id="0" name="academy-story-ai-2-21-02.png"/>
+                    <pic:cNvPicPr/>
+                  </pic:nvPicPr>
+                  <pic:blipFill>
+                    <a:blip r:embed="rId17"/>
+                    <a:stretch>
+                      <a:fillRect/>
+                    </a:stretch>
+                  </pic:blipFill>
+                  <pic:spPr>
+                    <a:xfrm>
+                      <a:off x="0" y="0"/>
+                      <a:ext cx="5486400" cy="4005072"/>
+                    </a:xfrm>
+                    <a:prstGeom prst="rect"/>
+                  </pic:spPr>
+                </pic:pic>
+              </a:graphicData>
+            </a:graphic>
+          </wp:inline>
+        </w:drawing>
+      </w:r>
+    </w:p>
+    <w:p>
+      <w:pPr>
+        <w:spacing w:line="336" w:lineRule="auto" w:after="180"/>
+      </w:pPr>
+      <w:r>
+        <w:rPr>
+          <w:b w:val="0"/>
+        </w:rPr>
+        <w:t xml:space="preserve">Each </w:t>
+      </w:r>
+      <w:r>
+        <w:rPr>
+          <w:b/>
+        </w:rPr>
+        <w:t>coordinate</w:t>
+      </w:r>
+      <w:r>
+        <w:rPr>
+          <w:b w:val="0"/>
+        </w:rPr>
+        <w:t xml:space="preserve"> contributes according to the declared </w:t>
+      </w:r>
+      <w:r>
+        <w:rPr>
+          <w:b/>
+        </w:rPr>
+        <w:t>distance</w:t>
+      </w:r>
+      <w:r>
+        <w:rPr>
+          <w:b w:val="0"/>
+        </w:rPr>
+        <w:t xml:space="preserve"> rule. Smaller </w:t>
+      </w:r>
+      <w:r>
+        <w:rPr>
+          <w:b/>
+        </w:rPr>
+        <w:t>distance</w:t>
+      </w:r>
+      <w:r>
+        <w:rPr>
+          <w:b w:val="0"/>
+        </w:rPr>
+        <w:t xml:space="preserve"> means closer in this representation, not automatically a better reading experience.</w:t>
+      </w:r>
+    </w:p>
+    <w:p>
+      <w:pPr>
+        <w:spacing w:line="336" w:lineRule="auto" w:after="180"/>
+      </w:pPr>
+      <w:r>
+        <w:rPr>
+          <w:b w:val="0"/>
+        </w:rPr>
+        <w:t xml:space="preserve">If one </w:t>
+      </w:r>
+      <w:r>
+        <w:rPr>
+          <w:b/>
+        </w:rPr>
+        <w:t>coordinate</w:t>
+      </w:r>
+      <w:r>
+        <w:rPr>
+          <w:b w:val="0"/>
+        </w:rPr>
+        <w:t xml:space="preserve"> uses a much larger numerical </w:t>
+      </w:r>
+      <w:r>
+        <w:rPr>
+          <w:b/>
+        </w:rPr>
+        <w:t>scale</w:t>
+      </w:r>
+      <w:r>
+        <w:rPr>
+          <w:b w:val="0"/>
+        </w:rPr>
+        <w:t>, it can dominate the sum even when it is not more important. Feature units and scaling belong in the method record.</w:t>
+      </w:r>
+    </w:p>
+    <w:p>
+      <w:pPr>
+        <w:pStyle w:val="Heading2"/>
+      </w:pPr>
+      <w:r>
+        <w:t>Predict first-coordinate weight2</w:t>
+      </w:r>
+    </w:p>
+    <w:p>
+      <w:pPr>
+        <w:pStyle w:val="ListBullet"/>
+      </w:pPr>
+      <w:r>
+        <w:t>Change one thing: Give the first-coordinate difference weight 2 while the second keeps weight 1. Predict the result before checking the explanation. What remains the same?</w:t>
+      </w:r>
+    </w:p>
+    <w:p>
+      <w:pPr>
+        <w:pStyle w:val="Heading2"/>
+      </w:pPr>
+      <w:r>
+        <w:t>Check after predicting · reference / check after trying</w:t>
+      </w:r>
+    </w:p>
+    <w:p>
+      <w:r>
+        <w:drawing>
+          <wp:inline xmlns:a="http://schemas.openxmlformats.org/drawingml/2006/main" xmlns:pic="http://schemas.openxmlformats.org/drawingml/2006/picture">
+            <wp:extent cx="5486400" cy="3026664"/>
+            <wp:docPr id="15" name="Picture 15" descr="Original case: B and C tie at distance 2; keep the tie visible. Changed condition: Give the first-coordinate difference weight 2 while the second keeps weight 1. Expected result: Distances become A=3, B=4, C=3; A and C tie. Reason: The representation’s comparison rule changes; the supplied vectors stay the same."/>
+            <wp:cNvGraphicFramePr>
+              <a:graphicFrameLocks noChangeAspect="1"/>
+            </wp:cNvGraphicFramePr>
+            <a:graphic>
+              <a:graphicData uri="http://schemas.openxmlformats.org/drawingml/2006/picture">
+                <pic:pic>
+                  <pic:nvPicPr>
+                    <pic:cNvPr id="0" name="academy-story-ai-2-21-04.png"/>
+                    <pic:cNvPicPr/>
+                  </pic:nvPicPr>
+                  <pic:blipFill>
+                    <a:blip r:embed="rId18"/>
+                    <a:stretch>
+                      <a:fillRect/>
+                    </a:stretch>
+                  </pic:blipFill>
+                  <pic:spPr>
+                    <a:xfrm>
+                      <a:off x="0" y="0"/>
+                      <a:ext cx="5486400" cy="3026664"/>
+                    </a:xfrm>
+                    <a:prstGeom prst="rect"/>
+                  </pic:spPr>
+                </pic:pic>
+              </a:graphicData>
+            </a:graphic>
+          </wp:inline>
+        </w:drawing>
+      </w:r>
+    </w:p>
+    <w:p>
+      <w:pPr>
+        <w:pStyle w:val="Heading2"/>
+      </w:pPr>
+      <w:r>
+        <w:t>Explain B’s changed status and the evidence limit</w:t>
+      </w:r>
+    </w:p>
+    <w:p>
+      <w:pPr>
+        <w:pStyle w:val="ListBullet"/>
+      </w:pPr>
+      <w:r>
+        <w:t>Read the labelled picture: Explain why B ceases to be a closest option without any candidate data changing.</w:t>
+      </w:r>
+    </w:p>
+    <w:p>
+      <w:pPr>
+        <w:pStyle w:val="ListBullet"/>
+      </w:pPr>
+      <w:r>
+        <w:t>A toy numeric encoding does not establish meaningful interpersonal distances or suitability of a recommendation.</w:t>
+      </w:r>
+    </w:p>
+    <w:p>
+      <w:pPr>
+        <w:pStyle w:val="Heading2"/>
+      </w:pPr>
+      <w:r>
+        <w:t>Earlier wording, alternatives and picture transcripts · reference / check after trying</w:t>
+      </w:r>
+    </w:p>
+    <w:p>
+      <w:pPr>
+        <w:spacing w:line="336" w:lineRule="auto" w:after="180"/>
+      </w:pPr>
+      <w:r>
+        <w:rPr>
+          <w:b w:val="0"/>
         </w:rPr>
         <w:t xml:space="preserve">WORKED </w:t>
       </w:r>
@@ -2195,7 +2273,7 @@
         <w:drawing>
           <wp:inline xmlns:a="http://schemas.openxmlformats.org/drawingml/2006/main" xmlns:pic="http://schemas.openxmlformats.org/drawingml/2006/picture">
             <wp:extent cx="5486400" cy="2377440"/>
-            <wp:docPr id="14" name="Picture 14" descr="Worked evidence for Similarity by Selected Traits"/>
+            <wp:docPr id="16" name="Picture 16" descr="Worked evidence for Similarity by Selected Traits"/>
             <wp:cNvGraphicFramePr>
               <a:graphicFrameLocks noChangeAspect="1"/>
             </wp:cNvGraphicFramePr>
@@ -2207,7 +2285,7 @@
                     <pic:cNvPicPr/>
                   </pic:nvPicPr>
                   <pic:blipFill>
-                    <a:blip r:embed="rId21"/>
+                    <a:blip r:embed="rId19"/>
                     <a:stretch>
                       <a:fillRect/>
                     </a:stretch>
@@ -2229,7 +2307,6 @@
     <w:p>
       <w:pPr>
         <w:spacing w:line="336" w:lineRule="auto" w:after="180"/>
-        <w:shd w:fill="F4F9FC"/>
       </w:pPr>
       <w:r>
         <w:rPr>
@@ -2241,7 +2318,6 @@
     <w:p>
       <w:pPr>
         <w:spacing w:line="336" w:lineRule="auto" w:after="180"/>
-        <w:shd w:fill="F4F9FC"/>
       </w:pPr>
       <w:r>
         <w:rPr>
@@ -2265,7 +2341,6 @@
     <w:p>
       <w:pPr>
         <w:spacing w:line="336" w:lineRule="auto" w:after="180"/>
-        <w:shd w:fill="F4F9FC"/>
       </w:pPr>
       <w:r>
         <w:rPr>
@@ -2289,7 +2364,6 @@
     <w:p>
       <w:pPr>
         <w:spacing w:line="336" w:lineRule="auto" w:after="180"/>
-        <w:shd w:fill="F4F9FC"/>
       </w:pPr>
       <w:r>
         <w:rPr>
@@ -2345,7 +2419,6 @@
     <w:p>
       <w:pPr>
         <w:spacing w:line="336" w:lineRule="auto" w:after="180"/>
-        <w:shd w:fill="F5F1FB"/>
       </w:pPr>
       <w:r>
         <w:rPr>
@@ -2379,37 +2452,18 @@
         <w:pStyle w:val="Heading3"/>
       </w:pPr>
       <w:r>
-        <w:t>Find the distance from target [2, 4] to [2, 4] and to [3, 3].</w:t>
-      </w:r>
-    </w:p>
-    <w:p>
-      <w:r>
-        <w:t>________________________________________________________________</w:t>
-      </w:r>
-    </w:p>
-    <w:p>
-      <w:r>
-        <w:t>________________________________________________________________</w:t>
-      </w:r>
-    </w:p>
-    <w:p>
-      <w:r>
-        <w:t>________________________________________________________________</w:t>
-      </w:r>
-    </w:p>
-    <w:p>
-      <w:r>
-        <w:t>________________________________________________________________</w:t>
-      </w:r>
-    </w:p>
-    <w:p>
-      <w:r>
-        <w:t>________________________________________________________________</w:t>
-      </w:r>
-    </w:p>
-    <w:p>
-      <w:r>
-        <w:t>________________________________________________________________</w:t>
+        <w:t>Learn from the worked case</w:t>
+      </w:r>
+    </w:p>
+    <w:p>
+      <w:pPr>
+        <w:spacing w:line="336" w:lineRule="auto" w:after="180"/>
+      </w:pPr>
+      <w:r>
+        <w:rPr>
+          <w:b w:val="0"/>
+        </w:rPr>
+        <w:t>Cover the result before checking it. Say what is given, choose the procedure, and follow one step at a time. Then uncover the result and explain your first mismatch. Ask why a step is allowed, not only what number it produces.</w:t>
       </w:r>
     </w:p>
     <w:p>
@@ -2417,18 +2471,7 @@
         <w:pStyle w:val="Heading3"/>
       </w:pPr>
       <w:r>
-        <w:t>Learn from the worked case</w:t>
-      </w:r>
-    </w:p>
-    <w:p>
-      <w:pPr>
-        <w:spacing w:line="336" w:lineRule="auto" w:after="180"/>
-      </w:pPr>
-      <w:r>
-        <w:rPr>
-          <w:b w:val="0"/>
-        </w:rPr>
-        <w:t>Cover the result before checking it. Say what is given, choose the procedure, and follow one step at a time. Then uncover the result and explain your first mismatch. Ask why a step is allowed, not only what number it produces.</w:t>
+        <w:t>A pictorial worked case: Similarity by Selected Traits</w:t>
       </w:r>
     </w:p>
     <w:p>
@@ -2436,102 +2479,7 @@
         <w:pStyle w:val="Heading3"/>
       </w:pPr>
       <w:r>
-        <w:t>A pictorial worked case: Similarity by Selected Traits</w:t>
-      </w:r>
-    </w:p>
-    <w:p>
-      <w:pPr>
-        <w:spacing w:line="336" w:lineRule="auto" w:after="180"/>
-      </w:pPr>
-      <w:r>
-        <w:rPr>
-          <w:b w:val="0"/>
-        </w:rPr>
-        <w:t>A fictional toy book matcher represents two preferences with numeric features.</w:t>
-      </w:r>
-    </w:p>
-    <w:p>
-      <w:pPr>
-        <w:pStyle w:val="Heading3"/>
-      </w:pPr>
-      <w:r>
         <w:t>The facts we will use</w:t>
-      </w:r>
-    </w:p>
-    <w:p>
-      <w:pPr>
-        <w:pStyle w:val="Heading3"/>
-      </w:pPr>
-      <w:r>
-        <w:t>Supplied facts</w:t>
-      </w:r>
-    </w:p>
-    <w:p>
-      <w:pPr>
-        <w:spacing w:line="336" w:lineRule="auto" w:after="180"/>
-        <w:shd w:fill="F1F6FC"/>
-      </w:pPr>
-      <w:r>
-        <w:rPr>
-          <w:b w:val="0"/>
-        </w:rPr>
-        <w:t>Target vector [2,5]. Candidate A=[2,2], B=[4,5], C=[3,4].</w:t>
-      </w:r>
-    </w:p>
-    <w:p>
-      <w:pPr>
-        <w:pStyle w:val="Heading3"/>
-      </w:pPr>
-      <w:r>
-        <w:t>Supplied facts</w:t>
-      </w:r>
-    </w:p>
-    <w:p>
-      <w:pPr>
-        <w:spacing w:line="336" w:lineRule="auto" w:after="180"/>
-        <w:shd w:fill="F1F6FC"/>
-      </w:pPr>
-      <w:r>
-        <w:rPr>
-          <w:b w:val="0"/>
-        </w:rPr>
-        <w:t xml:space="preserve">Use </w:t>
-      </w:r>
-      <w:r>
-        <w:rPr>
-          <w:b/>
-        </w:rPr>
-        <w:t>Manhattan distance</w:t>
-      </w:r>
-      <w:r>
-        <w:rPr>
-          <w:b w:val="0"/>
-        </w:rPr>
-        <w:t xml:space="preserve">: add absolute </w:t>
-      </w:r>
-      <w:r>
-        <w:rPr>
-          <w:b/>
-        </w:rPr>
-        <w:t>coordinate</w:t>
-      </w:r>
-      <w:r>
-        <w:rPr>
-          <w:b w:val="0"/>
-        </w:rPr>
-        <w:t xml:space="preserve"> differences; return all smallest-</w:t>
-      </w:r>
-      <w:r>
-        <w:rPr>
-          <w:b/>
-        </w:rPr>
-        <w:t>distance</w:t>
-      </w:r>
-      <w:r>
-        <w:rPr>
-          <w:b w:val="0"/>
-        </w:rPr>
-        <w:t xml:space="preserve"> candidates.</w:t>
       </w:r>
     </w:p>
     <w:p>
@@ -2539,7 +2487,7 @@
         <w:drawing>
           <wp:inline xmlns:a="http://schemas.openxmlformats.org/drawingml/2006/main" xmlns:pic="http://schemas.openxmlformats.org/drawingml/2006/picture">
             <wp:extent cx="5486400" cy="5617029"/>
-            <wp:docPr id="15" name="Picture 15" descr="Toy feature positions"/>
+            <wp:docPr id="17" name="Picture 17" descr="Toy feature positions"/>
             <wp:cNvGraphicFramePr>
               <a:graphicFrameLocks noChangeAspect="1"/>
             </wp:cNvGraphicFramePr>
@@ -2551,7 +2499,7 @@
                     <pic:cNvPicPr/>
                   </pic:nvPicPr>
                   <pic:blipFill>
-                    <a:blip r:embed="rId22"/>
+                    <a:blip r:embed="rId20"/>
                     <a:stretch>
                       <a:fillRect/>
                     </a:stretch>
@@ -2575,7 +2523,7 @@
         <w:drawing>
           <wp:inline xmlns:a="http://schemas.openxmlformats.org/drawingml/2006/main" xmlns:pic="http://schemas.openxmlformats.org/drawingml/2006/picture">
             <wp:extent cx="5381271" cy="5943599"/>
-            <wp:docPr id="16" name="Picture 16" descr="Similarity by Selected Traits. Distance A: |2−2|+|5−2|=0+3=3.. Distance B: |2−4|+|5−5|=2+0=2.. Distance C: |2−3|+|5−4|=1+1=2.. Choose closest: B and C tie at distance 2; keep the tie visible."/>
+            <wp:docPr id="18" name="Picture 18" descr="Similarity by Selected Traits. Distance A: |2−2|+|5−2|=0+3=3.. Distance B: |2−4|+|5−5|=2+0=2.. Distance C: |2−3|+|5−4|=1+1=2.. Choose closest: B and C tie at distance 2; keep the tie visible."/>
             <wp:cNvGraphicFramePr>
               <a:graphicFrameLocks noChangeAspect="1"/>
             </wp:cNvGraphicFramePr>
@@ -2587,7 +2535,7 @@
                     <pic:cNvPicPr/>
                   </pic:nvPicPr>
                   <pic:blipFill>
-                    <a:blip r:embed="rId23"/>
+                    <a:blip r:embed="rId21"/>
                     <a:stretch>
                       <a:fillRect/>
                     </a:stretch>
@@ -2756,210 +2704,116 @@
         <w:pStyle w:val="Heading3"/>
       </w:pPr>
       <w:r>
-        <w:t>Why the result follows</w:t>
+        <w:t>What this example does not establish</w:t>
+      </w:r>
+    </w:p>
+    <w:p>
+      <w:pPr>
+        <w:pStyle w:val="Heading1"/>
+      </w:pPr>
+      <w:r>
+        <w:t>07. An exact feature match can still be unsuitable</w:t>
+      </w:r>
+    </w:p>
+    <w:p>
+      <w:r>
+        <w:t>Check hard requirements separately from closeness.</w:t>
+      </w:r>
+    </w:p>
+    <w:p>
+      <w:pPr>
+        <w:pStyle w:val="Heading2"/>
+      </w:pPr>
+      <w:r>
+        <w:t>State unrecorded-needs and representation limits</w:t>
       </w:r>
     </w:p>
     <w:p>
       <w:pPr>
         <w:spacing w:line="336" w:lineRule="auto" w:after="180"/>
-        <w:shd w:fill="F1F6FC"/>
-      </w:pPr>
+      </w:pPr>
+      <w:r>
+        <w:rPr>
+          <w:b/>
+        </w:rPr>
+        <w:t>Similarity</w:t>
+      </w:r>
       <w:r>
         <w:rPr>
           <w:b w:val="0"/>
         </w:rPr>
-        <w:t xml:space="preserve">Each </w:t>
+        <w:t xml:space="preserve"> depends on the features collected and the </w:t>
       </w:r>
       <w:r>
         <w:rPr>
           <w:b/>
         </w:rPr>
-        <w:t>coordinate</w:t>
+        <w:t>distance</w:t>
       </w:r>
       <w:r>
         <w:rPr>
           <w:b w:val="0"/>
         </w:rPr>
-        <w:t xml:space="preserve"> contributes according to the declared </w:t>
-      </w:r>
-      <w:r>
-        <w:rPr>
-          <w:b/>
-        </w:rPr>
-        <w:t>distance</w:t>
-      </w:r>
-      <w:r>
-        <w:rPr>
-          <w:b w:val="0"/>
-        </w:rPr>
-        <w:t xml:space="preserve"> rule. Smaller </w:t>
-      </w:r>
-      <w:r>
-        <w:rPr>
-          <w:b/>
-        </w:rPr>
-        <w:t>distance</w:t>
-      </w:r>
-      <w:r>
-        <w:rPr>
-          <w:b w:val="0"/>
-        </w:rPr>
-        <w:t xml:space="preserve"> means closer in this representation, not automatically a better reading experience.</w:t>
+        <w:t xml:space="preserve"> rule. Missing accessibility, cost or preference information can make the closest item unsuitable. Hard requirements should be checked separately.</w:t>
+      </w:r>
+    </w:p>
+    <w:p>
+      <w:pPr>
+        <w:pStyle w:val="Heading2"/>
+      </w:pPr>
+      <w:r>
+        <w:t>Challenge distance-zero implies equal suitability</w:t>
+      </w:r>
+    </w:p>
+    <w:p>
+      <w:pPr>
+        <w:pStyle w:val="Heading3"/>
+      </w:pPr>
+      <w:r>
+        <w:t>Two activities have distance zero. Must they suit every learner equally well?</w:t>
+      </w:r>
+    </w:p>
+    <w:p>
+      <w:r>
+        <w:t>________________________________________________________________</w:t>
+      </w:r>
+    </w:p>
+    <w:p>
+      <w:r>
+        <w:t>________________________________________________________________</w:t>
+      </w:r>
+    </w:p>
+    <w:p>
+      <w:r>
+        <w:t>________________________________________________________________</w:t>
+      </w:r>
+    </w:p>
+    <w:p>
+      <w:r>
+        <w:t>________________________________________________________________</w:t>
+      </w:r>
+    </w:p>
+    <w:p>
+      <w:r>
+        <w:t>________________________________________________________________</w:t>
+      </w:r>
+    </w:p>
+    <w:p>
+      <w:r>
+        <w:t>________________________________________________________________</w:t>
+      </w:r>
+    </w:p>
+    <w:p>
+      <w:pPr>
+        <w:pStyle w:val="Heading2"/>
+      </w:pPr>
+      <w:r>
+        <w:t>Earlier wording, alternatives and picture transcripts · reference / check after trying</w:t>
       </w:r>
     </w:p>
     <w:p>
       <w:pPr>
         <w:spacing w:line="336" w:lineRule="auto" w:after="180"/>
-        <w:shd w:fill="F1F6FC"/>
-      </w:pPr>
-      <w:r>
-        <w:rPr>
-          <w:b w:val="0"/>
-        </w:rPr>
-        <w:t xml:space="preserve">If one </w:t>
-      </w:r>
-      <w:r>
-        <w:rPr>
-          <w:b/>
-        </w:rPr>
-        <w:t>coordinate</w:t>
-      </w:r>
-      <w:r>
-        <w:rPr>
-          <w:b w:val="0"/>
-        </w:rPr>
-        <w:t xml:space="preserve"> uses a much larger numerical </w:t>
-      </w:r>
-      <w:r>
-        <w:rPr>
-          <w:b/>
-        </w:rPr>
-        <w:t>scale</w:t>
-      </w:r>
-      <w:r>
-        <w:rPr>
-          <w:b w:val="0"/>
-        </w:rPr>
-        <w:t>, it can dominate the sum even when it is not more important. Feature units and scaling belong in the method record.</w:t>
-      </w:r>
-    </w:p>
-    <w:p>
-      <w:pPr>
-        <w:pStyle w:val="Heading3"/>
-      </w:pPr>
-      <w:r>
-        <w:t>What this example does not establish</w:t>
-      </w:r>
-    </w:p>
-    <w:p>
-      <w:pPr>
-        <w:pStyle w:val="Heading3"/>
-      </w:pPr>
-      <w:r>
-        <w:t>Keep the stated limit</w:t>
-      </w:r>
-    </w:p>
-    <w:p>
-      <w:pPr>
-        <w:spacing w:line="336" w:lineRule="auto" w:after="180"/>
-        <w:shd w:fill="FFF5E6"/>
-      </w:pPr>
-      <w:r>
-        <w:rPr>
-          <w:b w:val="0"/>
-        </w:rPr>
-        <w:t xml:space="preserve">A toy numeric encoding does not establish meaningful interpersonal </w:t>
-      </w:r>
-      <w:r>
-        <w:rPr>
-          <w:b/>
-        </w:rPr>
-        <w:t>distance</w:t>
-      </w:r>
-      <w:r>
-        <w:rPr>
-          <w:b w:val="0"/>
-        </w:rPr>
-        <w:t>s or suitability of a recommendation.</w:t>
-      </w:r>
-    </w:p>
-    <w:p>
-      <w:pPr>
-        <w:pStyle w:val="Heading3"/>
-      </w:pPr>
-      <w:r>
-        <w:t>Keep the stated limit</w:t>
-      </w:r>
-    </w:p>
-    <w:p>
-      <w:pPr>
-        <w:spacing w:line="336" w:lineRule="auto" w:after="180"/>
-        <w:shd w:fill="FFF5E6"/>
-      </w:pPr>
-      <w:r>
-        <w:rPr>
-          <w:b w:val="0"/>
-        </w:rPr>
-        <w:t>Read the labelled picture: Explain why B ceases to be a closest option without any candidate data changing.</w:t>
-      </w:r>
-    </w:p>
-    <w:p>
-      <w:pPr>
-        <w:pStyle w:val="Heading3"/>
-      </w:pPr>
-      <w:r>
-        <w:t>Keep the stated limit</w:t>
-      </w:r>
-    </w:p>
-    <w:p>
-      <w:pPr>
-        <w:spacing w:line="336" w:lineRule="auto" w:after="180"/>
-        <w:shd w:fill="FFF5E6"/>
-      </w:pPr>
-      <w:r>
-        <w:rPr>
-          <w:b w:val="0"/>
-        </w:rPr>
-        <w:t>Change one thing: Give the first-</w:t>
-      </w:r>
-      <w:r>
-        <w:rPr>
-          <w:b/>
-        </w:rPr>
-        <w:t>coordinate</w:t>
-      </w:r>
-      <w:r>
-        <w:rPr>
-          <w:b w:val="0"/>
-        </w:rPr>
-        <w:t xml:space="preserve"> difference weight 2 while the second keeps weight 1. Predict the result before checking the explanation. What remains the same?</w:t>
-      </w:r>
-    </w:p>
-    <w:p>
-      <w:pPr>
-        <w:pStyle w:val="Heading1"/>
-      </w:pPr>
-      <w:r>
-        <w:t>07. Find and repair a mistake</w:t>
-      </w:r>
-    </w:p>
-    <w:p>
-      <w:r>
-        <w:t>Find the unsupported step in the Similarity by Selected Traits claim and explain a repair using the supplied evidence.</w:t>
-      </w:r>
-    </w:p>
-    <w:p>
-      <w:pPr>
-        <w:pStyle w:val="Heading3"/>
-      </w:pPr>
-      <w:r>
-        <w:t>Find the first error</w:t>
-      </w:r>
-    </w:p>
-    <w:p>
-      <w:pPr>
-        <w:spacing w:line="336" w:lineRule="auto" w:after="180"/>
-        <w:shd w:fill="FFF5E6"/>
       </w:pPr>
       <w:r>
         <w:rPr>
@@ -3007,7 +2861,7 @@
         <w:drawing>
           <wp:inline xmlns:a="http://schemas.openxmlformats.org/drawingml/2006/main" xmlns:pic="http://schemas.openxmlformats.org/drawingml/2006/picture">
             <wp:extent cx="5486400" cy="1901952"/>
-            <wp:docPr id="17" name="Picture 17" descr="Misconception diagnosis for Similarity by Selected Traits"/>
+            <wp:docPr id="19" name="Picture 19" descr="Misconception diagnosis for Similarity by Selected Traits"/>
             <wp:cNvGraphicFramePr>
               <a:graphicFrameLocks noChangeAspect="1"/>
             </wp:cNvGraphicFramePr>
@@ -3019,7 +2873,7 @@
                     <pic:cNvPicPr/>
                   </pic:nvPicPr>
                   <pic:blipFill>
-                    <a:blip r:embed="rId24"/>
+                    <a:blip r:embed="rId22"/>
                     <a:stretch>
                       <a:fillRect/>
                     </a:stretch>
@@ -3251,7 +3105,6 @@
     <w:p>
       <w:pPr>
         <w:spacing w:line="336" w:lineRule="auto" w:after="180"/>
-        <w:shd w:fill="F5F1FB"/>
       </w:pPr>
       <w:r>
         <w:rPr>
@@ -3303,280 +3156,54 @@
     </w:p>
     <w:p>
       <w:pPr>
+        <w:pStyle w:val="Heading1"/>
+      </w:pPr>
+      <w:r>
+        <w:t>08. Declare units, scaling and weights before ranking</w:t>
+      </w:r>
+    </w:p>
+    <w:p>
+      <w:r>
+        <w:t>Do not change the scale silently to obtain a preferred winner.</w:t>
+      </w:r>
+    </w:p>
+    <w:p>
+      <w:pPr>
+        <w:pStyle w:val="Heading2"/>
+      </w:pPr>
+      <w:r>
+        <w:t>Expose the unequal-scale problem</w:t>
+      </w:r>
+    </w:p>
+    <w:p>
+      <w:pPr>
         <w:spacing w:line="336" w:lineRule="auto" w:after="180"/>
       </w:pPr>
       <w:r>
         <w:rPr>
+          <w:b w:val="0"/>
+        </w:rPr>
+        <w:t xml:space="preserve">If one feature is duration in minutes up to 60 and another a rating up to 5, raw </w:t>
+      </w:r>
+      <w:r>
+        <w:rPr>
           <w:b/>
         </w:rPr>
-        <w:t>Similarity</w:t>
+        <w:t>distance</w:t>
       </w:r>
       <w:r>
         <w:rPr>
           <w:b w:val="0"/>
         </w:rPr>
-        <w:t xml:space="preserve"> depends on the features collected and the </w:t>
-      </w:r>
-      <w:r>
-        <w:rPr>
-          <w:b/>
-        </w:rPr>
-        <w:t>distance</w:t>
-      </w:r>
-      <w:r>
-        <w:rPr>
-          <w:b w:val="0"/>
-        </w:rPr>
-        <w:t xml:space="preserve"> rule. Missing accessibility, cost or preference information can make the closest item unsuitable. Hard requirements should be checked separately.</w:t>
-      </w:r>
-    </w:p>
-    <w:p>
-      <w:pPr>
-        <w:pStyle w:val="Heading3"/>
-      </w:pPr>
-      <w:r>
-        <w:t>Two activities have distance zero. Must they suit every learner equally well?</w:t>
-      </w:r>
-    </w:p>
-    <w:p>
-      <w:r>
-        <w:t>________________________________________________________________</w:t>
-      </w:r>
-    </w:p>
-    <w:p>
-      <w:r>
-        <w:t>________________________________________________________________</w:t>
-      </w:r>
-    </w:p>
-    <w:p>
-      <w:r>
-        <w:t>________________________________________________________________</w:t>
-      </w:r>
-    </w:p>
-    <w:p>
-      <w:r>
-        <w:t>________________________________________________________________</w:t>
-      </w:r>
-    </w:p>
-    <w:p>
-      <w:r>
-        <w:t>________________________________________________________________</w:t>
-      </w:r>
-    </w:p>
-    <w:p>
-      <w:r>
-        <w:t>________________________________________________________________</w:t>
-      </w:r>
-    </w:p>
-    <w:p>
-      <w:pPr>
-        <w:pStyle w:val="Heading1"/>
-      </w:pPr>
-      <w:r>
-        <w:t>08. Practise together</w:t>
-      </w:r>
-    </w:p>
-    <w:p>
-      <w:r>
-        <w:t>Practise Similarity by Selected Traits with support, then explain the deciding step in your own words.</w:t>
-      </w:r>
-    </w:p>
-    <w:p>
-      <w:pPr>
-        <w:spacing w:line="336" w:lineRule="auto" w:after="180"/>
-      </w:pPr>
-      <w:r>
-        <w:rPr>
-          <w:b/>
-        </w:rPr>
-        <w:t>LOGIC STUDIO</w:t>
-      </w:r>
-    </w:p>
-    <w:p>
-      <w:pPr>
-        <w:spacing w:line="336" w:lineRule="auto" w:after="180"/>
-      </w:pPr>
-      <w:r>
-        <w:rPr>
-          <w:b w:val="0"/>
-        </w:rPr>
-        <w:t>Trace Before You Run</w:t>
-      </w:r>
-    </w:p>
-    <w:p>
-      <w:pPr>
-        <w:spacing w:line="336" w:lineRule="auto" w:after="180"/>
-      </w:pPr>
-      <w:r>
-        <w:rPr>
-          <w:b w:val="0"/>
-        </w:rPr>
-        <w:t>Block code, pseudocode, tables, and diagrams are different ways to expose the same reasoning.</w:t>
-      </w:r>
-    </w:p>
-    <w:p>
-      <w:r>
-        <w:drawing>
-          <wp:inline xmlns:a="http://schemas.openxmlformats.org/drawingml/2006/main" xmlns:pic="http://schemas.openxmlformats.org/drawingml/2006/picture">
-            <wp:extent cx="5486400" cy="1901952"/>
-            <wp:docPr id="18" name="Picture 18" descr="Logic tracing graphic for Similarity by Selected Traits"/>
-            <wp:cNvGraphicFramePr>
-              <a:graphicFrameLocks noChangeAspect="1"/>
-            </wp:cNvGraphicFramePr>
-            <a:graphic>
-              <a:graphicData uri="http://schemas.openxmlformats.org/drawingml/2006/picture">
-                <pic:pic>
-                  <pic:nvPicPr>
-                    <pic:cNvPr id="0" name="eea505167ffbbb10362ff86f5f17a806cbfff2dadf444f92883587fa6eb375a7.png"/>
-                    <pic:cNvPicPr/>
-                  </pic:nvPicPr>
-                  <pic:blipFill>
-                    <a:blip r:embed="rId25"/>
-                    <a:stretch>
-                      <a:fillRect/>
-                    </a:stretch>
-                  </pic:blipFill>
-                  <pic:spPr>
-                    <a:xfrm>
-                      <a:off x="0" y="0"/>
-                      <a:ext cx="5486400" cy="1901952"/>
-                    </a:xfrm>
-                    <a:prstGeom prst="rect"/>
-                  </pic:spPr>
-                </pic:pic>
-              </a:graphicData>
-            </a:graphic>
-          </wp:inline>
-        </w:drawing>
-      </w:r>
-    </w:p>
-    <w:p>
-      <w:pPr>
-        <w:spacing w:line="336" w:lineRule="auto" w:after="180"/>
-      </w:pPr>
-      <w:r>
-        <w:rPr>
-          <w:b w:val="0"/>
-        </w:rPr>
-        <w:t xml:space="preserve">SET </w:t>
-      </w:r>
-      <w:r>
-        <w:rPr>
-          <w:b/>
-        </w:rPr>
-        <w:t>evidence</w:t>
-      </w:r>
-      <w:r>
-        <w:rPr>
-          <w:b w:val="0"/>
-        </w:rPr>
-        <w:t>_record</w:t>
-        <w:br/>
-        <w:t>PREDICT expected_result</w:t>
-        <w:br/>
-        <w:t>RUN one normal case and one boundary case</w:t>
-        <w:br/>
-        <w:t>COMPARE actual_result with expected_result</w:t>
-        <w:br/>
-        <w:t>IF different: locate first cause; change one factor; RETEST</w:t>
-        <w:br/>
-        <w:t>EXPLAIN result, limitation, and next safe step</w:t>
-      </w:r>
-    </w:p>
-    <w:p>
-      <w:pPr>
-        <w:spacing w:line="336" w:lineRule="auto" w:after="180"/>
-        <w:shd w:fill="F5F1FB"/>
-      </w:pPr>
-      <w:r>
-        <w:rPr>
-          <w:b w:val="0"/>
-        </w:rPr>
-        <w:t xml:space="preserve">Trace one </w:t>
-      </w:r>
-      <w:r>
-        <w:rPr>
-          <w:b/>
-        </w:rPr>
-        <w:t>input</w:t>
-      </w:r>
-      <w:r>
-        <w:rPr>
-          <w:b w:val="0"/>
-        </w:rPr>
-        <w:t>. Which line changes the state or chooses a path?</w:t>
-      </w:r>
-    </w:p>
-    <w:p>
-      <w:pPr>
-        <w:pStyle w:val="Heading3"/>
-      </w:pPr>
-      <w:r>
-        <w:t>Write or draw your reasoning and evidence.</w:t>
-      </w:r>
-    </w:p>
-    <w:p>
-      <w:r>
-        <w:t>________________________________________________________________</w:t>
-      </w:r>
-    </w:p>
-    <w:p>
-      <w:r>
-        <w:t>________________________________________________________________</w:t>
-      </w:r>
-    </w:p>
-    <w:p>
-      <w:r>
-        <w:t>________________________________________________________________</w:t>
-      </w:r>
-    </w:p>
-    <w:p>
-      <w:r>
-        <w:t>________________________________________________________________</w:t>
-      </w:r>
-    </w:p>
-    <w:p>
-      <w:r>
-        <w:t>________________________________________________________________</w:t>
-      </w:r>
-    </w:p>
-    <w:p>
-      <w:pPr>
-        <w:pStyle w:val="Heading3"/>
-      </w:pPr>
-      <w:r>
-        <w:t>A closer explanation</w:t>
-      </w:r>
-    </w:p>
-    <w:p>
-      <w:pPr>
-        <w:spacing w:line="336" w:lineRule="auto" w:after="180"/>
-      </w:pPr>
-      <w:r>
-        <w:rPr>
-          <w:b w:val="0"/>
-        </w:rPr>
-        <w:t xml:space="preserve">If one feature is duration in minutes up to 60 and another a rating up to 5, raw </w:t>
-      </w:r>
-      <w:r>
-        <w:rPr>
-          <w:b/>
-        </w:rPr>
-        <w:t>distance</w:t>
-      </w:r>
-      <w:r>
-        <w:rPr>
-          <w:b w:val="0"/>
-        </w:rPr>
         <w:t xml:space="preserve"> may be dominated by duration. Specify scaling or weights before ranking; do not silently change units to get a preferred winner.</w:t>
       </w:r>
     </w:p>
     <w:p>
       <w:pPr>
-        <w:pStyle w:val="Heading3"/>
-      </w:pPr>
-      <w:r>
-        <w:t>Practise with less help: Compute distances</w:t>
+        <w:pStyle w:val="Heading2"/>
+      </w:pPr>
+      <w:r>
+        <w:t>Compute the standalone W2 distances</w:t>
       </w:r>
     </w:p>
     <w:p>
@@ -3718,10 +3345,34 @@
     </w:p>
     <w:p>
       <w:pPr>
-        <w:pStyle w:val="Heading3"/>
-      </w:pPr>
-      <w:r>
-        <w:t>Check your reasoning</w:t>
+        <w:pStyle w:val="Heading2"/>
+      </w:pPr>
+      <w:r>
+        <w:t>Challenge a successful-run guarantee</w:t>
+      </w:r>
+    </w:p>
+    <w:p>
+      <w:pPr>
+        <w:pStyle w:val="ListBullet"/>
+      </w:pPr>
+      <w:r>
+        <w:t>Use the worked case for Distance between feature vectors. Proposed explanation: “A successful run proves the conclusion”. Decide whether this explanation is supported. Point to the step or supplied fact that decides; explain your repair if needed.</w:t>
+      </w:r>
+    </w:p>
+    <w:p>
+      <w:pPr>
+        <w:pStyle w:val="ListBullet"/>
+      </w:pPr>
+      <w:r>
+        <w:t>Answer on your own before discussion. If you are unsure, say which step you need help with.</w:t>
+      </w:r>
+    </w:p>
+    <w:p>
+      <w:pPr>
+        <w:pStyle w:val="Heading2"/>
+      </w:pPr>
+      <w:r>
+        <w:t>Return to the changed book-weight question</w:t>
       </w:r>
     </w:p>
     <w:p>
@@ -3732,31 +3383,37 @@
         <w:rPr>
           <w:b w:val="0"/>
         </w:rPr>
-        <w:t xml:space="preserve">Use the worked case for </w:t>
-      </w:r>
-      <w:r>
-        <w:rPr>
-          <w:b/>
-        </w:rPr>
-        <w:t>Distance</w:t>
-      </w:r>
+        <w:t>Explain why B ceases to be a closest option without any candidate data changing.</w:t>
+      </w:r>
+    </w:p>
+    <w:p>
+      <w:pPr>
+        <w:spacing w:line="336" w:lineRule="auto" w:after="180"/>
+      </w:pPr>
       <w:r>
         <w:rPr>
           <w:b w:val="0"/>
         </w:rPr>
-        <w:t xml:space="preserve"> between </w:t>
-      </w:r>
-      <w:r>
-        <w:rPr>
-          <w:b/>
-        </w:rPr>
-        <w:t>feature vector</w:t>
-      </w:r>
+        <w:t>This is supported practice. Keep the separately named independent case for an attempt before feedback.</w:t>
+      </w:r>
+    </w:p>
+    <w:p>
+      <w:pPr>
+        <w:pStyle w:val="Heading2"/>
+      </w:pPr>
+      <w:r>
+        <w:t>Earlier wording, alternatives and picture transcripts · reference / check after trying</w:t>
+      </w:r>
+    </w:p>
+    <w:p>
+      <w:pPr>
+        <w:spacing w:line="336" w:lineRule="auto" w:after="180"/>
+      </w:pPr>
       <w:r>
         <w:rPr>
           <w:b w:val="0"/>
         </w:rPr>
-        <w:t>s. Proposed explanation: “A successful run proves the conclusion”. Decide whether this explanation is supported.</w:t>
+        <w:t>LOGIC STUDIO</w:t>
       </w:r>
     </w:p>
     <w:p>
@@ -3767,7 +3424,7 @@
         <w:rPr>
           <w:b w:val="0"/>
         </w:rPr>
-        <w:t>Point to the step or supplied fact that decides; explain your repair if needed.</w:t>
+        <w:t>Trace Before You Run</w:t>
       </w:r>
     </w:p>
     <w:p>
@@ -3778,117 +3435,7 @@
         <w:rPr>
           <w:b w:val="0"/>
         </w:rPr>
-        <w:t>Answer on your own before discussion. If you are unsure, say which step you need help with.</w:t>
-      </w:r>
-    </w:p>
-    <w:p>
-      <w:pPr>
-        <w:pStyle w:val="Heading3"/>
-      </w:pPr>
-      <w:r>
-        <w:t>Explain the picture</w:t>
-      </w:r>
-    </w:p>
-    <w:p>
-      <w:pPr>
-        <w:spacing w:line="336" w:lineRule="auto" w:after="180"/>
-      </w:pPr>
-      <w:r>
-        <w:rPr>
-          <w:b w:val="0"/>
-        </w:rPr>
-        <w:t>Explain why B ceases to be a closest option without any candidate data changing.</w:t>
-      </w:r>
-    </w:p>
-    <w:p>
-      <w:pPr>
-        <w:pStyle w:val="Heading3"/>
-      </w:pPr>
-      <w:r>
-        <w:t>My explanation using a pictured step and the given facts</w:t>
-      </w:r>
-    </w:p>
-    <w:p>
-      <w:r>
-        <w:t>________________________________________________________________</w:t>
-      </w:r>
-    </w:p>
-    <w:p>
-      <w:r>
-        <w:t>________________________________________________________________</w:t>
-      </w:r>
-    </w:p>
-    <w:p>
-      <w:r>
-        <w:t>________________________________________________________________</w:t>
-      </w:r>
-    </w:p>
-    <w:p>
-      <w:r>
-        <w:t>________________________________________________________________</w:t>
-      </w:r>
-    </w:p>
-    <w:p>
-      <w:pPr>
-        <w:spacing w:line="336" w:lineRule="auto" w:after="180"/>
-      </w:pPr>
-      <w:r>
-        <w:rPr>
-          <w:b w:val="0"/>
-        </w:rPr>
-        <w:t>This is supported practice. Keep the separately named independent case for an attempt before feedback.</w:t>
-      </w:r>
-    </w:p>
-    <w:p>
-      <w:pPr>
-        <w:pStyle w:val="Heading1"/>
-      </w:pPr>
-      <w:r>
-        <w:t>09. Run the investigation</w:t>
-      </w:r>
-    </w:p>
-    <w:p>
-      <w:r>
-        <w:t>Investigate Similarity by Selected Traits. Record the prediction, actual observation or labelled paper trace, explanation and next test separately.</w:t>
-      </w:r>
-    </w:p>
-    <w:p>
-      <w:pPr>
-        <w:spacing w:line="336" w:lineRule="auto" w:after="180"/>
-      </w:pPr>
-      <w:r>
-        <w:rPr>
-          <w:b/>
-        </w:rPr>
-        <w:t>EVIDENCE</w:t>
-      </w:r>
-      <w:r>
-        <w:rPr>
-          <w:b/>
-        </w:rPr>
-        <w:t xml:space="preserve"> LAB</w:t>
-      </w:r>
-    </w:p>
-    <w:p>
-      <w:pPr>
-        <w:spacing w:line="336" w:lineRule="auto" w:after="180"/>
-      </w:pPr>
-      <w:r>
-        <w:rPr>
-          <w:b w:val="0"/>
-        </w:rPr>
-        <w:t>Predict → Test → Record → Explain</w:t>
-      </w:r>
-    </w:p>
-    <w:p>
-      <w:pPr>
-        <w:spacing w:line="336" w:lineRule="auto" w:after="180"/>
-      </w:pPr>
-      <w:r>
-        <w:rPr>
-          <w:b w:val="0"/>
-        </w:rPr>
-        <w:t>Keep expected and actual results separate. Surprises are useful data when recorded honestly.</w:t>
+        <w:t>Block code, pseudocode, tables, and diagrams are different ways to expose the same reasoning.</w:t>
       </w:r>
     </w:p>
     <w:p>
@@ -3896,7 +3443,7 @@
         <w:drawing>
           <wp:inline xmlns:a="http://schemas.openxmlformats.org/drawingml/2006/main" xmlns:pic="http://schemas.openxmlformats.org/drawingml/2006/picture">
             <wp:extent cx="5486400" cy="1901952"/>
-            <wp:docPr id="19" name="Picture 19" descr="Evidence lab graphic for Similarity by Selected Traits"/>
+            <wp:docPr id="20" name="Picture 20" descr="Logic tracing graphic for Similarity by Selected Traits"/>
             <wp:cNvGraphicFramePr>
               <a:graphicFrameLocks noChangeAspect="1"/>
             </wp:cNvGraphicFramePr>
@@ -3904,11 +3451,11 @@
               <a:graphicData uri="http://schemas.openxmlformats.org/drawingml/2006/picture">
                 <pic:pic>
                   <pic:nvPicPr>
-                    <pic:cNvPr id="0" name="1b258f8e7987c67530b53c6369d9eb04739a9368d7be40ac95db52a4947427bb.png"/>
+                    <pic:cNvPr id="0" name="eea505167ffbbb10362ff86f5f17a806cbfff2dadf444f92883587fa6eb375a7.png"/>
                     <pic:cNvPicPr/>
                   </pic:nvPicPr>
                   <pic:blipFill>
-                    <a:blip r:embed="rId26"/>
+                    <a:blip r:embed="rId23"/>
                     <a:stretch>
                       <a:fillRect/>
                     </a:stretch>
@@ -3935,19 +3482,466 @@
         <w:rPr>
           <w:b w:val="0"/>
         </w:rPr>
-        <w:t xml:space="preserve">Plot six books on a 2-feature grid, compute simple grid </w:t>
+        <w:t xml:space="preserve">SET </w:t>
       </w:r>
       <w:r>
         <w:rPr>
           <w:b/>
         </w:rPr>
-        <w:t>distance</w:t>
+        <w:t>evidence</w:t>
       </w:r>
       <w:r>
         <w:rPr>
           <w:b w:val="0"/>
         </w:rPr>
-        <w:t>, find nearest, then change one selected feature and compare.</w:t>
+        <w:t>_record</w:t>
+        <w:br/>
+        <w:t>PREDICT expected_result</w:t>
+        <w:br/>
+        <w:t>RUN one normal case and one boundary case</w:t>
+        <w:br/>
+        <w:t>COMPARE actual_result with expected_result</w:t>
+        <w:br/>
+        <w:t>IF different: locate first cause; change one factor; RETEST</w:t>
+        <w:br/>
+        <w:t>EXPLAIN result, limitation, and next safe step</w:t>
+      </w:r>
+    </w:p>
+    <w:p>
+      <w:pPr>
+        <w:spacing w:line="336" w:lineRule="auto" w:after="180"/>
+      </w:pPr>
+      <w:r>
+        <w:rPr>
+          <w:b w:val="0"/>
+        </w:rPr>
+        <w:t xml:space="preserve">Trace one </w:t>
+      </w:r>
+      <w:r>
+        <w:rPr>
+          <w:b/>
+        </w:rPr>
+        <w:t>input</w:t>
+      </w:r>
+      <w:r>
+        <w:rPr>
+          <w:b w:val="0"/>
+        </w:rPr>
+        <w:t>. Which line changes the state or chooses a path?</w:t>
+      </w:r>
+    </w:p>
+    <w:p>
+      <w:pPr>
+        <w:pStyle w:val="Heading3"/>
+      </w:pPr>
+      <w:r>
+        <w:t>Write or draw your reasoning and evidence.</w:t>
+      </w:r>
+    </w:p>
+    <w:p>
+      <w:r>
+        <w:t>________________________________________________________________</w:t>
+      </w:r>
+    </w:p>
+    <w:p>
+      <w:r>
+        <w:t>________________________________________________________________</w:t>
+      </w:r>
+    </w:p>
+    <w:p>
+      <w:r>
+        <w:t>________________________________________________________________</w:t>
+      </w:r>
+    </w:p>
+    <w:p>
+      <w:r>
+        <w:t>________________________________________________________________</w:t>
+      </w:r>
+    </w:p>
+    <w:p>
+      <w:r>
+        <w:t>________________________________________________________________</w:t>
+      </w:r>
+    </w:p>
+    <w:p>
+      <w:pPr>
+        <w:pStyle w:val="Heading3"/>
+      </w:pPr>
+      <w:r>
+        <w:t>A closer explanation</w:t>
+      </w:r>
+    </w:p>
+    <w:p>
+      <w:pPr>
+        <w:pStyle w:val="Heading3"/>
+      </w:pPr>
+      <w:r>
+        <w:t>Practise with less help: Compute distances</w:t>
+      </w:r>
+    </w:p>
+    <w:p>
+      <w:pPr>
+        <w:pStyle w:val="Heading3"/>
+      </w:pPr>
+      <w:r>
+        <w:t>Check your reasoning</w:t>
+      </w:r>
+    </w:p>
+    <w:p>
+      <w:pPr>
+        <w:pStyle w:val="Heading3"/>
+      </w:pPr>
+      <w:r>
+        <w:t>Explain the picture</w:t>
+      </w:r>
+    </w:p>
+    <w:p>
+      <w:pPr>
+        <w:pStyle w:val="Heading3"/>
+      </w:pPr>
+      <w:r>
+        <w:t>My explanation using a pictured step and the given facts</w:t>
+      </w:r>
+    </w:p>
+    <w:p>
+      <w:r>
+        <w:t>________________________________________________________________</w:t>
+      </w:r>
+    </w:p>
+    <w:p>
+      <w:r>
+        <w:t>________________________________________________________________</w:t>
+      </w:r>
+    </w:p>
+    <w:p>
+      <w:r>
+        <w:t>________________________________________________________________</w:t>
+      </w:r>
+    </w:p>
+    <w:p>
+      <w:r>
+        <w:t>________________________________________________________________</w:t>
+      </w:r>
+    </w:p>
+    <w:p>
+      <w:pPr>
+        <w:pStyle w:val="Heading1"/>
+      </w:pPr>
+      <w:r>
+        <w:t>09. Audit six supplied vectors under two declared weight rules</w:t>
+      </w:r>
+    </w:p>
+    <w:p>
+      <w:r>
+        <w:t>Show coordinates, each gap, totals and all ties.</w:t>
+      </w:r>
+    </w:p>
+    <w:p>
+      <w:pPr>
+        <w:pStyle w:val="Heading2"/>
+      </w:pPr>
+      <w:r>
+        <w:t>The full six-book grid data</w:t>
+      </w:r>
+    </w:p>
+    <w:tbl>
+      <w:tblPr>
+        <w:tblStyle w:val="LightShading-Accent1"/>
+        <w:tblW w:type="auto" w:w="0"/>
+        <w:tblLook w:firstColumn="1" w:firstRow="1" w:lastColumn="0" w:lastRow="0" w:noHBand="0" w:noVBand="1" w:val="04A0"/>
+      </w:tblPr>
+      <w:tblGrid>
+        <w:gridCol w:w="3408"/>
+        <w:gridCol w:w="3408"/>
+        <w:gridCol w:w="3408"/>
+      </w:tblGrid>
+      <w:tr>
+        <w:trPr>
+          <w:tblHeader/>
+        </w:trPr>
+        <w:tc>
+          <w:tcPr>
+            <w:tcW w:type="dxa" w:w="3408"/>
+          </w:tcPr>
+          <w:p>
+            <w:r>
+              <w:t>Toy book</w:t>
+            </w:r>
+          </w:p>
+        </w:tc>
+        <w:tc>
+          <w:tcPr>
+            <w:tcW w:type="dxa" w:w="3408"/>
+          </w:tcPr>
+          <w:p>
+            <w:r>
+              <w:t>Pace rating</w:t>
+            </w:r>
+          </w:p>
+        </w:tc>
+        <w:tc>
+          <w:tcPr>
+            <w:tcW w:type="dxa" w:w="3408"/>
+          </w:tcPr>
+          <w:p>
+            <w:r>
+              <w:t>Illustration rating</w:t>
+            </w:r>
+          </w:p>
+        </w:tc>
+      </w:tr>
+      <w:tr>
+        <w:tc>
+          <w:tcPr>
+            <w:tcW w:type="dxa" w:w="3408"/>
+          </w:tcPr>
+          <w:p>
+            <w:r>
+              <w:t>A</w:t>
+            </w:r>
+          </w:p>
+        </w:tc>
+        <w:tc>
+          <w:tcPr>
+            <w:tcW w:type="dxa" w:w="3408"/>
+          </w:tcPr>
+          <w:p>
+            <w:r>
+              <w:t>2</w:t>
+            </w:r>
+          </w:p>
+        </w:tc>
+        <w:tc>
+          <w:tcPr>
+            <w:tcW w:type="dxa" w:w="3408"/>
+          </w:tcPr>
+          <w:p>
+            <w:r>
+              <w:t>2</w:t>
+            </w:r>
+          </w:p>
+        </w:tc>
+      </w:tr>
+      <w:tr>
+        <w:tc>
+          <w:tcPr>
+            <w:tcW w:type="dxa" w:w="3408"/>
+          </w:tcPr>
+          <w:p>
+            <w:r>
+              <w:t>B</w:t>
+            </w:r>
+          </w:p>
+        </w:tc>
+        <w:tc>
+          <w:tcPr>
+            <w:tcW w:type="dxa" w:w="3408"/>
+          </w:tcPr>
+          <w:p>
+            <w:r>
+              <w:t>4</w:t>
+            </w:r>
+          </w:p>
+        </w:tc>
+        <w:tc>
+          <w:tcPr>
+            <w:tcW w:type="dxa" w:w="3408"/>
+          </w:tcPr>
+          <w:p>
+            <w:r>
+              <w:t>5</w:t>
+            </w:r>
+          </w:p>
+        </w:tc>
+      </w:tr>
+      <w:tr>
+        <w:tc>
+          <w:tcPr>
+            <w:tcW w:type="dxa" w:w="3408"/>
+          </w:tcPr>
+          <w:p>
+            <w:r>
+              <w:t>C</w:t>
+            </w:r>
+          </w:p>
+        </w:tc>
+        <w:tc>
+          <w:tcPr>
+            <w:tcW w:type="dxa" w:w="3408"/>
+          </w:tcPr>
+          <w:p>
+            <w:r>
+              <w:t>3</w:t>
+            </w:r>
+          </w:p>
+        </w:tc>
+        <w:tc>
+          <w:tcPr>
+            <w:tcW w:type="dxa" w:w="3408"/>
+          </w:tcPr>
+          <w:p>
+            <w:r>
+              <w:t>4</w:t>
+            </w:r>
+          </w:p>
+        </w:tc>
+      </w:tr>
+      <w:tr>
+        <w:tc>
+          <w:tcPr>
+            <w:tcW w:type="dxa" w:w="3408"/>
+          </w:tcPr>
+          <w:p>
+            <w:r>
+              <w:t>D</w:t>
+            </w:r>
+          </w:p>
+        </w:tc>
+        <w:tc>
+          <w:tcPr>
+            <w:tcW w:type="dxa" w:w="3408"/>
+          </w:tcPr>
+          <w:p>
+            <w:r>
+              <w:t>0</w:t>
+            </w:r>
+          </w:p>
+        </w:tc>
+        <w:tc>
+          <w:tcPr>
+            <w:tcW w:type="dxa" w:w="3408"/>
+          </w:tcPr>
+          <w:p>
+            <w:r>
+              <w:t>0</w:t>
+            </w:r>
+          </w:p>
+        </w:tc>
+      </w:tr>
+      <w:tr>
+        <w:tc>
+          <w:tcPr>
+            <w:tcW w:type="dxa" w:w="3408"/>
+          </w:tcPr>
+          <w:p>
+            <w:r>
+              <w:t>E</w:t>
+            </w:r>
+          </w:p>
+        </w:tc>
+        <w:tc>
+          <w:tcPr>
+            <w:tcW w:type="dxa" w:w="3408"/>
+          </w:tcPr>
+          <w:p>
+            <w:r>
+              <w:t>5</w:t>
+            </w:r>
+          </w:p>
+        </w:tc>
+        <w:tc>
+          <w:tcPr>
+            <w:tcW w:type="dxa" w:w="3408"/>
+          </w:tcPr>
+          <w:p>
+            <w:r>
+              <w:t>0</w:t>
+            </w:r>
+          </w:p>
+        </w:tc>
+      </w:tr>
+      <w:tr>
+        <w:tc>
+          <w:tcPr>
+            <w:tcW w:type="dxa" w:w="3408"/>
+          </w:tcPr>
+          <w:p>
+            <w:r>
+              <w:t>F</w:t>
+            </w:r>
+          </w:p>
+        </w:tc>
+        <w:tc>
+          <w:tcPr>
+            <w:tcW w:type="dxa" w:w="3408"/>
+          </w:tcPr>
+          <w:p>
+            <w:r>
+              <w:t>5</w:t>
+            </w:r>
+          </w:p>
+        </w:tc>
+        <w:tc>
+          <w:tcPr>
+            <w:tcW w:type="dxa" w:w="3408"/>
+          </w:tcPr>
+          <w:p>
+            <w:r>
+              <w:t>5</w:t>
+            </w:r>
+          </w:p>
+        </w:tc>
+      </w:tr>
+    </w:tbl>
+    <w:p>
+      <w:pPr>
+        <w:pStyle w:val="Heading2"/>
+      </w:pPr>
+      <w:r>
+        <w:t>Predict, plot, compare and explain</w:t>
+      </w:r>
+    </w:p>
+    <w:p>
+      <w:pPr>
+        <w:pStyle w:val="ListNumber"/>
+      </w:pPr>
+      <w:r>
+        <w:t>Use all six supplied book vectors and target[2,5], with pace first and illustration second on toy0–5 scales. Plot horizontal pace and vertical illustration on a labelled grid. Predict each absolute gap, its equal-weight sum and all minimum-distance candidates. Then keep every vector fixed and change only the pace-gap weight to2; predict and recompute. Run the complete script or label a paper calculation. min finds the smallest distance; the final list comprehension retains every tied candidate. The program assumes complete numeric two-coordinate vectors; missing or mismatched fields need review before this calculation. Record what changed and do not claim that one rule is objectively best. Reserve the[3,2] independent comparison for W4.</w:t>
+      </w:r>
+    </w:p>
+    <w:p>
+      <w:pPr>
+        <w:pStyle w:val="Heading2"/>
+      </w:pPr>
+      <w:r>
+        <w:t>Run the complete unchanged-data comparison</w:t>
+      </w:r>
+    </w:p>
+    <w:p>
+      <w:r>
+        <w:rPr>
+          <w:rFonts w:ascii="Courier New" w:hAnsi="Courier New"/>
+          <w:sz w:val="18"/>
+        </w:rPr>
+        <w:t>target = [2, 5]</w:t>
+        <w:br/>
+        <w:t>books = {"A": [2, 2], "B": [4, 5], "C": [3, 4],</w:t>
+        <w:br/>
+        <w:t xml:space="preserve">         "D": [0, 0], "E": [5, 0], "F": [5, 5]}</w:t>
+        <w:br/>
+        <w:t>for weights in [(1, 1), (2, 1)]:</w:t>
+        <w:br/>
+        <w:t xml:space="preserve">    distances = {}</w:t>
+        <w:br/>
+        <w:t xml:space="preserve">    for name, features in books.items():</w:t>
+        <w:br/>
+        <w:t xml:space="preserve">        distances[name] = (weights[0] * abs(features[0] - target[0])</w:t>
+        <w:br/>
+        <w:t xml:space="preserve">                           + weights[1] * abs(features[1] - target[1]))</w:t>
+        <w:br/>
+        <w:t xml:space="preserve">    smallest = min(distances.values())</w:t>
+        <w:br/>
+        <w:t xml:space="preserve">    closest = [name for name in books if distances[name] == smallest]</w:t>
+        <w:br/>
+        <w:t xml:space="preserve">    print(weights, distances, closest)</w:t>
+      </w:r>
+    </w:p>
+    <w:p>
+      <w:pPr>
+        <w:pStyle w:val="Heading2"/>
+      </w:pPr>
+      <w:r>
+        <w:t>Keep the evidence and limit</w:t>
       </w:r>
     </w:p>
     <w:tbl>
@@ -4198,7 +4192,6 @@
     <w:p>
       <w:pPr>
         <w:spacing w:line="336" w:lineRule="auto" w:after="180"/>
-        <w:shd w:fill="F5F1FB"/>
       </w:pPr>
       <w:r>
         <w:rPr>
@@ -4242,6 +4235,123 @@
     </w:p>
     <w:p>
       <w:pPr>
+        <w:spacing w:line="336" w:lineRule="auto" w:after="180"/>
+      </w:pPr>
+      <w:r>
+        <w:rPr>
+          <w:b w:val="0"/>
+        </w:rPr>
+        <w:t>Before trying: what do I expect, and why? While trying: which step could first go wrong? Afterwards: what did I actually observe, and what should change? Keep “not run” if you only traced the procedure.</w:t>
+      </w:r>
+    </w:p>
+    <w:p>
+      <w:pPr>
+        <w:pStyle w:val="Heading2"/>
+      </w:pPr>
+      <w:r>
+        <w:t>Earlier wording, alternatives and picture transcripts · reference / check after trying</w:t>
+      </w:r>
+    </w:p>
+    <w:p>
+      <w:pPr>
+        <w:spacing w:line="336" w:lineRule="auto" w:after="180"/>
+      </w:pPr>
+      <w:r>
+        <w:rPr>
+          <w:b/>
+        </w:rPr>
+        <w:t>EVIDENCE</w:t>
+      </w:r>
+      <w:r>
+        <w:rPr>
+          <w:b w:val="0"/>
+        </w:rPr>
+        <w:t xml:space="preserve"> LAB</w:t>
+      </w:r>
+    </w:p>
+    <w:p>
+      <w:pPr>
+        <w:spacing w:line="336" w:lineRule="auto" w:after="180"/>
+      </w:pPr>
+      <w:r>
+        <w:rPr>
+          <w:b w:val="0"/>
+        </w:rPr>
+        <w:t>Predict → Test → Record → Explain</w:t>
+      </w:r>
+    </w:p>
+    <w:p>
+      <w:pPr>
+        <w:spacing w:line="336" w:lineRule="auto" w:after="180"/>
+      </w:pPr>
+      <w:r>
+        <w:rPr>
+          <w:b w:val="0"/>
+        </w:rPr>
+        <w:t>Keep expected and actual results separate. Surprises are useful data when recorded honestly.</w:t>
+      </w:r>
+    </w:p>
+    <w:p>
+      <w:r>
+        <w:drawing>
+          <wp:inline xmlns:a="http://schemas.openxmlformats.org/drawingml/2006/main" xmlns:pic="http://schemas.openxmlformats.org/drawingml/2006/picture">
+            <wp:extent cx="5486400" cy="1901952"/>
+            <wp:docPr id="21" name="Picture 21" descr="Evidence lab graphic for Similarity by Selected Traits"/>
+            <wp:cNvGraphicFramePr>
+              <a:graphicFrameLocks noChangeAspect="1"/>
+            </wp:cNvGraphicFramePr>
+            <a:graphic>
+              <a:graphicData uri="http://schemas.openxmlformats.org/drawingml/2006/picture">
+                <pic:pic>
+                  <pic:nvPicPr>
+                    <pic:cNvPr id="0" name="1b258f8e7987c67530b53c6369d9eb04739a9368d7be40ac95db52a4947427bb.png"/>
+                    <pic:cNvPicPr/>
+                  </pic:nvPicPr>
+                  <pic:blipFill>
+                    <a:blip r:embed="rId24"/>
+                    <a:stretch>
+                      <a:fillRect/>
+                    </a:stretch>
+                  </pic:blipFill>
+                  <pic:spPr>
+                    <a:xfrm>
+                      <a:off x="0" y="0"/>
+                      <a:ext cx="5486400" cy="1901952"/>
+                    </a:xfrm>
+                    <a:prstGeom prst="rect"/>
+                  </pic:spPr>
+                </pic:pic>
+              </a:graphicData>
+            </a:graphic>
+          </wp:inline>
+        </w:drawing>
+      </w:r>
+    </w:p>
+    <w:p>
+      <w:pPr>
+        <w:spacing w:line="336" w:lineRule="auto" w:after="180"/>
+      </w:pPr>
+      <w:r>
+        <w:rPr>
+          <w:b w:val="0"/>
+        </w:rPr>
+        <w:t xml:space="preserve">Use the six supplied toy book vectors and target[2,5]. Label both grid axes, calculate equal-weight </w:t>
+      </w:r>
+      <w:r>
+        <w:rPr>
+          <w:b/>
+        </w:rPr>
+        <w:t>distance</w:t>
+      </w:r>
+      <w:r>
+        <w:rPr>
+          <w:b w:val="0"/>
+        </w:rPr>
+        <w:t>s, then change only the pace-gap weight to2. Keep all ties visible and distinguish changed rules from changed data.</w:t>
+      </w:r>
+    </w:p>
+    <w:p>
+      <w:pPr>
         <w:pStyle w:val="Heading3"/>
       </w:pPr>
       <w:r>
@@ -4250,13 +4360,520 @@
     </w:p>
     <w:p>
       <w:pPr>
+        <w:pStyle w:val="Heading1"/>
+      </w:pPr>
+      <w:r>
+        <w:t>14. Try alone: rank the fresh vectors and preserve the tie</w:t>
+      </w:r>
+    </w:p>
+    <w:p>
+      <w:r>
+        <w:t>Write both coordinate gaps before the total.</w:t>
+      </w:r>
+    </w:p>
+    <w:p>
+      <w:pPr>
+        <w:pStyle w:val="Heading2"/>
+      </w:pPr>
+      <w:r>
+        <w:t>The independent target and options</w:t>
+      </w:r>
+    </w:p>
+    <w:p>
+      <w:pPr>
         <w:spacing w:line="336" w:lineRule="auto" w:after="180"/>
       </w:pPr>
       <w:r>
         <w:rPr>
           <w:b w:val="0"/>
         </w:rPr>
-        <w:t>Before trying: what do I expect, and why? While trying: which step could first go wrong? Afterwards: what did I actually observe, and what should change? Keep “not run” if you only traced the procedure.</w:t>
+        <w:t xml:space="preserve">Target is [3, 2]. Options A [1, 2], B [3, 4], C [4, 2]. Calculate </w:t>
+      </w:r>
+      <w:r>
+        <w:rPr>
+          <w:b/>
+        </w:rPr>
+        <w:t>distance</w:t>
+      </w:r>
+      <w:r>
+        <w:rPr>
+          <w:b w:val="0"/>
+        </w:rPr>
+        <w:t>s, select the closest, and identify a tie among the others.</w:t>
+      </w:r>
+    </w:p>
+    <w:p>
+      <w:pPr>
+        <w:pStyle w:val="Heading2"/>
+      </w:pPr>
+      <w:r>
+        <w:t>The declared rule and scope</w:t>
+      </w:r>
+    </w:p>
+    <w:p>
+      <w:pPr>
+        <w:spacing w:line="336" w:lineRule="auto" w:after="180"/>
+      </w:pPr>
+      <w:r>
+        <w:rPr>
+          <w:b w:val="0"/>
+        </w:rPr>
+        <w:t>Use unweighted Manhattan distance: sum both absolute differences, in the same two-coordinate order for target and every option. Smaller is closer under this rule; report ties rather than inventing a unique order. These are toy coordinates, not a claim about real reader suitability.</w:t>
+      </w:r>
+    </w:p>
+    <w:p>
+      <w:pPr>
+        <w:pStyle w:val="Heading2"/>
+      </w:pPr>
+      <w:r>
+        <w:t>Your first attempt and help record</w:t>
+      </w:r>
+    </w:p>
+    <w:p>
+      <w:pPr>
+        <w:pStyle w:val="Heading3"/>
+      </w:pPr>
+      <w:r>
+        <w:t>My independent explanation, trace and limits</w:t>
+      </w:r>
+    </w:p>
+    <w:p>
+      <w:r>
+        <w:t>________________________________________________________________</w:t>
+      </w:r>
+    </w:p>
+    <w:p>
+      <w:r>
+        <w:t>________________________________________________________________</w:t>
+      </w:r>
+    </w:p>
+    <w:p>
+      <w:r>
+        <w:t>________________________________________________________________</w:t>
+      </w:r>
+    </w:p>
+    <w:p>
+      <w:r>
+        <w:t>________________________________________________________________</w:t>
+      </w:r>
+    </w:p>
+    <w:p>
+      <w:r>
+        <w:t>________________________________________________________________</w:t>
+      </w:r>
+    </w:p>
+    <w:p>
+      <w:r>
+        <w:t>________________________________________________________________</w:t>
+      </w:r>
+    </w:p>
+    <w:p>
+      <w:r>
+        <w:t>________________________________________________________________</w:t>
+      </w:r>
+    </w:p>
+    <w:p>
+      <w:pPr>
+        <w:spacing w:line="336" w:lineRule="auto" w:after="180"/>
+      </w:pPr>
+      <w:r>
+        <w:rPr>
+          <w:b w:val="0"/>
+        </w:rPr>
+        <w:t>Attempt this case before feedback. Record any help. Earlier examples below are further practice; a case already practised with feedback cannot establish fresh transfer.</w:t>
+      </w:r>
+    </w:p>
+    <w:p>
+      <w:pPr>
+        <w:spacing w:line="336" w:lineRule="auto" w:after="180"/>
+      </w:pPr>
+      <w:r>
+        <w:rPr>
+          <w:b w:val="0"/>
+        </w:rPr>
+        <w:t xml:space="preserve">Your teacher has the independent answer and scoring criteria. Complete the matching workbook week to keep your practice </w:t>
+      </w:r>
+      <w:r>
+        <w:rPr>
+          <w:b/>
+        </w:rPr>
+        <w:t>evidence</w:t>
+      </w:r>
+      <w:r>
+        <w:rPr>
+          <w:b w:val="0"/>
+        </w:rPr>
+        <w:t xml:space="preserve"> together.</w:t>
+      </w:r>
+    </w:p>
+    <w:p>
+      <w:pPr>
+        <w:pStyle w:val="Heading2"/>
+      </w:pPr>
+      <w:r>
+        <w:t>Use feedback after the attempt</w:t>
+      </w:r>
+    </w:p>
+    <w:p>
+      <w:pPr>
+        <w:spacing w:line="336" w:lineRule="auto" w:after="180"/>
+      </w:pPr>
+      <w:r>
+        <w:rPr>
+          <w:b w:val="0"/>
+        </w:rPr>
+        <w:t>Attempt the independent case before hints. Record whether you worked alone, used a hint or followed a model. After feedback, fix the first unsupported step and explain why it changed.</w:t>
+      </w:r>
+    </w:p>
+    <w:p>
+      <w:pPr>
+        <w:spacing w:line="336" w:lineRule="auto" w:after="180"/>
+      </w:pPr>
+      <w:r>
+        <w:rPr>
+          <w:b w:val="0"/>
+        </w:rPr>
+        <w:t>A later check uses a changed case, not a copied answer.</w:t>
+      </w:r>
+    </w:p>
+    <w:p>
+      <w:pPr>
+        <w:pStyle w:val="Heading2"/>
+      </w:pPr>
+      <w:r>
+        <w:t>Earlier wording, alternatives and picture transcripts · reference / check after trying</w:t>
+      </w:r>
+    </w:p>
+    <w:p>
+      <w:pPr>
+        <w:pStyle w:val="Heading3"/>
+      </w:pPr>
+      <w:r>
+        <w:t>Independent case: Rank independently</w:t>
+      </w:r>
+    </w:p>
+    <w:p>
+      <w:pPr>
+        <w:pStyle w:val="Heading3"/>
+      </w:pPr>
+      <w:r>
+        <w:t>Week 21 Independent application</w:t>
+      </w:r>
+    </w:p>
+    <w:p>
+      <w:pPr>
+        <w:spacing w:line="336" w:lineRule="auto" w:after="180"/>
+      </w:pPr>
+      <w:r>
+        <w:rPr>
+          <w:b w:val="0"/>
+        </w:rPr>
+        <w:t>Close the worked explanation. Apply the idea to this different question without copying.</w:t>
+      </w:r>
+    </w:p>
+    <w:p>
+      <w:pPr>
+        <w:spacing w:line="336" w:lineRule="auto" w:after="180"/>
+      </w:pPr>
+      <w:r>
+        <w:rPr>
+          <w:b w:val="0"/>
+        </w:rPr>
+        <w:t xml:space="preserve">Score </w:t>
+      </w:r>
+      <w:r>
+        <w:rPr>
+          <w:b/>
+        </w:rPr>
+        <w:t>similarity</w:t>
+      </w:r>
+      <w:r>
+        <w:rPr>
+          <w:b w:val="0"/>
+        </w:rPr>
+        <w:t xml:space="preserve"> using one point for same topic and one for same difficulty. Target is space, easy. A is space, hard; B is animals, easy. What happens?</w:t>
+      </w:r>
+    </w:p>
+    <w:p>
+      <w:pPr>
+        <w:spacing w:line="336" w:lineRule="auto" w:after="180"/>
+      </w:pPr>
+      <w:r>
+        <w:rPr>
+          <w:b w:val="0"/>
+        </w:rPr>
+        <w:t xml:space="preserve">My answer, with a trace, calculation or supporting </w:t>
+      </w:r>
+      <w:r>
+        <w:rPr>
+          <w:b/>
+        </w:rPr>
+        <w:t>evidence</w:t>
+      </w:r>
+    </w:p>
+    <w:p>
+      <w:pPr>
+        <w:pStyle w:val="Heading3"/>
+      </w:pPr>
+      <w:r>
+        <w:t>Write or draw your reasoning and evidence.</w:t>
+      </w:r>
+    </w:p>
+    <w:p>
+      <w:r>
+        <w:t>________________________________________________________________</w:t>
+      </w:r>
+    </w:p>
+    <w:p>
+      <w:r>
+        <w:t>________________________________________________________________</w:t>
+      </w:r>
+    </w:p>
+    <w:p>
+      <w:r>
+        <w:t>________________________________________________________________</w:t>
+      </w:r>
+    </w:p>
+    <w:p>
+      <w:r>
+        <w:t>________________________________________________________________</w:t>
+      </w:r>
+    </w:p>
+    <w:p>
+      <w:r>
+        <w:t>________________________________________________________________</w:t>
+      </w:r>
+    </w:p>
+    <w:p>
+      <w:pPr>
+        <w:pStyle w:val="Heading3"/>
+      </w:pPr>
+      <w:r>
+        <w:t>Create and test</w:t>
+      </w:r>
+    </w:p>
+    <w:p>
+      <w:pPr>
+        <w:spacing w:line="336" w:lineRule="auto" w:after="180"/>
+      </w:pPr>
+      <w:r>
+        <w:rPr>
+          <w:b w:val="0"/>
+        </w:rPr>
+        <w:t>Change one relevant detail. Predict the result before testing. Include a boundary or missing-information case when it helps reveal a limit.</w:t>
+      </w:r>
+    </w:p>
+    <w:p>
+      <w:pPr>
+        <w:spacing w:line="336" w:lineRule="auto" w:after="180"/>
+      </w:pPr>
+      <w:r>
+        <w:rPr>
+          <w:b w:val="0"/>
+        </w:rPr>
+        <w:t xml:space="preserve">My changed </w:t>
+      </w:r>
+      <w:r>
+        <w:rPr>
+          <w:b/>
+        </w:rPr>
+        <w:t>input</w:t>
+      </w:r>
+      <w:r>
+        <w:rPr>
+          <w:b w:val="0"/>
+        </w:rPr>
+        <w:t xml:space="preserve"> and expected result</w:t>
+      </w:r>
+    </w:p>
+    <w:p>
+      <w:pPr>
+        <w:pStyle w:val="Heading3"/>
+      </w:pPr>
+      <w:r>
+        <w:t>Write or draw your reasoning and evidence.</w:t>
+      </w:r>
+    </w:p>
+    <w:p>
+      <w:r>
+        <w:t>________________________________________________________________</w:t>
+      </w:r>
+    </w:p>
+    <w:p>
+      <w:r>
+        <w:t>________________________________________________________________</w:t>
+      </w:r>
+    </w:p>
+    <w:p>
+      <w:r>
+        <w:t>________________________________________________________________</w:t>
+      </w:r>
+    </w:p>
+    <w:p>
+      <w:r>
+        <w:t>________________________________________________________________</w:t>
+      </w:r>
+    </w:p>
+    <w:p>
+      <w:r>
+        <w:t>________________________________________________________________</w:t>
+      </w:r>
+    </w:p>
+    <w:p>
+      <w:pPr>
+        <w:pStyle w:val="Heading3"/>
+      </w:pPr>
+      <w:r>
+        <w:t>Connect to your project</w:t>
+      </w:r>
+    </w:p>
+    <w:p>
+      <w:pPr>
+        <w:spacing w:line="336" w:lineRule="auto" w:after="180"/>
+      </w:pPr>
+      <w:r>
+        <w:rPr>
+          <w:b w:val="0"/>
+        </w:rPr>
+        <w:t xml:space="preserve">Make selected traits and their </w:t>
+      </w:r>
+      <w:r>
+        <w:rPr>
+          <w:b/>
+        </w:rPr>
+        <w:t>scale</w:t>
+      </w:r>
+      <w:r>
+        <w:rPr>
+          <w:b w:val="0"/>
+        </w:rPr>
+        <w:t>s visible in every recommendation explanation.</w:t>
+      </w:r>
+    </w:p>
+    <w:p>
+      <w:pPr>
+        <w:spacing w:line="336" w:lineRule="auto" w:after="180"/>
+      </w:pPr>
+      <w:r>
+        <w:rPr>
+          <w:b w:val="0"/>
+        </w:rPr>
+        <w:t xml:space="preserve">The </w:t>
+      </w:r>
+      <w:r>
+        <w:rPr>
+          <w:b/>
+        </w:rPr>
+        <w:t>evidence</w:t>
+      </w:r>
+      <w:r>
+        <w:rPr>
+          <w:b w:val="0"/>
+        </w:rPr>
+        <w:t xml:space="preserve"> I will keep</w:t>
+      </w:r>
+    </w:p>
+    <w:p>
+      <w:pPr>
+        <w:pStyle w:val="Heading3"/>
+      </w:pPr>
+      <w:r>
+        <w:t>Write or draw your reasoning and evidence.</w:t>
+      </w:r>
+    </w:p>
+    <w:p>
+      <w:r>
+        <w:t>________________________________________________________________</w:t>
+      </w:r>
+    </w:p>
+    <w:p>
+      <w:r>
+        <w:t>________________________________________________________________</w:t>
+      </w:r>
+    </w:p>
+    <w:p>
+      <w:r>
+        <w:t>________________________________________________________________</w:t>
+      </w:r>
+    </w:p>
+    <w:p>
+      <w:r>
+        <w:t>________________________________________________________________</w:t>
+      </w:r>
+    </w:p>
+    <w:p>
+      <w:r>
+        <w:t>________________________________________________________________</w:t>
+      </w:r>
+    </w:p>
+    <w:p>
+      <w:pPr>
+        <w:pStyle w:val="Heading3"/>
+      </w:pPr>
+      <w:r>
+        <w:t>Transfer practice from the original programme</w:t>
+      </w:r>
+    </w:p>
+    <w:p>
+      <w:pPr>
+        <w:spacing w:line="336" w:lineRule="auto" w:after="180"/>
+      </w:pPr>
+      <w:r>
+        <w:rPr>
+          <w:b w:val="0"/>
+        </w:rPr>
+        <w:t>Represent books as [animal,short,illustrated] with 1=yes. Query=[1,1,0]; A=[1,0,0], B=[1,1,1], C=[0,0,0]. Count mismatches. What changes if illustrations matter twice as much?</w:t>
+      </w:r>
+    </w:p>
+    <w:p>
+      <w:pPr>
+        <w:pStyle w:val="Heading3"/>
+      </w:pPr>
+      <w:r>
+        <w:t>Explain the mechanism, evidence and one limit.</w:t>
+      </w:r>
+    </w:p>
+    <w:p>
+      <w:r>
+        <w:t>________________________________________________________________</w:t>
+      </w:r>
+    </w:p>
+    <w:p>
+      <w:r>
+        <w:t>________________________________________________________________</w:t>
+      </w:r>
+    </w:p>
+    <w:p>
+      <w:r>
+        <w:t>________________________________________________________________</w:t>
+      </w:r>
+    </w:p>
+    <w:p>
+      <w:r>
+        <w:t>________________________________________________________________</w:t>
+      </w:r>
+    </w:p>
+    <w:p>
+      <w:r>
+        <w:t>________________________________________________________________</w:t>
+      </w:r>
+    </w:p>
+    <w:p>
+      <w:r>
+        <w:t>________________________________________________________________</w:t>
+      </w:r>
+    </w:p>
+    <w:p>
+      <w:r>
+        <w:t>________________________________________________________________</w:t>
+      </w:r>
+    </w:p>
+    <w:p>
+      <w:pPr>
+        <w:pStyle w:val="Heading3"/>
+      </w:pPr>
+      <w:r>
+        <w:t>Use feedback to improve</w:t>
       </w:r>
     </w:p>
     <w:p>
@@ -4264,12 +4881,20 @@
         <w:pStyle w:val="Heading1"/>
       </w:pPr>
       <w:r>
-        <w:t>10. Build your understanding</w:t>
-      </w:r>
-    </w:p>
-    <w:p>
-      <w:r>
-        <w:t>Move from recall to tracing, diagnosis and transfer in Similarity by Selected Traits. Explain why each step is justified.</w:t>
+        <w:t>11. Explain exactly what the recommender calls similar</w:t>
+      </w:r>
+    </w:p>
+    <w:p>
+      <w:r>
+        <w:t>Feature choices express the method, not an objective quality judgement.</w:t>
+      </w:r>
+    </w:p>
+    <w:p>
+      <w:pPr>
+        <w:pStyle w:val="Heading2"/>
+      </w:pPr>
+      <w:r>
+        <w:t>This week’s concrete contribution</w:t>
       </w:r>
     </w:p>
     <w:p>
@@ -4278,7 +4903,1022 @@
       </w:pPr>
       <w:r>
         <w:rPr>
+          <w:b w:val="0"/>
+        </w:rPr>
+        <w:t>For the fictional recommender, publish each feature’s meaning, units or rating scale, weights and tie policy. Check eligibility or accessibility requirements before treating closeness as a usable recommendation. A toy coordinate match does not establish interpersonal similarity, enjoyment or suitability. Keep missing fields explicit and preserve both versions if you compare weight choices.</w:t>
+      </w:r>
+    </w:p>
+    <w:p>
+      <w:pPr>
+        <w:spacing w:line="336" w:lineRule="auto" w:after="180"/>
+      </w:pPr>
+      <w:r>
+        <w:rPr>
+          <w:b w:val="0"/>
+        </w:rPr>
+        <w:t>Specify recommender feature meanings, units, scaling and tie policy before explaining nearest matches.</w:t>
+      </w:r>
+    </w:p>
+    <w:p>
+      <w:pPr>
+        <w:pStyle w:val="Heading2"/>
+      </w:pPr>
+      <w:r>
+        <w:t>Keep the checkpoint and human decision</w:t>
+      </w:r>
+    </w:p>
+    <w:p>
+      <w:pPr>
+        <w:spacing w:line="336" w:lineRule="auto" w:after="180"/>
+      </w:pPr>
+      <w:r>
+        <w:rPr>
+          <w:b w:val="0"/>
+        </w:rPr>
+        <w:t xml:space="preserve">THIS WEEK’S CHECKPOINT  Make selected traits and their </w:t>
+      </w:r>
+      <w:r>
+        <w:rPr>
           <w:b/>
+        </w:rPr>
+        <w:t>scale</w:t>
+      </w:r>
+      <w:r>
+        <w:rPr>
+          <w:b w:val="0"/>
+        </w:rPr>
+        <w:t>s visible in every recommendation explanation.</w:t>
+      </w:r>
+    </w:p>
+    <w:p>
+      <w:pPr>
+        <w:spacing w:line="336" w:lineRule="auto" w:after="180"/>
+      </w:pPr>
+      <w:r>
+        <w:rPr>
+          <w:b w:val="0"/>
+        </w:rPr>
+        <w:t xml:space="preserve">SYSTEM MAP  Reader need → allowed </w:t>
+      </w:r>
+      <w:r>
+        <w:rPr>
+          <w:b/>
+        </w:rPr>
+        <w:t>input</w:t>
+      </w:r>
+      <w:r>
+        <w:rPr>
+          <w:b w:val="0"/>
+        </w:rPr>
+        <w:t xml:space="preserve">s → transparent rule or score → ranked candidates → explanation → test record → </w:t>
+      </w:r>
+      <w:r>
+        <w:rPr>
+          <w:b/>
+        </w:rPr>
+        <w:t>human decision</w:t>
+      </w:r>
+    </w:p>
+    <w:p>
+      <w:pPr>
+        <w:spacing w:line="336" w:lineRule="auto" w:after="180"/>
+      </w:pPr>
+      <w:r>
+        <w:rPr>
+          <w:b w:val="0"/>
+        </w:rPr>
+        <w:t>What will you add, change, or verify in the project this week?</w:t>
+      </w:r>
+    </w:p>
+    <w:p>
+      <w:pPr>
+        <w:pStyle w:val="Heading3"/>
+      </w:pPr>
+      <w:r>
+        <w:t>Write or draw your reasoning and evidence.</w:t>
+      </w:r>
+    </w:p>
+    <w:p>
+      <w:r>
+        <w:t>________________________________________________________________</w:t>
+      </w:r>
+    </w:p>
+    <w:p>
+      <w:r>
+        <w:t>________________________________________________________________</w:t>
+      </w:r>
+    </w:p>
+    <w:p>
+      <w:r>
+        <w:t>________________________________________________________________</w:t>
+      </w:r>
+    </w:p>
+    <w:p>
+      <w:r>
+        <w:t>________________________________________________________________</w:t>
+      </w:r>
+    </w:p>
+    <w:p>
+      <w:r>
+        <w:t>________________________________________________________________</w:t>
+      </w:r>
+    </w:p>
+    <w:p>
+      <w:pPr>
+        <w:spacing w:line="336" w:lineRule="auto" w:after="180"/>
+      </w:pPr>
+      <w:r>
+        <w:rPr>
+          <w:b w:val="0"/>
+        </w:rPr>
+        <w:t xml:space="preserve">What should remain under </w:t>
+      </w:r>
+      <w:r>
+        <w:rPr>
+          <w:b/>
+        </w:rPr>
+        <w:t>human control</w:t>
+      </w:r>
+      <w:r>
+        <w:rPr>
+          <w:b w:val="0"/>
+        </w:rPr>
+        <w:t>?</w:t>
+      </w:r>
+    </w:p>
+    <w:p>
+      <w:pPr>
+        <w:pStyle w:val="Heading3"/>
+      </w:pPr>
+      <w:r>
+        <w:t>Write or draw your reasoning and evidence.</w:t>
+      </w:r>
+    </w:p>
+    <w:p>
+      <w:r>
+        <w:t>________________________________________________________________</w:t>
+      </w:r>
+    </w:p>
+    <w:p>
+      <w:r>
+        <w:t>________________________________________________________________</w:t>
+      </w:r>
+    </w:p>
+    <w:p>
+      <w:r>
+        <w:t>________________________________________________________________</w:t>
+      </w:r>
+    </w:p>
+    <w:p>
+      <w:r>
+        <w:t>________________________________________________________________</w:t>
+      </w:r>
+    </w:p>
+    <w:p>
+      <w:r>
+        <w:t>________________________________________________________________</w:t>
+      </w:r>
+    </w:p>
+    <w:p>
+      <w:pPr>
+        <w:spacing w:line="336" w:lineRule="auto" w:after="180"/>
+      </w:pPr>
+      <w:r>
+        <w:rPr>
+          <w:b w:val="0"/>
+        </w:rPr>
+        <w:t>RESPONSIBLE DESIGN  Collect only necessary information. Show uncertainty and limits. Never confuse a ranking with a fact about a person.</w:t>
+      </w:r>
+    </w:p>
+    <w:p>
+      <w:pPr>
+        <w:pStyle w:val="Heading2"/>
+      </w:pPr>
+      <w:r>
+        <w:t>Earlier wording, alternatives and picture transcripts · reference / check after trying</w:t>
+      </w:r>
+    </w:p>
+    <w:p>
+      <w:pPr>
+        <w:spacing w:line="336" w:lineRule="auto" w:after="180"/>
+      </w:pPr>
+      <w:r>
+        <w:rPr>
+          <w:b w:val="0"/>
+        </w:rPr>
+        <w:t>CUMULATIVE PROJECT</w:t>
+      </w:r>
+    </w:p>
+    <w:p>
+      <w:pPr>
+        <w:spacing w:line="336" w:lineRule="auto" w:after="180"/>
+      </w:pPr>
+      <w:r>
+        <w:rPr>
+          <w:b w:val="0"/>
+        </w:rPr>
+        <w:t>Transparent Book Recommender</w:t>
+      </w:r>
+    </w:p>
+    <w:p>
+      <w:pPr>
+        <w:spacing w:line="336" w:lineRule="auto" w:after="180"/>
+      </w:pPr>
+      <w:r>
+        <w:rPr>
+          <w:b w:val="0"/>
+        </w:rPr>
+        <w:t>Every week adds one inspectable piece. The system must show how it reached a result.</w:t>
+      </w:r>
+    </w:p>
+    <w:p>
+      <w:r>
+        <w:drawing>
+          <wp:inline xmlns:a="http://schemas.openxmlformats.org/drawingml/2006/main" xmlns:pic="http://schemas.openxmlformats.org/drawingml/2006/picture">
+            <wp:extent cx="5486400" cy="1901952"/>
+            <wp:docPr id="22" name="Picture 22" descr="Book recommender connection for Similarity by Selected Traits"/>
+            <wp:cNvGraphicFramePr>
+              <a:graphicFrameLocks noChangeAspect="1"/>
+            </wp:cNvGraphicFramePr>
+            <a:graphic>
+              <a:graphicData uri="http://schemas.openxmlformats.org/drawingml/2006/picture">
+                <pic:pic>
+                  <pic:nvPicPr>
+                    <pic:cNvPr id="0" name="224e8db48ca93925baa1f7bef078d3a30adaec4439bb3b82f189772a0ce8584f.png"/>
+                    <pic:cNvPicPr/>
+                  </pic:nvPicPr>
+                  <pic:blipFill>
+                    <a:blip r:embed="rId25"/>
+                    <a:stretch>
+                      <a:fillRect/>
+                    </a:stretch>
+                  </pic:blipFill>
+                  <pic:spPr>
+                    <a:xfrm>
+                      <a:off x="0" y="0"/>
+                      <a:ext cx="5486400" cy="1901952"/>
+                    </a:xfrm>
+                    <a:prstGeom prst="rect"/>
+                  </pic:spPr>
+                </pic:pic>
+              </a:graphicData>
+            </a:graphic>
+          </wp:inline>
+        </w:drawing>
+      </w:r>
+    </w:p>
+    <w:p>
+      <w:pPr>
+        <w:pStyle w:val="Heading3"/>
+      </w:pPr>
+      <w:r>
+        <w:t>Evidence for your project</w:t>
+      </w:r>
+    </w:p>
+    <w:p>
+      <w:pPr>
+        <w:pStyle w:val="Heading1"/>
+      </w:pPr>
+      <w:r>
+        <w:t>16. Finish: connect a distance to its representation</w:t>
+      </w:r>
+    </w:p>
+    <w:p>
+      <w:r>
+        <w:t>Name the features, order, scale, rule and missing information.</w:t>
+      </w:r>
+    </w:p>
+    <w:p>
+      <w:pPr>
+        <w:pStyle w:val="Heading2"/>
+      </w:pPr>
+      <w:r>
+        <w:t>Explain without notes</w:t>
+      </w:r>
+    </w:p>
+    <w:p>
+      <w:pPr>
+        <w:pStyle w:val="ListBullet"/>
+      </w:pPr>
+      <w:r>
+        <w:t>Close your notes. Explain this goal in your own words: Represent items with numeric features</w:t>
+      </w:r>
+    </w:p>
+    <w:p>
+      <w:pPr>
+        <w:pStyle w:val="Heading3"/>
+      </w:pPr>
+      <w:r>
+        <w:t>My deciding step, evidence and one remaining question</w:t>
+      </w:r>
+    </w:p>
+    <w:p>
+      <w:r>
+        <w:t>________________________________________________________________</w:t>
+      </w:r>
+    </w:p>
+    <w:p>
+      <w:r>
+        <w:t>________________________________________________________________</w:t>
+      </w:r>
+    </w:p>
+    <w:p>
+      <w:r>
+        <w:t>________________________________________________________________</w:t>
+      </w:r>
+    </w:p>
+    <w:p>
+      <w:r>
+        <w:t>________________________________________________________________</w:t>
+      </w:r>
+    </w:p>
+    <w:p>
+      <w:r>
+        <w:t>________________________________________________________________</w:t>
+      </w:r>
+    </w:p>
+    <w:p>
+      <w:pPr>
+        <w:pStyle w:val="Heading2"/>
+      </w:pPr>
+      <w:r>
+        <w:t>Plan a changed-case return</w:t>
+      </w:r>
+    </w:p>
+    <w:p>
+      <w:pPr>
+        <w:spacing w:line="336" w:lineRule="auto" w:after="180"/>
+      </w:pPr>
+      <w:r>
+        <w:rPr>
+          <w:b w:val="0"/>
+        </w:rPr>
+        <w:t xml:space="preserve">If you are unsure, return to the worked picture and explain one arrow. If you are ready, change an </w:t>
+      </w:r>
+      <w:r>
+        <w:rPr>
+          <w:b/>
+        </w:rPr>
+        <w:t>input</w:t>
+      </w:r>
+      <w:r>
+        <w:rPr>
+          <w:b w:val="0"/>
+        </w:rPr>
+        <w:t xml:space="preserve"> or assumption and justify your </w:t>
+      </w:r>
+      <w:r>
+        <w:rPr>
+          <w:b/>
+        </w:rPr>
+        <w:t>prediction</w:t>
+      </w:r>
+      <w:r>
+        <w:rPr>
+          <w:b w:val="0"/>
+        </w:rPr>
+        <w:t>.</w:t>
+      </w:r>
+    </w:p>
+    <w:p>
+      <w:pPr>
+        <w:spacing w:line="336" w:lineRule="auto" w:after="180"/>
+      </w:pPr>
+      <w:r>
+        <w:rPr>
+          <w:b w:val="0"/>
+        </w:rPr>
+        <w:t xml:space="preserve">Save your workbook </w:t>
+      </w:r>
+      <w:r>
+        <w:rPr>
+          <w:b/>
+        </w:rPr>
+        <w:t>evidence</w:t>
+      </w:r>
+      <w:r>
+        <w:rPr>
+          <w:b w:val="0"/>
+        </w:rPr>
+        <w:t>. At the next review, try a different case before opening your old answer.</w:t>
+      </w:r>
+    </w:p>
+    <w:p>
+      <w:pPr>
+        <w:pStyle w:val="Heading1"/>
+      </w:pPr>
+      <w:r>
+        <w:t>Reference bank and extra practice</w:t>
+      </w:r>
+    </w:p>
+    <w:p>
+      <w:pPr>
+        <w:pStyle w:val="Heading1"/>
+      </w:pPr>
+      <w:r>
+        <w:t>05. Your quick word guide</w:t>
+      </w:r>
+    </w:p>
+    <w:p>
+      <w:r>
+        <w:t>Use the words to explain a particular step, record or limit.</w:t>
+      </w:r>
+    </w:p>
+    <w:p>
+      <w:pPr>
+        <w:pStyle w:val="Heading2"/>
+      </w:pPr>
+      <w:r>
+        <w:t>Core vocabulary</w:t>
+      </w:r>
+    </w:p>
+    <w:tbl>
+      <w:tblPr>
+        <w:tblStyle w:val="LightShading-Accent1"/>
+        <w:tblW w:type="auto" w:w="0"/>
+        <w:tblLook w:firstColumn="1" w:firstRow="1" w:lastColumn="0" w:lastRow="0" w:noHBand="0" w:noVBand="1" w:val="04A0"/>
+      </w:tblPr>
+      <w:tblGrid>
+        <w:gridCol w:w="3408"/>
+        <w:gridCol w:w="3408"/>
+        <w:gridCol w:w="3408"/>
+      </w:tblGrid>
+      <w:tr>
+        <w:trPr>
+          <w:tblHeader/>
+        </w:trPr>
+        <w:tc>
+          <w:tcPr>
+            <w:tcW w:type="dxa" w:w="3408"/>
+          </w:tcPr>
+          <w:p>
+            <w:r>
+              <w:t>Word</w:t>
+            </w:r>
+          </w:p>
+        </w:tc>
+        <w:tc>
+          <w:tcPr>
+            <w:tcW w:type="dxa" w:w="3408"/>
+          </w:tcPr>
+          <w:p>
+            <w:r>
+              <w:t>My own example</w:t>
+            </w:r>
+          </w:p>
+        </w:tc>
+        <w:tc>
+          <w:tcPr>
+            <w:tcW w:type="dxa" w:w="3408"/>
+          </w:tcPr>
+          <w:p>
+            <w:r>
+              <w:t>Not this / boundary</w:t>
+            </w:r>
+          </w:p>
+        </w:tc>
+      </w:tr>
+      <w:tr>
+        <w:tc>
+          <w:tcPr>
+            <w:tcW w:type="dxa" w:w="3408"/>
+          </w:tcPr>
+          <w:p>
+            <w:r>
+              <w:t>similarity</w:t>
+            </w:r>
+          </w:p>
+        </w:tc>
+        <w:tc>
+          <w:tcPr>
+            <w:tcW w:type="dxa" w:w="3408"/>
+          </w:tcPr>
+          <w:p>
+            <w:r>
+              <w:t>How alike two items are according to selected features and a declared comparison method.</w:t>
+            </w:r>
+          </w:p>
+        </w:tc>
+        <w:tc>
+          <w:tcPr>
+            <w:tcW w:type="dxa" w:w="3408"/>
+          </w:tcPr>
+          <w:p>
+            <w:r/>
+          </w:p>
+        </w:tc>
+      </w:tr>
+      <w:tr>
+        <w:tc>
+          <w:tcPr>
+            <w:tcW w:type="dxa" w:w="3408"/>
+          </w:tcPr>
+          <w:p>
+            <w:r>
+              <w:t>distance</w:t>
+            </w:r>
+          </w:p>
+        </w:tc>
+        <w:tc>
+          <w:tcPr>
+            <w:tcW w:type="dxa" w:w="3408"/>
+          </w:tcPr>
+          <w:p>
+            <w:r>
+              <w:t>A specified measure of how far apart two representations are.</w:t>
+            </w:r>
+          </w:p>
+        </w:tc>
+        <w:tc>
+          <w:tcPr>
+            <w:tcW w:type="dxa" w:w="3408"/>
+          </w:tcPr>
+          <w:p>
+            <w:r/>
+          </w:p>
+        </w:tc>
+      </w:tr>
+      <w:tr>
+        <w:tc>
+          <w:tcPr>
+            <w:tcW w:type="dxa" w:w="3408"/>
+          </w:tcPr>
+          <w:p>
+            <w:r>
+              <w:t>coordinate</w:t>
+            </w:r>
+          </w:p>
+        </w:tc>
+        <w:tc>
+          <w:tcPr>
+            <w:tcW w:type="dxa" w:w="3408"/>
+          </w:tcPr>
+          <w:p>
+            <w:r>
+              <w:t>A value identifying position along an agreed axis or within a space.</w:t>
+            </w:r>
+          </w:p>
+        </w:tc>
+        <w:tc>
+          <w:tcPr>
+            <w:tcW w:type="dxa" w:w="3408"/>
+          </w:tcPr>
+          <w:p>
+            <w:r/>
+          </w:p>
+        </w:tc>
+      </w:tr>
+      <w:tr>
+        <w:tc>
+          <w:tcPr>
+            <w:tcW w:type="dxa" w:w="3408"/>
+          </w:tcPr>
+          <w:p>
+            <w:r>
+              <w:t>scale</w:t>
+            </w:r>
+          </w:p>
+        </w:tc>
+        <w:tc>
+          <w:tcPr>
+            <w:tcW w:type="dxa" w:w="3408"/>
+          </w:tcPr>
+          <w:p>
+            <w:r>
+              <w:t>The units and range used to represent or compare a quantity.</w:t>
+            </w:r>
+          </w:p>
+        </w:tc>
+        <w:tc>
+          <w:tcPr>
+            <w:tcW w:type="dxa" w:w="3408"/>
+          </w:tcPr>
+          <w:p>
+            <w:r/>
+          </w:p>
+        </w:tc>
+      </w:tr>
+    </w:tbl>
+    <w:p>
+      <w:pPr>
+        <w:pStyle w:val="Heading2"/>
+      </w:pPr>
+      <w:r>
+        <w:t>Terms for the connected explanation</w:t>
+      </w:r>
+    </w:p>
+    <w:tbl>
+      <w:tblPr>
+        <w:tblStyle w:val="LightShading-Accent1"/>
+        <w:tblW w:type="auto" w:w="0"/>
+        <w:tblLook w:firstColumn="1" w:firstRow="1" w:lastColumn="0" w:lastRow="0" w:noHBand="0" w:noVBand="1" w:val="04A0"/>
+      </w:tblPr>
+      <w:tblGrid>
+        <w:gridCol w:w="5112"/>
+        <w:gridCol w:w="5112"/>
+      </w:tblGrid>
+      <w:tr>
+        <w:trPr>
+          <w:tblHeader/>
+        </w:trPr>
+        <w:tc>
+          <w:tcPr>
+            <w:tcW w:type="dxa" w:w="5112"/>
+          </w:tcPr>
+          <w:p>
+            <w:r>
+              <w:t>Word</w:t>
+            </w:r>
+          </w:p>
+        </w:tc>
+        <w:tc>
+          <w:tcPr>
+            <w:tcW w:type="dxa" w:w="5112"/>
+          </w:tcPr>
+          <w:p>
+            <w:r>
+              <w:t>Meaning</w:t>
+            </w:r>
+          </w:p>
+        </w:tc>
+      </w:tr>
+      <w:tr>
+        <w:tc>
+          <w:tcPr>
+            <w:tcW w:type="dxa" w:w="5112"/>
+          </w:tcPr>
+          <w:p>
+            <w:r>
+              <w:t>Feature vector</w:t>
+            </w:r>
+          </w:p>
+        </w:tc>
+        <w:tc>
+          <w:tcPr>
+            <w:tcW w:type="dxa" w:w="5112"/>
+          </w:tcPr>
+          <w:p>
+            <w:r>
+              <w:t>An ordered list of numeric features</w:t>
+            </w:r>
+          </w:p>
+        </w:tc>
+      </w:tr>
+      <w:tr>
+        <w:tc>
+          <w:tcPr>
+            <w:tcW w:type="dxa" w:w="5112"/>
+          </w:tcPr>
+          <w:p>
+            <w:r>
+              <w:t>Manhattan distance</w:t>
+            </w:r>
+          </w:p>
+        </w:tc>
+        <w:tc>
+          <w:tcPr>
+            <w:tcW w:type="dxa" w:w="5112"/>
+          </w:tcPr>
+          <w:p>
+            <w:r>
+              <w:t>The sum of absolute feature differences</w:t>
+            </w:r>
+          </w:p>
+        </w:tc>
+      </w:tr>
+      <w:tr>
+        <w:tc>
+          <w:tcPr>
+            <w:tcW w:type="dxa" w:w="5112"/>
+          </w:tcPr>
+          <w:p>
+            <w:r>
+              <w:t>Normalization</w:t>
+            </w:r>
+          </w:p>
+        </w:tc>
+        <w:tc>
+          <w:tcPr>
+            <w:tcW w:type="dxa" w:w="5112"/>
+          </w:tcPr>
+          <w:p>
+            <w:r>
+              <w:t>Rescaling features to a comparable scale</w:t>
+            </w:r>
+          </w:p>
+        </w:tc>
+      </w:tr>
+    </w:tbl>
+    <w:p>
+      <w:pPr>
+        <w:pStyle w:val="Heading2"/>
+      </w:pPr>
+      <w:r>
+        <w:t>Earlier wording, alternatives and picture transcripts · reference / check after trying</w:t>
+      </w:r>
+    </w:p>
+    <w:p>
+      <w:pPr>
+        <w:spacing w:line="336" w:lineRule="auto" w:after="180"/>
+      </w:pPr>
+      <w:r>
+        <w:rPr>
+          <w:b w:val="0"/>
+        </w:rPr>
+        <w:t>VOCABULARY LAB</w:t>
+      </w:r>
+    </w:p>
+    <w:p>
+      <w:pPr>
+        <w:spacing w:line="336" w:lineRule="auto" w:after="180"/>
+      </w:pPr>
+      <w:r>
+        <w:rPr>
+          <w:b w:val="0"/>
+        </w:rPr>
+        <w:t>Words You Can Use to Reason</w:t>
+      </w:r>
+    </w:p>
+    <w:p>
+      <w:pPr>
+        <w:spacing w:line="336" w:lineRule="auto" w:after="180"/>
+      </w:pPr>
+      <w:r>
+        <w:rPr>
+          <w:b w:val="0"/>
+        </w:rPr>
+        <w:t>A definition matters when you can recognize the idea, use it, and contrast it with a near-miss.</w:t>
+      </w:r>
+    </w:p>
+    <w:p>
+      <w:r>
+        <w:drawing>
+          <wp:inline xmlns:a="http://schemas.openxmlformats.org/drawingml/2006/main" xmlns:pic="http://schemas.openxmlformats.org/drawingml/2006/picture">
+            <wp:extent cx="5486400" cy="3200400"/>
+            <wp:docPr id="23" name="Picture 23" descr="Vocabulary badge: similarity"/>
+            <wp:cNvGraphicFramePr>
+              <a:graphicFrameLocks noChangeAspect="1"/>
+            </wp:cNvGraphicFramePr>
+            <a:graphic>
+              <a:graphicData uri="http://schemas.openxmlformats.org/drawingml/2006/picture">
+                <pic:pic>
+                  <pic:nvPicPr>
+                    <pic:cNvPr id="0" name="58625e2e7838741e154e6bef6908c5103c82c2370ac3470df522f8444d9ffc66.png"/>
+                    <pic:cNvPicPr/>
+                  </pic:nvPicPr>
+                  <pic:blipFill>
+                    <a:blip r:embed="rId26"/>
+                    <a:stretch>
+                      <a:fillRect/>
+                    </a:stretch>
+                  </pic:blipFill>
+                  <pic:spPr>
+                    <a:xfrm>
+                      <a:off x="0" y="0"/>
+                      <a:ext cx="5486400" cy="3200400"/>
+                    </a:xfrm>
+                    <a:prstGeom prst="rect"/>
+                  </pic:spPr>
+                </pic:pic>
+              </a:graphicData>
+            </a:graphic>
+          </wp:inline>
+        </w:drawing>
+      </w:r>
+    </w:p>
+    <w:p>
+      <w:r>
+        <w:drawing>
+          <wp:inline xmlns:a="http://schemas.openxmlformats.org/drawingml/2006/main" xmlns:pic="http://schemas.openxmlformats.org/drawingml/2006/picture">
+            <wp:extent cx="5486400" cy="3200400"/>
+            <wp:docPr id="24" name="Picture 24" descr="Vocabulary badge: distance"/>
+            <wp:cNvGraphicFramePr>
+              <a:graphicFrameLocks noChangeAspect="1"/>
+            </wp:cNvGraphicFramePr>
+            <a:graphic>
+              <a:graphicData uri="http://schemas.openxmlformats.org/drawingml/2006/picture">
+                <pic:pic>
+                  <pic:nvPicPr>
+                    <pic:cNvPr id="0" name="d3188039286fca7224a826caacbf157a6c80973eae4d5845353873e6a6d152c6.png"/>
+                    <pic:cNvPicPr/>
+                  </pic:nvPicPr>
+                  <pic:blipFill>
+                    <a:blip r:embed="rId27"/>
+                    <a:stretch>
+                      <a:fillRect/>
+                    </a:stretch>
+                  </pic:blipFill>
+                  <pic:spPr>
+                    <a:xfrm>
+                      <a:off x="0" y="0"/>
+                      <a:ext cx="5486400" cy="3200400"/>
+                    </a:xfrm>
+                    <a:prstGeom prst="rect"/>
+                  </pic:spPr>
+                </pic:pic>
+              </a:graphicData>
+            </a:graphic>
+          </wp:inline>
+        </w:drawing>
+      </w:r>
+    </w:p>
+    <w:p>
+      <w:r>
+        <w:drawing>
+          <wp:inline xmlns:a="http://schemas.openxmlformats.org/drawingml/2006/main" xmlns:pic="http://schemas.openxmlformats.org/drawingml/2006/picture">
+            <wp:extent cx="5486400" cy="3200400"/>
+            <wp:docPr id="25" name="Picture 25" descr="Vocabulary badge: coordinate"/>
+            <wp:cNvGraphicFramePr>
+              <a:graphicFrameLocks noChangeAspect="1"/>
+            </wp:cNvGraphicFramePr>
+            <a:graphic>
+              <a:graphicData uri="http://schemas.openxmlformats.org/drawingml/2006/picture">
+                <pic:pic>
+                  <pic:nvPicPr>
+                    <pic:cNvPr id="0" name="86787b63adcf6c3f9fac258a0df23dd1cc17263bc0fb11c158be54e4bb8c0131.png"/>
+                    <pic:cNvPicPr/>
+                  </pic:nvPicPr>
+                  <pic:blipFill>
+                    <a:blip r:embed="rId28"/>
+                    <a:stretch>
+                      <a:fillRect/>
+                    </a:stretch>
+                  </pic:blipFill>
+                  <pic:spPr>
+                    <a:xfrm>
+                      <a:off x="0" y="0"/>
+                      <a:ext cx="5486400" cy="3200400"/>
+                    </a:xfrm>
+                    <a:prstGeom prst="rect"/>
+                  </pic:spPr>
+                </pic:pic>
+              </a:graphicData>
+            </a:graphic>
+          </wp:inline>
+        </w:drawing>
+      </w:r>
+    </w:p>
+    <w:p>
+      <w:r>
+        <w:drawing>
+          <wp:inline xmlns:a="http://schemas.openxmlformats.org/drawingml/2006/main" xmlns:pic="http://schemas.openxmlformats.org/drawingml/2006/picture">
+            <wp:extent cx="5486400" cy="3200400"/>
+            <wp:docPr id="26" name="Picture 26" descr="Vocabulary badge: scale"/>
+            <wp:cNvGraphicFramePr>
+              <a:graphicFrameLocks noChangeAspect="1"/>
+            </wp:cNvGraphicFramePr>
+            <a:graphic>
+              <a:graphicData uri="http://schemas.openxmlformats.org/drawingml/2006/picture">
+                <pic:pic>
+                  <pic:nvPicPr>
+                    <pic:cNvPr id="0" name="335ae75350f8b373ef914144485204bf5a763fdca962d67cc9e13d9109045cd0.png"/>
+                    <pic:cNvPicPr/>
+                  </pic:nvPicPr>
+                  <pic:blipFill>
+                    <a:blip r:embed="rId29"/>
+                    <a:stretch>
+                      <a:fillRect/>
+                    </a:stretch>
+                  </pic:blipFill>
+                  <pic:spPr>
+                    <a:xfrm>
+                      <a:off x="0" y="0"/>
+                      <a:ext cx="5486400" cy="3200400"/>
+                    </a:xfrm>
+                    <a:prstGeom prst="rect"/>
+                  </pic:spPr>
+                </pic:pic>
+              </a:graphicData>
+            </a:graphic>
+          </wp:inline>
+        </w:drawing>
+      </w:r>
+    </w:p>
+    <w:p>
+      <w:pPr>
+        <w:pStyle w:val="Heading3"/>
+      </w:pPr>
+      <w:r>
+        <w:t>Words used in the closer explanation</w:t>
+      </w:r>
+    </w:p>
+    <w:p>
+      <w:pPr>
+        <w:pStyle w:val="Heading1"/>
+      </w:pPr>
+      <w:r>
+        <w:t>10. Choose a stronger thinking challenge</w:t>
+      </w:r>
+    </w:p>
+    <w:p>
+      <w:r>
+        <w:t>Choose the next useful challenge rather than treating the whole ladder as compulsory.</w:t>
+      </w:r>
+    </w:p>
+    <w:p>
+      <w:pPr>
+        <w:pStyle w:val="Heading2"/>
+      </w:pPr>
+      <w:r>
+        <w:t>Pick your next step</w:t>
+      </w:r>
+    </w:p>
+    <w:p>
+      <w:pPr>
+        <w:pStyle w:val="ListBullet"/>
+      </w:pPr>
+      <w:r>
+        <w:t>1 • NAME: Define the concept without repeating the textbook.</w:t>
+      </w:r>
+    </w:p>
+    <w:p>
+      <w:pPr>
+        <w:pStyle w:val="ListBullet"/>
+      </w:pPr>
+      <w:r>
+        <w:t>2 • TRACE: Show the information, state, branch, calculation, or evidence path.</w:t>
+      </w:r>
+    </w:p>
+    <w:p>
+      <w:pPr>
+        <w:pStyle w:val="ListBullet"/>
+      </w:pPr>
+      <w:r>
+        <w:t>3 • APPLY: Solve a different example independently.</w:t>
+      </w:r>
+    </w:p>
+    <w:p>
+      <w:pPr>
+        <w:pStyle w:val="ListBullet"/>
+      </w:pPr>
+      <w:r>
+        <w:t>4 • CHALLENGE: Find a boundary case, counterexample, or unfair outcome.</w:t>
+      </w:r>
+    </w:p>
+    <w:p>
+      <w:pPr>
+        <w:pStyle w:val="ListBullet"/>
+      </w:pPr>
+      <w:r>
+        <w:t>5 • EXPLAIN LIMITS: Say when the result should not be trusted or used alone.</w:t>
+      </w:r>
+    </w:p>
+    <w:p>
+      <w:pPr>
+        <w:pStyle w:val="ListBullet"/>
+      </w:pPr>
+      <w:r>
+        <w:t>My strongest evidence of independent understanding:</w:t>
+      </w:r>
+    </w:p>
+    <w:p>
+      <w:pPr>
+        <w:pStyle w:val="Heading3"/>
+      </w:pPr>
+      <w:r>
+        <w:t>Write or draw your reasoning and evidence.</w:t>
+      </w:r>
+    </w:p>
+    <w:p>
+      <w:r>
+        <w:t>________________________________________________________________</w:t>
+      </w:r>
+    </w:p>
+    <w:p>
+      <w:r>
+        <w:t>________________________________________________________________</w:t>
+      </w:r>
+    </w:p>
+    <w:p>
+      <w:r>
+        <w:t>________________________________________________________________</w:t>
+      </w:r>
+    </w:p>
+    <w:p>
+      <w:r>
+        <w:t>________________________________________________________________</w:t>
+      </w:r>
+    </w:p>
+    <w:p>
+      <w:r>
+        <w:t>________________________________________________________________</w:t>
+      </w:r>
+    </w:p>
+    <w:p>
+      <w:pPr>
+        <w:pStyle w:val="Heading2"/>
+      </w:pPr>
+      <w:r>
+        <w:t>Earlier wording, alternatives and picture transcripts · reference / check after trying</w:t>
+      </w:r>
+    </w:p>
+    <w:p>
+      <w:pPr>
+        <w:spacing w:line="336" w:lineRule="auto" w:after="180"/>
+      </w:pPr>
+      <w:r>
+        <w:rPr>
+          <w:b w:val="0"/>
         </w:rPr>
         <w:t>MASTERY</w:t>
       </w:r>
@@ -4322,7 +5962,7 @@
         <w:drawing>
           <wp:inline xmlns:a="http://schemas.openxmlformats.org/drawingml/2006/main" xmlns:pic="http://schemas.openxmlformats.org/drawingml/2006/picture">
             <wp:extent cx="5486400" cy="1719072"/>
-            <wp:docPr id="20" name="Picture 20" descr="Mastery ladder for Similarity by Selected Traits"/>
+            <wp:docPr id="27" name="Picture 27" descr="Mastery ladder for Similarity by Selected Traits"/>
             <wp:cNvGraphicFramePr>
               <a:graphicFrameLocks noChangeAspect="1"/>
             </wp:cNvGraphicFramePr>
@@ -4334,7 +5974,7 @@
                     <pic:cNvPicPr/>
                   </pic:nvPicPr>
                   <pic:blipFill>
-                    <a:blip r:embed="rId27"/>
+                    <a:blip r:embed="rId30"/>
                     <a:stretch>
                       <a:fillRect/>
                     </a:stretch>
@@ -4355,13 +5995,164 @@
     </w:p>
     <w:p>
       <w:pPr>
+        <w:pStyle w:val="Heading1"/>
+      </w:pPr>
+      <w:r>
+        <w:t>12. Reference: check your explanation</w:t>
+      </w:r>
+    </w:p>
+    <w:p>
+      <w:r>
+        <w:t>Use after practice. Rank independently is the selected independent case.</w:t>
+      </w:r>
+    </w:p>
+    <w:p>
+      <w:pPr>
+        <w:pStyle w:val="Heading2"/>
+      </w:pPr>
+      <w:r>
+        <w:t>Check the evidence and its limit</w:t>
+      </w:r>
+    </w:p>
+    <w:p>
+      <w:pPr>
+        <w:pStyle w:val="ListBullet"/>
+      </w:pPr>
+      <w:r>
+        <w:t>1. My fresh example, trace, calculation, or design:</w:t>
+      </w:r>
+    </w:p>
+    <w:p>
+      <w:pPr>
+        <w:pStyle w:val="Heading3"/>
+      </w:pPr>
+      <w:r>
+        <w:t>Write or draw your reasoning and evidence.</w:t>
+      </w:r>
+    </w:p>
+    <w:p>
+      <w:r>
+        <w:t>________________________________________________________________</w:t>
+      </w:r>
+    </w:p>
+    <w:p>
+      <w:r>
+        <w:t>________________________________________________________________</w:t>
+      </w:r>
+    </w:p>
+    <w:p>
+      <w:r>
+        <w:t>________________________________________________________________</w:t>
+      </w:r>
+    </w:p>
+    <w:p>
+      <w:r>
+        <w:t>________________________________________________________________</w:t>
+      </w:r>
+    </w:p>
+    <w:p>
+      <w:r>
+        <w:t>________________________________________________________________</w:t>
+      </w:r>
+    </w:p>
+    <w:p>
+      <w:pPr>
+        <w:pStyle w:val="ListBullet"/>
+      </w:pPr>
+      <w:r>
+        <w:t>2. My evidence that it works (include a boundary or missing-data case):</w:t>
+      </w:r>
+    </w:p>
+    <w:p>
+      <w:pPr>
+        <w:pStyle w:val="Heading3"/>
+      </w:pPr>
+      <w:r>
+        <w:t>Write or draw your reasoning and evidence.</w:t>
+      </w:r>
+    </w:p>
+    <w:p>
+      <w:r>
+        <w:t>________________________________________________________________</w:t>
+      </w:r>
+    </w:p>
+    <w:p>
+      <w:r>
+        <w:t>________________________________________________________________</w:t>
+      </w:r>
+    </w:p>
+    <w:p>
+      <w:r>
+        <w:t>________________________________________________________________</w:t>
+      </w:r>
+    </w:p>
+    <w:p>
+      <w:r>
+        <w:t>________________________________________________________________</w:t>
+      </w:r>
+    </w:p>
+    <w:p>
+      <w:r>
+        <w:t>________________________________________________________________</w:t>
+      </w:r>
+    </w:p>
+    <w:p>
+      <w:pPr>
+        <w:pStyle w:val="ListBullet"/>
+      </w:pPr>
+      <w:r>
+        <w:t>3. One limitation, fairness concern, or situation needing human review:</w:t>
+      </w:r>
+    </w:p>
+    <w:p>
+      <w:pPr>
+        <w:pStyle w:val="Heading2"/>
+      </w:pPr>
+      <w:r>
+        <w:t>Self-check and record</w:t>
+      </w:r>
+    </w:p>
+    <w:p>
+      <w:pPr>
         <w:spacing w:line="336" w:lineRule="auto" w:after="180"/>
       </w:pPr>
       <w:r>
         <w:rPr>
           <w:b w:val="0"/>
         </w:rPr>
-        <w:t>1 • NAME: Define the concept without repeating the textbook.</w:t>
+        <w:t xml:space="preserve">SELF-CHECK  □ I explained the </w:t>
+      </w:r>
+      <w:r>
+        <w:rPr>
+          <w:b/>
+        </w:rPr>
+        <w:t>mechanism</w:t>
+      </w:r>
+      <w:r>
+        <w:rPr>
+          <w:b w:val="0"/>
+        </w:rPr>
+        <w:t xml:space="preserve">  □ I used </w:t>
+      </w:r>
+      <w:r>
+        <w:rPr>
+          <w:b/>
+        </w:rPr>
+        <w:t>evidence</w:t>
+      </w:r>
+      <w:r>
+        <w:rPr>
+          <w:b w:val="0"/>
+        </w:rPr>
+        <w:t xml:space="preserve">  □ I tested a fresh case  □ I named a limitation  □ I can answer ‘why?’</w:t>
+      </w:r>
+    </w:p>
+    <w:p>
+      <w:pPr>
+        <w:pStyle w:val="Heading2"/>
+      </w:pPr>
+      <w:r>
+        <w:t>Earlier wording, alternatives and picture transcripts · reference / check after trying</w:t>
       </w:r>
     </w:p>
     <w:p>
@@ -4372,19 +6163,18 @@
         <w:rPr>
           <w:b w:val="0"/>
         </w:rPr>
-        <w:t xml:space="preserve">2 • TRACE: Show the information, state, branch, calculation, or </w:t>
-      </w:r>
-      <w:r>
-        <w:rPr>
-          <w:b/>
-        </w:rPr>
-        <w:t>evidence</w:t>
-      </w:r>
+        <w:t>INDEPENDENT MASTERY PROOF</w:t>
+      </w:r>
+    </w:p>
+    <w:p>
+      <w:pPr>
+        <w:spacing w:line="336" w:lineRule="auto" w:after="180"/>
+      </w:pPr>
       <w:r>
         <w:rPr>
           <w:b w:val="0"/>
         </w:rPr>
-        <w:t xml:space="preserve"> path.</w:t>
+        <w:t>Checklist for explaining this week’s idea</w:t>
       </w:r>
     </w:p>
     <w:p>
@@ -4395,131 +6185,7 @@
         <w:rPr>
           <w:b w:val="0"/>
         </w:rPr>
-        <w:t>3 • APPLY: Solve a different example independently.</w:t>
-      </w:r>
-    </w:p>
-    <w:p>
-      <w:pPr>
-        <w:spacing w:line="336" w:lineRule="auto" w:after="180"/>
-      </w:pPr>
-      <w:r>
-        <w:rPr>
-          <w:b w:val="0"/>
-        </w:rPr>
-        <w:t>4 • CHALLENGE: Find a boundary case, counterexample, or unfair outcome.</w:t>
-      </w:r>
-    </w:p>
-    <w:p>
-      <w:pPr>
-        <w:spacing w:line="336" w:lineRule="auto" w:after="180"/>
-      </w:pPr>
-      <w:r>
-        <w:rPr>
-          <w:b w:val="0"/>
-        </w:rPr>
-        <w:t>5 • EXPLAIN LIMITS: Say when the result should not be trusted or used alone.</w:t>
-      </w:r>
-    </w:p>
-    <w:p>
-      <w:pPr>
-        <w:spacing w:line="336" w:lineRule="auto" w:after="180"/>
-      </w:pPr>
-      <w:r>
-        <w:rPr>
-          <w:b w:val="0"/>
-        </w:rPr>
-        <w:t xml:space="preserve">My strongest </w:t>
-      </w:r>
-      <w:r>
-        <w:rPr>
-          <w:b/>
-        </w:rPr>
-        <w:t>evidence</w:t>
-      </w:r>
-      <w:r>
-        <w:rPr>
-          <w:b w:val="0"/>
-        </w:rPr>
-        <w:t xml:space="preserve"> of independent understanding:</w:t>
-      </w:r>
-    </w:p>
-    <w:p>
-      <w:pPr>
-        <w:pStyle w:val="Heading3"/>
-      </w:pPr>
-      <w:r>
-        <w:t>Write or draw your reasoning and evidence.</w:t>
-      </w:r>
-    </w:p>
-    <w:p>
-      <w:r>
-        <w:t>________________________________________________________________</w:t>
-      </w:r>
-    </w:p>
-    <w:p>
-      <w:r>
-        <w:t>________________________________________________________________</w:t>
-      </w:r>
-    </w:p>
-    <w:p>
-      <w:r>
-        <w:t>________________________________________________________________</w:t>
-      </w:r>
-    </w:p>
-    <w:p>
-      <w:r>
-        <w:t>________________________________________________________________</w:t>
-      </w:r>
-    </w:p>
-    <w:p>
-      <w:r>
-        <w:t>________________________________________________________________</w:t>
-      </w:r>
-    </w:p>
-    <w:p>
-      <w:pPr>
-        <w:pStyle w:val="Heading1"/>
-      </w:pPr>
-      <w:r>
-        <w:t>11. Connect your project</w:t>
-      </w:r>
-    </w:p>
-    <w:p>
-      <w:r>
-        <w:t>Apply this week’s idea to Transparent Book Recommender. Keep an annotated decision and the evidence supporting it.</w:t>
-      </w:r>
-    </w:p>
-    <w:p>
-      <w:pPr>
-        <w:spacing w:line="336" w:lineRule="auto" w:after="180"/>
-      </w:pPr>
-      <w:r>
-        <w:rPr>
-          <w:b/>
-        </w:rPr>
-        <w:t>CUMULATIVE PROJECT</w:t>
-      </w:r>
-    </w:p>
-    <w:p>
-      <w:pPr>
-        <w:spacing w:line="336" w:lineRule="auto" w:after="180"/>
-      </w:pPr>
-      <w:r>
-        <w:rPr>
-          <w:b w:val="0"/>
-        </w:rPr>
-        <w:t>Transparent Book Recommender</w:t>
-      </w:r>
-    </w:p>
-    <w:p>
-      <w:pPr>
-        <w:spacing w:line="336" w:lineRule="auto" w:after="180"/>
-      </w:pPr>
-      <w:r>
-        <w:rPr>
-          <w:b w:val="0"/>
-        </w:rPr>
-        <w:t>Every week adds one inspectable piece. The system must show how it reached a result.</w:t>
+        <w:t>Use after practice. Rank independently is the selected independent case.</w:t>
       </w:r>
     </w:p>
     <w:p>
@@ -4527,7 +6193,7 @@
         <w:drawing>
           <wp:inline xmlns:a="http://schemas.openxmlformats.org/drawingml/2006/main" xmlns:pic="http://schemas.openxmlformats.org/drawingml/2006/picture">
             <wp:extent cx="5486400" cy="1901952"/>
-            <wp:docPr id="21" name="Picture 21" descr="Book recommender connection for Similarity by Selected Traits"/>
+            <wp:docPr id="28" name="Picture 28" descr="Independent proof graphic for Similarity by Selected Traits"/>
             <wp:cNvGraphicFramePr>
               <a:graphicFrameLocks noChangeAspect="1"/>
             </wp:cNvGraphicFramePr>
@@ -4535,11 +6201,11 @@
               <a:graphicData uri="http://schemas.openxmlformats.org/drawingml/2006/picture">
                 <pic:pic>
                   <pic:nvPicPr>
-                    <pic:cNvPr id="0" name="224e8db48ca93925baa1f7bef078d3a30adaec4439bb3b82f189772a0ce8584f.png"/>
+                    <pic:cNvPr id="0" name="8e593d6aa3709784631ec6127a38d7f458347c68de26b3c00271cae335eac829.png"/>
                     <pic:cNvPicPr/>
                   </pic:nvPicPr>
                   <pic:blipFill>
-                    <a:blip r:embed="rId28"/>
+                    <a:blip r:embed="rId31"/>
                     <a:stretch>
                       <a:fillRect/>
                     </a:stretch>
@@ -4566,19 +6232,19 @@
         <w:rPr>
           <w:b w:val="0"/>
         </w:rPr>
-        <w:t xml:space="preserve">THIS WEEK’S CHECKPOINT  Make selected traits and their </w:t>
+        <w:t xml:space="preserve">EXPLANATION CHECK  Keep feature meanings, scales and </w:t>
       </w:r>
       <w:r>
         <w:rPr>
           <w:b/>
         </w:rPr>
-        <w:t>scale</w:t>
+        <w:t>distance</w:t>
       </w:r>
       <w:r>
         <w:rPr>
           <w:b w:val="0"/>
         </w:rPr>
-        <w:t>s visible in every recommendation explanation.</w:t>
+        <w:t xml:space="preserve"> rules explicit, report all ties and limit similarity claims.</w:t>
       </w:r>
     </w:p>
     <w:p>
@@ -4586,668 +6252,161 @@
         <w:pStyle w:val="Heading3"/>
       </w:pPr>
       <w:r>
-        <w:t>Trace the system</w:t>
+        <w:t>Write or draw your reasoning and evidence.</w:t>
+      </w:r>
+    </w:p>
+    <w:p>
+      <w:r>
+        <w:t>________________________________________________________________</w:t>
+      </w:r>
+    </w:p>
+    <w:p>
+      <w:r>
+        <w:t>________________________________________________________________</w:t>
+      </w:r>
+    </w:p>
+    <w:p>
+      <w:r>
+        <w:t>________________________________________________________________</w:t>
+      </w:r>
+    </w:p>
+    <w:p>
+      <w:r>
+        <w:t>________________________________________________________________</w:t>
+      </w:r>
+    </w:p>
+    <w:p>
+      <w:r>
+        <w:t>________________________________________________________________</w:t>
+      </w:r>
+    </w:p>
+    <w:p>
+      <w:pPr>
+        <w:pStyle w:val="Heading1"/>
+      </w:pPr>
+      <w:r>
+        <w:t>13. Extra practice: Count differing traits from query [1,0]</w:t>
+      </w:r>
+    </w:p>
+    <w:p>
+      <w:r>
+        <w:t>Try the question before opening its worked explanation.</w:t>
+      </w:r>
+    </w:p>
+    <w:p>
+      <w:pPr>
+        <w:pStyle w:val="Heading2"/>
+      </w:pPr>
+      <w:r>
+        <w:t>Read the supplied case and question</w:t>
       </w:r>
     </w:p>
     <w:p>
       <w:pPr>
         <w:spacing w:line="336" w:lineRule="auto" w:after="180"/>
-        <w:shd w:fill="EDF7F3"/>
       </w:pPr>
       <w:r>
         <w:rPr>
           <w:b w:val="0"/>
         </w:rPr>
-        <w:t xml:space="preserve">SYSTEM MAP  Reader need → allowed </w:t>
+        <w:t>Traits are [animals,adventure]. A=[1,1], B=[1,0], C=[0,0]; query=[1,0].</w:t>
+      </w:r>
+    </w:p>
+    <w:p>
+      <w:pPr>
+        <w:spacing w:line="336" w:lineRule="auto" w:after="180"/>
+      </w:pPr>
+      <w:r>
+        <w:rPr>
+          <w:b w:val="0"/>
+        </w:rPr>
+        <w:t xml:space="preserve">Use number of differing traits as </w:t>
       </w:r>
       <w:r>
         <w:rPr>
           <w:b/>
         </w:rPr>
-        <w:t>input</w:t>
+        <w:t>distance</w:t>
       </w:r>
       <w:r>
         <w:rPr>
           <w:b w:val="0"/>
         </w:rPr>
-        <w:t xml:space="preserve">s → transparent rule or score → ranked candidates → explanation → test record → </w:t>
-      </w:r>
+        <w:t>.</w:t>
+      </w:r>
+    </w:p>
+    <w:p>
+      <w:pPr>
+        <w:pStyle w:val="Heading2"/>
+      </w:pPr>
+      <w:r>
+        <w:t>Your explanation</w:t>
+      </w:r>
+    </w:p>
+    <w:p>
+      <w:pPr>
+        <w:pStyle w:val="ListBullet"/>
+      </w:pPr>
+      <w:r>
+        <w:t>Which detail supports the answer, and why does it matter?</w:t>
+      </w:r>
+    </w:p>
+    <w:p>
+      <w:pPr>
+        <w:pStyle w:val="Heading3"/>
+      </w:pPr>
+      <w:r>
+        <w:t>Write or draw your reasoning and evidence.</w:t>
+      </w:r>
+    </w:p>
+    <w:p>
+      <w:r>
+        <w:t>________________________________________________________________</w:t>
+      </w:r>
+    </w:p>
+    <w:p>
+      <w:r>
+        <w:t>________________________________________________________________</w:t>
+      </w:r>
+    </w:p>
+    <w:p>
+      <w:r>
+        <w:t>________________________________________________________________</w:t>
+      </w:r>
+    </w:p>
+    <w:p>
+      <w:r>
+        <w:t>________________________________________________________________</w:t>
+      </w:r>
+    </w:p>
+    <w:p>
+      <w:r>
+        <w:t>________________________________________________________________</w:t>
+      </w:r>
+    </w:p>
+    <w:p>
+      <w:pPr>
+        <w:pStyle w:val="Heading2"/>
+      </w:pPr>
+      <w:r>
+        <w:t>Check after trying · reference / check after trying</w:t>
+      </w:r>
+    </w:p>
+    <w:p>
+      <w:pPr>
+        <w:spacing w:line="336" w:lineRule="auto" w:after="180"/>
+      </w:pPr>
       <w:r>
         <w:rPr>
           <w:b/>
         </w:rPr>
-        <w:t>human decision</w:t>
-      </w:r>
-    </w:p>
-    <w:p>
-      <w:pPr>
-        <w:spacing w:line="336" w:lineRule="auto" w:after="180"/>
-        <w:shd w:fill="F5F1FB"/>
-      </w:pPr>
+        <w:t>Distance</w:t>
+      </w:r>
       <w:r>
         <w:rPr>
           <w:b w:val="0"/>
         </w:rPr>
-        <w:t>What will you add, change, or verify in the project this week?</w:t>
-      </w:r>
-    </w:p>
-    <w:p>
-      <w:pPr>
-        <w:pStyle w:val="Heading3"/>
-      </w:pPr>
-      <w:r>
-        <w:t>Write or draw your reasoning and evidence.</w:t>
-      </w:r>
-    </w:p>
-    <w:p>
-      <w:r>
-        <w:t>________________________________________________________________</w:t>
-      </w:r>
-    </w:p>
-    <w:p>
-      <w:r>
-        <w:t>________________________________________________________________</w:t>
-      </w:r>
-    </w:p>
-    <w:p>
-      <w:r>
-        <w:t>________________________________________________________________</w:t>
-      </w:r>
-    </w:p>
-    <w:p>
-      <w:r>
-        <w:t>________________________________________________________________</w:t>
-      </w:r>
-    </w:p>
-    <w:p>
-      <w:r>
-        <w:t>________________________________________________________________</w:t>
-      </w:r>
-    </w:p>
-    <w:p>
-      <w:pPr>
-        <w:spacing w:line="336" w:lineRule="auto" w:after="180"/>
-        <w:shd w:fill="F5F1FB"/>
-      </w:pPr>
-      <w:r>
-        <w:rPr>
-          <w:b w:val="0"/>
-        </w:rPr>
-        <w:t xml:space="preserve">What should remain under </w:t>
-      </w:r>
-      <w:r>
-        <w:rPr>
-          <w:b/>
-        </w:rPr>
-        <w:t>human control</w:t>
-      </w:r>
-      <w:r>
-        <w:rPr>
-          <w:b w:val="0"/>
-        </w:rPr>
-        <w:t>?</w:t>
-      </w:r>
-    </w:p>
-    <w:p>
-      <w:pPr>
-        <w:pStyle w:val="Heading3"/>
-      </w:pPr>
-      <w:r>
-        <w:t>Write or draw your reasoning and evidence.</w:t>
-      </w:r>
-    </w:p>
-    <w:p>
-      <w:r>
-        <w:t>________________________________________________________________</w:t>
-      </w:r>
-    </w:p>
-    <w:p>
-      <w:r>
-        <w:t>________________________________________________________________</w:t>
-      </w:r>
-    </w:p>
-    <w:p>
-      <w:r>
-        <w:t>________________________________________________________________</w:t>
-      </w:r>
-    </w:p>
-    <w:p>
-      <w:r>
-        <w:t>________________________________________________________________</w:t>
-      </w:r>
-    </w:p>
-    <w:p>
-      <w:r>
-        <w:t>________________________________________________________________</w:t>
-      </w:r>
-    </w:p>
-    <w:p>
-      <w:pPr>
-        <w:pStyle w:val="Heading3"/>
-      </w:pPr>
-      <w:r>
-        <w:t>Responsible design</w:t>
-      </w:r>
-    </w:p>
-    <w:p>
-      <w:pPr>
-        <w:spacing w:line="336" w:lineRule="auto" w:after="180"/>
-        <w:shd w:fill="FFF5E6"/>
-      </w:pPr>
-      <w:r>
-        <w:rPr>
-          <w:b w:val="0"/>
-        </w:rPr>
-        <w:t>RESPONSIBLE DESIGN  Collect only necessary information. Show uncertainty and limits. Never confuse a ranking with a fact about a person.</w:t>
-      </w:r>
-    </w:p>
-    <w:p>
-      <w:pPr>
-        <w:pStyle w:val="Heading3"/>
-      </w:pPr>
-      <w:r>
-        <w:t>Evidence for your project</w:t>
-      </w:r>
-    </w:p>
-    <w:p>
-      <w:pPr>
-        <w:spacing w:line="336" w:lineRule="auto" w:after="180"/>
-      </w:pPr>
-      <w:r>
-        <w:rPr>
-          <w:b w:val="0"/>
-        </w:rPr>
-        <w:t>Specify recommender feature meanings, units, scaling and tie policy before explaining nearest matches.</w:t>
-      </w:r>
-    </w:p>
-    <w:p>
-      <w:pPr>
-        <w:pStyle w:val="Heading1"/>
-      </w:pPr>
-      <w:r>
-        <w:t>12. Show what you know</w:t>
-      </w:r>
-    </w:p>
-    <w:p>
-      <w:r>
-        <w:t>Use a genuinely new case for independent evidence. Previously discussed examples remain practice; use the separately named independent case before feedback.</w:t>
-      </w:r>
-    </w:p>
-    <w:p>
-      <w:pPr>
-        <w:pStyle w:val="Heading3"/>
-      </w:pPr>
-      <w:r>
-        <w:t>Independent evidence</w:t>
-      </w:r>
-    </w:p>
-    <w:p>
-      <w:pPr>
-        <w:spacing w:line="336" w:lineRule="auto" w:after="180"/>
-        <w:shd w:fill="FFF5E6"/>
-      </w:pPr>
-      <w:r>
-        <w:rPr>
-          <w:b w:val="0"/>
-        </w:rPr>
-        <w:t>INDEPENDENT MASTERY PROOF</w:t>
-      </w:r>
-    </w:p>
-    <w:p>
-      <w:pPr>
-        <w:spacing w:line="336" w:lineRule="auto" w:after="180"/>
-      </w:pPr>
-      <w:r>
-        <w:rPr>
-          <w:b w:val="0"/>
-        </w:rPr>
-        <w:t>Explain • Transfer • Test • Defend</w:t>
-      </w:r>
-    </w:p>
-    <w:p>
-      <w:pPr>
-        <w:spacing w:line="336" w:lineRule="auto" w:after="180"/>
-      </w:pPr>
-      <w:r>
-        <w:rPr>
-          <w:b w:val="0"/>
-        </w:rPr>
-        <w:t>Complete this page without copying the worked example. Your reasoning matters more than decoration.</w:t>
-      </w:r>
-    </w:p>
-    <w:p>
-      <w:r>
-        <w:drawing>
-          <wp:inline xmlns:a="http://schemas.openxmlformats.org/drawingml/2006/main" xmlns:pic="http://schemas.openxmlformats.org/drawingml/2006/picture">
-            <wp:extent cx="5486400" cy="1901952"/>
-            <wp:docPr id="22" name="Picture 22" descr="Independent proof graphic for Similarity by Selected Traits"/>
-            <wp:cNvGraphicFramePr>
-              <a:graphicFrameLocks noChangeAspect="1"/>
-            </wp:cNvGraphicFramePr>
-            <a:graphic>
-              <a:graphicData uri="http://schemas.openxmlformats.org/drawingml/2006/picture">
-                <pic:pic>
-                  <pic:nvPicPr>
-                    <pic:cNvPr id="0" name="8e593d6aa3709784631ec6127a38d7f458347c68de26b3c00271cae335eac829.png"/>
-                    <pic:cNvPicPr/>
-                  </pic:nvPicPr>
-                  <pic:blipFill>
-                    <a:blip r:embed="rId29"/>
-                    <a:stretch>
-                      <a:fillRect/>
-                    </a:stretch>
-                  </pic:blipFill>
-                  <pic:spPr>
-                    <a:xfrm>
-                      <a:off x="0" y="0"/>
-                      <a:ext cx="5486400" cy="1901952"/>
-                    </a:xfrm>
-                    <a:prstGeom prst="rect"/>
-                  </pic:spPr>
-                </pic:pic>
-              </a:graphicData>
-            </a:graphic>
-          </wp:inline>
-        </w:drawing>
-      </w:r>
-    </w:p>
-    <w:p>
-      <w:pPr>
-        <w:pStyle w:val="Heading3"/>
-      </w:pPr>
-      <w:r>
-        <w:t>Try a more demanding case</w:t>
-      </w:r>
-    </w:p>
-    <w:p>
-      <w:pPr>
-        <w:spacing w:line="336" w:lineRule="auto" w:after="180"/>
-        <w:shd w:fill="F5F1FB"/>
-      </w:pPr>
-      <w:r>
-        <w:rPr>
-          <w:b w:val="0"/>
-        </w:rPr>
-        <w:t xml:space="preserve">CHALLENGE  Compute simple </w:t>
-      </w:r>
-      <w:r>
-        <w:rPr>
-          <w:b/>
-        </w:rPr>
-        <w:t>distance</w:t>
-      </w:r>
-      <w:r>
-        <w:rPr>
-          <w:b w:val="0"/>
-        </w:rPr>
-        <w:t xml:space="preserve"> on genre, length, and difficulty.</w:t>
-      </w:r>
-    </w:p>
-    <w:p>
-      <w:pPr>
-        <w:spacing w:line="336" w:lineRule="auto" w:after="180"/>
-        <w:shd w:fill="F4F9FC"/>
-      </w:pPr>
-      <w:r>
-        <w:rPr>
-          <w:b w:val="0"/>
-        </w:rPr>
-        <w:t>1. My fresh example, trace, calculation, or design:</w:t>
-      </w:r>
-    </w:p>
-    <w:p>
-      <w:pPr>
-        <w:pStyle w:val="Heading3"/>
-      </w:pPr>
-      <w:r>
-        <w:t>Write or draw your reasoning and evidence.</w:t>
-      </w:r>
-    </w:p>
-    <w:p>
-      <w:r>
-        <w:t>________________________________________________________________</w:t>
-      </w:r>
-    </w:p>
-    <w:p>
-      <w:r>
-        <w:t>________________________________________________________________</w:t>
-      </w:r>
-    </w:p>
-    <w:p>
-      <w:r>
-        <w:t>________________________________________________________________</w:t>
-      </w:r>
-    </w:p>
-    <w:p>
-      <w:r>
-        <w:t>________________________________________________________________</w:t>
-      </w:r>
-    </w:p>
-    <w:p>
-      <w:r>
-        <w:t>________________________________________________________________</w:t>
-      </w:r>
-    </w:p>
-    <w:p>
-      <w:pPr>
-        <w:spacing w:line="336" w:lineRule="auto" w:after="180"/>
-        <w:shd w:fill="F4F9FC"/>
-      </w:pPr>
-      <w:r>
-        <w:rPr>
-          <w:b w:val="0"/>
-        </w:rPr>
-        <w:t xml:space="preserve">2. My </w:t>
-      </w:r>
-      <w:r>
-        <w:rPr>
-          <w:b/>
-        </w:rPr>
-        <w:t>evidence</w:t>
-      </w:r>
-      <w:r>
-        <w:rPr>
-          <w:b w:val="0"/>
-        </w:rPr>
-        <w:t xml:space="preserve"> that it works (include a boundary or missing-data case):</w:t>
-      </w:r>
-    </w:p>
-    <w:p>
-      <w:pPr>
-        <w:pStyle w:val="Heading3"/>
-      </w:pPr>
-      <w:r>
-        <w:t>Write or draw your reasoning and evidence.</w:t>
-      </w:r>
-    </w:p>
-    <w:p>
-      <w:r>
-        <w:t>________________________________________________________________</w:t>
-      </w:r>
-    </w:p>
-    <w:p>
-      <w:r>
-        <w:t>________________________________________________________________</w:t>
-      </w:r>
-    </w:p>
-    <w:p>
-      <w:r>
-        <w:t>________________________________________________________________</w:t>
-      </w:r>
-    </w:p>
-    <w:p>
-      <w:r>
-        <w:t>________________________________________________________________</w:t>
-      </w:r>
-    </w:p>
-    <w:p>
-      <w:r>
-        <w:t>________________________________________________________________</w:t>
-      </w:r>
-    </w:p>
-    <w:p>
-      <w:pPr>
-        <w:spacing w:line="336" w:lineRule="auto" w:after="180"/>
-        <w:shd w:fill="F4F9FC"/>
-      </w:pPr>
-      <w:r>
-        <w:rPr>
-          <w:b w:val="0"/>
-        </w:rPr>
-        <w:t>3. One limitation, fairness concern, or situation needing human review:</w:t>
-      </w:r>
-    </w:p>
-    <w:p>
-      <w:pPr>
-        <w:pStyle w:val="Heading3"/>
-      </w:pPr>
-      <w:r>
-        <w:t>Write or draw your reasoning and evidence.</w:t>
-      </w:r>
-    </w:p>
-    <w:p>
-      <w:r>
-        <w:t>________________________________________________________________</w:t>
-      </w:r>
-    </w:p>
-    <w:p>
-      <w:r>
-        <w:t>________________________________________________________________</w:t>
-      </w:r>
-    </w:p>
-    <w:p>
-      <w:r>
-        <w:t>________________________________________________________________</w:t>
-      </w:r>
-    </w:p>
-    <w:p>
-      <w:r>
-        <w:t>________________________________________________________________</w:t>
-      </w:r>
-    </w:p>
-    <w:p>
-      <w:r>
-        <w:t>________________________________________________________________</w:t>
-      </w:r>
-    </w:p>
-    <w:p>
-      <w:pPr>
-        <w:pStyle w:val="Heading3"/>
-      </w:pPr>
-      <w:r>
-        <w:t>Check your explanation</w:t>
-      </w:r>
-    </w:p>
-    <w:p>
-      <w:pPr>
-        <w:spacing w:line="336" w:lineRule="auto" w:after="180"/>
-        <w:shd w:fill="F5F1FB"/>
-      </w:pPr>
-      <w:r>
-        <w:rPr>
-          <w:b w:val="0"/>
-        </w:rPr>
-        <w:t xml:space="preserve">SELF-CHECK  □ I explained the </w:t>
-      </w:r>
-      <w:r>
-        <w:rPr>
-          <w:b/>
-        </w:rPr>
-        <w:t>mechanism</w:t>
-      </w:r>
-      <w:r>
-        <w:rPr>
-          <w:b w:val="0"/>
-        </w:rPr>
-        <w:t xml:space="preserve">  □ I used </w:t>
-      </w:r>
-      <w:r>
-        <w:rPr>
-          <w:b/>
-        </w:rPr>
-        <w:t>evidence</w:t>
-      </w:r>
-      <w:r>
-        <w:rPr>
-          <w:b w:val="0"/>
-        </w:rPr>
-        <w:t xml:space="preserve">  □ I tested a fresh case  □ I named a limitation  □ I can answer ‘why?’</w:t>
-      </w:r>
-    </w:p>
-    <w:p>
-      <w:pPr>
-        <w:pStyle w:val="Heading1"/>
-      </w:pPr>
-      <w:r>
-        <w:t>13. Study a complete case</w:t>
-      </w:r>
-    </w:p>
-    <w:p>
-      <w:r>
-        <w:t>Revisit the complete Similarity by Selected Traits case for supported practice. Repeated examples do not become fresh assessments.</w:t>
-      </w:r>
-    </w:p>
-    <w:p>
-      <w:pPr>
-        <w:pStyle w:val="Heading3"/>
-      </w:pPr>
-      <w:r>
-        <w:t>Week 21 Worked case</w:t>
-      </w:r>
-    </w:p>
-    <w:p>
-      <w:pPr>
-        <w:spacing w:line="336" w:lineRule="auto" w:after="180"/>
-      </w:pPr>
-      <w:r>
-        <w:rPr>
-          <w:b w:val="0"/>
-        </w:rPr>
-        <w:t>Use the supplied details to practise the weekly concept before attempting the independent question. This case extends the illustrated lesson.</w:t>
-      </w:r>
-    </w:p>
-    <w:p>
-      <w:pPr>
-        <w:pStyle w:val="Heading3"/>
-      </w:pPr>
-      <w:r>
-        <w:t>The situation</w:t>
-      </w:r>
-    </w:p>
-    <w:p>
-      <w:pPr>
-        <w:spacing w:line="336" w:lineRule="auto" w:after="180"/>
-      </w:pPr>
-      <w:r>
-        <w:rPr>
-          <w:b w:val="0"/>
-        </w:rPr>
-        <w:t>Traits are [animals,adventure]. A=[1,1], B=[1,0], C=[0,0]; query=[1,0].</w:t>
-      </w:r>
-    </w:p>
-    <w:p>
-      <w:pPr>
-        <w:pStyle w:val="Heading3"/>
-      </w:pPr>
-      <w:r>
-        <w:t>The question</w:t>
-      </w:r>
-    </w:p>
-    <w:p>
-      <w:pPr>
-        <w:spacing w:line="336" w:lineRule="auto" w:after="180"/>
-      </w:pPr>
-      <w:r>
-        <w:rPr>
-          <w:b w:val="0"/>
-        </w:rPr>
-        <w:t xml:space="preserve">Use number of differing traits as </w:t>
-      </w:r>
-      <w:r>
-        <w:rPr>
-          <w:b/>
-        </w:rPr>
-        <w:t>distance</w:t>
-      </w:r>
-      <w:r>
-        <w:rPr>
-          <w:b w:val="0"/>
-        </w:rPr>
-        <w:t>.</w:t>
-      </w:r>
-    </w:p>
-    <w:p>
-      <w:pPr>
-        <w:pStyle w:val="Heading3"/>
-      </w:pPr>
-      <w:r>
-        <w:t>Worked explanation</w:t>
-      </w:r>
-    </w:p>
-    <w:p>
-      <w:pPr>
-        <w:spacing w:line="336" w:lineRule="auto" w:after="180"/>
-      </w:pPr>
-      <w:r>
-        <w:rPr>
-          <w:b/>
-        </w:rPr>
-        <w:t>Distance</w:t>
-      </w:r>
-      <w:r>
-        <w:rPr>
-          <w:b w:val="0"/>
-        </w:rPr>
         <w:t>s: A=1, B=0, C=1. B is nearest with equal feature weights.</w:t>
-      </w:r>
-    </w:p>
-    <w:p>
-      <w:pPr>
-        <w:pStyle w:val="Heading3"/>
-      </w:pPr>
-      <w:r>
-        <w:t>Explain it in your own words</w:t>
-      </w:r>
-    </w:p>
-    <w:p>
-      <w:pPr>
-        <w:spacing w:line="336" w:lineRule="auto" w:after="180"/>
-        <w:shd w:fill="F5F1FB"/>
-      </w:pPr>
-      <w:r>
-        <w:rPr>
-          <w:b w:val="0"/>
-        </w:rPr>
-        <w:t>Which detail supports the answer, and why does it matter?</w:t>
-      </w:r>
-    </w:p>
-    <w:p>
-      <w:pPr>
-        <w:pStyle w:val="Heading3"/>
-      </w:pPr>
-      <w:r>
-        <w:t>Write or draw your reasoning and evidence.</w:t>
-      </w:r>
-    </w:p>
-    <w:p>
-      <w:r>
-        <w:t>________________________________________________________________</w:t>
-      </w:r>
-    </w:p>
-    <w:p>
-      <w:r>
-        <w:t>________________________________________________________________</w:t>
-      </w:r>
-    </w:p>
-    <w:p>
-      <w:r>
-        <w:t>________________________________________________________________</w:t>
-      </w:r>
-    </w:p>
-    <w:p>
-      <w:r>
-        <w:t>________________________________________________________________</w:t>
-      </w:r>
-    </w:p>
-    <w:p>
-      <w:r>
-        <w:t>________________________________________________________________</w:t>
-      </w:r>
-    </w:p>
-    <w:p>
-      <w:pPr>
-        <w:pStyle w:val="Heading3"/>
-      </w:pPr>
-      <w:r>
-        <w:t>Trace the supplied case visually</w:t>
-      </w:r>
-    </w:p>
-    <w:p>
-      <w:pPr>
-        <w:pStyle w:val="Heading3"/>
-      </w:pPr>
-      <w:r>
-        <w:t>Count differing traits from query [1,0]</w:t>
       </w:r>
     </w:p>
     <w:tbl>
@@ -5354,12 +6513,87 @@
     </w:tbl>
     <w:p>
       <w:pPr>
+        <w:pStyle w:val="Heading2"/>
+      </w:pPr>
+      <w:r>
+        <w:t>Earlier wording, alternatives and picture transcripts · reference / check after trying</w:t>
+      </w:r>
+    </w:p>
+    <w:p>
+      <w:pPr>
+        <w:pStyle w:val="Heading3"/>
+      </w:pPr>
+      <w:r>
+        <w:t>Week 21 Worked case</w:t>
+      </w:r>
+    </w:p>
+    <w:p>
+      <w:pPr>
         <w:spacing w:line="336" w:lineRule="auto" w:after="180"/>
       </w:pPr>
       <w:r>
         <w:rPr>
           <w:b w:val="0"/>
         </w:rPr>
+        <w:t>Use the supplied details to practise the weekly concept before attempting the independent question. This case extends the illustrated lesson.</w:t>
+      </w:r>
+    </w:p>
+    <w:p>
+      <w:pPr>
+        <w:pStyle w:val="Heading3"/>
+      </w:pPr>
+      <w:r>
+        <w:t>The situation</w:t>
+      </w:r>
+    </w:p>
+    <w:p>
+      <w:pPr>
+        <w:pStyle w:val="Heading3"/>
+      </w:pPr>
+      <w:r>
+        <w:t>The question</w:t>
+      </w:r>
+    </w:p>
+    <w:p>
+      <w:pPr>
+        <w:pStyle w:val="Heading3"/>
+      </w:pPr>
+      <w:r>
+        <w:t>Worked explanation</w:t>
+      </w:r>
+    </w:p>
+    <w:p>
+      <w:pPr>
+        <w:pStyle w:val="Heading3"/>
+      </w:pPr>
+      <w:r>
+        <w:t>Explain it in your own words</w:t>
+      </w:r>
+    </w:p>
+    <w:p>
+      <w:pPr>
+        <w:pStyle w:val="Heading3"/>
+      </w:pPr>
+      <w:r>
+        <w:t>Trace the supplied case visually</w:t>
+      </w:r>
+    </w:p>
+    <w:p>
+      <w:pPr>
+        <w:pStyle w:val="Heading3"/>
+      </w:pPr>
+      <w:r>
+        <w:t>Count differing traits from query [1,0]</w:t>
+      </w:r>
+    </w:p>
+    <w:p>
+      <w:pPr>
+        <w:spacing w:line="336" w:lineRule="auto" w:after="180"/>
+      </w:pPr>
+      <w:r>
+        <w:rPr>
+          <w:b w:val="0"/>
+        </w:rPr>
         <w:t>Traits are [animals,adventure]. A=[1,1], B=[1,0], C=[0,0]; query=[1,0].</w:t>
       </w:r>
     </w:p>
@@ -5408,492 +6642,20 @@
         <w:pStyle w:val="Heading1"/>
       </w:pPr>
       <w:r>
-        <w:t>14. Try a new case independently</w:t>
-      </w:r>
-    </w:p>
-    <w:p>
-      <w:r>
-        <w:t>Attempt the reserved new case before feedback. Record support; the earlier examples below remain additional practice.</w:t>
-      </w:r>
-    </w:p>
-    <w:p>
-      <w:pPr>
-        <w:pStyle w:val="Heading3"/>
-      </w:pPr>
-      <w:r>
-        <w:t>Independent case: Rank independently</w:t>
-      </w:r>
-    </w:p>
-    <w:p>
-      <w:pPr>
-        <w:spacing w:line="336" w:lineRule="auto" w:after="180"/>
-      </w:pPr>
-      <w:r>
-        <w:rPr>
-          <w:b w:val="0"/>
-        </w:rPr>
-        <w:t xml:space="preserve">Target is [3, 2]. Options A [1, 2], B [3, 4], C [4, 2]. Calculate </w:t>
-      </w:r>
-      <w:r>
-        <w:rPr>
-          <w:b/>
-        </w:rPr>
-        <w:t>distance</w:t>
-      </w:r>
-      <w:r>
-        <w:rPr>
-          <w:b w:val="0"/>
-        </w:rPr>
-        <w:t>s, select the closest, and identify a tie among the others.</w:t>
-      </w:r>
-    </w:p>
-    <w:p>
-      <w:pPr>
-        <w:pStyle w:val="Heading3"/>
-      </w:pPr>
-      <w:r>
-        <w:t>My independent explanation, trace and limits</w:t>
-      </w:r>
-    </w:p>
-    <w:p>
-      <w:r>
-        <w:t>________________________________________________________________</w:t>
-      </w:r>
-    </w:p>
-    <w:p>
-      <w:r>
-        <w:t>________________________________________________________________</w:t>
-      </w:r>
-    </w:p>
-    <w:p>
-      <w:r>
-        <w:t>________________________________________________________________</w:t>
-      </w:r>
-    </w:p>
-    <w:p>
-      <w:r>
-        <w:t>________________________________________________________________</w:t>
-      </w:r>
-    </w:p>
-    <w:p>
-      <w:r>
-        <w:t>________________________________________________________________</w:t>
-      </w:r>
-    </w:p>
-    <w:p>
-      <w:r>
-        <w:t>________________________________________________________________</w:t>
-      </w:r>
-    </w:p>
-    <w:p>
-      <w:r>
-        <w:t>________________________________________________________________</w:t>
-      </w:r>
-    </w:p>
-    <w:p>
-      <w:pPr>
-        <w:spacing w:line="336" w:lineRule="auto" w:after="180"/>
-      </w:pPr>
-      <w:r>
-        <w:rPr>
-          <w:b w:val="0"/>
-        </w:rPr>
-        <w:t>Attempt this case before feedback. Record any help. Earlier examples below are further practice; a case already practised with feedback cannot establish fresh transfer.</w:t>
-      </w:r>
-    </w:p>
-    <w:p>
-      <w:pPr>
-        <w:pStyle w:val="Heading3"/>
-      </w:pPr>
-      <w:r>
-        <w:t>Week 21 Independent application</w:t>
-      </w:r>
-    </w:p>
-    <w:p>
-      <w:pPr>
-        <w:spacing w:line="336" w:lineRule="auto" w:after="180"/>
-      </w:pPr>
-      <w:r>
-        <w:rPr>
-          <w:b w:val="0"/>
-        </w:rPr>
-        <w:t>Close the worked explanation. Apply the idea to this different question without copying.</w:t>
-      </w:r>
-    </w:p>
-    <w:p>
-      <w:pPr>
-        <w:spacing w:line="336" w:lineRule="auto" w:after="180"/>
-        <w:shd w:fill="F5F1FB"/>
-      </w:pPr>
-      <w:r>
-        <w:rPr>
-          <w:b w:val="0"/>
-        </w:rPr>
-        <w:t xml:space="preserve">Score </w:t>
-      </w:r>
-      <w:r>
-        <w:rPr>
-          <w:b/>
-        </w:rPr>
-        <w:t>similarity</w:t>
-      </w:r>
-      <w:r>
-        <w:rPr>
-          <w:b w:val="0"/>
-        </w:rPr>
-        <w:t xml:space="preserve"> using one point for same topic and one for same difficulty. Target is space, easy. A is space, hard; B is animals, easy. What happens?</w:t>
-      </w:r>
-    </w:p>
-    <w:p>
-      <w:pPr>
-        <w:spacing w:line="336" w:lineRule="auto" w:after="180"/>
-      </w:pPr>
-      <w:r>
-        <w:rPr>
-          <w:b w:val="0"/>
-        </w:rPr>
-        <w:t xml:space="preserve">My answer, with a trace, calculation or supporting </w:t>
-      </w:r>
-      <w:r>
-        <w:rPr>
-          <w:b/>
-        </w:rPr>
-        <w:t>evidence</w:t>
-      </w:r>
-    </w:p>
-    <w:p>
-      <w:pPr>
-        <w:pStyle w:val="Heading3"/>
-      </w:pPr>
-      <w:r>
-        <w:t>Write or draw your reasoning and evidence.</w:t>
-      </w:r>
-    </w:p>
-    <w:p>
-      <w:r>
-        <w:t>________________________________________________________________</w:t>
-      </w:r>
-    </w:p>
-    <w:p>
-      <w:r>
-        <w:t>________________________________________________________________</w:t>
-      </w:r>
-    </w:p>
-    <w:p>
-      <w:r>
-        <w:t>________________________________________________________________</w:t>
-      </w:r>
-    </w:p>
-    <w:p>
-      <w:r>
-        <w:t>________________________________________________________________</w:t>
-      </w:r>
-    </w:p>
-    <w:p>
-      <w:r>
-        <w:t>________________________________________________________________</w:t>
-      </w:r>
-    </w:p>
-    <w:p>
-      <w:pPr>
-        <w:pStyle w:val="Heading3"/>
-      </w:pPr>
-      <w:r>
-        <w:t>Create and test</w:t>
-      </w:r>
-    </w:p>
-    <w:p>
-      <w:pPr>
-        <w:spacing w:line="336" w:lineRule="auto" w:after="180"/>
-      </w:pPr>
-      <w:r>
-        <w:rPr>
-          <w:b w:val="0"/>
-        </w:rPr>
-        <w:t>Change one relevant detail. Predict the result before testing. Include a boundary or missing-information case when it helps reveal a limit.</w:t>
-      </w:r>
-    </w:p>
-    <w:p>
-      <w:pPr>
-        <w:spacing w:line="336" w:lineRule="auto" w:after="180"/>
-      </w:pPr>
-      <w:r>
-        <w:rPr>
-          <w:b w:val="0"/>
-        </w:rPr>
-        <w:t xml:space="preserve">My changed </w:t>
-      </w:r>
-      <w:r>
-        <w:rPr>
-          <w:b/>
-        </w:rPr>
-        <w:t>input</w:t>
-      </w:r>
-      <w:r>
-        <w:rPr>
-          <w:b w:val="0"/>
-        </w:rPr>
-        <w:t xml:space="preserve"> and expected result</w:t>
-      </w:r>
-    </w:p>
-    <w:p>
-      <w:pPr>
-        <w:pStyle w:val="Heading3"/>
-      </w:pPr>
-      <w:r>
-        <w:t>Write or draw your reasoning and evidence.</w:t>
-      </w:r>
-    </w:p>
-    <w:p>
-      <w:r>
-        <w:t>________________________________________________________________</w:t>
-      </w:r>
-    </w:p>
-    <w:p>
-      <w:r>
-        <w:t>________________________________________________________________</w:t>
-      </w:r>
-    </w:p>
-    <w:p>
-      <w:r>
-        <w:t>________________________________________________________________</w:t>
-      </w:r>
-    </w:p>
-    <w:p>
-      <w:r>
-        <w:t>________________________________________________________________</w:t>
-      </w:r>
-    </w:p>
-    <w:p>
-      <w:r>
-        <w:t>________________________________________________________________</w:t>
-      </w:r>
-    </w:p>
-    <w:p>
-      <w:pPr>
-        <w:pStyle w:val="Heading3"/>
-      </w:pPr>
-      <w:r>
-        <w:t>Connect to your project</w:t>
-      </w:r>
-    </w:p>
-    <w:p>
-      <w:pPr>
-        <w:spacing w:line="336" w:lineRule="auto" w:after="180"/>
-      </w:pPr>
-      <w:r>
-        <w:rPr>
-          <w:b w:val="0"/>
-        </w:rPr>
-        <w:t xml:space="preserve">Make selected traits and their </w:t>
-      </w:r>
-      <w:r>
-        <w:rPr>
-          <w:b/>
-        </w:rPr>
-        <w:t>scale</w:t>
-      </w:r>
-      <w:r>
-        <w:rPr>
-          <w:b w:val="0"/>
-        </w:rPr>
-        <w:t>s visible in every recommendation explanation.</w:t>
-      </w:r>
-    </w:p>
-    <w:p>
-      <w:pPr>
-        <w:spacing w:line="336" w:lineRule="auto" w:after="180"/>
-      </w:pPr>
-      <w:r>
-        <w:rPr>
-          <w:b w:val="0"/>
-        </w:rPr>
-        <w:t xml:space="preserve">The </w:t>
-      </w:r>
-      <w:r>
-        <w:rPr>
-          <w:b/>
-        </w:rPr>
-        <w:t>evidence</w:t>
-      </w:r>
-      <w:r>
-        <w:rPr>
-          <w:b w:val="0"/>
-        </w:rPr>
-        <w:t xml:space="preserve"> I will keep</w:t>
-      </w:r>
-    </w:p>
-    <w:p>
-      <w:pPr>
-        <w:pStyle w:val="Heading3"/>
-      </w:pPr>
-      <w:r>
-        <w:t>Write or draw your reasoning and evidence.</w:t>
-      </w:r>
-    </w:p>
-    <w:p>
-      <w:r>
-        <w:t>________________________________________________________________</w:t>
-      </w:r>
-    </w:p>
-    <w:p>
-      <w:r>
-        <w:t>________________________________________________________________</w:t>
-      </w:r>
-    </w:p>
-    <w:p>
-      <w:r>
-        <w:t>________________________________________________________________</w:t>
-      </w:r>
-    </w:p>
-    <w:p>
-      <w:r>
-        <w:t>________________________________________________________________</w:t>
-      </w:r>
-    </w:p>
-    <w:p>
-      <w:r>
-        <w:t>________________________________________________________________</w:t>
-      </w:r>
-    </w:p>
-    <w:p>
-      <w:pPr>
-        <w:spacing w:line="336" w:lineRule="auto" w:after="180"/>
-      </w:pPr>
-      <w:r>
-        <w:rPr>
-          <w:b w:val="0"/>
-        </w:rPr>
-        <w:t xml:space="preserve">Your teacher has the independent answer and scoring criteria. Complete the matching workbook week to keep your practice </w:t>
-      </w:r>
-      <w:r>
-        <w:rPr>
-          <w:b/>
-        </w:rPr>
-        <w:t>evidence</w:t>
-      </w:r>
-      <w:r>
-        <w:rPr>
-          <w:b w:val="0"/>
-        </w:rPr>
-        <w:t xml:space="preserve"> together.</w:t>
-      </w:r>
-    </w:p>
-    <w:p>
-      <w:pPr>
-        <w:pStyle w:val="Heading3"/>
-      </w:pPr>
-      <w:r>
-        <w:t>Transfer practice from the original programme</w:t>
-      </w:r>
-    </w:p>
-    <w:p>
-      <w:pPr>
-        <w:spacing w:line="336" w:lineRule="auto" w:after="180"/>
-        <w:shd w:fill="F5F1FB"/>
-      </w:pPr>
-      <w:r>
-        <w:rPr>
-          <w:b w:val="0"/>
-        </w:rPr>
-        <w:t>Represent books as [animal,short,illustrated] with 1=yes. Query=[1,1,0]; A=[1,0,0], B=[1,1,1], C=[0,0,0]. Count mismatches. What changes if illustrations matter twice as much?</w:t>
-      </w:r>
-    </w:p>
-    <w:p>
-      <w:pPr>
-        <w:pStyle w:val="Heading3"/>
-      </w:pPr>
-      <w:r>
-        <w:t>Explain the mechanism, evidence and one limit.</w:t>
-      </w:r>
-    </w:p>
-    <w:p>
-      <w:r>
-        <w:t>________________________________________________________________</w:t>
-      </w:r>
-    </w:p>
-    <w:p>
-      <w:r>
-        <w:t>________________________________________________________________</w:t>
-      </w:r>
-    </w:p>
-    <w:p>
-      <w:r>
-        <w:t>________________________________________________________________</w:t>
-      </w:r>
-    </w:p>
-    <w:p>
-      <w:r>
-        <w:t>________________________________________________________________</w:t>
-      </w:r>
-    </w:p>
-    <w:p>
-      <w:r>
-        <w:t>________________________________________________________________</w:t>
-      </w:r>
-    </w:p>
-    <w:p>
-      <w:r>
-        <w:t>________________________________________________________________</w:t>
-      </w:r>
-    </w:p>
-    <w:p>
-      <w:r>
-        <w:t>________________________________________________________________</w:t>
-      </w:r>
-    </w:p>
-    <w:p>
-      <w:pPr>
-        <w:pStyle w:val="Heading3"/>
-      </w:pPr>
-      <w:r>
-        <w:t>Use feedback to improve</w:t>
-      </w:r>
-    </w:p>
-    <w:p>
-      <w:pPr>
-        <w:spacing w:line="336" w:lineRule="auto" w:after="180"/>
-      </w:pPr>
-      <w:r>
-        <w:rPr>
-          <w:b w:val="0"/>
-        </w:rPr>
-        <w:t>Attempt the independent case before hints. Record whether you worked alone, used a hint or followed a model. After feedback, fix the first unsupported step and explain why it changed.</w:t>
-      </w:r>
-    </w:p>
-    <w:p>
-      <w:pPr>
-        <w:spacing w:line="336" w:lineRule="auto" w:after="180"/>
-      </w:pPr>
-      <w:r>
-        <w:rPr>
-          <w:b w:val="0"/>
-        </w:rPr>
-        <w:t>A later check uses a changed case, not a copied answer.</w:t>
-      </w:r>
-    </w:p>
-    <w:p>
-      <w:pPr>
-        <w:pStyle w:val="Heading1"/>
-      </w:pPr>
-      <w:r>
-        <w:t>15. Your lesson route</w:t>
-      </w:r>
-    </w:p>
-    <w:p>
-      <w:r>
-        <w:t>Use this map to navigate Similarity by Selected Traits, connect the goals to tasks and keep one evidence record for each attempt.</w:t>
-      </w:r>
-    </w:p>
-    <w:p>
-      <w:pPr>
-        <w:spacing w:line="336" w:lineRule="auto" w:after="180"/>
-      </w:pPr>
-      <w:r>
-        <w:rPr>
-          <w:b w:val="0"/>
-        </w:rPr>
-        <w:t>Start with this question: A fictional toy book matcher represents two preferences with numeric features.</w:t>
+        <w:t>15. Reference: original lesson checklist</w:t>
+      </w:r>
+    </w:p>
+    <w:p>
+      <w:r>
+        <w:t>Use an additional checklist when it helps inspect your explanation.</w:t>
+      </w:r>
+    </w:p>
+    <w:p>
+      <w:pPr>
+        <w:pStyle w:val="Heading2"/>
+      </w:pPr>
+      <w:r>
+        <w:t>Targets and evidence</w:t>
       </w:r>
     </w:p>
     <w:tbl>
@@ -6000,6 +6762,14 @@
     </w:tbl>
     <w:p>
       <w:pPr>
+        <w:pStyle w:val="Heading2"/>
+      </w:pPr>
+      <w:r>
+        <w:t>Keep your route and first prediction</w:t>
+      </w:r>
+    </w:p>
+    <w:p>
+      <w:pPr>
         <w:spacing w:line="336" w:lineRule="auto" w:after="180"/>
       </w:pPr>
       <w:r>
@@ -6058,15 +6828,147 @@
     </w:p>
     <w:p>
       <w:pPr>
+        <w:pStyle w:val="Heading2"/>
+      </w:pPr>
+      <w:r>
+        <w:t>Earlier wording, alternatives and picture transcripts · reference / check after trying</w:t>
+      </w:r>
+    </w:p>
+    <w:p>
+      <w:pPr>
+        <w:spacing w:line="336" w:lineRule="auto" w:after="180"/>
+      </w:pPr>
+      <w:r>
+        <w:rPr>
+          <w:b w:val="0"/>
+        </w:rPr>
+        <w:t>Start with this question: A fictional toy book matcher represents two preferences with numeric features.</w:t>
+      </w:r>
+    </w:p>
+    <w:p>
+      <w:pPr>
         <w:pStyle w:val="Heading1"/>
       </w:pPr>
       <w:r>
-        <w:t>16. Finish and return</w:t>
-      </w:r>
-    </w:p>
-    <w:p>
-      <w:r>
-        <w:t>Explain Similarity by Selected Traits without notes, identify a remaining question and plan a later check with a changed case.</w:t>
+        <w:t>17. Extra practice: pictures, repair and feedback</w:t>
+      </w:r>
+    </w:p>
+    <w:p>
+      <w:r>
+        <w:t>Attempt each question before opening its explanation. Use one browser or paper copy.</w:t>
+      </w:r>
+    </w:p>
+    <w:p>
+      <w:pPr>
+        <w:pStyle w:val="Heading2"/>
+      </w:pPr>
+      <w:r>
+        <w:t>First supported question</w:t>
+      </w:r>
+    </w:p>
+    <w:p>
+      <w:pPr>
+        <w:pStyle w:val="ListBullet"/>
+      </w:pPr>
+      <w:r>
+        <w:t>A fictional toy book matcher represents two preferences with numeric features.</w:t>
+      </w:r>
+    </w:p>
+    <w:p>
+      <w:pPr>
+        <w:pStyle w:val="Heading3"/>
+      </w:pPr>
+      <w:r>
+        <w:t>Practice 1: explain the deciding evidence</w:t>
+      </w:r>
+    </w:p>
+    <w:p>
+      <w:pPr>
+        <w:pStyle w:val="ListBullet"/>
+      </w:pPr>
+      <w:r>
+        <w:t>Which labelled step matches this detail? B and C tie at distance 2; keep the tie visible.</w:t>
+      </w:r>
+    </w:p>
+    <w:p>
+      <w:pPr>
+        <w:pStyle w:val="ListBullet"/>
+      </w:pPr>
+      <w:r>
+        <w:t>1. Distance C</w:t>
+      </w:r>
+    </w:p>
+    <w:p>
+      <w:pPr>
+        <w:pStyle w:val="ListBullet"/>
+      </w:pPr>
+      <w:r>
+        <w:t>2. Choose closest</w:t>
+      </w:r>
+    </w:p>
+    <w:p>
+      <w:pPr>
+        <w:pStyle w:val="ListBullet"/>
+      </w:pPr>
+      <w:r>
+        <w:t>3. Distance A</w:t>
+      </w:r>
+    </w:p>
+    <w:p>
+      <w:pPr>
+        <w:pStyle w:val="ListBullet"/>
+      </w:pPr>
+      <w:r>
+        <w:t>4. Distance B</w:t>
+      </w:r>
+    </w:p>
+    <w:p>
+      <w:pPr>
+        <w:pStyle w:val="Heading3"/>
+      </w:pPr>
+      <w:r>
+        <w:t>My selected conclusion, deciding fact and explanation</w:t>
+      </w:r>
+    </w:p>
+    <w:p>
+      <w:r>
+        <w:t>________________________________________________________________</w:t>
+      </w:r>
+    </w:p>
+    <w:p>
+      <w:r>
+        <w:t>________________________________________________________________</w:t>
+      </w:r>
+    </w:p>
+    <w:p>
+      <w:r>
+        <w:t>________________________________________________________________</w:t>
+      </w:r>
+    </w:p>
+    <w:p>
+      <w:r>
+        <w:t>________________________________________________________________</w:t>
+      </w:r>
+    </w:p>
+    <w:p>
+      <w:r>
+        <w:t>________________________________________________________________</w:t>
+      </w:r>
+    </w:p>
+    <w:p>
+      <w:pPr>
+        <w:pStyle w:val="ListBullet"/>
+      </w:pPr>
+      <w:r>
+        <w:t>Hint if needed: Read the steps in the pictorial case. Match the supplied detail to the stage that performs or records it.</w:t>
+      </w:r>
+    </w:p>
+    <w:p>
+      <w:pPr>
+        <w:pStyle w:val="Heading2"/>
+      </w:pPr>
+      <w:r>
+        <w:t>Check the first explanation · reference / check after trying</w:t>
       </w:r>
     </w:p>
     <w:p>
@@ -6077,7 +6979,109 @@
         <w:rPr>
           <w:b w:val="0"/>
         </w:rPr>
-        <w:t>Close your notes. Explain this goal in your own words: Represent items with numeric features</w:t>
+        <w:t xml:space="preserve">After your attempt, compare with the supported explanation: Choose closest B and C tie at </w:t>
+      </w:r>
+      <w:r>
+        <w:rPr>
+          <w:b/>
+        </w:rPr>
+        <w:t>distance</w:t>
+      </w:r>
+      <w:r>
+        <w:rPr>
+          <w:b w:val="0"/>
+        </w:rPr>
+        <w:t xml:space="preserve"> 2; keep the tie visible. Each </w:t>
+      </w:r>
+      <w:r>
+        <w:rPr>
+          <w:b/>
+        </w:rPr>
+        <w:t>coordinate</w:t>
+      </w:r>
+      <w:r>
+        <w:rPr>
+          <w:b w:val="0"/>
+        </w:rPr>
+        <w:t xml:space="preserve"> contributes according to the declared </w:t>
+      </w:r>
+      <w:r>
+        <w:rPr>
+          <w:b/>
+        </w:rPr>
+        <w:t>distance</w:t>
+      </w:r>
+      <w:r>
+        <w:rPr>
+          <w:b w:val="0"/>
+        </w:rPr>
+        <w:t xml:space="preserve"> rule.</w:t>
+      </w:r>
+    </w:p>
+    <w:p>
+      <w:pPr>
+        <w:spacing w:line="336" w:lineRule="auto" w:after="180"/>
+      </w:pPr>
+      <w:r>
+        <w:rPr>
+          <w:b w:val="0"/>
+        </w:rPr>
+        <w:t xml:space="preserve">Smaller </w:t>
+      </w:r>
+      <w:r>
+        <w:rPr>
+          <w:b/>
+        </w:rPr>
+        <w:t>distance</w:t>
+      </w:r>
+      <w:r>
+        <w:rPr>
+          <w:b w:val="0"/>
+        </w:rPr>
+        <w:t xml:space="preserve"> means closer in this representation, not automatically a better reading experience. If one </w:t>
+      </w:r>
+      <w:r>
+        <w:rPr>
+          <w:b/>
+        </w:rPr>
+        <w:t>coordinate</w:t>
+      </w:r>
+      <w:r>
+        <w:rPr>
+          <w:b w:val="0"/>
+        </w:rPr>
+        <w:t xml:space="preserve"> uses a much larger numerical </w:t>
+      </w:r>
+      <w:r>
+        <w:rPr>
+          <w:b/>
+        </w:rPr>
+        <w:t>scale</w:t>
+      </w:r>
+      <w:r>
+        <w:rPr>
+          <w:b w:val="0"/>
+        </w:rPr>
+        <w:t>, it can dominate the sum even when it is not more important.</w:t>
+      </w:r>
+    </w:p>
+    <w:p>
+      <w:pPr>
+        <w:spacing w:line="336" w:lineRule="auto" w:after="180"/>
+      </w:pPr>
+      <w:r>
+        <w:rPr>
+          <w:b w:val="0"/>
+        </w:rPr>
+        <w:t>Feature units and scaling belong in the method record.</w:t>
+      </w:r>
+    </w:p>
+    <w:p>
+      <w:pPr>
+        <w:pStyle w:val="Heading2"/>
+      </w:pPr>
+      <w:r>
+        <w:t>Changed-case question</w:t>
       </w:r>
     </w:p>
     <w:p>
@@ -6085,7 +7089,47 @@
         <w:pStyle w:val="Heading3"/>
       </w:pPr>
       <w:r>
-        <w:t>My deciding step, evidence and one remaining question</w:t>
+        <w:t>Practice 2: explain the deciding evidence</w:t>
+      </w:r>
+    </w:p>
+    <w:p>
+      <w:pPr>
+        <w:pStyle w:val="ListBullet"/>
+      </w:pPr>
+      <w:r>
+        <w:t>Changed-case practice: Give the first-coordinate difference weight 2 while the second keeps weight 1. Which conclusion is supported by the supplied facts?</w:t>
+      </w:r>
+    </w:p>
+    <w:p>
+      <w:pPr>
+        <w:pStyle w:val="ListBullet"/>
+      </w:pPr>
+      <w:r>
+        <w:t>1. Distances become A=3, B=4, C=3; A and C tie.</w:t>
+      </w:r>
+    </w:p>
+    <w:p>
+      <w:pPr>
+        <w:pStyle w:val="ListBullet"/>
+      </w:pPr>
+      <w:r>
+        <w:t>2. This one example guarantees correct results for every future input.</w:t>
+      </w:r>
+    </w:p>
+    <w:p>
+      <w:pPr>
+        <w:pStyle w:val="ListBullet"/>
+      </w:pPr>
+      <w:r>
+        <w:t>3. We can decide the result without examining the changed input or the procedure.</w:t>
+      </w:r>
+    </w:p>
+    <w:p>
+      <w:pPr>
+        <w:pStyle w:val="Heading3"/>
+      </w:pPr>
+      <w:r>
+        <w:t>My selected conclusion, deciding fact and explanation</w:t>
       </w:r>
     </w:p>
     <w:p>
@@ -6115,25 +7159,174 @@
     </w:p>
     <w:p>
       <w:pPr>
+        <w:pStyle w:val="ListBullet"/>
+      </w:pPr>
+      <w:r>
+        <w:t>Hint if needed: Use the changed condition and the deciding step in the pictorial trace. The answer must say what follows from those facts.</w:t>
+      </w:r>
+    </w:p>
+    <w:p>
+      <w:pPr>
+        <w:pStyle w:val="Heading2"/>
+      </w:pPr>
+      <w:r>
+        <w:t>Check the changed case · reference / check after trying</w:t>
+      </w:r>
+    </w:p>
+    <w:p>
+      <w:pPr>
         <w:spacing w:line="336" w:lineRule="auto" w:after="180"/>
       </w:pPr>
       <w:r>
         <w:rPr>
           <w:b w:val="0"/>
         </w:rPr>
-        <w:t xml:space="preserve">If you are unsure, return to the worked picture and explain one arrow. If you are ready, change an </w:t>
+        <w:t xml:space="preserve">After your attempt, compare with the supported explanation: </w:t>
       </w:r>
       <w:r>
         <w:rPr>
           <w:b/>
         </w:rPr>
+        <w:t>Distance</w:t>
+      </w:r>
+      <w:r>
+        <w:rPr>
+          <w:b w:val="0"/>
+        </w:rPr>
+        <w:t>s become A=3, B=4, C=3; A and C tie. The representation’s comparison rule changes; the supplied vectors stay the same.</w:t>
+      </w:r>
+    </w:p>
+    <w:p>
+      <w:pPr>
+        <w:pStyle w:val="Heading2"/>
+      </w:pPr>
+      <w:r>
+        <w:t>Repair and save your work</w:t>
+      </w:r>
+    </w:p>
+    <w:p>
+      <w:pPr>
+        <w:spacing w:line="336" w:lineRule="auto" w:after="180"/>
+      </w:pPr>
+      <w:r>
+        <w:rPr>
+          <w:b w:val="0"/>
+        </w:rPr>
+        <w:t>Review Repair Bias in Data (ai-2/20). Goal: Identify selection and coverage bias. Short practice: Why must 35% be labelled an illustration rather than the measured grade-wide Yes rate?.</w:t>
+      </w:r>
+    </w:p>
+    <w:p>
+      <w:pPr>
+        <w:spacing w:line="336" w:lineRule="auto" w:after="180"/>
+      </w:pPr>
+      <w:r>
+        <w:rPr>
+          <w:b w:val="0"/>
+        </w:rPr>
+        <w:t>Return to this week and explain what you changed.</w:t>
+      </w:r>
+    </w:p>
+    <w:p>
+      <w:pPr>
+        <w:spacing w:line="336" w:lineRule="auto" w:after="180"/>
+      </w:pPr>
+      <w:r>
+        <w:rPr>
+          <w:b w:val="0"/>
+        </w:rPr>
+        <w:t>Review Missing Data (ai-2/18). Goal: Detect absent and unusable values. Short practice: Why is the Boolean True rejected even though arithmetic can treat it like 1 in Python?. Return to this week and explain what you changed.</w:t>
+      </w:r>
+    </w:p>
+    <w:p>
+      <w:pPr>
+        <w:spacing w:line="336" w:lineRule="auto" w:after="180"/>
+      </w:pPr>
+      <w:r>
+        <w:rPr>
+          <w:b w:val="0"/>
+        </w:rPr>
+        <w:t xml:space="preserve">Review Choose Informative Questions (ai-2/15). Goal: Fit a root question and leaf </w:t>
+      </w:r>
+      <w:r>
+        <w:rPr>
+          <w:b/>
+        </w:rPr>
+        <w:t>prediction</w:t>
+      </w:r>
+      <w:r>
+        <w:rPr>
+          <w:b w:val="0"/>
+        </w:rPr>
+        <w:t xml:space="preserve">s from </w:t>
+      </w:r>
+      <w:r>
+        <w:rPr>
+          <w:b/>
+        </w:rPr>
+        <w:t>training</w:t>
+      </w:r>
+      <w:r>
+        <w:rPr>
+          <w:b w:val="0"/>
+        </w:rPr>
+        <w:t xml:space="preserve"> examples. Short practice: Choose the best original question and explain why its more balanced split matters here..</w:t>
+      </w:r>
+    </w:p>
+    <w:p>
+      <w:pPr>
+        <w:spacing w:line="336" w:lineRule="auto" w:after="180"/>
+      </w:pPr>
+      <w:r>
+        <w:rPr>
+          <w:b w:val="0"/>
+        </w:rPr>
+        <w:t>Return to this week and explain what you changed.</w:t>
+      </w:r>
+    </w:p>
+    <w:p>
+      <w:pPr>
+        <w:spacing w:line="336" w:lineRule="auto" w:after="180"/>
+      </w:pPr>
+      <w:r>
+        <w:rPr>
+          <w:b w:val="0"/>
+        </w:rPr>
+        <w:t xml:space="preserve">The browser lab lets you edit the supported Python examples already included in this lesson. Predict first, run, inspect the actual </w:t>
+      </w:r>
+      <w:r>
+        <w:rPr>
+          <w:b/>
+        </w:rPr>
+        <w:t>output</w:t>
+      </w:r>
+      <w:r>
+        <w:rPr>
+          <w:b w:val="0"/>
+        </w:rPr>
+        <w:t xml:space="preserve"> or error, change one </w:t>
+      </w:r>
+      <w:r>
+        <w:rPr>
+          <w:b/>
+        </w:rPr>
         <w:t>input</w:t>
       </w:r>
       <w:r>
         <w:rPr>
           <w:b w:val="0"/>
         </w:rPr>
-        <w:t xml:space="preserve"> or assumption and justify your </w:t>
+        <w:t>, then run again.</w:t>
+      </w:r>
+    </w:p>
+    <w:p>
+      <w:pPr>
+        <w:spacing w:line="336" w:lineRule="auto" w:after="180"/>
+      </w:pPr>
+      <w:r>
+        <w:rPr>
+          <w:b w:val="0"/>
+        </w:rPr>
+        <w:t xml:space="preserve">Keep code, </w:t>
       </w:r>
       <w:r>
         <w:rPr>
@@ -6145,7 +7338,7 @@
         <w:rPr>
           <w:b w:val="0"/>
         </w:rPr>
-        <w:t>.</w:t>
+        <w:t>s, actual results and a reasoned revision together. On paper, label your result as a trace rather than an execution.</w:t>
       </w:r>
     </w:p>
     <w:p>
@@ -6156,7 +7349,7 @@
         <w:rPr>
           <w:b w:val="0"/>
         </w:rPr>
-        <w:t xml:space="preserve">Save your workbook </w:t>
+        <w:t xml:space="preserve">Use Download completed work in the hosted lesson to export your answers, reflections, practice feedback and code-run </w:t>
       </w:r>
       <w:r>
         <w:rPr>
@@ -6168,7 +7361,61 @@
         <w:rPr>
           <w:b w:val="0"/>
         </w:rPr>
-        <w:t>. At the next review, try a different case before opening your old answer.</w:t>
+        <w:t>. Open the HTML copy to read or print it.</w:t>
+      </w:r>
+    </w:p>
+    <w:p>
+      <w:pPr>
+        <w:spacing w:line="336" w:lineRule="auto" w:after="180"/>
+      </w:pPr>
+      <w:r>
+        <w:rPr>
+          <w:b w:val="0"/>
+        </w:rPr>
+        <w:t>Drafts stay in this browser when storage is available; clear drafts on a shared device.</w:t>
+      </w:r>
+    </w:p>
+    <w:p>
+      <w:pPr>
+        <w:pStyle w:val="Heading2"/>
+      </w:pPr>
+      <w:r>
+        <w:t>Earlier wording, alternatives and picture transcripts · reference / check after trying</w:t>
+      </w:r>
+    </w:p>
+    <w:p>
+      <w:pPr>
+        <w:spacing w:line="336" w:lineRule="auto" w:after="180"/>
+      </w:pPr>
+      <w:r>
+        <w:rPr>
+          <w:b w:val="0"/>
+        </w:rPr>
+        <w:t>Use this supported practice once, in the browser or on paper. Keep the reserved independent assessment for a separate first attempt before teacher feedback.</w:t>
+      </w:r>
+    </w:p>
+    <w:p>
+      <w:pPr>
+        <w:pStyle w:val="Heading3"/>
+      </w:pPr>
+      <w:r>
+        <w:t>Repair a missing building block</w:t>
+      </w:r>
+    </w:p>
+    <w:p>
+      <w:pPr>
+        <w:pStyle w:val="Heading3"/>
+      </w:pPr>
+      <w:r>
+        <w:t>Predict, run and debug</w:t>
+      </w:r>
+    </w:p>
+    <w:p>
+      <w:pPr>
+        <w:pStyle w:val="Heading3"/>
+      </w:pPr>
+      <w:r>
+        <w:t>Keep your completed work</w:t>
       </w:r>
     </w:p>
     <w:p>
@@ -6176,728 +7423,17 @@
         <w:pStyle w:val="Heading1"/>
       </w:pPr>
       <w:r>
-        <w:t>17. Supported practice, repair and portfolio</w:t>
-      </w:r>
-    </w:p>
-    <w:p>
-      <w:r>
-        <w:t>Attempt supported questions before using hints or feedback. Review a missing building block, then keep the completed work.</w:t>
-      </w:r>
-    </w:p>
-    <w:p>
-      <w:pPr>
-        <w:spacing w:line="336" w:lineRule="auto" w:after="180"/>
-      </w:pPr>
-      <w:r>
-        <w:rPr>
-          <w:b w:val="0"/>
-        </w:rPr>
-        <w:t>Use this supported practice once, in the browser or on paper. Keep the reserved independent assessment for a separate first attempt before teacher feedback.</w:t>
-      </w:r>
-    </w:p>
-    <w:p>
-      <w:pPr>
-        <w:spacing w:line="336" w:lineRule="auto" w:after="180"/>
-      </w:pPr>
-      <w:r>
-        <w:rPr>
-          <w:b w:val="0"/>
-        </w:rPr>
-        <w:t>A fictional toy book matcher represents two preferences with numeric features.</w:t>
-      </w:r>
-    </w:p>
-    <w:p>
-      <w:pPr>
-        <w:pStyle w:val="Heading3"/>
-      </w:pPr>
-      <w:r>
-        <w:t>Practice 1: explain the deciding evidence</w:t>
-      </w:r>
-    </w:p>
-    <w:p>
-      <w:pPr>
-        <w:spacing w:line="336" w:lineRule="auto" w:after="180"/>
-      </w:pPr>
-      <w:r>
-        <w:rPr>
-          <w:b w:val="0"/>
-        </w:rPr>
-        <w:t xml:space="preserve">Which labelled step matches this detail? B and C tie at </w:t>
-      </w:r>
-      <w:r>
-        <w:rPr>
-          <w:b/>
-        </w:rPr>
-        <w:t>distance</w:t>
-      </w:r>
-      <w:r>
-        <w:rPr>
-          <w:b w:val="0"/>
-        </w:rPr>
-        <w:t xml:space="preserve"> 2; keep the tie visible.</w:t>
-      </w:r>
-    </w:p>
-    <w:p>
-      <w:pPr>
-        <w:spacing w:line="336" w:lineRule="auto" w:after="180"/>
-        <w:shd w:fill="F4F9FC"/>
-      </w:pPr>
-      <w:r>
-        <w:rPr>
-          <w:b w:val="0"/>
-        </w:rPr>
-        <w:t xml:space="preserve">1. </w:t>
-      </w:r>
-      <w:r>
-        <w:rPr>
-          <w:b/>
-        </w:rPr>
-        <w:t>Distance</w:t>
-      </w:r>
-      <w:r>
-        <w:rPr>
-          <w:b w:val="0"/>
-        </w:rPr>
-        <w:t xml:space="preserve"> C</w:t>
-      </w:r>
-    </w:p>
-    <w:p>
-      <w:pPr>
-        <w:spacing w:line="336" w:lineRule="auto" w:after="180"/>
-        <w:shd w:fill="F4F9FC"/>
-      </w:pPr>
-      <w:r>
-        <w:rPr>
-          <w:b w:val="0"/>
-        </w:rPr>
-        <w:t>2. Choose closest</w:t>
-      </w:r>
-    </w:p>
-    <w:p>
-      <w:pPr>
-        <w:spacing w:line="336" w:lineRule="auto" w:after="180"/>
-        <w:shd w:fill="F4F9FC"/>
-      </w:pPr>
-      <w:r>
-        <w:rPr>
-          <w:b w:val="0"/>
-        </w:rPr>
-        <w:t xml:space="preserve">3. </w:t>
-      </w:r>
-      <w:r>
-        <w:rPr>
-          <w:b/>
-        </w:rPr>
-        <w:t>Distance</w:t>
-      </w:r>
-      <w:r>
-        <w:rPr>
-          <w:b w:val="0"/>
-        </w:rPr>
-        <w:t xml:space="preserve"> A</w:t>
-      </w:r>
-    </w:p>
-    <w:p>
-      <w:pPr>
-        <w:spacing w:line="336" w:lineRule="auto" w:after="180"/>
-        <w:shd w:fill="F4F9FC"/>
-      </w:pPr>
-      <w:r>
-        <w:rPr>
-          <w:b w:val="0"/>
-        </w:rPr>
-        <w:t xml:space="preserve">4. </w:t>
-      </w:r>
-      <w:r>
-        <w:rPr>
-          <w:b/>
-        </w:rPr>
-        <w:t>Distance</w:t>
-      </w:r>
-      <w:r>
-        <w:rPr>
-          <w:b w:val="0"/>
-        </w:rPr>
-        <w:t xml:space="preserve"> B</w:t>
-      </w:r>
-    </w:p>
-    <w:p>
-      <w:pPr>
-        <w:pStyle w:val="Heading3"/>
-      </w:pPr>
-      <w:r>
-        <w:t>My selected conclusion, deciding fact and explanation</w:t>
-      </w:r>
-    </w:p>
-    <w:p>
-      <w:r>
-        <w:t>________________________________________________________________</w:t>
-      </w:r>
-    </w:p>
-    <w:p>
-      <w:r>
-        <w:t>________________________________________________________________</w:t>
-      </w:r>
-    </w:p>
-    <w:p>
-      <w:r>
-        <w:t>________________________________________________________________</w:t>
-      </w:r>
-    </w:p>
-    <w:p>
-      <w:r>
-        <w:t>________________________________________________________________</w:t>
-      </w:r>
-    </w:p>
-    <w:p>
-      <w:r>
-        <w:t>________________________________________________________________</w:t>
-      </w:r>
-    </w:p>
-    <w:p>
-      <w:pPr>
-        <w:pStyle w:val="Heading3"/>
-      </w:pPr>
-      <w:r>
-        <w:t>Hint · try first</w:t>
-      </w:r>
-    </w:p>
-    <w:p>
-      <w:pPr>
-        <w:spacing w:line="336" w:lineRule="auto" w:after="180"/>
-        <w:shd w:fill="F1F6F8"/>
-      </w:pPr>
-      <w:r>
-        <w:rPr>
-          <w:b w:val="0"/>
-        </w:rPr>
-        <w:t>Hint if needed: Read the steps in the pictorial case. Match the supplied detail to the stage that performs or records it.</w:t>
-      </w:r>
-    </w:p>
-    <w:p>
-      <w:pPr>
-        <w:pStyle w:val="Heading3"/>
-      </w:pPr>
-      <w:r>
-        <w:t>Feedback · compare after trying</w:t>
-      </w:r>
-    </w:p>
-    <w:p>
-      <w:pPr>
-        <w:spacing w:line="336" w:lineRule="auto" w:after="180"/>
-        <w:shd w:fill="F1F6FC"/>
-      </w:pPr>
-      <w:r>
-        <w:rPr>
-          <w:b w:val="0"/>
-        </w:rPr>
-        <w:t xml:space="preserve">After your attempt, compare with the supported explanation: Choose closest B and C tie at </w:t>
-      </w:r>
-      <w:r>
-        <w:rPr>
-          <w:b/>
-        </w:rPr>
-        <w:t>distance</w:t>
-      </w:r>
-      <w:r>
-        <w:rPr>
-          <w:b w:val="0"/>
-        </w:rPr>
-        <w:t xml:space="preserve"> 2; keep the tie visible. Each </w:t>
-      </w:r>
-      <w:r>
-        <w:rPr>
-          <w:b/>
-        </w:rPr>
-        <w:t>coordinate</w:t>
-      </w:r>
-      <w:r>
-        <w:rPr>
-          <w:b w:val="0"/>
-        </w:rPr>
-        <w:t xml:space="preserve"> contributes according to the declared </w:t>
-      </w:r>
-      <w:r>
-        <w:rPr>
-          <w:b/>
-        </w:rPr>
-        <w:t>distance</w:t>
-      </w:r>
-      <w:r>
-        <w:rPr>
-          <w:b w:val="0"/>
-        </w:rPr>
-        <w:t xml:space="preserve"> rule.</w:t>
-      </w:r>
-    </w:p>
-    <w:p>
-      <w:pPr>
-        <w:spacing w:line="336" w:lineRule="auto" w:after="180"/>
-        <w:shd w:fill="F1F6FC"/>
-      </w:pPr>
-      <w:r>
-        <w:rPr>
-          <w:b w:val="0"/>
-        </w:rPr>
-        <w:t xml:space="preserve">Smaller </w:t>
-      </w:r>
-      <w:r>
-        <w:rPr>
-          <w:b/>
-        </w:rPr>
-        <w:t>distance</w:t>
-      </w:r>
-      <w:r>
-        <w:rPr>
-          <w:b w:val="0"/>
-        </w:rPr>
-        <w:t xml:space="preserve"> means closer in this representation, not automatically a better reading experience. If one </w:t>
-      </w:r>
-      <w:r>
-        <w:rPr>
-          <w:b/>
-        </w:rPr>
-        <w:t>coordinate</w:t>
-      </w:r>
-      <w:r>
-        <w:rPr>
-          <w:b w:val="0"/>
-        </w:rPr>
-        <w:t xml:space="preserve"> uses a much larger numerical </w:t>
-      </w:r>
-      <w:r>
-        <w:rPr>
-          <w:b/>
-        </w:rPr>
-        <w:t>scale</w:t>
-      </w:r>
-      <w:r>
-        <w:rPr>
-          <w:b w:val="0"/>
-        </w:rPr>
-        <w:t>, it can dominate the sum even when it is not more important.</w:t>
-      </w:r>
-    </w:p>
-    <w:p>
-      <w:pPr>
-        <w:spacing w:line="336" w:lineRule="auto" w:after="180"/>
-        <w:shd w:fill="F1F6FC"/>
-      </w:pPr>
-      <w:r>
-        <w:rPr>
-          <w:b w:val="0"/>
-        </w:rPr>
-        <w:t>Feature units and scaling belong in the method record.</w:t>
-      </w:r>
-    </w:p>
-    <w:p>
-      <w:pPr>
-        <w:pStyle w:val="Heading3"/>
-      </w:pPr>
-      <w:r>
-        <w:t>Practice 2: explain the deciding evidence</w:t>
-      </w:r>
-    </w:p>
-    <w:p>
-      <w:pPr>
-        <w:pStyle w:val="Heading3"/>
-      </w:pPr>
-      <w:r>
-        <w:t>Changed case · predict first</w:t>
-      </w:r>
-    </w:p>
-    <w:p>
-      <w:pPr>
-        <w:spacing w:line="336" w:lineRule="auto" w:after="180"/>
-        <w:shd w:fill="F5F1FB"/>
-      </w:pPr>
-      <w:r>
-        <w:rPr>
-          <w:b w:val="0"/>
-        </w:rPr>
-        <w:t>Changed-case practice: Give the first-</w:t>
-      </w:r>
-      <w:r>
-        <w:rPr>
-          <w:b/>
-        </w:rPr>
-        <w:t>coordinate</w:t>
-      </w:r>
-      <w:r>
-        <w:rPr>
-          <w:b w:val="0"/>
-        </w:rPr>
-        <w:t xml:space="preserve"> difference weight 2 while the second keeps weight 1. Which conclusion is supported by the supplied facts?</w:t>
-      </w:r>
-    </w:p>
-    <w:p>
-      <w:pPr>
-        <w:spacing w:line="336" w:lineRule="auto" w:after="180"/>
-        <w:shd w:fill="F4F9FC"/>
-      </w:pPr>
-      <w:r>
-        <w:rPr>
-          <w:b w:val="0"/>
-        </w:rPr>
-        <w:t xml:space="preserve">1. </w:t>
-      </w:r>
-      <w:r>
-        <w:rPr>
-          <w:b/>
-        </w:rPr>
-        <w:t>Distance</w:t>
-      </w:r>
-      <w:r>
-        <w:rPr>
-          <w:b w:val="0"/>
-        </w:rPr>
-        <w:t>s become A=3, B=4, C=3; A and C tie.</w:t>
-      </w:r>
-    </w:p>
-    <w:p>
-      <w:pPr>
-        <w:spacing w:line="336" w:lineRule="auto" w:after="180"/>
-        <w:shd w:fill="F4F9FC"/>
-      </w:pPr>
-      <w:r>
-        <w:rPr>
-          <w:b w:val="0"/>
-        </w:rPr>
-        <w:t xml:space="preserve">2. This one example guarantees correct results for every future </w:t>
-      </w:r>
-      <w:r>
-        <w:rPr>
-          <w:b/>
-        </w:rPr>
-        <w:t>input</w:t>
-      </w:r>
-      <w:r>
-        <w:rPr>
-          <w:b w:val="0"/>
-        </w:rPr>
-        <w:t>.</w:t>
-      </w:r>
-    </w:p>
-    <w:p>
-      <w:pPr>
-        <w:spacing w:line="336" w:lineRule="auto" w:after="180"/>
-        <w:shd w:fill="F4F9FC"/>
-      </w:pPr>
-      <w:r>
-        <w:rPr>
-          <w:b w:val="0"/>
-        </w:rPr>
-        <w:t xml:space="preserve">3. We can decide the result without examining the changed </w:t>
-      </w:r>
-      <w:r>
-        <w:rPr>
-          <w:b/>
-        </w:rPr>
-        <w:t>input</w:t>
-      </w:r>
-      <w:r>
-        <w:rPr>
-          <w:b w:val="0"/>
-        </w:rPr>
-        <w:t xml:space="preserve"> or the procedure.</w:t>
-      </w:r>
-    </w:p>
-    <w:p>
-      <w:pPr>
-        <w:pStyle w:val="Heading3"/>
-      </w:pPr>
-      <w:r>
-        <w:t>My selected conclusion, deciding fact and explanation</w:t>
-      </w:r>
-    </w:p>
-    <w:p>
-      <w:r>
-        <w:t>________________________________________________________________</w:t>
-      </w:r>
-    </w:p>
-    <w:p>
-      <w:r>
-        <w:t>________________________________________________________________</w:t>
-      </w:r>
-    </w:p>
-    <w:p>
-      <w:r>
-        <w:t>________________________________________________________________</w:t>
-      </w:r>
-    </w:p>
-    <w:p>
-      <w:r>
-        <w:t>________________________________________________________________</w:t>
-      </w:r>
-    </w:p>
-    <w:p>
-      <w:r>
-        <w:t>________________________________________________________________</w:t>
-      </w:r>
-    </w:p>
-    <w:p>
-      <w:pPr>
-        <w:pStyle w:val="Heading3"/>
-      </w:pPr>
-      <w:r>
-        <w:t>Hint · try first</w:t>
-      </w:r>
-    </w:p>
-    <w:p>
-      <w:pPr>
-        <w:spacing w:line="336" w:lineRule="auto" w:after="180"/>
-        <w:shd w:fill="F1F6F8"/>
-      </w:pPr>
-      <w:r>
-        <w:rPr>
-          <w:b w:val="0"/>
-        </w:rPr>
-        <w:t>Hint if needed: Use the changed condition and the deciding step in the pictorial trace. The answer must say what follows from those facts.</w:t>
-      </w:r>
-    </w:p>
-    <w:p>
-      <w:pPr>
-        <w:pStyle w:val="Heading3"/>
-      </w:pPr>
-      <w:r>
-        <w:t>Feedback · compare after trying</w:t>
-      </w:r>
-    </w:p>
-    <w:p>
-      <w:pPr>
-        <w:spacing w:line="336" w:lineRule="auto" w:after="180"/>
-        <w:shd w:fill="F1F6FC"/>
-      </w:pPr>
-      <w:r>
-        <w:rPr>
-          <w:b w:val="0"/>
-        </w:rPr>
-        <w:t xml:space="preserve">After your attempt, compare with the supported explanation: </w:t>
-      </w:r>
-      <w:r>
-        <w:rPr>
-          <w:b/>
-        </w:rPr>
-        <w:t>Distance</w:t>
-      </w:r>
-      <w:r>
-        <w:rPr>
-          <w:b w:val="0"/>
-        </w:rPr>
-        <w:t>s become A=3, B=4, C=3; A and C tie. The representation’s comparison rule changes; the supplied vectors stay the same.</w:t>
-      </w:r>
-    </w:p>
-    <w:p>
-      <w:pPr>
-        <w:pStyle w:val="Heading3"/>
-      </w:pPr>
-      <w:r>
-        <w:t>Repair a missing building block</w:t>
-      </w:r>
-    </w:p>
-    <w:p>
-      <w:pPr>
-        <w:spacing w:line="336" w:lineRule="auto" w:after="180"/>
-      </w:pPr>
-      <w:r>
-        <w:rPr>
-          <w:b w:val="0"/>
-        </w:rPr>
-        <w:t>Review Repair Bias in Data (ai-2/20). Goal: Identify selection and coverage bias. Short practice: Why must 35% be labelled an illustration rather than the measured grade-wide Yes rate?.</w:t>
-      </w:r>
-    </w:p>
-    <w:p>
-      <w:pPr>
-        <w:spacing w:line="336" w:lineRule="auto" w:after="180"/>
-      </w:pPr>
-      <w:r>
-        <w:rPr>
-          <w:b w:val="0"/>
-        </w:rPr>
-        <w:t>Return to this week and explain what you changed.</w:t>
-      </w:r>
-    </w:p>
-    <w:p>
-      <w:pPr>
-        <w:spacing w:line="336" w:lineRule="auto" w:after="180"/>
-      </w:pPr>
-      <w:r>
-        <w:rPr>
-          <w:b w:val="0"/>
-        </w:rPr>
-        <w:t>Review Missing Data (ai-2/18). Goal: Detect absent and unusable values. Short practice: Why is the Boolean True rejected even though arithmetic can treat it like 1 in Python?. Return to this week and explain what you changed.</w:t>
-      </w:r>
-    </w:p>
-    <w:p>
-      <w:pPr>
-        <w:spacing w:line="336" w:lineRule="auto" w:after="180"/>
-      </w:pPr>
-      <w:r>
-        <w:rPr>
-          <w:b w:val="0"/>
-        </w:rPr>
-        <w:t xml:space="preserve">Review Choose Informative Questions (ai-2/15). Goal: Fit a root question and leaf </w:t>
-      </w:r>
-      <w:r>
-        <w:rPr>
-          <w:b/>
-        </w:rPr>
-        <w:t>prediction</w:t>
-      </w:r>
-      <w:r>
-        <w:rPr>
-          <w:b w:val="0"/>
-        </w:rPr>
-        <w:t xml:space="preserve">s from </w:t>
-      </w:r>
-      <w:r>
-        <w:rPr>
-          <w:b/>
-        </w:rPr>
-        <w:t>training</w:t>
-      </w:r>
-      <w:r>
-        <w:rPr>
-          <w:b w:val="0"/>
-        </w:rPr>
-        <w:t xml:space="preserve"> examples. Short practice: Choose the best original question and explain why its more balanced split matters here..</w:t>
-      </w:r>
-    </w:p>
-    <w:p>
-      <w:pPr>
-        <w:spacing w:line="336" w:lineRule="auto" w:after="180"/>
-      </w:pPr>
-      <w:r>
-        <w:rPr>
-          <w:b w:val="0"/>
-        </w:rPr>
-        <w:t>Return to this week and explain what you changed.</w:t>
-      </w:r>
-    </w:p>
-    <w:p>
-      <w:pPr>
-        <w:pStyle w:val="Heading3"/>
-      </w:pPr>
-      <w:r>
-        <w:t>Predict, run and debug</w:t>
-      </w:r>
-    </w:p>
-    <w:p>
-      <w:pPr>
-        <w:spacing w:line="336" w:lineRule="auto" w:after="180"/>
-      </w:pPr>
-      <w:r>
-        <w:rPr>
-          <w:b w:val="0"/>
-        </w:rPr>
-        <w:t xml:space="preserve">The browser lab lets you edit the supported Python examples already included in this lesson. Predict first, run, inspect the actual </w:t>
-      </w:r>
-      <w:r>
-        <w:rPr>
-          <w:b/>
-        </w:rPr>
-        <w:t>output</w:t>
-      </w:r>
-      <w:r>
-        <w:rPr>
-          <w:b w:val="0"/>
-        </w:rPr>
-        <w:t xml:space="preserve"> or error, change one </w:t>
-      </w:r>
-      <w:r>
-        <w:rPr>
-          <w:b/>
-        </w:rPr>
-        <w:t>input</w:t>
-      </w:r>
-      <w:r>
-        <w:rPr>
-          <w:b w:val="0"/>
-        </w:rPr>
-        <w:t>, then run again.</w:t>
-      </w:r>
-    </w:p>
-    <w:p>
-      <w:pPr>
-        <w:spacing w:line="336" w:lineRule="auto" w:after="180"/>
-      </w:pPr>
-      <w:r>
-        <w:rPr>
-          <w:b w:val="0"/>
-        </w:rPr>
-        <w:t xml:space="preserve">Keep code, </w:t>
-      </w:r>
-      <w:r>
-        <w:rPr>
-          <w:b/>
-        </w:rPr>
-        <w:t>prediction</w:t>
-      </w:r>
-      <w:r>
-        <w:rPr>
-          <w:b w:val="0"/>
-        </w:rPr>
-        <w:t>s, actual results and a reasoned revision together. On paper, label your result as a trace rather than an execution.</w:t>
-      </w:r>
-    </w:p>
-    <w:p>
-      <w:pPr>
-        <w:pStyle w:val="Heading3"/>
-      </w:pPr>
-      <w:r>
-        <w:t>Keep your completed work</w:t>
-      </w:r>
-    </w:p>
-    <w:p>
-      <w:pPr>
-        <w:spacing w:line="336" w:lineRule="auto" w:after="180"/>
-      </w:pPr>
-      <w:r>
-        <w:rPr>
-          <w:b w:val="0"/>
-        </w:rPr>
-        <w:t xml:space="preserve">Use Download completed work in the hosted lesson to export your answers, reflections, practice feedback and code-run </w:t>
-      </w:r>
-      <w:r>
-        <w:rPr>
-          <w:b/>
-        </w:rPr>
-        <w:t>evidence</w:t>
-      </w:r>
-      <w:r>
-        <w:rPr>
-          <w:b w:val="0"/>
-        </w:rPr>
-        <w:t>. Open the HTML copy to read or print it.</w:t>
-      </w:r>
-    </w:p>
-    <w:p>
-      <w:pPr>
-        <w:spacing w:line="336" w:lineRule="auto" w:after="180"/>
-      </w:pPr>
-      <w:r>
-        <w:rPr>
-          <w:b w:val="0"/>
-        </w:rPr>
-        <w:t>Drafts stay in this browser when storage is available; clear drafts on a shared device.</w:t>
-      </w:r>
-    </w:p>
-    <w:p>
-      <w:pPr>
-        <w:pStyle w:val="Heading1"/>
-      </w:pPr>
-      <w:r>
-        <w:t>18. Visual concept journey</w:t>
-      </w:r>
-    </w:p>
-    <w:p>
-      <w:r>
-        <w:t>Explain each Similarity by Selected Traits graphic using its labels, deciding evidence and relevant limitation.</w:t>
-      </w:r>
-    </w:p>
-    <w:p>
-      <w:pPr>
-        <w:pStyle w:val="Heading3"/>
+        <w:t>18. Reference: the six-picture journey</w:t>
+      </w:r>
+    </w:p>
+    <w:p>
+      <w:r>
+        <w:t>Revisit the picture that serves the current question; key diagrams already sit beside the main explanation.</w:t>
+      </w:r>
+    </w:p>
+    <w:p>
+      <w:pPr>
+        <w:pStyle w:val="Heading2"/>
       </w:pPr>
       <w:r>
         <w:t>01. Similarity by Selected Traits: the case</w:t>
@@ -6908,7 +7444,7 @@
         <w:drawing>
           <wp:inline xmlns:a="http://schemas.openxmlformats.org/drawingml/2006/main" xmlns:pic="http://schemas.openxmlformats.org/drawingml/2006/picture">
             <wp:extent cx="5486400" cy="2840736"/>
-            <wp:docPr id="23" name="Picture 23" descr="A fictional toy book matcher represents two preferences with numeric features. Supplied facts: Target vector [2,5]. Candidate A=[2,2], B=[4,5], C=[3,4]. Use Manhattan distance: add absolute coordinate differences; return all smallest-distance candidates."/>
+            <wp:docPr id="29" name="Picture 29" descr="A fictional toy book matcher represents two preferences with numeric features. Supplied facts: Target vector [2,5]. Candidate A=[2,2], B=[4,5], C=[3,4]. Use Manhattan distance: add absolute coordinate differences; return all smallest-distance candidates."/>
             <wp:cNvGraphicFramePr>
               <a:graphicFrameLocks noChangeAspect="1"/>
             </wp:cNvGraphicFramePr>
@@ -6920,7 +7456,7 @@
                     <pic:cNvPicPr/>
                   </pic:nvPicPr>
                   <pic:blipFill>
-                    <a:blip r:embed="rId30"/>
+                    <a:blip r:embed="rId32"/>
                     <a:stretch>
                       <a:fillRect/>
                     </a:stretch>
@@ -7000,7 +7536,6 @@
     <w:p>
       <w:pPr>
         <w:spacing w:line="336" w:lineRule="auto" w:after="180"/>
-        <w:shd w:fill="F5F1FB"/>
       </w:pPr>
       <w:r>
         <w:rPr>
@@ -7011,7 +7546,7 @@
     </w:p>
     <w:p>
       <w:pPr>
-        <w:pStyle w:val="Heading3"/>
+        <w:pStyle w:val="Heading2"/>
       </w:pPr>
       <w:r>
         <w:t>02. Follow the deciding steps</w:t>
@@ -7022,7 +7557,7 @@
         <w:drawing>
           <wp:inline xmlns:a="http://schemas.openxmlformats.org/drawingml/2006/main" xmlns:pic="http://schemas.openxmlformats.org/drawingml/2006/picture">
             <wp:extent cx="5486400" cy="4005072"/>
-            <wp:docPr id="24" name="Picture 24" descr="Distance A: |2−2|+|5−2|=0+3=3. → Distance B: |2−4|+|5−5|=2+0=2. → Distance C: |2−3|+|5−4|=1+1=2. → Choose closest: B and C tie at distance 2; keep the tie visible."/>
+            <wp:docPr id="30" name="Picture 30" descr="Distance A: |2−2|+|5−2|=0+3=3. → Distance B: |2−4|+|5−5|=2+0=2. → Distance C: |2−3|+|5−4|=1+1=2. → Choose closest: B and C tie at distance 2; keep the tie visible."/>
             <wp:cNvGraphicFramePr>
               <a:graphicFrameLocks noChangeAspect="1"/>
             </wp:cNvGraphicFramePr>
@@ -7034,7 +7569,7 @@
                     <pic:cNvPicPr/>
                   </pic:nvPicPr>
                   <pic:blipFill>
-                    <a:blip r:embed="rId31"/>
+                    <a:blip r:embed="rId17"/>
                     <a:stretch>
                       <a:fillRect/>
                     </a:stretch>
@@ -7109,7 +7644,6 @@
     <w:p>
       <w:pPr>
         <w:spacing w:line="336" w:lineRule="auto" w:after="180"/>
-        <w:shd w:fill="F5F1FB"/>
       </w:pPr>
       <w:r>
         <w:rPr>
@@ -7132,7 +7666,7 @@
     </w:p>
     <w:p>
       <w:pPr>
-        <w:pStyle w:val="Heading3"/>
+        <w:pStyle w:val="Heading2"/>
       </w:pPr>
       <w:r>
         <w:t>03. Toy feature positions</w:t>
@@ -7143,7 +7677,7 @@
         <w:drawing>
           <wp:inline xmlns:a="http://schemas.openxmlformats.org/drawingml/2006/main" xmlns:pic="http://schemas.openxmlformats.org/drawingml/2006/picture">
             <wp:extent cx="5486400" cy="3938016"/>
-            <wp:docPr id="25" name="Picture 25" descr="Toy feature positions. A: (2, 2). B: (4, 5). C: (3, 4). Query Target: (2, 5). Axes: first toy feature; second toy feature. Distance: Manhattan distance; horizontal=first feature, vertical=second feature."/>
+            <wp:docPr id="31" name="Picture 31" descr="Toy feature positions. A: (2, 2). B: (4, 5). C: (3, 4). Query Target: (2, 5). Axes: first toy feature; second toy feature. Distance: Manhattan distance; horizontal=first feature, vertical=second feature."/>
             <wp:cNvGraphicFramePr>
               <a:graphicFrameLocks noChangeAspect="1"/>
             </wp:cNvGraphicFramePr>
@@ -7155,7 +7689,7 @@
                     <pic:cNvPicPr/>
                   </pic:nvPicPr>
                   <pic:blipFill>
-                    <a:blip r:embed="rId32"/>
+                    <a:blip r:embed="rId33"/>
                     <a:stretch>
                       <a:fillRect/>
                     </a:stretch>
@@ -7212,7 +7746,6 @@
     <w:p>
       <w:pPr>
         <w:spacing w:line="336" w:lineRule="auto" w:after="180"/>
-        <w:shd w:fill="F5F1FB"/>
       </w:pPr>
       <w:r>
         <w:rPr>
@@ -7223,7 +7756,7 @@
     </w:p>
     <w:p>
       <w:pPr>
-        <w:pStyle w:val="Heading3"/>
+        <w:pStyle w:val="Heading2"/>
       </w:pPr>
       <w:r>
         <w:t>04. Change one thing. Trace what follows.</w:t>
@@ -7234,7 +7767,7 @@
         <w:drawing>
           <wp:inline xmlns:a="http://schemas.openxmlformats.org/drawingml/2006/main" xmlns:pic="http://schemas.openxmlformats.org/drawingml/2006/picture">
             <wp:extent cx="5486400" cy="3026664"/>
-            <wp:docPr id="26" name="Picture 26" descr="Original case: B and C tie at distance 2; keep the tie visible. Changed condition: Give the first-coordinate difference weight 2 while the second keeps weight 1. Expected result: Distances become A=3, B=4, C=3; A and C tie. Reason: The representation’s comparison rule changes; the supplied vectors stay the same."/>
+            <wp:docPr id="32" name="Picture 32" descr="Original case: B and C tie at distance 2; keep the tie visible. Changed condition: Give the first-coordinate difference weight 2 while the second keeps weight 1. Expected result: Distances become A=3, B=4, C=3; A and C tie. Reason: The representation’s comparison rule changes; the supplied vectors stay the same."/>
             <wp:cNvGraphicFramePr>
               <a:graphicFrameLocks noChangeAspect="1"/>
             </wp:cNvGraphicFramePr>
@@ -7246,7 +7779,7 @@
                     <pic:cNvPicPr/>
                   </pic:nvPicPr>
                   <pic:blipFill>
-                    <a:blip r:embed="rId33"/>
+                    <a:blip r:embed="rId18"/>
                     <a:stretch>
                       <a:fillRect/>
                     </a:stretch>
@@ -7326,7 +7859,6 @@
     <w:p>
       <w:pPr>
         <w:spacing w:line="336" w:lineRule="auto" w:after="180"/>
-        <w:shd w:fill="F5F1FB"/>
       </w:pPr>
       <w:r>
         <w:rPr>
@@ -7337,7 +7869,7 @@
     </w:p>
     <w:p>
       <w:pPr>
-        <w:pStyle w:val="Heading3"/>
+        <w:pStyle w:val="Heading2"/>
       </w:pPr>
       <w:r>
         <w:t>05. Connect the explanation to its limit</w:t>
@@ -7348,7 +7880,7 @@
         <w:drawing>
           <wp:inline xmlns:a="http://schemas.openxmlformats.org/drawingml/2006/main" xmlns:pic="http://schemas.openxmlformats.org/drawingml/2006/picture">
             <wp:extent cx="5486400" cy="2834640"/>
-            <wp:docPr id="27" name="Picture 27" descr="Each coordinate contributes according to the declared distance rule. Smaller distance means closer in this representation, not automatically a better reading experience. If one coordinate uses a much larger numerical scale, it can dominate the sum even when it is not more important. Feature units and scaling belong in the method record. Limit: A toy numeric encoding does not establish meaningful interpersonal distances or suitability of a recommendation."/>
+            <wp:docPr id="33" name="Picture 33" descr="Each coordinate contributes according to the declared distance rule. Smaller distance means closer in this representation, not automatically a better reading experience. If one coordinate uses a much larger numerical scale, it can dominate the sum even when it is not more important. Feature units and scaling belong in the method record. Limit: A toy numeric encoding does not establish meaningful interpersonal distances or suitability of a recommendation."/>
             <wp:cNvGraphicFramePr>
               <a:graphicFrameLocks noChangeAspect="1"/>
             </wp:cNvGraphicFramePr>
@@ -7487,7 +8019,6 @@
     <w:p>
       <w:pPr>
         <w:spacing w:line="336" w:lineRule="auto" w:after="180"/>
-        <w:shd w:fill="F5F1FB"/>
       </w:pPr>
       <w:r>
         <w:rPr>
@@ -7498,7 +8029,7 @@
     </w:p>
     <w:p>
       <w:pPr>
-        <w:pStyle w:val="Heading3"/>
+        <w:pStyle w:val="Heading2"/>
       </w:pPr>
       <w:r>
         <w:t>06. Make the idea visible in your project</w:t>
@@ -7509,7 +8040,7 @@
         <w:drawing>
           <wp:inline xmlns:a="http://schemas.openxmlformats.org/drawingml/2006/main" xmlns:pic="http://schemas.openxmlformats.org/drawingml/2006/picture">
             <wp:extent cx="5486400" cy="3380232"/>
-            <wp:docPr id="28" name="Picture 28" descr="Specify recommender feature meanings, units, scaling and tie policy before explaining nearest matches. Draw your input, deciding step, result and limit. Supported question: Explain why B ceases to be a closest option without any candidate data changing."/>
+            <wp:docPr id="34" name="Picture 34" descr="Specify recommender feature meanings, units, scaling and tie policy before explaining nearest matches. Draw your input, deciding step, result and limit. Supported question: Explain why B ceases to be a closest option without any candidate data changing."/>
             <wp:cNvGraphicFramePr>
               <a:graphicFrameLocks noChangeAspect="1"/>
             </wp:cNvGraphicFramePr>
@@ -7577,7 +8108,6 @@
     <w:p>
       <w:pPr>
         <w:spacing w:line="336" w:lineRule="auto" w:after="180"/>
-        <w:shd w:fill="F5F1FB"/>
       </w:pPr>
       <w:r>
         <w:rPr>
@@ -7596,6 +8126,62 @@
           <w:b w:val="0"/>
         </w:rPr>
         <w:t>.</w:t>
+      </w:r>
+    </w:p>
+    <w:p>
+      <w:pPr>
+        <w:pStyle w:val="Heading2"/>
+      </w:pPr>
+      <w:r>
+        <w:t>Earlier wording, alternatives and picture transcripts · reference / check after trying</w:t>
+      </w:r>
+    </w:p>
+    <w:p>
+      <w:pPr>
+        <w:pStyle w:val="Heading3"/>
+      </w:pPr>
+      <w:r>
+        <w:t>01. Similarity by Selected Traits: the case</w:t>
+      </w:r>
+    </w:p>
+    <w:p>
+      <w:pPr>
+        <w:pStyle w:val="Heading3"/>
+      </w:pPr>
+      <w:r>
+        <w:t>02. Follow the deciding steps</w:t>
+      </w:r>
+    </w:p>
+    <w:p>
+      <w:pPr>
+        <w:pStyle w:val="Heading3"/>
+      </w:pPr>
+      <w:r>
+        <w:t>03. Toy feature positions</w:t>
+      </w:r>
+    </w:p>
+    <w:p>
+      <w:pPr>
+        <w:pStyle w:val="Heading3"/>
+      </w:pPr>
+      <w:r>
+        <w:t>04. Change one thing. Trace what follows.</w:t>
+      </w:r>
+    </w:p>
+    <w:p>
+      <w:pPr>
+        <w:pStyle w:val="Heading3"/>
+      </w:pPr>
+      <w:r>
+        <w:t>05. Connect the explanation to its limit</w:t>
+      </w:r>
+    </w:p>
+    <w:p>
+      <w:pPr>
+        <w:pStyle w:val="Heading3"/>
+      </w:pPr>
+      <w:r>
+        <w:t>06. Make the idea visible in your project</w:t>
       </w:r>
     </w:p>
     <w:sectPr>
